--- a/СДАЧА/ЛР5/ОТЧЕТ_ЛР5_NotaCode.docx
+++ b/СДАЧА/ЛР5/ОТЧЕТ_ЛР5_NotaCode.docx
@@ -19793,90 +19793,6 @@
         <w:t>СПИСОК ИСПОЛЬЗОВАННЫХ ИСТОЧНИКОВ</w:t>
       </w:r>
       <w:bookmarkEnd w:id="35"/>
-    </w:p>
-    <w:p>
-      <w:pPr>
-        <w:pStyle w:val="Compact"/>
-        <w:numPr>
-          <w:ilvl w:val="0"/>
-          <w:numId w:val="3"/>
-        </w:numPr>
-        <w:spacing w:before="0" w:after="0" w:line="360" w:lineRule="exact"/>
-        <w:ind w:left="709" w:hanging="425"/>
-        <w:jc w:val="both"/>
-      </w:pPr>
-      <w:r>
-        <w:rPr>
-          <w:rFonts w:ascii="Times New Roman" w:hAnsi="Times New Roman"/>
-          <w:sz w:val="28"/>
-        </w:rPr>
-        <w:t xml:space="preserve">Методика классификации компаний по уровням конкуренции: материалы курса «Электронный бизнес». – Файл: </w:t>
-      </w:r>
-      <w:r>
-        <w:rPr>
-          <w:sz w:val="28"/>
-          <w:rFonts w:ascii="Times New Roman" w:hAnsi="Times New Roman"/>
-          <w:i/>
-          <w:iCs/>
-        </w:rPr>
-        <w:t>Материалы/Методика_классификации_компаний_по_уровням_конкуренции.docx.</w:t>
-      </w:r>
-    </w:p>
-    <w:p>
-      <w:pPr>
-        <w:pStyle w:val="Compact"/>
-        <w:numPr>
-          <w:ilvl w:val="0"/>
-          <w:numId w:val="3"/>
-        </w:numPr>
-        <w:spacing w:before="0" w:after="0" w:line="360" w:lineRule="exact"/>
-        <w:ind w:left="709" w:hanging="425"/>
-        <w:jc w:val="both"/>
-      </w:pPr>
-      <w:r>
-        <w:rPr>
-          <w:rFonts w:ascii="Times New Roman" w:hAnsi="Times New Roman"/>
-          <w:sz w:val="28"/>
-        </w:rPr>
-        <w:t xml:space="preserve">Методика анализа конкурентов по сайтам (цифровой товар): материалы курса «Электронный бизнес». – Файл: </w:t>
-      </w:r>
-      <w:r>
-        <w:rPr>
-          <w:sz w:val="28"/>
-          <w:rFonts w:ascii="Times New Roman" w:hAnsi="Times New Roman"/>
-          <w:i/>
-          <w:iCs/>
-        </w:rPr>
-        <w:t>Материалы/Методика_анализа_конкурентов_по_сайтам_цифровой_товар.docx.</w:t>
-      </w:r>
-    </w:p>
-    <w:p>
-      <w:pPr>
-        <w:pStyle w:val="Compact"/>
-        <w:numPr>
-          <w:ilvl w:val="0"/>
-          <w:numId w:val="3"/>
-        </w:numPr>
-        <w:spacing w:before="0" w:after="0" w:line="360" w:lineRule="exact"/>
-        <w:ind w:left="709" w:hanging="425"/>
-        <w:jc w:val="both"/>
-      </w:pPr>
-      <w:r>
-        <w:rPr>
-          <w:rFonts w:ascii="Times New Roman" w:hAnsi="Times New Roman"/>
-          <w:sz w:val="28"/>
-        </w:rPr>
-        <w:t xml:space="preserve">Методика анализа бизнес-модели конкурентов по сайтам: материалы курса «Электронный бизнес». – Файл: </w:t>
-      </w:r>
-      <w:r>
-        <w:rPr>
-          <w:sz w:val="28"/>
-          <w:rFonts w:ascii="Times New Roman" w:hAnsi="Times New Roman"/>
-          <w:i/>
-          <w:iCs/>
-        </w:rPr>
-        <w:t>Материалы/Методика_анализа_бизнес_модели_конкурентов_по_сайтам.docx.</w:t>
-      </w:r>
     </w:p>
     <w:p>
       <w:pPr>

--- a/СДАЧА/ЛР5/ОТЧЕТ_ЛР5_NotaCode.docx
+++ b/СДАЧА/ЛР5/ОТЧЕТ_ЛР5_NotaCode.docx
@@ -5,8 +5,8 @@
     <w:p>
       <w:pPr>
         <w:spacing w:after="0" w:line="360" w:lineRule="exact" w:before="0"/>
-        <w:ind w:firstLine="709"/>
-        <w:jc w:val="both"/>
+        <w:ind/>
+        <w:jc w:val="center"/>
       </w:pPr>
       <w:bookmarkStart w:id="0" w:name="цель-работы"/>
       <w:r>
@@ -19,9 +19,9 @@
     </w:p>
     <w:p>
       <w:pPr>
-        <w:spacing w:before="0" w:after="0" w:line="360" w:lineRule="exact"/>
-        <w:ind w:firstLine="709"/>
-        <w:jc w:val="both"/>
+        <w:spacing w:before="360" w:after="0" w:line="360" w:lineRule="exact"/>
+        <w:ind/>
+        <w:jc w:val="center"/>
       </w:pPr>
       <w:r>
         <w:rPr>
@@ -34,8 +34,8 @@
     <w:p>
       <w:pPr>
         <w:spacing w:after="0" w:line="360" w:lineRule="exact" w:before="0"/>
-        <w:ind w:firstLine="709"/>
-        <w:jc w:val="both"/>
+        <w:ind/>
+        <w:jc w:val="center"/>
       </w:pPr>
       <w:r>
         <w:rPr>
@@ -48,8 +48,8 @@
     <w:p>
       <w:pPr>
         <w:spacing w:after="0" w:line="360" w:lineRule="exact" w:before="0"/>
-        <w:ind w:firstLine="709"/>
-        <w:jc w:val="both"/>
+        <w:ind/>
+        <w:jc w:val="center"/>
       </w:pPr>
       <w:r>
         <w:rPr>
@@ -61,9 +61,9 @@
     </w:p>
     <w:p>
       <w:pPr>
-        <w:spacing w:before="0" w:after="0" w:line="360" w:lineRule="exact"/>
-        <w:ind w:firstLine="709"/>
-        <w:jc w:val="both"/>
+        <w:spacing w:before="360" w:after="0" w:line="360" w:lineRule="exact"/>
+        <w:ind/>
+        <w:jc w:val="center"/>
       </w:pPr>
       <w:r>
         <w:rPr>
@@ -75,9 +75,9 @@
     </w:p>
     <w:p>
       <w:pPr>
-        <w:spacing w:before="0" w:after="0" w:line="360" w:lineRule="exact"/>
-        <w:ind w:firstLine="709"/>
-        <w:jc w:val="both"/>
+        <w:spacing w:before="360" w:after="0" w:line="360" w:lineRule="exact"/>
+        <w:ind/>
+        <w:jc w:val="center"/>
       </w:pPr>
       <w:r>
         <w:rPr>
@@ -89,9 +89,9 @@
     </w:p>
     <w:p>
       <w:pPr>
-        <w:spacing w:before="0" w:after="0" w:line="360" w:lineRule="exact"/>
-        <w:ind w:firstLine="709"/>
-        <w:jc w:val="both"/>
+        <w:spacing w:before="2880" w:after="0" w:line="360" w:lineRule="exact"/>
+        <w:ind/>
+        <w:jc w:val="center"/>
       </w:pPr>
       <w:r>
         <w:rPr>
@@ -105,8 +105,8 @@
     <w:p>
       <w:pPr>
         <w:spacing w:after="0" w:line="360" w:lineRule="exact" w:before="0"/>
-        <w:ind w:firstLine="709"/>
-        <w:jc w:val="both"/>
+        <w:ind/>
+        <w:jc w:val="center"/>
       </w:pPr>
       <w:r>
         <w:rPr>
@@ -119,8 +119,8 @@
     <w:p>
       <w:pPr>
         <w:spacing w:after="0" w:line="360" w:lineRule="exact" w:before="0"/>
-        <w:ind w:firstLine="709"/>
-        <w:jc w:val="both"/>
+        <w:ind/>
+        <w:jc w:val="center"/>
       </w:pPr>
       <w:r>
         <w:rPr>
@@ -133,8 +133,8 @@
     <w:p>
       <w:pPr>
         <w:spacing w:after="0" w:line="360" w:lineRule="exact" w:before="0"/>
-        <w:ind w:firstLine="709"/>
-        <w:jc w:val="both"/>
+        <w:ind/>
+        <w:jc w:val="center"/>
       </w:pPr>
       <w:r>
         <w:rPr>
@@ -147,8 +147,8 @@
     <w:p>
       <w:pPr>
         <w:spacing w:after="0" w:line="360" w:lineRule="exact" w:before="0"/>
-        <w:ind w:firstLine="709"/>
-        <w:jc w:val="both"/>
+        <w:ind/>
+        <w:jc w:val="center"/>
       </w:pPr>
       <w:r>
         <w:rPr>
@@ -163,9 +163,8 @@
         <w:tabs>
           <w:tab w:val="left" w:pos="6520"/>
         </w:tabs>
-        <w:spacing w:before="0" w:after="0" w:line="360" w:lineRule="exact"/>
-        <w:ind w:firstLine="709"/>
-        <w:jc w:val="both"/>
+        <w:spacing w:before="1800" w:after="0" w:line="360" w:lineRule="exact"/>
+        <w:ind/>
       </w:pPr>
       <w:r>
         <w:rPr>
@@ -189,8 +188,7 @@
           <w:tab w:val="left" w:pos="6520"/>
         </w:tabs>
         <w:spacing w:after="0" w:line="360" w:lineRule="exact" w:before="0"/>
-        <w:ind w:firstLine="709"/>
-        <w:jc w:val="both"/>
+        <w:ind/>
       </w:pPr>
       <w:r>
         <w:rPr>
@@ -206,9 +204,8 @@
         <w:tabs>
           <w:tab w:val="left" w:pos="6520"/>
         </w:tabs>
-        <w:spacing w:before="0" w:after="0" w:line="360" w:lineRule="exact"/>
-        <w:ind w:firstLine="709"/>
-        <w:jc w:val="both"/>
+        <w:spacing w:before="360" w:after="0" w:line="360" w:lineRule="exact"/>
+        <w:ind/>
       </w:pPr>
       <w:r>
         <w:rPr>
@@ -228,9 +225,9 @@
     </w:p>
     <w:p>
       <w:pPr>
-        <w:spacing w:before="0" w:after="0" w:line="360" w:lineRule="exact"/>
-        <w:ind w:firstLine="709"/>
-        <w:jc w:val="both"/>
+        <w:spacing w:before="2520" w:after="0" w:line="360" w:lineRule="exact"/>
+        <w:ind/>
+        <w:jc w:val="center"/>
       </w:pPr>
       <w:r>
         <w:rPr>
@@ -243,8 +240,8 @@
     <w:p>
       <w:pPr>
         <w:pageBreakBefore/>
-        <w:spacing w:after="0" w:line="360" w:lineRule="exact" w:before="0"/>
-        <w:ind w:firstLine="0"/>
+        <w:spacing w:after="360" w:line="360" w:lineRule="exact" w:before="0"/>
+        <w:ind/>
         <w:jc w:val="center"/>
       </w:pPr>
       <w:r>
@@ -264,8 +261,7 @@
           <w:tab w:val="right" w:leader="dot" w:pos="9345"/>
         </w:tabs>
         <w:spacing w:before="0" w:after="0" w:line="360" w:lineRule="exact"/>
-        <w:ind w:firstLine="709"/>
-        <w:jc w:val="both"/>
+        <w:ind/>
         <w:rPr>
           <w:noProof/>
         </w:rPr>
@@ -356,8 +352,7 @@
           <w:tab w:val="right" w:leader="dot" w:pos="9345"/>
         </w:tabs>
         <w:spacing w:before="0" w:after="0" w:line="360" w:lineRule="exact"/>
-        <w:ind w:firstLine="709"/>
-        <w:jc w:val="both"/>
+        <w:ind/>
         <w:rPr>
           <w:noProof/>
         </w:rPr>
@@ -427,8 +422,7 @@
           <w:tab w:val="right" w:leader="dot" w:pos="9345"/>
         </w:tabs>
         <w:spacing w:before="0" w:after="0" w:line="360" w:lineRule="exact"/>
-        <w:ind w:firstLine="709"/>
-        <w:jc w:val="both"/>
+        <w:ind/>
         <w:rPr>
           <w:noProof/>
         </w:rPr>
@@ -498,8 +492,7 @@
           <w:tab w:val="right" w:leader="dot" w:pos="9345"/>
         </w:tabs>
         <w:spacing w:before="0" w:after="0" w:line="360" w:lineRule="exact"/>
-        <w:ind w:firstLine="709"/>
-        <w:jc w:val="both"/>
+        <w:ind/>
         <w:rPr>
           <w:noProof/>
         </w:rPr>
@@ -569,8 +562,7 @@
           <w:tab w:val="right" w:leader="dot" w:pos="9345"/>
         </w:tabs>
         <w:spacing w:before="0" w:after="0" w:line="360" w:lineRule="exact"/>
-        <w:ind w:firstLine="709"/>
-        <w:jc w:val="both"/>
+        <w:ind/>
         <w:rPr>
           <w:noProof/>
         </w:rPr>
@@ -640,8 +632,7 @@
           <w:tab w:val="right" w:leader="dot" w:pos="9345"/>
         </w:tabs>
         <w:spacing w:before="0" w:after="0" w:line="360" w:lineRule="exact"/>
-        <w:ind w:firstLine="709"/>
-        <w:jc w:val="both"/>
+        <w:ind/>
         <w:rPr>
           <w:noProof/>
         </w:rPr>
@@ -711,8 +702,7 @@
           <w:tab w:val="right" w:leader="dot" w:pos="9345"/>
         </w:tabs>
         <w:spacing w:before="0" w:after="0" w:line="360" w:lineRule="exact"/>
-        <w:ind w:firstLine="709"/>
-        <w:jc w:val="both"/>
+        <w:ind/>
         <w:rPr>
           <w:noProof/>
         </w:rPr>
@@ -782,8 +772,7 @@
           <w:tab w:val="right" w:leader="dot" w:pos="9345"/>
         </w:tabs>
         <w:spacing w:before="0" w:after="0" w:line="360" w:lineRule="exact"/>
-        <w:ind w:firstLine="709"/>
-        <w:jc w:val="both"/>
+        <w:ind/>
         <w:rPr>
           <w:noProof/>
         </w:rPr>
@@ -853,8 +842,7 @@
           <w:tab w:val="right" w:leader="dot" w:pos="9345"/>
         </w:tabs>
         <w:spacing w:before="0" w:after="0" w:line="360" w:lineRule="exact"/>
-        <w:ind w:firstLine="709"/>
-        <w:jc w:val="both"/>
+        <w:ind/>
         <w:rPr>
           <w:noProof/>
         </w:rPr>
@@ -924,7 +912,7 @@
           <w:tab w:val="right" w:leader="dot" w:pos="9345"/>
         </w:tabs>
         <w:spacing w:before="0" w:after="0" w:line="360" w:lineRule="exact"/>
-        <w:ind w:firstLine="0"/>
+        <w:ind/>
         <w:rPr>
           <w:noProof/>
         </w:rPr>
@@ -994,7 +982,7 @@
           <w:tab w:val="right" w:leader="dot" w:pos="9345"/>
         </w:tabs>
         <w:spacing w:before="0" w:after="0" w:line="360" w:lineRule="exact"/>
-        <w:ind w:firstLine="0"/>
+        <w:ind/>
         <w:rPr>
           <w:noProof/>
         </w:rPr>
@@ -1064,7 +1052,7 @@
           <w:tab w:val="right" w:leader="dot" w:pos="9345"/>
         </w:tabs>
         <w:spacing w:before="0" w:after="0" w:line="360" w:lineRule="exact"/>
-        <w:ind w:firstLine="0"/>
+        <w:ind/>
         <w:rPr>
           <w:noProof/>
         </w:rPr>
@@ -1134,7 +1122,7 @@
           <w:tab w:val="right" w:leader="dot" w:pos="9345"/>
         </w:tabs>
         <w:spacing w:before="0" w:after="0" w:line="360" w:lineRule="exact"/>
-        <w:ind w:firstLine="0"/>
+        <w:ind/>
         <w:rPr>
           <w:noProof/>
         </w:rPr>
@@ -1552,7 +1540,8 @@
       <w:pPr>
         <w:pStyle w:val="2"/>
         <w:spacing w:before="0" w:after="0" w:line="360" w:lineRule="exact"/>
-        <w:ind w:firstLine="0"/>
+        <w:ind w:firstLine="709"/>
+        <w:jc w:val="both"/>
       </w:pPr>
       <w:bookmarkStart w:id="4" w:name="исходные-материалы-и-порядок-работы"/>
       <w:bookmarkStart w:id="5" w:name="_Toc241930976"/>
@@ -2088,7 +2077,8 @@
       <w:pPr>
         <w:pStyle w:val="2"/>
         <w:spacing w:before="0" w:after="0" w:line="360" w:lineRule="exact"/>
-        <w:ind w:firstLine="0"/>
+        <w:ind w:firstLine="709"/>
+        <w:jc w:val="both"/>
       </w:pPr>
       <w:bookmarkStart w:id="6" w:name="X93d29a5782a4517557fff9d6ebfc303d927dc5a"/>
       <w:bookmarkStart w:id="7" w:name="_Toc241930977"/>
@@ -2125,7 +2115,8 @@
       <w:pPr>
         <w:pStyle w:val="3"/>
         <w:spacing w:before="0" w:after="0" w:line="360" w:lineRule="exact"/>
-        <w:ind w:firstLine="0"/>
+        <w:ind w:firstLine="709"/>
+        <w:jc w:val="both"/>
       </w:pPr>
       <w:bookmarkStart w:id="8" w:name="объект-анализа"/>
       <w:r>
@@ -2698,7 +2689,8 @@
       <w:pPr>
         <w:pStyle w:val="3"/>
         <w:spacing w:before="0" w:after="0" w:line="360" w:lineRule="exact"/>
-        <w:ind w:firstLine="0"/>
+        <w:ind w:firstLine="709"/>
+        <w:jc w:val="both"/>
       </w:pPr>
       <w:bookmarkStart w:id="9" w:name="реестр-компаний-и-источники-обнаружения"/>
       <w:bookmarkEnd w:id="8"/>
@@ -2789,7 +2781,8 @@
       <w:pPr>
         <w:pStyle w:val="3"/>
         <w:spacing w:before="0" w:after="0" w:line="360" w:lineRule="exact"/>
-        <w:ind w:firstLine="0"/>
+        <w:ind w:firstLine="709"/>
+        <w:jc w:val="both"/>
       </w:pPr>
       <w:bookmarkStart w:id="10" w:name="оценка-по-критериям-и-итоговые-уровни"/>
       <w:bookmarkEnd w:id="9"/>
@@ -3779,7 +3772,8 @@
       <w:pPr>
         <w:pStyle w:val="3"/>
         <w:spacing w:before="0" w:after="0" w:line="360" w:lineRule="exact"/>
-        <w:ind w:firstLine="0"/>
+        <w:ind w:firstLine="709"/>
+        <w:jc w:val="both"/>
       </w:pPr>
       <w:bookmarkStart w:id="11" w:name="ограничения-части-a"/>
       <w:bookmarkEnd w:id="10"/>
@@ -3909,7 +3903,8 @@
       <w:pPr>
         <w:pStyle w:val="2"/>
         <w:spacing w:before="0" w:after="0" w:line="360" w:lineRule="exact"/>
-        <w:ind w:firstLine="0"/>
+        <w:ind w:firstLine="709"/>
+        <w:jc w:val="both"/>
       </w:pPr>
       <w:bookmarkStart w:id="12" w:name="X0896298018f4fcc355446c9f8279810908650e0"/>
       <w:bookmarkStart w:id="13" w:name="_Toc241930978"/>
@@ -3947,7 +3942,8 @@
       <w:pPr>
         <w:pStyle w:val="3"/>
         <w:spacing w:before="0" w:after="0" w:line="360" w:lineRule="exact"/>
-        <w:ind w:firstLine="0"/>
+        <w:ind w:firstLine="709"/>
+        <w:jc w:val="both"/>
       </w:pPr>
       <w:bookmarkStart w:id="14" w:name="исследовательский-вопрос-и-выборка"/>
       <w:r>
@@ -5534,7 +5530,8 @@
       <w:pPr>
         <w:pStyle w:val="3"/>
         <w:spacing w:before="0" w:after="0" w:line="360" w:lineRule="exact"/>
-        <w:ind w:firstLine="0"/>
+        <w:ind w:firstLine="709"/>
+        <w:jc w:val="both"/>
       </w:pPr>
       <w:bookmarkStart w:id="15" w:name="карта-сайтов"/>
       <w:bookmarkEnd w:id="14"/>
@@ -6434,7 +6431,8 @@
       <w:pPr>
         <w:pStyle w:val="3"/>
         <w:spacing w:before="0" w:after="0" w:line="360" w:lineRule="exact"/>
-        <w:ind w:firstLine="0"/>
+        <w:ind w:firstLine="709"/>
+        <w:jc w:val="both"/>
       </w:pPr>
       <w:bookmarkStart w:id="16" w:name="разбор-по-модели-левитта"/>
       <w:bookmarkEnd w:id="15"/>
@@ -6983,7 +6981,8 @@
       <w:pPr>
         <w:pStyle w:val="3"/>
         <w:spacing w:before="0" w:after="0" w:line="360" w:lineRule="exact"/>
-        <w:ind w:firstLine="0"/>
+        <w:ind w:firstLine="709"/>
+        <w:jc w:val="both"/>
       </w:pPr>
       <w:bookmarkStart w:id="17" w:name="требования-по-кано-и-рыночный-стандарт"/>
       <w:bookmarkEnd w:id="16"/>
@@ -10835,7 +10834,8 @@
       <w:pPr>
         <w:pStyle w:val="3"/>
         <w:spacing w:before="0" w:after="0" w:line="360" w:lineRule="exact"/>
-        <w:ind w:firstLine="0"/>
+        <w:ind w:firstLine="709"/>
+        <w:jc w:val="both"/>
       </w:pPr>
       <w:bookmarkStart w:id="18" w:name="сравнение-конкурентов-и-преимущества"/>
       <w:bookmarkEnd w:id="17"/>
@@ -12742,7 +12742,8 @@
       <w:pPr>
         <w:pStyle w:val="3"/>
         <w:spacing w:before="0" w:after="0" w:line="360" w:lineRule="exact"/>
-        <w:ind w:firstLine="0"/>
+        <w:ind w:firstLine="709"/>
+        <w:jc w:val="both"/>
       </w:pPr>
       <w:bookmarkStart w:id="19" w:name="собственный-цифровой-товар"/>
       <w:bookmarkEnd w:id="18"/>
@@ -13006,7 +13007,8 @@
       <w:pPr>
         <w:pStyle w:val="2"/>
         <w:spacing w:before="0" w:after="0" w:line="360" w:lineRule="exact"/>
-        <w:ind w:firstLine="0"/>
+        <w:ind w:firstLine="709"/>
+        <w:jc w:val="both"/>
       </w:pPr>
       <w:bookmarkStart w:id="20" w:name="X4253a8e12fd5158fd37918e6e474d634b541850"/>
       <w:bookmarkStart w:id="21" w:name="_Toc241930979"/>
@@ -13041,7 +13043,8 @@
       <w:pPr>
         <w:pStyle w:val="3"/>
         <w:spacing w:before="0" w:after="0" w:line="360" w:lineRule="exact"/>
-        <w:ind w:firstLine="0"/>
+        <w:ind w:firstLine="709"/>
+        <w:jc w:val="both"/>
       </w:pPr>
       <w:bookmarkStart w:id="22" w:name="паспорт-исследования"/>
       <w:r>
@@ -13086,7 +13089,8 @@
       <w:pPr>
         <w:pStyle w:val="3"/>
         <w:spacing w:before="0" w:after="0" w:line="360" w:lineRule="exact"/>
-        <w:ind w:firstLine="0"/>
+        <w:ind w:firstLine="709"/>
+        <w:jc w:val="both"/>
       </w:pPr>
       <w:bookmarkStart w:id="23" w:name="факты-сайтов-и-блоки-бизнес-модели"/>
       <w:bookmarkEnd w:id="22"/>
@@ -14297,7 +14301,8 @@
       <w:pPr>
         <w:pStyle w:val="3"/>
         <w:spacing w:before="0" w:after="0" w:line="360" w:lineRule="exact"/>
-        <w:ind w:firstLine="0"/>
+        <w:ind w:firstLine="709"/>
+        <w:jc w:val="both"/>
       </w:pPr>
       <w:bookmarkStart w:id="24" w:name="монетизация"/>
       <w:bookmarkEnd w:id="23"/>
@@ -14546,7 +14551,8 @@
       <w:pPr>
         <w:pStyle w:val="3"/>
         <w:spacing w:before="0" w:after="0" w:line="360" w:lineRule="exact"/>
-        <w:ind w:firstLine="0"/>
+        <w:ind w:firstLine="709"/>
+        <w:jc w:val="both"/>
       </w:pPr>
       <w:bookmarkStart w:id="25" w:name="каналы-и-воронка"/>
       <w:bookmarkEnd w:id="24"/>
@@ -14787,7 +14793,8 @@
       <w:pPr>
         <w:pStyle w:val="3"/>
         <w:spacing w:before="0" w:after="0" w:line="360" w:lineRule="exact"/>
-        <w:ind w:firstLine="0"/>
+        <w:ind w:firstLine="709"/>
+        <w:jc w:val="both"/>
       </w:pPr>
       <w:bookmarkStart w:id="26" w:name="рыночный-стандарт-бизнес-модели"/>
       <w:bookmarkEnd w:id="25"/>
@@ -16831,7 +16838,8 @@
       <w:pPr>
         <w:pStyle w:val="3"/>
         <w:spacing w:before="0" w:after="0" w:line="360" w:lineRule="exact"/>
-        <w:ind w:firstLine="0"/>
+        <w:ind w:firstLine="709"/>
+        <w:jc w:val="both"/>
       </w:pPr>
       <w:bookmarkStart w:id="27" w:name="гипотезы-для-notacode"/>
       <w:bookmarkEnd w:id="26"/>
@@ -16961,7 +16969,8 @@
       <w:pPr>
         <w:pStyle w:val="2"/>
         <w:spacing w:before="0" w:after="0" w:line="360" w:lineRule="exact"/>
-        <w:ind w:firstLine="0"/>
+        <w:ind w:firstLine="709"/>
+        <w:jc w:val="both"/>
       </w:pPr>
       <w:bookmarkStart w:id="28" w:name="исправления-рабочих-копий-шаблонов"/>
       <w:bookmarkStart w:id="29" w:name="_Toc241930980"/>
@@ -19229,12 +19238,8 @@
     </w:p>
     <w:p>
       <w:pPr>
-        <w:numPr>
-          <w:ilvl w:val="0"/>
-          <w:numId w:val="2"/>
-        </w:numPr>
         <w:spacing w:after="0" w:line="360" w:lineRule="exact" w:before="0"/>
-        <w:ind w:left="709" w:hanging="425"/>
+        <w:ind w:left="709" w:firstLine="709"/>
         <w:jc w:val="both"/>
       </w:pPr>
       <w:r>
@@ -19242,7 +19247,7 @@
           <w:rFonts w:ascii="Times New Roman" w:hAnsi="Times New Roman"/>
           <w:sz w:val="28"/>
         </w:rPr>
-        <w:t>Сформировано конкурентное поле из 22 компаний: один прямой конкурент (</w:t>
+        <w:t>– Сформировано конкурентное поле из 22 компаний: один прямой конкурент (</w:t>
       </w:r>
       <w:r>
         <w:rPr>
@@ -19292,12 +19297,8 @@
     </w:p>
     <w:p>
       <w:pPr>
-        <w:numPr>
-          <w:ilvl w:val="0"/>
-          <w:numId w:val="2"/>
-        </w:numPr>
         <w:spacing w:after="0" w:line="360" w:lineRule="exact" w:before="0"/>
-        <w:ind w:left="709" w:hanging="425"/>
+        <w:ind w:left="709" w:firstLine="709"/>
         <w:jc w:val="both"/>
       </w:pPr>
       <w:r>
@@ -19305,17 +19306,13 @@
           <w:rFonts w:ascii="Times New Roman" w:hAnsi="Times New Roman"/>
           <w:sz w:val="28"/>
         </w:rPr>
-        <w:t>Для анализа цифрового товара и бизнес-модели отобраны 8 конкурентов; просмотрено 40 страниц и репозиториев, подтверждено 153 признаков по Левитту, 33 требований по Кано и 145 фактов сайтов.</w:t>
+        <w:t>– Для анализа цифрового товара и бизнес-модели отобраны 8 конкурентов; просмотрено 40 страниц и репозиториев, подтверждено 153 признаков по Левитту, 33 требований по Кано и 145 фактов сайтов.</w:t>
       </w:r>
     </w:p>
     <w:p>
       <w:pPr>
-        <w:numPr>
-          <w:ilvl w:val="0"/>
-          <w:numId w:val="2"/>
-        </w:numPr>
         <w:spacing w:after="0" w:line="360" w:lineRule="exact" w:before="0"/>
-        <w:ind w:left="709" w:hanging="425"/>
+        <w:ind w:left="709" w:firstLine="709"/>
         <w:jc w:val="both"/>
       </w:pPr>
       <w:r>
@@ -19323,7 +19320,7 @@
           <w:rFonts w:ascii="Times New Roman" w:hAnsi="Times New Roman"/>
           <w:sz w:val="28"/>
         </w:rPr>
-        <w:t xml:space="preserve">Рыночный стандарт цифрового товара по порогам шаблона (13 признаков): описание диаграммы текстом, бесплатный доступ, платная подписка и открытая страница тарифов, интеграции, независимые отзывы, раздел о безопасности, вход, совместная работа, экспорт, история версий, документация и </w:t>
+        <w:t xml:space="preserve">– Рыночный стандарт цифрового товара по порогам шаблона (13 признаков): описание диаграммы текстом, бесплатный доступ, платная подписка и открытая страница тарифов, интеграции, независимые отзывы, раздел о безопасности, вход, совместная работа, экспорт, история версий, документация и </w:t>
       </w:r>
       <w:r>
         <w:rPr>
@@ -19433,12 +19430,8 @@
     </w:p>
     <w:p>
       <w:pPr>
-        <w:numPr>
-          <w:ilvl w:val="0"/>
-          <w:numId w:val="2"/>
-        </w:numPr>
         <w:spacing w:after="0" w:line="360" w:lineRule="exact" w:before="0"/>
-        <w:ind w:left="709" w:hanging="425"/>
+        <w:ind w:left="709" w:firstLine="709"/>
         <w:jc w:val="both"/>
       </w:pPr>
       <w:r>
@@ -19446,7 +19439,7 @@
           <w:rFonts w:ascii="Times New Roman" w:hAnsi="Times New Roman"/>
           <w:sz w:val="28"/>
         </w:rPr>
-        <w:t xml:space="preserve">Рыночный стандарт бизнес-модели (порог 70 %): бесплатный доступ, интеграции, независимые отзывы, раздел безопасности, документация; преобладает условно-бесплатная модель с подпиской за пользователя в месяц. Сильнейшая модель – </w:t>
+        <w:t xml:space="preserve">– Рыночный стандарт бизнес-модели (порог 70 %): бесплатный доступ, интеграции, независимые отзывы, раздел безопасности, документация; преобладает условно-бесплатная модель с подпиской за пользователя в месяц. Сильнейшая модель – </w:t>
       </w:r>
       <w:r>
         <w:rPr>
@@ -19466,12 +19459,8 @@
     </w:p>
     <w:p>
       <w:pPr>
-        <w:numPr>
-          <w:ilvl w:val="0"/>
-          <w:numId w:val="2"/>
-        </w:numPr>
         <w:spacing w:after="0" w:line="360" w:lineRule="exact" w:before="0"/>
-        <w:ind w:left="709" w:hanging="425"/>
+        <w:ind w:left="709" w:firstLine="709"/>
         <w:jc w:val="both"/>
       </w:pPr>
       <w:r>
@@ -19479,7 +19468,7 @@
           <w:rFonts w:ascii="Times New Roman" w:hAnsi="Times New Roman"/>
           <w:sz w:val="28"/>
         </w:rPr>
-        <w:t xml:space="preserve">Для </w:t>
+        <w:t xml:space="preserve">– Для </w:t>
       </w:r>
       <w:r>
         <w:rPr>
@@ -19649,12 +19638,8 @@
     </w:p>
     <w:p>
       <w:pPr>
-        <w:numPr>
-          <w:ilvl w:val="0"/>
-          <w:numId w:val="2"/>
-        </w:numPr>
         <w:spacing w:after="0" w:line="360" w:lineRule="exact" w:before="0"/>
-        <w:ind w:left="709" w:hanging="425"/>
+        <w:ind w:left="709" w:firstLine="709"/>
         <w:jc w:val="both"/>
       </w:pPr>
       <w:r>
@@ -19662,17 +19647,13 @@
           <w:rFonts w:ascii="Times New Roman" w:hAnsi="Times New Roman"/>
           <w:sz w:val="28"/>
         </w:rPr>
-        <w:t>Классификация по Кано и оценки по шкалам экспертные: для окончательных выводов нужны опрос потребителей по методу Кано и проверка работы продуктов (проверка правил нотации, импорт форматов); эти данные перечислены в приложении Б.</w:t>
+        <w:t>– Классификация по Кано и оценки по шкалам экспертные: для окончательных выводов нужны опрос потребителей по методу Кано и проверка работы продуктов (проверка правил нотации, импорт форматов); эти данные перечислены в приложении Б.</w:t>
       </w:r>
     </w:p>
     <w:p>
       <w:pPr>
-        <w:numPr>
-          <w:ilvl w:val="0"/>
-          <w:numId w:val="2"/>
-        </w:numPr>
         <w:spacing w:after="0" w:line="360" w:lineRule="exact" w:before="0"/>
-        <w:ind w:left="709" w:hanging="425"/>
+        <w:ind w:left="709" w:firstLine="709"/>
         <w:jc w:val="both"/>
       </w:pPr>
       <w:r>
@@ -19680,7 +19661,7 @@
           <w:rFonts w:ascii="Times New Roman" w:hAnsi="Times New Roman"/>
           <w:sz w:val="28"/>
         </w:rPr>
-        <w:t xml:space="preserve">Данные 02.10.2026 (приложение В): цены и нотации </w:t>
+        <w:t xml:space="preserve">– Данные 02.10.2026 (приложение В): цены и нотации </w:t>
       </w:r>
       <w:r>
         <w:rPr>
@@ -19797,12 +19778,8 @@
     <w:p>
       <w:pPr>
         <w:pStyle w:val="Compact"/>
-        <w:numPr>
-          <w:ilvl w:val="0"/>
-          <w:numId w:val="3"/>
-        </w:numPr>
         <w:spacing w:before="0" w:after="0" w:line="360" w:lineRule="exact"/>
-        <w:ind w:left="709" w:hanging="425"/>
+        <w:ind w:left="709" w:firstLine="709"/>
         <w:jc w:val="both"/>
       </w:pPr>
       <w:r>
@@ -19810,7 +19787,7 @@
           <w:rFonts w:ascii="Times New Roman" w:hAnsi="Times New Roman"/>
           <w:sz w:val="28"/>
         </w:rPr>
-        <w:t xml:space="preserve">Хаджинова, К. А. Отчеты по лабораторным работам ЛР1–ЛР4 «Электронный бизнес»: проект </w:t>
+        <w:t xml:space="preserve">– Хаджинова, К. А. Отчеты по лабораторным работам ЛР1–ЛР4 «Электронный бизнес»: проект </w:t>
       </w:r>
       <w:r>
         <w:rPr>
@@ -19831,12 +19808,8 @@
     <w:p>
       <w:pPr>
         <w:pStyle w:val="Compact"/>
-        <w:numPr>
-          <w:ilvl w:val="0"/>
-          <w:numId w:val="3"/>
-        </w:numPr>
         <w:spacing w:before="0" w:after="0" w:line="360" w:lineRule="exact"/>
-        <w:ind w:left="709" w:hanging="425"/>
+        <w:ind w:left="709" w:firstLine="709"/>
         <w:jc w:val="both"/>
       </w:pPr>
       <w:r>
@@ -19845,7 +19818,7 @@
           <w:i/>
           <w:sz w:val="28"/>
         </w:rPr>
-        <w:t>Similarweb</w:t>
+        <w:t>– Similarweb</w:t>
       </w:r>
       <w:r>
         <w:rPr>
@@ -19873,12 +19846,8 @@
     <w:p>
       <w:pPr>
         <w:pStyle w:val="Compact"/>
-        <w:numPr>
-          <w:ilvl w:val="0"/>
-          <w:numId w:val="3"/>
-        </w:numPr>
         <w:spacing w:before="0" w:after="0" w:line="360" w:lineRule="exact"/>
-        <w:ind w:left="709" w:hanging="425"/>
+        <w:ind w:left="709" w:firstLine="709"/>
         <w:jc w:val="both"/>
       </w:pPr>
       <w:r>
@@ -19887,7 +19856,7 @@
           <w:i/>
           <w:sz w:val="28"/>
         </w:rPr>
-        <w:t>GitHub</w:t>
+        <w:t>– GitHub</w:t>
       </w:r>
       <w:r>
         <w:rPr>
@@ -19930,12 +19899,8 @@
     <w:p>
       <w:pPr>
         <w:pStyle w:val="Compact"/>
-        <w:numPr>
-          <w:ilvl w:val="0"/>
-          <w:numId w:val="3"/>
-        </w:numPr>
         <w:spacing w:before="0" w:after="0" w:line="360" w:lineRule="exact"/>
-        <w:ind w:left="709" w:hanging="425"/>
+        <w:ind w:left="709" w:firstLine="709"/>
         <w:jc w:val="both"/>
       </w:pPr>
       <w:r>
@@ -19944,7 +19909,7 @@
           <w:i/>
           <w:sz w:val="28"/>
         </w:rPr>
-        <w:t>Trustpilot</w:t>
+        <w:t>– Trustpilot</w:t>
       </w:r>
       <w:r>
         <w:rPr>
@@ -19957,12 +19922,8 @@
     <w:p>
       <w:pPr>
         <w:pStyle w:val="Compact"/>
-        <w:numPr>
-          <w:ilvl w:val="0"/>
-          <w:numId w:val="3"/>
-        </w:numPr>
         <w:spacing w:before="0" w:after="0" w:line="360" w:lineRule="exact"/>
-        <w:ind w:left="709" w:hanging="425"/>
+        <w:ind w:left="709" w:firstLine="709"/>
         <w:jc w:val="both"/>
       </w:pPr>
       <w:r>
@@ -19970,18 +19931,14 @@
           <w:rFonts w:ascii="Times New Roman" w:hAnsi="Times New Roman"/>
           <w:sz w:val="28"/>
         </w:rPr>
-        <w:t>Яндекс Вордстат: статистика запросов [Электронный ресурс]. – Режим доступа: https://wordstat.yandex.ru. – Дата доступа: 30.09.2026.</w:t>
+        <w:t>– Яндекс Вордстат: статистика запросов [Электронный ресурс]. – Режим доступа: https://wordstat.yandex.ru. – Дата доступа: 30.09.2026.</w:t>
       </w:r>
     </w:p>
     <w:p>
       <w:pPr>
         <w:pStyle w:val="Compact"/>
-        <w:numPr>
-          <w:ilvl w:val="0"/>
-          <w:numId w:val="3"/>
-        </w:numPr>
         <w:spacing w:before="0" w:after="0" w:line="360" w:lineRule="exact"/>
-        <w:ind w:left="709" w:hanging="425"/>
+        <w:ind w:left="709" w:firstLine="709"/>
         <w:jc w:val="both"/>
       </w:pPr>
       <w:r>
@@ -19989,7 +19946,7 @@
           <w:rFonts w:ascii="Times New Roman" w:hAnsi="Times New Roman"/>
           <w:sz w:val="28"/>
         </w:rPr>
-        <w:t xml:space="preserve">Страницы сайтов конкурентов: </w:t>
+        <w:t xml:space="preserve">– Страницы сайтов конкурентов: </w:t>
       </w:r>
       <w:r>
         <w:rPr>
@@ -20145,12 +20102,8 @@
     <w:p>
       <w:pPr>
         <w:pStyle w:val="Compact"/>
-        <w:numPr>
-          <w:ilvl w:val="0"/>
-          <w:numId w:val="3"/>
-        </w:numPr>
         <w:spacing w:before="0" w:after="0" w:line="360" w:lineRule="exact"/>
-        <w:ind w:left="709" w:hanging="425"/>
+        <w:ind w:left="709" w:firstLine="709"/>
         <w:jc w:val="both"/>
       </w:pPr>
       <w:r>
@@ -20159,7 +20112,7 @@
           <w:i/>
           <w:sz w:val="28"/>
         </w:rPr>
-        <w:t>Sparx</w:t>
+        <w:t>– Sparx</w:t>
       </w:r>
       <w:r>
         <w:rPr>
@@ -20217,12 +20170,8 @@
     <w:p>
       <w:pPr>
         <w:pStyle w:val="Compact"/>
-        <w:numPr>
-          <w:ilvl w:val="0"/>
-          <w:numId w:val="3"/>
-        </w:numPr>
         <w:spacing w:before="0" w:after="0" w:line="360" w:lineRule="exact"/>
-        <w:ind w:left="709" w:hanging="425"/>
+        <w:ind w:left="709" w:firstLine="709"/>
         <w:jc w:val="both"/>
       </w:pPr>
       <w:r>
@@ -20231,7 +20180,7 @@
           <w:i/>
           <w:sz w:val="28"/>
         </w:rPr>
-        <w:t>Trustpilot</w:t>
+        <w:t>– Trustpilot</w:t>
       </w:r>
       <w:r>
         <w:rPr>
@@ -20334,12 +20283,8 @@
     <w:p>
       <w:pPr>
         <w:pStyle w:val="Compact"/>
-        <w:numPr>
-          <w:ilvl w:val="0"/>
-          <w:numId w:val="3"/>
-        </w:numPr>
         <w:spacing w:before="0" w:after="0" w:line="360" w:lineRule="exact"/>
-        <w:ind w:left="709" w:hanging="425"/>
+        <w:ind w:left="709" w:firstLine="709"/>
         <w:jc w:val="both"/>
       </w:pPr>
       <w:r>
@@ -20348,7 +20293,7 @@
           <w:i/>
           <w:sz w:val="28"/>
         </w:rPr>
-        <w:t>Google</w:t>
+        <w:t>– Google</w:t>
       </w:r>
       <w:r>
         <w:rPr>
@@ -20406,12 +20351,8 @@
     <w:p>
       <w:pPr>
         <w:pStyle w:val="Compact"/>
-        <w:numPr>
-          <w:ilvl w:val="0"/>
-          <w:numId w:val="3"/>
-        </w:numPr>
         <w:spacing w:before="0" w:after="0" w:line="360" w:lineRule="exact"/>
-        <w:ind w:left="709" w:hanging="425"/>
+        <w:ind w:left="709" w:firstLine="709"/>
         <w:jc w:val="both"/>
       </w:pPr>
       <w:r>
@@ -20420,8 +20361,7 @@
           <w:i/>
           <w:sz w:val="28"/>
         </w:rPr>
-        <w:lastRenderedPageBreak/>
-        <w:t>SourceForge</w:t>
+        <w:t>– SourceForge</w:t>
       </w:r>
       <w:r>
         <w:rPr>

--- a/СДАЧА/ЛР5/ОТЧЕТ_ЛР5_NotaCode.docx
+++ b/СДАЧА/ЛР5/ОТЧЕТ_ЛР5_NotaCode.docx
@@ -234,7 +234,7 @@
           <w:rFonts w:ascii="Times New Roman" w:hAnsi="Times New Roman"/>
           <w:sz w:val="28"/>
         </w:rPr>
-        <w:t>Минск 2026</w:t>
+        <w:t>Минск, август 2026</w:t>
       </w:r>
     </w:p>
     <w:p>
@@ -1218,6 +1218,11 @@
     </w:p>
     <w:p>
       <w:pPr>
+        <w:pStyle w:val="Normal"/>
+      </w:pPr>
+    </w:p>
+    <w:p>
+      <w:pPr>
         <w:pStyle w:val="FirstParagraph"/>
         <w:spacing w:before="0" w:after="0" w:line="360" w:lineRule="exact"/>
         <w:ind w:firstLine="709"/>
@@ -1431,7 +1436,7 @@
           <w:i/>
           <w:sz w:val="28"/>
         </w:rPr>
-        <w:t>USD</w:t>
+        <w:t>у.е.</w:t>
       </w:r>
       <w:r>
         <w:rPr>
@@ -1446,7 +1451,7 @@
           <w:i/>
           <w:sz w:val="28"/>
         </w:rPr>
-        <w:t>USD</w:t>
+        <w:t>у.е.</w:t>
       </w:r>
       <w:r>
         <w:rPr>
@@ -1461,7 +1466,7 @@
           <w:i/>
           <w:sz w:val="28"/>
         </w:rPr>
-        <w:t>USD</w:t>
+        <w:t>у.е.</w:t>
       </w:r>
       <w:r>
         <w:rPr>
@@ -1531,10 +1536,19 @@
           <w:rFonts w:ascii="Times New Roman" w:hAnsi="Times New Roman"/>
           <w:sz w:val="28"/>
         </w:rPr>
-        <w:lastRenderedPageBreak/>
-        <w:t>2 ХОД РАБОТЫ</w:t>
+        <w:t>1 ХОД РАБОТЫ</w:t>
       </w:r>
       <w:bookmarkEnd w:id="3"/>
+    </w:p>
+    <w:p>
+      <w:pPr>
+        <w:pStyle w:val="Normal"/>
+      </w:pPr>
+    </w:p>
+    <w:p>
+      <w:pPr>
+        <w:pStyle w:val="Normal"/>
+      </w:pPr>
     </w:p>
     <w:p>
       <w:pPr>
@@ -1550,9 +1564,14 @@
           <w:rFonts w:ascii="Times New Roman" w:hAnsi="Times New Roman"/>
           <w:sz w:val="28"/>
         </w:rPr>
-        <w:t>2.1 Исходные материалы и порядок работы</w:t>
+        <w:t>1.1 Исходные материалы и порядок работы</w:t>
       </w:r>
       <w:bookmarkEnd w:id="5"/>
+    </w:p>
+    <w:p>
+      <w:pPr>
+        <w:pStyle w:val="Normal"/>
+      </w:pPr>
     </w:p>
     <w:p>
       <w:pPr>
@@ -1586,10 +1605,15 @@
     </w:p>
     <w:p>
       <w:pPr>
+        <w:pStyle w:val="Normal"/>
+      </w:pPr>
+    </w:p>
+    <w:p>
+      <w:pPr>
         <w:pStyle w:val="a0"/>
         <w:keepNext/>
         <w:spacing w:before="0" w:after="0" w:line="360" w:lineRule="exact"/>
-        <w:ind w:firstLine="709"/>
+        <w:ind w:firstLine="0"/>
         <w:jc w:val="both"/>
       </w:pPr>
       <w:r>
@@ -1644,7 +1668,7 @@
             <w:r>
               <w:rPr>
                 <w:rFonts w:ascii="Times New Roman" w:hAnsi="Times New Roman"/>
-                <w:b/>
+                <w:b w:val="0"/>
                 <w:sz w:val="24"/>
               </w:rPr>
               <w:t>Часть</w:t>
@@ -1666,7 +1690,7 @@
             <w:r>
               <w:rPr>
                 <w:rFonts w:ascii="Times New Roman" w:hAnsi="Times New Roman"/>
-                <w:b/>
+                <w:b w:val="0"/>
                 <w:sz w:val="24"/>
               </w:rPr>
               <w:t>Методика</w:t>
@@ -1688,7 +1712,7 @@
             <w:r>
               <w:rPr>
                 <w:rFonts w:ascii="Times New Roman" w:hAnsi="Times New Roman"/>
-                <w:b/>
+                <w:b w:val="0"/>
                 <w:sz w:val="24"/>
               </w:rPr>
               <w:t>Рабочая книга</w:t>
@@ -1710,7 +1734,7 @@
             <w:r>
               <w:rPr>
                 <w:rFonts w:ascii="Times New Roman" w:hAnsi="Times New Roman"/>
-                <w:b/>
+                <w:b w:val="0"/>
                 <w:sz w:val="24"/>
               </w:rPr>
               <w:t>Результат</w:t>
@@ -2072,6 +2096,11 @@
         </w:rPr>
         <w:t xml:space="preserve"> принято правило: признак засчитывается, если он найден на просмотренных страницах; отсутствие на просмотренных страницах не доказывает отсутствия у продукта, поэтому доли конкурентов могут быть занижены.</w:t>
       </w:r>
+    </w:p>
+    <w:p>
+      <w:pPr>
+        <w:pStyle w:val="Normal"/>
+      </w:pPr>
     </w:p>
     <w:p>
       <w:pPr>
@@ -2088,8 +2117,7 @@
           <w:rFonts w:ascii="Times New Roman" w:hAnsi="Times New Roman"/>
           <w:sz w:val="28"/>
         </w:rPr>
-        <w:lastRenderedPageBreak/>
-        <w:t xml:space="preserve">2.2 Часть </w:t>
+        <w:t xml:space="preserve">1.2 Часть </w:t>
       </w:r>
       <w:r>
         <w:rPr>
@@ -2110,6 +2138,16 @@
         <w:t>Классификация компаний по уровням конкуренции</w:t>
       </w:r>
       <w:bookmarkEnd w:id="7"/>
+    </w:p>
+    <w:p>
+      <w:pPr>
+        <w:pStyle w:val="Normal"/>
+      </w:pPr>
+    </w:p>
+    <w:p>
+      <w:pPr>
+        <w:pStyle w:val="Normal"/>
+      </w:pPr>
     </w:p>
     <w:p>
       <w:pPr>
@@ -2124,8 +2162,13 @@
           <w:rFonts w:ascii="Times New Roman" w:hAnsi="Times New Roman"/>
           <w:sz w:val="28"/>
         </w:rPr>
-        <w:t>2.2.1 Объект анализа</w:t>
-      </w:r>
+        <w:t>1.2.1 Объект анализа</w:t>
+      </w:r>
+    </w:p>
+    <w:p>
+      <w:pPr>
+        <w:pStyle w:val="Normal"/>
+      </w:pPr>
     </w:p>
     <w:p>
       <w:pPr>
@@ -2185,7 +2228,7 @@
             <w:r>
               <w:rPr>
                 <w:rFonts w:ascii="Times New Roman" w:hAnsi="Times New Roman"/>
-                <w:b/>
+                <w:b w:val="0"/>
                 <w:sz w:val="24"/>
               </w:rPr>
               <w:t>Поле</w:t>
@@ -2207,7 +2250,7 @@
             <w:r>
               <w:rPr>
                 <w:rFonts w:ascii="Times New Roman" w:hAnsi="Times New Roman"/>
-                <w:b/>
+                <w:b w:val="0"/>
                 <w:sz w:val="24"/>
               </w:rPr>
               <w:t>Значение</w:t>
@@ -2609,7 +2652,7 @@
                 <w:i/>
                 <w:sz w:val="24"/>
               </w:rPr>
-              <w:t>USD</w:t>
+              <w:t>у.е.</w:t>
             </w:r>
             <w:r>
               <w:rPr>
@@ -2624,7 +2667,7 @@
                 <w:i/>
                 <w:sz w:val="24"/>
               </w:rPr>
-              <w:t>USD</w:t>
+              <w:t>у.е.</w:t>
             </w:r>
             <w:r>
               <w:rPr>
@@ -2685,6 +2728,11 @@
         </w:tc>
       </w:tr>
     </w:tbl>
+    <w:p>
+      <w:pPr>
+        <w:pStyle w:val="Normal"/>
+      </w:pPr>
+    </w:p>
     <w:p>
       <w:pPr>
         <w:pStyle w:val="3"/>
@@ -2699,8 +2747,13 @@
           <w:rFonts w:ascii="Times New Roman" w:hAnsi="Times New Roman"/>
           <w:sz w:val="28"/>
         </w:rPr>
-        <w:t>2.2.2 Реестр компаний и источники обнаружения</w:t>
-      </w:r>
+        <w:t>1.2.2 Реестр компаний и источники обнаружения</w:t>
+      </w:r>
+    </w:p>
+    <w:p>
+      <w:pPr>
+        <w:pStyle w:val="Normal"/>
+      </w:pPr>
     </w:p>
     <w:p>
       <w:pPr>
@@ -2776,6 +2829,11 @@
         </w:rPr>
         <w:t>, факт, сила и достоверность сигнала. Рекламные библиотеки и выдача поиска не проверялись (доступ закрыт).</w:t>
       </w:r>
+    </w:p>
+    <w:p>
+      <w:pPr>
+        <w:pStyle w:val="Normal"/>
+      </w:pPr>
     </w:p>
     <w:p>
       <w:pPr>
@@ -2791,8 +2849,13 @@
           <w:rFonts w:ascii="Times New Roman" w:hAnsi="Times New Roman"/>
           <w:sz w:val="28"/>
         </w:rPr>
-        <w:t>2.2.3 Оценка по критериям и итоговые уровни</w:t>
-      </w:r>
+        <w:t>1.2.3 Оценка по критериям и итоговые уровни</w:t>
+      </w:r>
+    </w:p>
+    <w:p>
+      <w:pPr>
+        <w:pStyle w:val="Normal"/>
+      </w:pPr>
     </w:p>
     <w:p>
       <w:pPr>
@@ -2841,10 +2904,15 @@
     </w:p>
     <w:p>
       <w:pPr>
+        <w:pStyle w:val="Normal"/>
+      </w:pPr>
+    </w:p>
+    <w:p>
+      <w:pPr>
         <w:pStyle w:val="a0"/>
         <w:keepNext/>
         <w:spacing w:before="0" w:after="0" w:line="360" w:lineRule="exact"/>
-        <w:ind w:firstLine="709"/>
+        <w:ind w:firstLine="0"/>
         <w:jc w:val="both"/>
       </w:pPr>
       <w:r>
@@ -2898,7 +2966,7 @@
             <w:r>
               <w:rPr>
                 <w:rFonts w:ascii="Times New Roman" w:hAnsi="Times New Roman"/>
-                <w:b/>
+                <w:b w:val="0"/>
                 <w:sz w:val="24"/>
               </w:rPr>
               <w:t>Уровень</w:t>
@@ -2920,7 +2988,7 @@
             <w:r>
               <w:rPr>
                 <w:rFonts w:ascii="Times New Roman" w:hAnsi="Times New Roman"/>
-                <w:b/>
+                <w:b w:val="0"/>
                 <w:sz w:val="24"/>
               </w:rPr>
               <w:t>Компаний</w:t>
@@ -2942,7 +3010,7 @@
             <w:r>
               <w:rPr>
                 <w:rFonts w:ascii="Times New Roman" w:hAnsi="Times New Roman"/>
-                <w:b/>
+                <w:b w:val="0"/>
                 <w:sz w:val="24"/>
               </w:rPr>
               <w:t>Компании (взвешенный балл)</w:t>
@@ -3757,7 +3825,7 @@
       <w:pPr>
         <w:pStyle w:val="a0"/>
         <w:spacing w:before="0" w:after="0" w:line="360" w:lineRule="exact"/>
-        <w:ind w:firstLine="709"/>
+        <w:ind w:firstLine="0"/>
         <w:jc w:val="both"/>
       </w:pPr>
       <w:r>
@@ -3767,6 +3835,11 @@
         </w:rPr>
         <w:t>Рисунок 1 – Карта конкурентной близости</w:t>
       </w:r>
+    </w:p>
+    <w:p>
+      <w:pPr>
+        <w:pStyle w:val="Normal"/>
+      </w:pPr>
     </w:p>
     <w:p>
       <w:pPr>
@@ -3782,7 +3855,7 @@
           <w:rFonts w:ascii="Times New Roman" w:hAnsi="Times New Roman"/>
           <w:sz w:val="28"/>
         </w:rPr>
-        <w:t xml:space="preserve">2.2.4 Ограничения части </w:t>
+        <w:t xml:space="preserve">1.2.4 Ограничения части </w:t>
       </w:r>
       <w:r>
         <w:rPr>
@@ -3793,6 +3866,11 @@
         </w:rPr>
         <w:t>A</w:t>
       </w:r>
+    </w:p>
+    <w:p>
+      <w:pPr>
+        <w:pStyle w:val="Normal"/>
+      </w:pPr>
     </w:p>
     <w:p>
       <w:pPr>
@@ -3898,6 +3976,11 @@
         </w:rPr>
         <w:t xml:space="preserve"> планирует импортировать.</w:t>
       </w:r>
+    </w:p>
+    <w:p>
+      <w:pPr>
+        <w:pStyle w:val="Normal"/>
+      </w:pPr>
     </w:p>
     <w:p>
       <w:pPr>
@@ -3915,8 +3998,7 @@
           <w:rFonts w:ascii="Times New Roman" w:hAnsi="Times New Roman"/>
           <w:sz w:val="28"/>
         </w:rPr>
-        <w:lastRenderedPageBreak/>
-        <w:t xml:space="preserve">2.3 Часть </w:t>
+        <w:t xml:space="preserve">1.3 Часть </w:t>
       </w:r>
       <w:r>
         <w:rPr>
@@ -3937,6 +4019,16 @@
         <w:t>Анализ цифрового товара по сайтам</w:t>
       </w:r>
       <w:bookmarkEnd w:id="13"/>
+    </w:p>
+    <w:p>
+      <w:pPr>
+        <w:pStyle w:val="Normal"/>
+      </w:pPr>
+    </w:p>
+    <w:p>
+      <w:pPr>
+        <w:pStyle w:val="Normal"/>
+      </w:pPr>
     </w:p>
     <w:p>
       <w:pPr>
@@ -3951,8 +4043,13 @@
           <w:rFonts w:ascii="Times New Roman" w:hAnsi="Times New Roman"/>
           <w:sz w:val="28"/>
         </w:rPr>
-        <w:t>2.3.1 Исследовательский вопрос и выборка</w:t>
-      </w:r>
+        <w:t>1.3.1 Исследовательский вопрос и выборка</w:t>
+      </w:r>
+    </w:p>
+    <w:p>
+      <w:pPr>
+        <w:pStyle w:val="Normal"/>
+      </w:pPr>
     </w:p>
     <w:p>
       <w:pPr>
@@ -4136,10 +4233,15 @@
     </w:p>
     <w:p>
       <w:pPr>
+        <w:pStyle w:val="Normal"/>
+      </w:pPr>
+    </w:p>
+    <w:p>
+      <w:pPr>
         <w:pStyle w:val="a0"/>
         <w:keepNext/>
         <w:spacing w:before="0" w:after="0" w:line="360" w:lineRule="exact"/>
-        <w:ind w:firstLine="709"/>
+        <w:ind w:firstLine="0"/>
         <w:jc w:val="both"/>
       </w:pPr>
       <w:r>
@@ -4194,7 +4296,7 @@
             <w:r>
               <w:rPr>
                 <w:rFonts w:ascii="Times New Roman" w:hAnsi="Times New Roman"/>
-                <w:b/>
+                <w:b w:val="0"/>
                 <w:i/>
                 <w:sz w:val="24"/>
               </w:rPr>
@@ -4217,7 +4319,7 @@
             <w:r>
               <w:rPr>
                 <w:rFonts w:ascii="Times New Roman" w:hAnsi="Times New Roman"/>
-                <w:b/>
+                <w:b w:val="0"/>
                 <w:sz w:val="24"/>
               </w:rPr>
               <w:t>Конкурент</w:t>
@@ -4239,7 +4341,7 @@
             <w:r>
               <w:rPr>
                 <w:rFonts w:ascii="Times New Roman" w:hAnsi="Times New Roman"/>
-                <w:b/>
+                <w:b w:val="0"/>
                 <w:sz w:val="24"/>
               </w:rPr>
               <w:t xml:space="preserve">Уровень по части </w:t>
@@ -4247,7 +4349,7 @@
             <w:r>
               <w:rPr>
                 <w:rFonts w:ascii="Times New Roman" w:hAnsi="Times New Roman"/>
-                <w:b/>
+                <w:b w:val="0"/>
                 <w:i/>
                 <w:sz w:val="24"/>
               </w:rPr>
@@ -4270,7 +4372,7 @@
             <w:r>
               <w:rPr>
                 <w:rFonts w:ascii="Times New Roman" w:hAnsi="Times New Roman"/>
-                <w:b/>
+                <w:b w:val="0"/>
                 <w:sz w:val="24"/>
               </w:rPr>
               <w:t>Тарифы и условия (страницы тарифов, ЛР1, ЛР2-3)</w:t>
@@ -4655,7 +4757,7 @@
                 <w:i/>
                 <w:sz w:val="24"/>
               </w:rPr>
-              <w:t>USD</w:t>
+              <w:t>у.е.</w:t>
             </w:r>
             <w:r>
               <w:rPr>
@@ -4685,7 +4787,7 @@
                 <w:i/>
                 <w:sz w:val="24"/>
               </w:rPr>
-              <w:t>USD</w:t>
+              <w:t>у.е.</w:t>
             </w:r>
             <w:r>
               <w:rPr>
@@ -5073,7 +5175,7 @@
                 <w:i/>
                 <w:sz w:val="24"/>
               </w:rPr>
-              <w:t>USD</w:t>
+              <w:t>у.е.</w:t>
             </w:r>
             <w:r>
               <w:rPr>
@@ -5103,7 +5205,7 @@
                 <w:i/>
                 <w:sz w:val="24"/>
               </w:rPr>
-              <w:t>USD</w:t>
+              <w:t>у.е.</w:t>
             </w:r>
             <w:r>
               <w:rPr>
@@ -5233,7 +5335,7 @@
                 <w:i/>
                 <w:sz w:val="24"/>
               </w:rPr>
-              <w:t>USD</w:t>
+              <w:t>у.е.</w:t>
             </w:r>
             <w:r>
               <w:rPr>
@@ -5263,7 +5365,7 @@
                 <w:i/>
                 <w:sz w:val="24"/>
               </w:rPr>
-              <w:t>USD</w:t>
+              <w:t>у.е.</w:t>
             </w:r>
             <w:r>
               <w:rPr>
@@ -5278,7 +5380,7 @@
                 <w:i/>
                 <w:sz w:val="24"/>
               </w:rPr>
-              <w:t>USD</w:t>
+              <w:t>у.е.</w:t>
             </w:r>
             <w:r>
               <w:rPr>
@@ -5308,7 +5410,7 @@
                 <w:i/>
                 <w:sz w:val="24"/>
               </w:rPr>
-              <w:t>USD</w:t>
+              <w:t>у.е.</w:t>
             </w:r>
             <w:r>
               <w:rPr>
@@ -5323,7 +5425,7 @@
                 <w:i/>
                 <w:sz w:val="24"/>
               </w:rPr>
-              <w:t>USD</w:t>
+              <w:t>у.е.</w:t>
             </w:r>
             <w:r>
               <w:rPr>
@@ -5453,7 +5555,7 @@
                 <w:i/>
                 <w:sz w:val="24"/>
               </w:rPr>
-              <w:t>USD</w:t>
+              <w:t>у.е.</w:t>
             </w:r>
             <w:r>
               <w:rPr>
@@ -5483,7 +5585,7 @@
                 <w:i/>
                 <w:sz w:val="24"/>
               </w:rPr>
-              <w:t>USD</w:t>
+              <w:t>у.е.</w:t>
             </w:r>
             <w:r>
               <w:rPr>
@@ -5513,7 +5615,7 @@
                 <w:i/>
                 <w:sz w:val="24"/>
               </w:rPr>
-              <w:t>USD</w:t>
+              <w:t>у.е.</w:t>
             </w:r>
             <w:r>
               <w:rPr>
@@ -5526,6 +5628,11 @@
         </w:tc>
       </w:tr>
     </w:tbl>
+    <w:p>
+      <w:pPr>
+        <w:pStyle w:val="Normal"/>
+      </w:pPr>
+    </w:p>
     <w:p>
       <w:pPr>
         <w:pStyle w:val="3"/>
@@ -5540,9 +5647,13 @@
           <w:rFonts w:ascii="Times New Roman" w:hAnsi="Times New Roman"/>
           <w:sz w:val="28"/>
         </w:rPr>
-        <w:lastRenderedPageBreak/>
-        <w:t>2.3.2 Карта сайтов</w:t>
-      </w:r>
+        <w:t>1.3.2 Карта сайтов</w:t>
+      </w:r>
+    </w:p>
+    <w:p>
+      <w:pPr>
+        <w:pStyle w:val="Normal"/>
+      </w:pPr>
     </w:p>
     <w:p>
       <w:pPr>
@@ -5667,10 +5778,15 @@
     </w:p>
     <w:p>
       <w:pPr>
+        <w:pStyle w:val="Normal"/>
+      </w:pPr>
+    </w:p>
+    <w:p>
+      <w:pPr>
         <w:pStyle w:val="a0"/>
         <w:keepNext/>
         <w:spacing w:before="0" w:after="0" w:line="360" w:lineRule="exact"/>
-        <w:ind w:firstLine="709"/>
+        <w:ind w:firstLine="0"/>
         <w:jc w:val="both"/>
       </w:pPr>
       <w:r>
@@ -5724,7 +5840,7 @@
             <w:r>
               <w:rPr>
                 <w:rFonts w:ascii="Times New Roman" w:hAnsi="Times New Roman"/>
-                <w:b/>
+                <w:b w:val="0"/>
                 <w:sz w:val="24"/>
               </w:rPr>
               <w:t>Конкурент</w:t>
@@ -5746,7 +5862,7 @@
             <w:r>
               <w:rPr>
                 <w:rFonts w:ascii="Times New Roman" w:hAnsi="Times New Roman"/>
-                <w:b/>
+                <w:b w:val="0"/>
                 <w:sz w:val="24"/>
               </w:rPr>
               <w:t>Записей</w:t>
@@ -5768,7 +5884,7 @@
             <w:r>
               <w:rPr>
                 <w:rFonts w:ascii="Times New Roman" w:hAnsi="Times New Roman"/>
-                <w:b/>
+                <w:b w:val="0"/>
                 <w:sz w:val="24"/>
               </w:rPr>
               <w:t>Типы страниц</w:t>
@@ -6427,6 +6543,11 @@
         </w:tc>
       </w:tr>
     </w:tbl>
+    <w:p>
+      <w:pPr>
+        <w:pStyle w:val="Normal"/>
+      </w:pPr>
+    </w:p>
     <w:p>
       <w:pPr>
         <w:pStyle w:val="3"/>
@@ -6441,8 +6562,13 @@
           <w:rFonts w:ascii="Times New Roman" w:hAnsi="Times New Roman"/>
           <w:sz w:val="28"/>
         </w:rPr>
-        <w:t>2.3.3 Разбор по модели Левитта</w:t>
-      </w:r>
+        <w:t>1.3.3 Разбор по модели Левитта</w:t>
+      </w:r>
+    </w:p>
+    <w:p>
+      <w:pPr>
+        <w:pStyle w:val="Normal"/>
+      </w:pPr>
     </w:p>
     <w:p>
       <w:pPr>
@@ -6461,10 +6587,15 @@
     </w:p>
     <w:p>
       <w:pPr>
+        <w:pStyle w:val="Normal"/>
+      </w:pPr>
+    </w:p>
+    <w:p>
+      <w:pPr>
         <w:pStyle w:val="a0"/>
         <w:keepNext/>
         <w:spacing w:before="0" w:after="0" w:line="360" w:lineRule="exact"/>
-        <w:ind w:firstLine="709"/>
+        <w:ind w:firstLine="0"/>
         <w:jc w:val="both"/>
       </w:pPr>
       <w:r>
@@ -6518,7 +6649,7 @@
             <w:r>
               <w:rPr>
                 <w:rFonts w:ascii="Times New Roman" w:hAnsi="Times New Roman"/>
-                <w:b/>
+                <w:b w:val="0"/>
                 <w:sz w:val="24"/>
               </w:rPr>
               <w:t>Уровень</w:t>
@@ -6540,7 +6671,7 @@
             <w:r>
               <w:rPr>
                 <w:rFonts w:ascii="Times New Roman" w:hAnsi="Times New Roman"/>
-                <w:b/>
+                <w:b w:val="0"/>
                 <w:sz w:val="24"/>
               </w:rPr>
               <w:t>Признаков</w:t>
@@ -6562,7 +6693,7 @@
             <w:r>
               <w:rPr>
                 <w:rFonts w:ascii="Times New Roman" w:hAnsi="Times New Roman"/>
-                <w:b/>
+                <w:b w:val="0"/>
                 <w:sz w:val="24"/>
               </w:rPr>
               <w:t>Содержание</w:t>
@@ -6977,6 +7108,11 @@
         </w:tc>
       </w:tr>
     </w:tbl>
+    <w:p>
+      <w:pPr>
+        <w:pStyle w:val="Normal"/>
+      </w:pPr>
+    </w:p>
     <w:p>
       <w:pPr>
         <w:pStyle w:val="3"/>
@@ -6991,9 +7127,13 @@
           <w:rFonts w:ascii="Times New Roman" w:hAnsi="Times New Roman"/>
           <w:sz w:val="28"/>
         </w:rPr>
-        <w:lastRenderedPageBreak/>
-        <w:t>2.3.4 Требования по Кано и рыночный стандарт</w:t>
-      </w:r>
+        <w:t>1.3.4 Требования по Кано и рыночный стандарт</w:t>
+      </w:r>
+    </w:p>
+    <w:p>
+      <w:pPr>
+        <w:pStyle w:val="Normal"/>
+      </w:pPr>
     </w:p>
     <w:p>
       <w:pPr>
@@ -7057,10 +7197,15 @@
     </w:p>
     <w:p>
       <w:pPr>
+        <w:pStyle w:val="Normal"/>
+      </w:pPr>
+    </w:p>
+    <w:p>
+      <w:pPr>
         <w:pStyle w:val="a0"/>
         <w:keepNext/>
         <w:spacing w:before="0" w:after="0" w:line="360" w:lineRule="exact"/>
-        <w:ind w:firstLine="709"/>
+        <w:ind w:firstLine="0"/>
         <w:jc w:val="both"/>
       </w:pPr>
       <w:r>
@@ -7116,7 +7261,7 @@
             <w:r>
               <w:rPr>
                 <w:rFonts w:ascii="Times New Roman" w:hAnsi="Times New Roman"/>
-                <w:b/>
+                <w:b w:val="0"/>
                 <w:sz w:val="24"/>
               </w:rPr>
               <w:t>Признак</w:t>
@@ -7138,7 +7283,7 @@
             <w:r>
               <w:rPr>
                 <w:rFonts w:ascii="Times New Roman" w:hAnsi="Times New Roman"/>
-                <w:b/>
+                <w:b w:val="0"/>
                 <w:sz w:val="24"/>
               </w:rPr>
               <w:t>Конкурентов из 8</w:t>
@@ -7160,7 +7305,7 @@
             <w:r>
               <w:rPr>
                 <w:rFonts w:ascii="Times New Roman" w:hAnsi="Times New Roman"/>
-                <w:b/>
+                <w:b w:val="0"/>
                 <w:sz w:val="24"/>
               </w:rPr>
               <w:t>Доля</w:t>
@@ -7182,7 +7327,7 @@
             <w:r>
               <w:rPr>
                 <w:rFonts w:ascii="Times New Roman" w:hAnsi="Times New Roman"/>
-                <w:b/>
+                <w:b w:val="0"/>
                 <w:sz w:val="24"/>
               </w:rPr>
               <w:t>Категория Кано (экспертно)</w:t>
@@ -7204,7 +7349,7 @@
             <w:r>
               <w:rPr>
                 <w:rFonts w:ascii="Times New Roman" w:hAnsi="Times New Roman"/>
-                <w:b/>
+                <w:b w:val="0"/>
                 <w:sz w:val="24"/>
               </w:rPr>
               <w:t>Статус</w:t>
@@ -10819,7 +10964,7 @@
       <w:pPr>
         <w:pStyle w:val="a0"/>
         <w:spacing w:before="0" w:after="0" w:line="360" w:lineRule="exact"/>
-        <w:ind w:firstLine="709"/>
+        <w:ind w:firstLine="0"/>
         <w:jc w:val="both"/>
       </w:pPr>
       <w:r>
@@ -10829,6 +10974,11 @@
         </w:rPr>
         <w:t>Рисунок 2 – Доля конкурентов с признаком по категориям Кано</w:t>
       </w:r>
+    </w:p>
+    <w:p>
+      <w:pPr>
+        <w:pStyle w:val="Normal"/>
+      </w:pPr>
     </w:p>
     <w:p>
       <w:pPr>
@@ -10844,8 +10994,13 @@
           <w:rFonts w:ascii="Times New Roman" w:hAnsi="Times New Roman"/>
           <w:sz w:val="28"/>
         </w:rPr>
-        <w:t>2.3.5 Сравнение конкурентов и преимущества</w:t>
-      </w:r>
+        <w:t>1.3.5 Сравнение конкурентов и преимущества</w:t>
+      </w:r>
+    </w:p>
+    <w:p>
+      <w:pPr>
+        <w:pStyle w:val="Normal"/>
+      </w:pPr>
     </w:p>
     <w:p>
       <w:pPr>
@@ -10954,10 +11109,15 @@
     </w:p>
     <w:p>
       <w:pPr>
+        <w:pStyle w:val="Normal"/>
+      </w:pPr>
+    </w:p>
+    <w:p>
+      <w:pPr>
         <w:pStyle w:val="a0"/>
         <w:keepNext/>
         <w:spacing w:before="0" w:after="0" w:line="360" w:lineRule="exact"/>
-        <w:ind w:firstLine="709"/>
+        <w:ind w:firstLine="0"/>
         <w:jc w:val="both"/>
       </w:pPr>
       <w:r>
@@ -11011,7 +11171,7 @@
             <w:r>
               <w:rPr>
                 <w:rFonts w:ascii="Times New Roman" w:hAnsi="Times New Roman"/>
-                <w:b/>
+                <w:b w:val="0"/>
                 <w:sz w:val="24"/>
               </w:rPr>
               <w:t>Конкурент</w:t>
@@ -11033,7 +11193,7 @@
             <w:r>
               <w:rPr>
                 <w:rFonts w:ascii="Times New Roman" w:hAnsi="Times New Roman"/>
-                <w:b/>
+                <w:b w:val="0"/>
                 <w:sz w:val="24"/>
               </w:rPr>
               <w:t>Балл (0–5)</w:t>
@@ -11055,7 +11215,7 @@
             <w:r>
               <w:rPr>
                 <w:rFonts w:ascii="Times New Roman" w:hAnsi="Times New Roman"/>
-                <w:b/>
+                <w:b w:val="0"/>
                 <w:sz w:val="24"/>
               </w:rPr>
               <w:t>Интерпретация шаблона</w:t>
@@ -11751,7 +11911,7 @@
       <w:pPr>
         <w:pStyle w:val="a0"/>
         <w:spacing w:before="0" w:after="0" w:line="360" w:lineRule="exact"/>
-        <w:ind w:firstLine="709"/>
+        <w:ind w:firstLine="0"/>
         <w:jc w:val="both"/>
       </w:pPr>
       <w:r>
@@ -11779,10 +11939,15 @@
     </w:p>
     <w:p>
       <w:pPr>
+        <w:pStyle w:val="Normal"/>
+      </w:pPr>
+    </w:p>
+    <w:p>
+      <w:pPr>
         <w:pStyle w:val="a0"/>
         <w:keepNext/>
         <w:spacing w:before="0" w:after="0" w:line="360" w:lineRule="exact"/>
-        <w:ind w:firstLine="709"/>
+        <w:ind w:firstLine="0"/>
         <w:jc w:val="both"/>
       </w:pPr>
       <w:r>
@@ -11837,7 +12002,7 @@
             <w:r>
               <w:rPr>
                 <w:rFonts w:ascii="Times New Roman" w:hAnsi="Times New Roman"/>
-                <w:b/>
+                <w:b w:val="0"/>
                 <w:sz w:val="24"/>
               </w:rPr>
               <w:t>Конкурент</w:t>
@@ -11859,7 +12024,7 @@
             <w:r>
               <w:rPr>
                 <w:rFonts w:ascii="Times New Roman" w:hAnsi="Times New Roman"/>
-                <w:b/>
+                <w:b w:val="0"/>
                 <w:sz w:val="24"/>
               </w:rPr>
               <w:t>Преимущество</w:t>
@@ -11881,7 +12046,7 @@
             <w:r>
               <w:rPr>
                 <w:rFonts w:ascii="Times New Roman" w:hAnsi="Times New Roman"/>
-                <w:b/>
+                <w:b w:val="0"/>
                 <w:sz w:val="24"/>
               </w:rPr>
               <w:t>Индекс</w:t>
@@ -11903,7 +12068,7 @@
             <w:r>
               <w:rPr>
                 <w:rFonts w:ascii="Times New Roman" w:hAnsi="Times New Roman"/>
-                <w:b/>
+                <w:b w:val="0"/>
                 <w:sz w:val="24"/>
               </w:rPr>
               <w:t>Вывод шаблона</w:t>
@@ -12738,6 +12903,11 @@
         </w:tc>
       </w:tr>
     </w:tbl>
+    <w:p>
+      <w:pPr>
+        <w:pStyle w:val="Normal"/>
+      </w:pPr>
+    </w:p>
     <w:p>
       <w:pPr>
         <w:pStyle w:val="3"/>
@@ -12752,8 +12922,13 @@
           <w:rFonts w:ascii="Times New Roman" w:hAnsi="Times New Roman"/>
           <w:sz w:val="28"/>
         </w:rPr>
-        <w:t>2.3.6 Собственный цифровой товар</w:t>
-      </w:r>
+        <w:t>1.3.6 Собственный цифровой товар</w:t>
+      </w:r>
+    </w:p>
+    <w:p>
+      <w:pPr>
+        <w:pStyle w:val="Normal"/>
+      </w:pPr>
     </w:p>
     <w:p>
       <w:pPr>
@@ -12918,7 +13093,7 @@
           <w:i/>
           <w:sz w:val="28"/>
         </w:rPr>
-        <w:t>USD</w:t>
+        <w:t>у.е.</w:t>
       </w:r>
       <w:r>
         <w:rPr>
@@ -12993,7 +13168,7 @@
           <w:i/>
           <w:sz w:val="28"/>
         </w:rPr>
-        <w:t>USD</w:t>
+        <w:t>у.е.</w:t>
       </w:r>
       <w:r>
         <w:rPr>
@@ -13002,6 +13177,11 @@
         </w:rPr>
         <w:t xml:space="preserve"> в месяц), но ее нужно подтвердить опросом потребителей.</w:t>
       </w:r>
+    </w:p>
+    <w:p>
+      <w:pPr>
+        <w:pStyle w:val="Normal"/>
+      </w:pPr>
     </w:p>
     <w:p>
       <w:pPr>
@@ -13019,7 +13199,7 @@
           <w:rFonts w:ascii="Times New Roman" w:hAnsi="Times New Roman"/>
           <w:sz w:val="28"/>
         </w:rPr>
-        <w:t xml:space="preserve">2.4 Часть </w:t>
+        <w:t xml:space="preserve">1.4 Часть </w:t>
       </w:r>
       <w:r>
         <w:rPr>
@@ -13038,6 +13218,16 @@
         <w:t>Анализ бизнес-модели конкурентов</w:t>
       </w:r>
       <w:bookmarkEnd w:id="21"/>
+    </w:p>
+    <w:p>
+      <w:pPr>
+        <w:pStyle w:val="Normal"/>
+      </w:pPr>
+    </w:p>
+    <w:p>
+      <w:pPr>
+        <w:pStyle w:val="Normal"/>
+      </w:pPr>
     </w:p>
     <w:p>
       <w:pPr>
@@ -13052,8 +13242,13 @@
           <w:rFonts w:ascii="Times New Roman" w:hAnsi="Times New Roman"/>
           <w:sz w:val="28"/>
         </w:rPr>
-        <w:t>2.4.1 Паспорт исследования</w:t>
-      </w:r>
+        <w:t>1.4.1 Паспорт исследования</w:t>
+      </w:r>
+    </w:p>
+    <w:p>
+      <w:pPr>
+        <w:pStyle w:val="Normal"/>
+      </w:pPr>
     </w:p>
     <w:p>
       <w:pPr>
@@ -13084,6 +13279,11 @@
         </w:rPr>
         <w:t>. Единица анализа – предложение конкурента на его сайте; рынок и период сбора – по ЛР4 и страницам 01.10.2026; конкуренты – 8 из таблицы 4.</w:t>
       </w:r>
+    </w:p>
+    <w:p>
+      <w:pPr>
+        <w:pStyle w:val="Normal"/>
+      </w:pPr>
     </w:p>
     <w:p>
       <w:pPr>
@@ -13099,8 +13299,13 @@
           <w:rFonts w:ascii="Times New Roman" w:hAnsi="Times New Roman"/>
           <w:sz w:val="28"/>
         </w:rPr>
-        <w:t>2.4.2 Факты сайтов и блоки бизнес-модели</w:t>
-      </w:r>
+        <w:t>1.4.2 Факты сайтов и блоки бизнес-модели</w:t>
+      </w:r>
+    </w:p>
+    <w:p>
+      <w:pPr>
+        <w:pStyle w:val="Normal"/>
+      </w:pPr>
     </w:p>
     <w:p>
       <w:pPr>
@@ -13179,10 +13384,15 @@
     </w:p>
     <w:p>
       <w:pPr>
+        <w:pStyle w:val="Normal"/>
+      </w:pPr>
+    </w:p>
+    <w:p>
+      <w:pPr>
         <w:pStyle w:val="a0"/>
         <w:keepNext/>
         <w:spacing w:before="0" w:after="0" w:line="360" w:lineRule="exact"/>
-        <w:ind w:firstLine="709"/>
+        <w:ind w:firstLine="0"/>
         <w:jc w:val="both"/>
       </w:pPr>
       <w:r>
@@ -13238,7 +13448,7 @@
             <w:r>
               <w:rPr>
                 <w:rFonts w:ascii="Times New Roman" w:hAnsi="Times New Roman"/>
-                <w:b/>
+                <w:b w:val="0"/>
                 <w:sz w:val="24"/>
               </w:rPr>
               <w:t>Конкурент</w:t>
@@ -13260,7 +13470,7 @@
             <w:r>
               <w:rPr>
                 <w:rFonts w:ascii="Times New Roman" w:hAnsi="Times New Roman"/>
-                <w:b/>
+                <w:b w:val="0"/>
                 <w:sz w:val="24"/>
               </w:rPr>
               <w:t>Фактов</w:t>
@@ -13282,7 +13492,7 @@
             <w:r>
               <w:rPr>
                 <w:rFonts w:ascii="Times New Roman" w:hAnsi="Times New Roman"/>
-                <w:b/>
+                <w:b w:val="0"/>
                 <w:sz w:val="24"/>
               </w:rPr>
               <w:t>Средняя доказательность</w:t>
@@ -13304,7 +13514,7 @@
             <w:r>
               <w:rPr>
                 <w:rFonts w:ascii="Times New Roman" w:hAnsi="Times New Roman"/>
-                <w:b/>
+                <w:b w:val="0"/>
                 <w:sz w:val="24"/>
               </w:rPr>
               <w:t>Индекс силы</w:t>
@@ -13326,7 +13536,7 @@
             <w:r>
               <w:rPr>
                 <w:rFonts w:ascii="Times New Roman" w:hAnsi="Times New Roman"/>
-                <w:b/>
+                <w:b w:val="0"/>
                 <w:sz w:val="24"/>
               </w:rPr>
               <w:t>Итог с учетом надежности</w:t>
@@ -14297,6 +14507,11 @@
         </w:tc>
       </w:tr>
     </w:tbl>
+    <w:p>
+      <w:pPr>
+        <w:pStyle w:val="Normal"/>
+      </w:pPr>
+    </w:p>
     <w:p>
       <w:pPr>
         <w:pStyle w:val="3"/>
@@ -14311,8 +14526,13 @@
           <w:rFonts w:ascii="Times New Roman" w:hAnsi="Times New Roman"/>
           <w:sz w:val="28"/>
         </w:rPr>
-        <w:t>2.4.3 Монетизация</w:t>
-      </w:r>
+        <w:t>1.4.3 Монетизация</w:t>
+      </w:r>
+    </w:p>
+    <w:p>
+      <w:pPr>
+        <w:pStyle w:val="Normal"/>
+      </w:pPr>
     </w:p>
     <w:p>
       <w:pPr>
@@ -14507,7 +14727,7 @@
           <w:i/>
           <w:sz w:val="28"/>
         </w:rPr>
-        <w:t>USD</w:t>
+        <w:t>у.е.</w:t>
       </w:r>
       <w:r>
         <w:rPr>
@@ -14546,6 +14766,11 @@
         </w:rPr>
         <w:t>).</w:t>
       </w:r>
+    </w:p>
+    <w:p>
+      <w:pPr>
+        <w:pStyle w:val="Normal"/>
+      </w:pPr>
     </w:p>
     <w:p>
       <w:pPr>
@@ -14561,8 +14786,13 @@
           <w:rFonts w:ascii="Times New Roman" w:hAnsi="Times New Roman"/>
           <w:sz w:val="28"/>
         </w:rPr>
-        <w:t>2.4.4 Каналы и воронка</w:t>
-      </w:r>
+        <w:t>1.4.4 Каналы и воронка</w:t>
+      </w:r>
+    </w:p>
+    <w:p>
+      <w:pPr>
+        <w:pStyle w:val="Normal"/>
+      </w:pPr>
     </w:p>
     <w:p>
       <w:pPr>
@@ -14788,6 +15018,11 @@
         </w:rPr>
         <w:t xml:space="preserve"> (вход без регистрации).</w:t>
       </w:r>
+    </w:p>
+    <w:p>
+      <w:pPr>
+        <w:pStyle w:val="Normal"/>
+      </w:pPr>
     </w:p>
     <w:p>
       <w:pPr>
@@ -14803,8 +15038,13 @@
           <w:rFonts w:ascii="Times New Roman" w:hAnsi="Times New Roman"/>
           <w:sz w:val="28"/>
         </w:rPr>
-        <w:t>2.4.5 Рыночный стандарт бизнес-модели</w:t>
-      </w:r>
+        <w:t>1.4.5 Рыночный стандарт бизнес-модели</w:t>
+      </w:r>
+    </w:p>
+    <w:p>
+      <w:pPr>
+        <w:pStyle w:val="Normal"/>
+      </w:pPr>
     </w:p>
     <w:p>
       <w:pPr>
@@ -14866,7 +15106,7 @@
             <w:r>
               <w:rPr>
                 <w:rFonts w:ascii="Times New Roman" w:hAnsi="Times New Roman"/>
-                <w:b/>
+                <w:b w:val="0"/>
                 <w:sz w:val="24"/>
               </w:rPr>
               <w:t>Практика</w:t>
@@ -14888,7 +15128,7 @@
             <w:r>
               <w:rPr>
                 <w:rFonts w:ascii="Times New Roman" w:hAnsi="Times New Roman"/>
-                <w:b/>
+                <w:b w:val="0"/>
                 <w:sz w:val="24"/>
               </w:rPr>
               <w:t>Конкурентов из 8</w:t>
@@ -14910,7 +15150,7 @@
             <w:r>
               <w:rPr>
                 <w:rFonts w:ascii="Times New Roman" w:hAnsi="Times New Roman"/>
-                <w:b/>
+                <w:b w:val="0"/>
                 <w:sz w:val="24"/>
               </w:rPr>
               <w:t>Доля</w:t>
@@ -14932,7 +15172,7 @@
             <w:r>
               <w:rPr>
                 <w:rFonts w:ascii="Times New Roman" w:hAnsi="Times New Roman"/>
-                <w:b/>
+                <w:b w:val="0"/>
                 <w:sz w:val="24"/>
               </w:rPr>
               <w:t>Статус по шаблону</w:t>
@@ -16833,6 +17073,11 @@
         </w:rPr>
         <w:t xml:space="preserve"> (3,6).</w:t>
       </w:r>
+    </w:p>
+    <w:p>
+      <w:pPr>
+        <w:pStyle w:val="Normal"/>
+      </w:pPr>
     </w:p>
     <w:p>
       <w:pPr>
@@ -16848,7 +17093,7 @@
           <w:rFonts w:ascii="Times New Roman" w:hAnsi="Times New Roman"/>
           <w:sz w:val="28"/>
         </w:rPr>
-        <w:t xml:space="preserve">2.4.6 Гипотезы для </w:t>
+        <w:t xml:space="preserve">1.4.6 Гипотезы для </w:t>
       </w:r>
       <w:r>
         <w:rPr>
@@ -16859,6 +17104,11 @@
         </w:rPr>
         <w:t>NotaCode</w:t>
       </w:r>
+    </w:p>
+    <w:p>
+      <w:pPr>
+        <w:pStyle w:val="Normal"/>
+      </w:pPr>
     </w:p>
     <w:p>
       <w:pPr>
@@ -16964,6 +17214,11 @@
         </w:rPr>
         <w:t xml:space="preserve"> до появления спроса, русскоязычные тарифы в рублях без анализа рынка РФ. Выводы предварительные: профили основаны на публичных страницах.</w:t>
       </w:r>
+    </w:p>
+    <w:p>
+      <w:pPr>
+        <w:pStyle w:val="Normal"/>
+      </w:pPr>
     </w:p>
     <w:p>
       <w:pPr>
@@ -16981,9 +17236,14 @@
           <w:rFonts w:ascii="Times New Roman" w:hAnsi="Times New Roman"/>
           <w:sz w:val="28"/>
         </w:rPr>
-        <w:t>2.5 Исправления рабочих копий шаблонов</w:t>
+        <w:t>1.5 Исправления рабочих копий шаблонов</w:t>
       </w:r>
       <w:bookmarkEnd w:id="29"/>
+    </w:p>
+    <w:p>
+      <w:pPr>
+        <w:pStyle w:val="Normal"/>
+      </w:pPr>
     </w:p>
     <w:p>
       <w:pPr>
@@ -17045,7 +17305,7 @@
             <w:r>
               <w:rPr>
                 <w:rFonts w:ascii="Times New Roman" w:hAnsi="Times New Roman"/>
-                <w:b/>
+                <w:b w:val="0"/>
                 <w:sz w:val="24"/>
               </w:rPr>
               <w:t>Книга</w:t>
@@ -17067,7 +17327,7 @@
             <w:r>
               <w:rPr>
                 <w:rFonts w:ascii="Times New Roman" w:hAnsi="Times New Roman"/>
-                <w:b/>
+                <w:b w:val="0"/>
                 <w:sz w:val="24"/>
               </w:rPr>
               <w:t>Лист и ячейки</w:t>
@@ -17089,7 +17349,7 @@
             <w:r>
               <w:rPr>
                 <w:rFonts w:ascii="Times New Roman" w:hAnsi="Times New Roman"/>
-                <w:b/>
+                <w:b w:val="0"/>
                 <w:sz w:val="24"/>
               </w:rPr>
               <w:t>Дефект</w:t>
@@ -17111,7 +17371,7 @@
             <w:r>
               <w:rPr>
                 <w:rFonts w:ascii="Times New Roman" w:hAnsi="Times New Roman"/>
-                <w:b/>
+                <w:b w:val="0"/>
                 <w:sz w:val="24"/>
               </w:rPr>
               <w:t>Исправление</w:t>
@@ -17980,10 +18240,14 @@
           <w:rFonts w:ascii="Times New Roman" w:hAnsi="Times New Roman"/>
           <w:sz w:val="28"/>
         </w:rPr>
-        <w:lastRenderedPageBreak/>
-        <w:t>3 ПРОВЕРКА ПО КРИТЕРИЯМ МЕТОДИКИ</w:t>
+        <w:t>2 ПРОВЕРКА ПО КРИТЕРИЯМ МЕТОДИКИ</w:t>
       </w:r>
       <w:bookmarkEnd w:id="31"/>
+    </w:p>
+    <w:p>
+      <w:pPr>
+        <w:pStyle w:val="Normal"/>
+      </w:pPr>
     </w:p>
     <w:p>
       <w:pPr>
@@ -18045,7 +18309,7 @@
             <w:r>
               <w:rPr>
                 <w:rFonts w:ascii="Times New Roman" w:hAnsi="Times New Roman"/>
-                <w:b/>
+                <w:b w:val="0"/>
                 <w:sz w:val="24"/>
               </w:rPr>
               <w:t>№</w:t>
@@ -18067,7 +18331,7 @@
             <w:r>
               <w:rPr>
                 <w:rFonts w:ascii="Times New Roman" w:hAnsi="Times New Roman"/>
-                <w:b/>
+                <w:b w:val="0"/>
                 <w:sz w:val="24"/>
               </w:rPr>
               <w:t>Пункт</w:t>
@@ -18089,7 +18353,7 @@
             <w:r>
               <w:rPr>
                 <w:rFonts w:ascii="Times New Roman" w:hAnsi="Times New Roman"/>
-                <w:b/>
+                <w:b w:val="0"/>
                 <w:sz w:val="24"/>
               </w:rPr>
               <w:t>Статус</w:t>
@@ -18111,7 +18375,7 @@
             <w:r>
               <w:rPr>
                 <w:rFonts w:ascii="Times New Roman" w:hAnsi="Times New Roman"/>
-                <w:b/>
+                <w:b w:val="0"/>
                 <w:sz w:val="24"/>
               </w:rPr>
               <w:t>Где в отчете</w:t>
@@ -19238,62 +19502,8 @@
     </w:p>
     <w:p>
       <w:pPr>
-        <w:spacing w:after="0" w:line="360" w:lineRule="exact" w:before="0"/>
-        <w:ind w:left="709" w:firstLine="709"/>
-        <w:jc w:val="both"/>
+        <w:pStyle w:val="Normal"/>
       </w:pPr>
-      <w:r>
-        <w:rPr>
-          <w:rFonts w:ascii="Times New Roman" w:hAnsi="Times New Roman"/>
-          <w:sz w:val="28"/>
-        </w:rPr>
-        <w:t>– Сформировано конкурентное поле из 22 компаний: один прямой конкурент (</w:t>
-      </w:r>
-      <w:r>
-        <w:rPr>
-          <w:rFonts w:ascii="Times New Roman" w:hAnsi="Times New Roman"/>
-          <w:i/>
-          <w:sz w:val="28"/>
-        </w:rPr>
-        <w:t>PlantUML</w:t>
-      </w:r>
-      <w:r>
-        <w:rPr>
-          <w:rFonts w:ascii="Times New Roman" w:hAnsi="Times New Roman"/>
-          <w:sz w:val="28"/>
-        </w:rPr>
-        <w:t>), четыре близких, девять косвенных и заменителей, семь смежных, одна компания с недостаточными данными (</w:t>
-      </w:r>
-      <w:r>
-        <w:rPr>
-          <w:rFonts w:ascii="Times New Roman" w:hAnsi="Times New Roman"/>
-          <w:i/>
-          <w:sz w:val="28"/>
-        </w:rPr>
-        <w:t>Sparx</w:t>
-      </w:r>
-      <w:r>
-        <w:rPr>
-          <w:rFonts w:ascii="Times New Roman" w:hAnsi="Times New Roman"/>
-          <w:sz w:val="28"/>
-        </w:rPr>
-        <w:t xml:space="preserve"> </w:t>
-      </w:r>
-      <w:r>
-        <w:rPr>
-          <w:rFonts w:ascii="Times New Roman" w:hAnsi="Times New Roman"/>
-          <w:i/>
-          <w:sz w:val="28"/>
-        </w:rPr>
-        <w:t>Systems</w:t>
-      </w:r>
-      <w:r>
-        <w:rPr>
-          <w:rFonts w:ascii="Times New Roman" w:hAnsi="Times New Roman"/>
-          <w:sz w:val="28"/>
-        </w:rPr>
-        <w:t>); средний взвешенный балл 2,83.</w:t>
-      </w:r>
     </w:p>
     <w:p>
       <w:pPr>
@@ -19306,7 +19516,52 @@
           <w:rFonts w:ascii="Times New Roman" w:hAnsi="Times New Roman"/>
           <w:sz w:val="28"/>
         </w:rPr>
-        <w:t>– Для анализа цифрового товара и бизнес-модели отобраны 8 конкурентов; просмотрено 40 страниц и репозиториев, подтверждено 153 признаков по Левитту, 33 требований по Кано и 145 фактов сайтов.</w:t>
+        <w:t>Сформировано конкурентное поле из 22 компаний: один прямой конкурент (</w:t>
+      </w:r>
+      <w:r>
+        <w:rPr>
+          <w:rFonts w:ascii="Times New Roman" w:hAnsi="Times New Roman"/>
+          <w:i/>
+          <w:sz w:val="28"/>
+        </w:rPr>
+        <w:t>PlantUML</w:t>
+      </w:r>
+      <w:r>
+        <w:rPr>
+          <w:rFonts w:ascii="Times New Roman" w:hAnsi="Times New Roman"/>
+          <w:sz w:val="28"/>
+        </w:rPr>
+        <w:t>), четыре близких, девять косвенных и заменителей, семь смежных, одна компания с недостаточными данными (</w:t>
+      </w:r>
+      <w:r>
+        <w:rPr>
+          <w:rFonts w:ascii="Times New Roman" w:hAnsi="Times New Roman"/>
+          <w:i/>
+          <w:sz w:val="28"/>
+        </w:rPr>
+        <w:t>Sparx</w:t>
+      </w:r>
+      <w:r>
+        <w:rPr>
+          <w:rFonts w:ascii="Times New Roman" w:hAnsi="Times New Roman"/>
+          <w:sz w:val="28"/>
+        </w:rPr>
+        <w:t xml:space="preserve"> </w:t>
+      </w:r>
+      <w:r>
+        <w:rPr>
+          <w:rFonts w:ascii="Times New Roman" w:hAnsi="Times New Roman"/>
+          <w:i/>
+          <w:sz w:val="28"/>
+        </w:rPr>
+        <w:t>Systems</w:t>
+      </w:r>
+      <w:r>
+        <w:rPr>
+          <w:rFonts w:ascii="Times New Roman" w:hAnsi="Times New Roman"/>
+          <w:sz w:val="28"/>
+        </w:rPr>
+        <w:t>); средний взвешенный балл 2,83.</w:t>
       </w:r>
     </w:p>
     <w:p>
@@ -19320,112 +19575,7 @@
           <w:rFonts w:ascii="Times New Roman" w:hAnsi="Times New Roman"/>
           <w:sz w:val="28"/>
         </w:rPr>
-        <w:t xml:space="preserve">– Рыночный стандарт цифрового товара по порогам шаблона (13 признаков): описание диаграммы текстом, бесплатный доступ, платная подписка и открытая страница тарифов, интеграции, независимые отзывы, раздел о безопасности, вход, совместная работа, экспорт, история версий, документация и </w:t>
-      </w:r>
-      <w:r>
-        <w:rPr>
-          <w:rFonts w:ascii="Times New Roman" w:hAnsi="Times New Roman"/>
-          <w:i/>
-          <w:sz w:val="28"/>
-        </w:rPr>
-        <w:t>ERD</w:t>
-      </w:r>
-      <w:r>
-        <w:rPr>
-          <w:rFonts w:ascii="Times New Roman" w:hAnsi="Times New Roman"/>
-          <w:sz w:val="28"/>
-        </w:rPr>
-        <w:t xml:space="preserve">; </w:t>
-      </w:r>
-      <w:r>
-        <w:rPr>
-          <w:rFonts w:ascii="Times New Roman" w:hAnsi="Times New Roman"/>
-          <w:i/>
-          <w:sz w:val="28"/>
-        </w:rPr>
-        <w:t>UML</w:t>
-      </w:r>
-      <w:r>
-        <w:rPr>
-          <w:rFonts w:ascii="Times New Roman" w:hAnsi="Times New Roman"/>
-          <w:sz w:val="28"/>
-        </w:rPr>
-        <w:t xml:space="preserve"> (4 из 8), </w:t>
-      </w:r>
-      <w:r>
-        <w:rPr>
-          <w:rFonts w:ascii="Times New Roman" w:hAnsi="Times New Roman"/>
-          <w:i/>
-          <w:sz w:val="28"/>
-        </w:rPr>
-        <w:t>BPMN</w:t>
-      </w:r>
-      <w:r>
-        <w:rPr>
-          <w:rFonts w:ascii="Times New Roman" w:hAnsi="Times New Roman"/>
-          <w:sz w:val="28"/>
-        </w:rPr>
-        <w:t xml:space="preserve"> и шаблоны – формирующаяся норма. ИИ-помощник и </w:t>
-      </w:r>
-      <w:r>
-        <w:rPr>
-          <w:rFonts w:ascii="Times New Roman" w:hAnsi="Times New Roman"/>
-          <w:i/>
-          <w:sz w:val="28"/>
-        </w:rPr>
-        <w:t>API</w:t>
-      </w:r>
-      <w:r>
-        <w:rPr>
-          <w:rFonts w:ascii="Times New Roman" w:hAnsi="Times New Roman"/>
-          <w:sz w:val="28"/>
-        </w:rPr>
-        <w:t xml:space="preserve"> переходят в ожидаемое (по 5 из 8). В зону отличия </w:t>
-      </w:r>
-      <w:r>
-        <w:rPr>
-          <w:rFonts w:ascii="Times New Roman" w:hAnsi="Times New Roman"/>
-          <w:i/>
-          <w:sz w:val="28"/>
-        </w:rPr>
-        <w:t>NotaCode</w:t>
-      </w:r>
-      <w:r>
-        <w:rPr>
-          <w:rFonts w:ascii="Times New Roman" w:hAnsi="Times New Roman"/>
-          <w:sz w:val="28"/>
-        </w:rPr>
-        <w:t xml:space="preserve"> попадают </w:t>
-      </w:r>
-      <w:r>
-        <w:rPr>
-          <w:rFonts w:ascii="Times New Roman" w:hAnsi="Times New Roman"/>
-          <w:i/>
-          <w:sz w:val="28"/>
-        </w:rPr>
-        <w:t>IDEF0</w:t>
-      </w:r>
-      <w:r>
-        <w:rPr>
-          <w:rFonts w:ascii="Times New Roman" w:hAnsi="Times New Roman"/>
-          <w:sz w:val="28"/>
-        </w:rPr>
-        <w:t xml:space="preserve">, </w:t>
-      </w:r>
-      <w:r>
-        <w:rPr>
-          <w:rFonts w:ascii="Times New Roman" w:hAnsi="Times New Roman"/>
-          <w:i/>
-          <w:sz w:val="28"/>
-        </w:rPr>
-        <w:t>DFD</w:t>
-      </w:r>
-      <w:r>
-        <w:rPr>
-          <w:rFonts w:ascii="Times New Roman" w:hAnsi="Times New Roman"/>
-          <w:sz w:val="28"/>
-        </w:rPr>
-        <w:t xml:space="preserve"> и сети Петри, которые на сайтах конкурентов не найдены.</w:t>
+        <w:t>Для анализа цифрового товара и бизнес-модели отобраны 8 конкурентов; просмотрено 40 страниц и репозиториев, подтверждено 153 признаков по Левитту, 33 требований по Кано и 145 фактов сайтов.</w:t>
       </w:r>
     </w:p>
     <w:p>
@@ -19439,7 +19589,7 @@
           <w:rFonts w:ascii="Times New Roman" w:hAnsi="Times New Roman"/>
           <w:sz w:val="28"/>
         </w:rPr>
-        <w:t xml:space="preserve">– Рыночный стандарт бизнес-модели (порог 70 %): бесплатный доступ, интеграции, независимые отзывы, раздел безопасности, документация; преобладает условно-бесплатная модель с подпиской за пользователя в месяц. Сильнейшая модель – </w:t>
+        <w:t xml:space="preserve">Рыночный стандарт цифрового товара по порогам шаблона (13 признаков): описание диаграммы текстом, бесплатный доступ, платная подписка и открытая страница тарифов, интеграции, независимые отзывы, раздел о безопасности, вход, совместная работа, экспорт, история версий, документация и </w:t>
       </w:r>
       <w:r>
         <w:rPr>
@@ -19447,14 +19597,104 @@
           <w:i/>
           <w:sz w:val="28"/>
         </w:rPr>
-        <w:t>Lucidchart</w:t>
-      </w:r>
-      <w:r>
-        <w:rPr>
-          <w:rFonts w:ascii="Times New Roman" w:hAnsi="Times New Roman"/>
-          <w:sz w:val="28"/>
-        </w:rPr>
-        <w:t>.</w:t>
+        <w:t>ERD</w:t>
+      </w:r>
+      <w:r>
+        <w:rPr>
+          <w:rFonts w:ascii="Times New Roman" w:hAnsi="Times New Roman"/>
+          <w:sz w:val="28"/>
+        </w:rPr>
+        <w:t xml:space="preserve">; </w:t>
+      </w:r>
+      <w:r>
+        <w:rPr>
+          <w:rFonts w:ascii="Times New Roman" w:hAnsi="Times New Roman"/>
+          <w:i/>
+          <w:sz w:val="28"/>
+        </w:rPr>
+        <w:t>UML</w:t>
+      </w:r>
+      <w:r>
+        <w:rPr>
+          <w:rFonts w:ascii="Times New Roman" w:hAnsi="Times New Roman"/>
+          <w:sz w:val="28"/>
+        </w:rPr>
+        <w:t xml:space="preserve"> (4 из 8), </w:t>
+      </w:r>
+      <w:r>
+        <w:rPr>
+          <w:rFonts w:ascii="Times New Roman" w:hAnsi="Times New Roman"/>
+          <w:i/>
+          <w:sz w:val="28"/>
+        </w:rPr>
+        <w:t>BPMN</w:t>
+      </w:r>
+      <w:r>
+        <w:rPr>
+          <w:rFonts w:ascii="Times New Roman" w:hAnsi="Times New Roman"/>
+          <w:sz w:val="28"/>
+        </w:rPr>
+        <w:t xml:space="preserve"> и шаблоны – формирующаяся норма. ИИ-помощник и </w:t>
+      </w:r>
+      <w:r>
+        <w:rPr>
+          <w:rFonts w:ascii="Times New Roman" w:hAnsi="Times New Roman"/>
+          <w:i/>
+          <w:sz w:val="28"/>
+        </w:rPr>
+        <w:t>API</w:t>
+      </w:r>
+      <w:r>
+        <w:rPr>
+          <w:rFonts w:ascii="Times New Roman" w:hAnsi="Times New Roman"/>
+          <w:sz w:val="28"/>
+        </w:rPr>
+        <w:t xml:space="preserve"> переходят в ожидаемое (по 5 из 8). В зону отличия </w:t>
+      </w:r>
+      <w:r>
+        <w:rPr>
+          <w:rFonts w:ascii="Times New Roman" w:hAnsi="Times New Roman"/>
+          <w:i/>
+          <w:sz w:val="28"/>
+        </w:rPr>
+        <w:t>NotaCode</w:t>
+      </w:r>
+      <w:r>
+        <w:rPr>
+          <w:rFonts w:ascii="Times New Roman" w:hAnsi="Times New Roman"/>
+          <w:sz w:val="28"/>
+        </w:rPr>
+        <w:t xml:space="preserve"> попадают </w:t>
+      </w:r>
+      <w:r>
+        <w:rPr>
+          <w:rFonts w:ascii="Times New Roman" w:hAnsi="Times New Roman"/>
+          <w:i/>
+          <w:sz w:val="28"/>
+        </w:rPr>
+        <w:t>IDEF0</w:t>
+      </w:r>
+      <w:r>
+        <w:rPr>
+          <w:rFonts w:ascii="Times New Roman" w:hAnsi="Times New Roman"/>
+          <w:sz w:val="28"/>
+        </w:rPr>
+        <w:t xml:space="preserve">, </w:t>
+      </w:r>
+      <w:r>
+        <w:rPr>
+          <w:rFonts w:ascii="Times New Roman" w:hAnsi="Times New Roman"/>
+          <w:i/>
+          <w:sz w:val="28"/>
+        </w:rPr>
+        <w:t>DFD</w:t>
+      </w:r>
+      <w:r>
+        <w:rPr>
+          <w:rFonts w:ascii="Times New Roman" w:hAnsi="Times New Roman"/>
+          <w:sz w:val="28"/>
+        </w:rPr>
+        <w:t xml:space="preserve"> и сети Петри, которые на сайтах конкурентов не найдены.</w:t>
       </w:r>
     </w:p>
     <w:p>
@@ -19468,7 +19708,7 @@
           <w:rFonts w:ascii="Times New Roman" w:hAnsi="Times New Roman"/>
           <w:sz w:val="28"/>
         </w:rPr>
-        <w:t xml:space="preserve">– Для </w:t>
+        <w:t xml:space="preserve">Рыночный стандарт бизнес-модели (порог 70 %): бесплатный доступ, интеграции, независимые отзывы, раздел безопасности, документация; преобладает условно-бесплатная модель с подпиской за пользователя в месяц. Сильнейшая модель – </w:t>
       </w:r>
       <w:r>
         <w:rPr>
@@ -19476,111 +19716,6 @@
           <w:i/>
           <w:sz w:val="28"/>
         </w:rPr>
-        <w:t>NotaCode</w:t>
-      </w:r>
-      <w:r>
-        <w:rPr>
-          <w:rFonts w:ascii="Times New Roman" w:hAnsi="Times New Roman"/>
-          <w:sz w:val="28"/>
-        </w:rPr>
-        <w:t xml:space="preserve"> предварительно принята модель </w:t>
-      </w:r>
-      <w:r>
-        <w:rPr>
-          <w:rFonts w:ascii="Times New Roman" w:hAnsi="Times New Roman"/>
-          <w:i/>
-          <w:sz w:val="28"/>
-        </w:rPr>
-        <w:t>freemium</w:t>
-      </w:r>
-      <w:r>
-        <w:rPr>
-          <w:rFonts w:ascii="Times New Roman" w:hAnsi="Times New Roman"/>
-          <w:sz w:val="28"/>
-        </w:rPr>
-        <w:t xml:space="preserve">: </w:t>
-      </w:r>
-      <w:r>
-        <w:rPr>
-          <w:rFonts w:ascii="Times New Roman" w:hAnsi="Times New Roman"/>
-          <w:i/>
-          <w:sz w:val="28"/>
-        </w:rPr>
-        <w:t>Free</w:t>
-      </w:r>
-      <w:r>
-        <w:rPr>
-          <w:rFonts w:ascii="Times New Roman" w:hAnsi="Times New Roman"/>
-          <w:sz w:val="28"/>
-        </w:rPr>
-        <w:t xml:space="preserve"> и </w:t>
-      </w:r>
-      <w:r>
-        <w:rPr>
-          <w:rFonts w:ascii="Times New Roman" w:hAnsi="Times New Roman"/>
-          <w:i/>
-          <w:sz w:val="28"/>
-        </w:rPr>
-        <w:t>Pro</w:t>
-      </w:r>
-      <w:r>
-        <w:rPr>
-          <w:rFonts w:ascii="Times New Roman" w:hAnsi="Times New Roman"/>
-          <w:sz w:val="28"/>
-        </w:rPr>
-        <w:t xml:space="preserve"> 40 </w:t>
-      </w:r>
-      <w:r>
-        <w:rPr>
-          <w:rFonts w:ascii="Times New Roman" w:hAnsi="Times New Roman"/>
-          <w:i/>
-          <w:sz w:val="28"/>
-        </w:rPr>
-        <w:t>USD</w:t>
-      </w:r>
-      <w:r>
-        <w:rPr>
-          <w:rFonts w:ascii="Times New Roman" w:hAnsi="Times New Roman"/>
-          <w:sz w:val="28"/>
-        </w:rPr>
-        <w:t xml:space="preserve"> в год; она соответствует практике </w:t>
-      </w:r>
-      <w:r>
-        <w:rPr>
-          <w:rFonts w:ascii="Times New Roman" w:hAnsi="Times New Roman"/>
-          <w:i/>
-          <w:sz w:val="28"/>
-        </w:rPr>
-        <w:t>Mermaid</w:t>
-      </w:r>
-      <w:r>
-        <w:rPr>
-          <w:rFonts w:ascii="Times New Roman" w:hAnsi="Times New Roman"/>
-          <w:sz w:val="28"/>
-        </w:rPr>
-        <w:t xml:space="preserve"> </w:t>
-      </w:r>
-      <w:r>
-        <w:rPr>
-          <w:rFonts w:ascii="Times New Roman" w:hAnsi="Times New Roman"/>
-          <w:i/>
-          <w:sz w:val="28"/>
-        </w:rPr>
-        <w:t>Chart</w:t>
-      </w:r>
-      <w:r>
-        <w:rPr>
-          <w:rFonts w:ascii="Times New Roman" w:hAnsi="Times New Roman"/>
-          <w:sz w:val="28"/>
-        </w:rPr>
-        <w:t xml:space="preserve">, </w:t>
-      </w:r>
-      <w:r>
-        <w:rPr>
-          <w:rFonts w:ascii="Times New Roman" w:hAnsi="Times New Roman"/>
-          <w:i/>
-          <w:sz w:val="28"/>
-        </w:rPr>
         <w:t>Lucidchart</w:t>
       </w:r>
       <w:r>
@@ -19588,52 +19723,7 @@
           <w:rFonts w:ascii="Times New Roman" w:hAnsi="Times New Roman"/>
           <w:sz w:val="28"/>
         </w:rPr>
-        <w:t xml:space="preserve"> и </w:t>
-      </w:r>
-      <w:r>
-        <w:rPr>
-          <w:rFonts w:ascii="Times New Roman" w:hAnsi="Times New Roman"/>
-          <w:i/>
-          <w:sz w:val="28"/>
-        </w:rPr>
-        <w:t>Eraser</w:t>
-      </w:r>
-      <w:r>
-        <w:rPr>
-          <w:rFonts w:ascii="Times New Roman" w:hAnsi="Times New Roman"/>
-          <w:sz w:val="28"/>
-        </w:rPr>
-        <w:t xml:space="preserve">, а цена </w:t>
-      </w:r>
-      <w:r>
-        <w:rPr>
-          <w:rFonts w:ascii="Times New Roman" w:hAnsi="Times New Roman"/>
-          <w:i/>
-          <w:sz w:val="28"/>
-        </w:rPr>
-        <w:t>Pro</w:t>
-      </w:r>
-      <w:r>
-        <w:rPr>
-          <w:rFonts w:ascii="Times New Roman" w:hAnsi="Times New Roman"/>
-          <w:sz w:val="28"/>
-        </w:rPr>
-        <w:t xml:space="preserve"> ниже минимальных тарифов конкурентов (от 9 </w:t>
-      </w:r>
-      <w:r>
-        <w:rPr>
-          <w:rFonts w:ascii="Times New Roman" w:hAnsi="Times New Roman"/>
-          <w:i/>
-          <w:sz w:val="28"/>
-        </w:rPr>
-        <w:t>USD</w:t>
-      </w:r>
-      <w:r>
-        <w:rPr>
-          <w:rFonts w:ascii="Times New Roman" w:hAnsi="Times New Roman"/>
-          <w:sz w:val="28"/>
-        </w:rPr>
-        <w:t xml:space="preserve"> в месяц).</w:t>
+        <w:t>.</w:t>
       </w:r>
     </w:p>
     <w:p>
@@ -19647,7 +19737,172 @@
           <w:rFonts w:ascii="Times New Roman" w:hAnsi="Times New Roman"/>
           <w:sz w:val="28"/>
         </w:rPr>
-        <w:t>– Классификация по Кано и оценки по шкалам экспертные: для окончательных выводов нужны опрос потребителей по методу Кано и проверка работы продуктов (проверка правил нотации, импорт форматов); эти данные перечислены в приложении Б.</w:t>
+        <w:t xml:space="preserve">Для </w:t>
+      </w:r>
+      <w:r>
+        <w:rPr>
+          <w:rFonts w:ascii="Times New Roman" w:hAnsi="Times New Roman"/>
+          <w:i/>
+          <w:sz w:val="28"/>
+        </w:rPr>
+        <w:t>NotaCode</w:t>
+      </w:r>
+      <w:r>
+        <w:rPr>
+          <w:rFonts w:ascii="Times New Roman" w:hAnsi="Times New Roman"/>
+          <w:sz w:val="28"/>
+        </w:rPr>
+        <w:t xml:space="preserve"> предварительно принята модель </w:t>
+      </w:r>
+      <w:r>
+        <w:rPr>
+          <w:rFonts w:ascii="Times New Roman" w:hAnsi="Times New Roman"/>
+          <w:i/>
+          <w:sz w:val="28"/>
+        </w:rPr>
+        <w:t>freemium</w:t>
+      </w:r>
+      <w:r>
+        <w:rPr>
+          <w:rFonts w:ascii="Times New Roman" w:hAnsi="Times New Roman"/>
+          <w:sz w:val="28"/>
+        </w:rPr>
+        <w:t xml:space="preserve">: </w:t>
+      </w:r>
+      <w:r>
+        <w:rPr>
+          <w:rFonts w:ascii="Times New Roman" w:hAnsi="Times New Roman"/>
+          <w:i/>
+          <w:sz w:val="28"/>
+        </w:rPr>
+        <w:t>Free</w:t>
+      </w:r>
+      <w:r>
+        <w:rPr>
+          <w:rFonts w:ascii="Times New Roman" w:hAnsi="Times New Roman"/>
+          <w:sz w:val="28"/>
+        </w:rPr>
+        <w:t xml:space="preserve"> и </w:t>
+      </w:r>
+      <w:r>
+        <w:rPr>
+          <w:rFonts w:ascii="Times New Roman" w:hAnsi="Times New Roman"/>
+          <w:i/>
+          <w:sz w:val="28"/>
+        </w:rPr>
+        <w:t>Pro</w:t>
+      </w:r>
+      <w:r>
+        <w:rPr>
+          <w:rFonts w:ascii="Times New Roman" w:hAnsi="Times New Roman"/>
+          <w:sz w:val="28"/>
+        </w:rPr>
+        <w:t xml:space="preserve"> 40 </w:t>
+      </w:r>
+      <w:r>
+        <w:rPr>
+          <w:rFonts w:ascii="Times New Roman" w:hAnsi="Times New Roman"/>
+          <w:i/>
+          <w:sz w:val="28"/>
+        </w:rPr>
+        <w:t>у.е.</w:t>
+      </w:r>
+      <w:r>
+        <w:rPr>
+          <w:rFonts w:ascii="Times New Roman" w:hAnsi="Times New Roman"/>
+          <w:sz w:val="28"/>
+        </w:rPr>
+        <w:t xml:space="preserve"> в год; она соответствует практике </w:t>
+      </w:r>
+      <w:r>
+        <w:rPr>
+          <w:rFonts w:ascii="Times New Roman" w:hAnsi="Times New Roman"/>
+          <w:i/>
+          <w:sz w:val="28"/>
+        </w:rPr>
+        <w:t>Mermaid</w:t>
+      </w:r>
+      <w:r>
+        <w:rPr>
+          <w:rFonts w:ascii="Times New Roman" w:hAnsi="Times New Roman"/>
+          <w:sz w:val="28"/>
+        </w:rPr>
+        <w:t xml:space="preserve"> </w:t>
+      </w:r>
+      <w:r>
+        <w:rPr>
+          <w:rFonts w:ascii="Times New Roman" w:hAnsi="Times New Roman"/>
+          <w:i/>
+          <w:sz w:val="28"/>
+        </w:rPr>
+        <w:t>Chart</w:t>
+      </w:r>
+      <w:r>
+        <w:rPr>
+          <w:rFonts w:ascii="Times New Roman" w:hAnsi="Times New Roman"/>
+          <w:sz w:val="28"/>
+        </w:rPr>
+        <w:t xml:space="preserve">, </w:t>
+      </w:r>
+      <w:r>
+        <w:rPr>
+          <w:rFonts w:ascii="Times New Roman" w:hAnsi="Times New Roman"/>
+          <w:i/>
+          <w:sz w:val="28"/>
+        </w:rPr>
+        <w:t>Lucidchart</w:t>
+      </w:r>
+      <w:r>
+        <w:rPr>
+          <w:rFonts w:ascii="Times New Roman" w:hAnsi="Times New Roman"/>
+          <w:sz w:val="28"/>
+        </w:rPr>
+        <w:t xml:space="preserve"> и </w:t>
+      </w:r>
+      <w:r>
+        <w:rPr>
+          <w:rFonts w:ascii="Times New Roman" w:hAnsi="Times New Roman"/>
+          <w:i/>
+          <w:sz w:val="28"/>
+        </w:rPr>
+        <w:t>Eraser</w:t>
+      </w:r>
+      <w:r>
+        <w:rPr>
+          <w:rFonts w:ascii="Times New Roman" w:hAnsi="Times New Roman"/>
+          <w:sz w:val="28"/>
+        </w:rPr>
+        <w:t xml:space="preserve">, а цена </w:t>
+      </w:r>
+      <w:r>
+        <w:rPr>
+          <w:rFonts w:ascii="Times New Roman" w:hAnsi="Times New Roman"/>
+          <w:i/>
+          <w:sz w:val="28"/>
+        </w:rPr>
+        <w:t>Pro</w:t>
+      </w:r>
+      <w:r>
+        <w:rPr>
+          <w:rFonts w:ascii="Times New Roman" w:hAnsi="Times New Roman"/>
+          <w:sz w:val="28"/>
+        </w:rPr>
+        <w:t xml:space="preserve"> ниже минимальных тарифов конкурентов (от 9 </w:t>
+      </w:r>
+      <w:r>
+        <w:rPr>
+          <w:rFonts w:ascii="Times New Roman" w:hAnsi="Times New Roman"/>
+          <w:i/>
+          <w:sz w:val="28"/>
+        </w:rPr>
+        <w:t>у.е.</w:t>
+      </w:r>
+      <w:r>
+        <w:rPr>
+          <w:rFonts w:ascii="Times New Roman" w:hAnsi="Times New Roman"/>
+          <w:sz w:val="28"/>
+        </w:rPr>
+        <w:t xml:space="preserve"> в месяц).</w:t>
       </w:r>
     </w:p>
     <w:p>
@@ -19661,7 +19916,21 @@
           <w:rFonts w:ascii="Times New Roman" w:hAnsi="Times New Roman"/>
           <w:sz w:val="28"/>
         </w:rPr>
-        <w:t xml:space="preserve">– Данные 02.10.2026 (приложение В): цены и нотации </w:t>
+        <w:t>Классификация по Кано и оценки по шкалам экспертные: для окончательных выводов нужны опрос потребителей по методу Кано и проверка работы продуктов (проверка правил нотации, импорт форматов); эти данные перечислены в приложении Б.</w:t>
+      </w:r>
+    </w:p>
+    <w:p>
+      <w:pPr>
+        <w:spacing w:after="0" w:line="360" w:lineRule="exact" w:before="0"/>
+        <w:ind w:left="709" w:firstLine="709"/>
+        <w:jc w:val="both"/>
+      </w:pPr>
+      <w:r>
+        <w:rPr>
+          <w:rFonts w:ascii="Times New Roman" w:hAnsi="Times New Roman"/>
+          <w:sz w:val="28"/>
+        </w:rPr>
+        <w:t xml:space="preserve">Данные 02.10.2026 (приложение В): цены и нотации </w:t>
       </w:r>
       <w:r>
         <w:rPr>
@@ -19777,33 +20046,8 @@
     </w:p>
     <w:p>
       <w:pPr>
-        <w:pStyle w:val="Compact"/>
-        <w:spacing w:before="0" w:after="0" w:line="360" w:lineRule="exact"/>
-        <w:ind w:left="709" w:firstLine="709"/>
-        <w:jc w:val="both"/>
+        <w:pStyle w:val="Normal"/>
       </w:pPr>
-      <w:r>
-        <w:rPr>
-          <w:rFonts w:ascii="Times New Roman" w:hAnsi="Times New Roman"/>
-          <w:sz w:val="28"/>
-        </w:rPr>
-        <w:t xml:space="preserve">– Хаджинова, К. А. Отчеты по лабораторным работам ЛР1–ЛР4 «Электронный бизнес»: проект </w:t>
-      </w:r>
-      <w:r>
-        <w:rPr>
-          <w:rFonts w:ascii="Times New Roman" w:hAnsi="Times New Roman"/>
-          <w:i/>
-          <w:sz w:val="28"/>
-        </w:rPr>
-        <w:t>NotaCode</w:t>
-      </w:r>
-      <w:r>
-        <w:rPr>
-          <w:rFonts w:ascii="Times New Roman" w:hAnsi="Times New Roman"/>
-          <w:sz w:val="28"/>
-        </w:rPr>
-        <w:t>. – Минск: БГУИР, 2026.</w:t>
-      </w:r>
     </w:p>
     <w:p>
       <w:pPr>
@@ -19815,32 +20059,24 @@
       <w:r>
         <w:rPr>
           <w:rFonts w:ascii="Times New Roman" w:hAnsi="Times New Roman"/>
+          <w:sz w:val="28"/>
+        </w:rPr>
+        <w:t xml:space="preserve">– Хаджинова, К. А. Отчеты по лабораторным работам ЛР1–ЛР4 «Электронный бизнес»: проект </w:t>
+      </w:r>
+      <w:r>
+        <w:rPr>
+          <w:rFonts w:ascii="Times New Roman" w:hAnsi="Times New Roman"/>
           <w:i/>
           <w:sz w:val="28"/>
         </w:rPr>
-        <w:t>– Similarweb</w:t>
-      </w:r>
-      <w:r>
-        <w:rPr>
-          <w:rFonts w:ascii="Times New Roman" w:hAnsi="Times New Roman"/>
-          <w:sz w:val="28"/>
-        </w:rPr>
-        <w:t xml:space="preserve"> </w:t>
-      </w:r>
-      <w:r>
-        <w:rPr>
-          <w:rFonts w:ascii="Times New Roman" w:hAnsi="Times New Roman"/>
-          <w:i/>
-          <w:sz w:val="28"/>
-        </w:rPr>
-        <w:t>Pro</w:t>
-      </w:r>
-      <w:r>
-        <w:rPr>
-          <w:rFonts w:ascii="Times New Roman" w:hAnsi="Times New Roman"/>
-          <w:sz w:val="28"/>
-        </w:rPr>
-        <w:t>: обзор доменов, июнь – август 2026 [Электронный ресурс]. – Режим доступа: https://pro.similarweb.com. – Дата доступа: 30.09.2026.</w:t>
+        <w:t>NotaCode</w:t>
+      </w:r>
+      <w:r>
+        <w:rPr>
+          <w:rFonts w:ascii="Times New Roman" w:hAnsi="Times New Roman"/>
+          <w:sz w:val="28"/>
+        </w:rPr>
+        <w:t>. – Минск: БГУИР, 2026.</w:t>
       </w:r>
     </w:p>
     <w:p>
@@ -19856,7 +20092,7 @@
           <w:i/>
           <w:sz w:val="28"/>
         </w:rPr>
-        <w:t>– GitHub</w:t>
+        <w:t>– Similarweb</w:t>
       </w:r>
       <w:r>
         <w:rPr>
@@ -19871,29 +20107,14 @@
           <w:i/>
           <w:sz w:val="28"/>
         </w:rPr>
-        <w:t>REST</w:t>
-      </w:r>
-      <w:r>
-        <w:rPr>
-          <w:rFonts w:ascii="Times New Roman" w:hAnsi="Times New Roman"/>
-          <w:sz w:val="28"/>
-        </w:rPr>
-        <w:t xml:space="preserve"> </w:t>
-      </w:r>
-      <w:r>
-        <w:rPr>
-          <w:rFonts w:ascii="Times New Roman" w:hAnsi="Times New Roman"/>
-          <w:i/>
-          <w:sz w:val="28"/>
-        </w:rPr>
-        <w:t>API</w:t>
-      </w:r>
-      <w:r>
-        <w:rPr>
-          <w:rFonts w:ascii="Times New Roman" w:hAnsi="Times New Roman"/>
-          <w:sz w:val="28"/>
-        </w:rPr>
-        <w:t>: данные репозиториев [Электронный ресурс]. – Режим доступа: https://api.github.com. – Дата доступа: 30.09.2026.</w:t>
+        <w:t>Pro</w:t>
+      </w:r>
+      <w:r>
+        <w:rPr>
+          <w:rFonts w:ascii="Times New Roman" w:hAnsi="Times New Roman"/>
+          <w:sz w:val="28"/>
+        </w:rPr>
+        <w:t>: обзор доменов, июнь – август 2026 [Электронный ресурс]. – Режим доступа: https://pro.similarweb.com. – Дата доступа: 30.09.2026.</w:t>
       </w:r>
     </w:p>
     <w:p>
@@ -19909,14 +20130,44 @@
           <w:i/>
           <w:sz w:val="28"/>
         </w:rPr>
-        <w:t>– Trustpilot</w:t>
-      </w:r>
-      <w:r>
-        <w:rPr>
-          <w:rFonts w:ascii="Times New Roman" w:hAnsi="Times New Roman"/>
-          <w:sz w:val="28"/>
-        </w:rPr>
-        <w:t>: страницы оценок доменов [Электронный ресурс]. – Режим доступа: https://www.trustpilot.com. – Дата доступа: 30.09.2026.</w:t>
+        <w:t>– GitHub</w:t>
+      </w:r>
+      <w:r>
+        <w:rPr>
+          <w:rFonts w:ascii="Times New Roman" w:hAnsi="Times New Roman"/>
+          <w:sz w:val="28"/>
+        </w:rPr>
+        <w:t xml:space="preserve"> </w:t>
+      </w:r>
+      <w:r>
+        <w:rPr>
+          <w:rFonts w:ascii="Times New Roman" w:hAnsi="Times New Roman"/>
+          <w:i/>
+          <w:sz w:val="28"/>
+        </w:rPr>
+        <w:t>REST</w:t>
+      </w:r>
+      <w:r>
+        <w:rPr>
+          <w:rFonts w:ascii="Times New Roman" w:hAnsi="Times New Roman"/>
+          <w:sz w:val="28"/>
+        </w:rPr>
+        <w:t xml:space="preserve"> </w:t>
+      </w:r>
+      <w:r>
+        <w:rPr>
+          <w:rFonts w:ascii="Times New Roman" w:hAnsi="Times New Roman"/>
+          <w:i/>
+          <w:sz w:val="28"/>
+        </w:rPr>
+        <w:t>API</w:t>
+      </w:r>
+      <w:r>
+        <w:rPr>
+          <w:rFonts w:ascii="Times New Roman" w:hAnsi="Times New Roman"/>
+          <w:sz w:val="28"/>
+        </w:rPr>
+        <w:t>: данные репозиториев [Электронный ресурс]. – Режим доступа: https://api.github.com. – Дата доступа: 30.09.2026.</w:t>
       </w:r>
     </w:p>
     <w:p>
@@ -19929,9 +20180,17 @@
       <w:r>
         <w:rPr>
           <w:rFonts w:ascii="Times New Roman" w:hAnsi="Times New Roman"/>
-          <w:sz w:val="28"/>
-        </w:rPr>
-        <w:t>– Яндекс Вордстат: статистика запросов [Электронный ресурс]. – Режим доступа: https://wordstat.yandex.ru. – Дата доступа: 30.09.2026.</w:t>
+          <w:i/>
+          <w:sz w:val="28"/>
+        </w:rPr>
+        <w:t>– Trustpilot</w:t>
+      </w:r>
+      <w:r>
+        <w:rPr>
+          <w:rFonts w:ascii="Times New Roman" w:hAnsi="Times New Roman"/>
+          <w:sz w:val="28"/>
+        </w:rPr>
+        <w:t>: страницы оценок доменов [Электронный ресурс]. – Режим доступа: https://www.trustpilot.com. – Дата доступа: 30.09.2026.</w:t>
       </w:r>
     </w:p>
     <w:p>
@@ -19946,157 +20205,7 @@
           <w:rFonts w:ascii="Times New Roman" w:hAnsi="Times New Roman"/>
           <w:sz w:val="28"/>
         </w:rPr>
-        <w:t xml:space="preserve">– Страницы сайтов конкурентов: </w:t>
-      </w:r>
-      <w:r>
-        <w:rPr>
-          <w:rFonts w:ascii="Times New Roman" w:hAnsi="Times New Roman"/>
-          <w:i/>
-          <w:sz w:val="28"/>
-        </w:rPr>
-        <w:t>plantuml.com</w:t>
-      </w:r>
-      <w:r>
-        <w:rPr>
-          <w:rFonts w:ascii="Times New Roman" w:hAnsi="Times New Roman"/>
-          <w:sz w:val="28"/>
-        </w:rPr>
-        <w:t xml:space="preserve">, </w:t>
-      </w:r>
-      <w:r>
-        <w:rPr>
-          <w:rFonts w:ascii="Times New Roman" w:hAnsi="Times New Roman"/>
-          <w:i/>
-          <w:sz w:val="28"/>
-        </w:rPr>
-        <w:t>mermaid.js.org</w:t>
-      </w:r>
-      <w:r>
-        <w:rPr>
-          <w:rFonts w:ascii="Times New Roman" w:hAnsi="Times New Roman"/>
-          <w:sz w:val="28"/>
-        </w:rPr>
-        <w:t xml:space="preserve">, </w:t>
-      </w:r>
-      <w:r>
-        <w:rPr>
-          <w:rFonts w:ascii="Times New Roman" w:hAnsi="Times New Roman"/>
-          <w:i/>
-          <w:sz w:val="28"/>
-        </w:rPr>
-        <w:t>mermaid.ai</w:t>
-      </w:r>
-      <w:r>
-        <w:rPr>
-          <w:rFonts w:ascii="Times New Roman" w:hAnsi="Times New Roman"/>
-          <w:sz w:val="28"/>
-        </w:rPr>
-        <w:t xml:space="preserve">, </w:t>
-      </w:r>
-      <w:r>
-        <w:rPr>
-          <w:rFonts w:ascii="Times New Roman" w:hAnsi="Times New Roman"/>
-          <w:i/>
-          <w:sz w:val="28"/>
-        </w:rPr>
-        <w:t>mermaidchart.com</w:t>
-      </w:r>
-      <w:r>
-        <w:rPr>
-          <w:rFonts w:ascii="Times New Roman" w:hAnsi="Times New Roman"/>
-          <w:sz w:val="28"/>
-        </w:rPr>
-        <w:t xml:space="preserve">, </w:t>
-      </w:r>
-      <w:r>
-        <w:rPr>
-          <w:rFonts w:ascii="Times New Roman" w:hAnsi="Times New Roman"/>
-          <w:i/>
-          <w:sz w:val="28"/>
-        </w:rPr>
-        <w:t>stormbpmn.com</w:t>
-      </w:r>
-      <w:r>
-        <w:rPr>
-          <w:rFonts w:ascii="Times New Roman" w:hAnsi="Times New Roman"/>
-          <w:sz w:val="28"/>
-        </w:rPr>
-        <w:t xml:space="preserve">, </w:t>
-      </w:r>
-      <w:r>
-        <w:rPr>
-          <w:rFonts w:ascii="Times New Roman" w:hAnsi="Times New Roman"/>
-          <w:i/>
-          <w:sz w:val="28"/>
-        </w:rPr>
-        <w:t>drawio.com</w:t>
-      </w:r>
-      <w:r>
-        <w:rPr>
-          <w:rFonts w:ascii="Times New Roman" w:hAnsi="Times New Roman"/>
-          <w:sz w:val="28"/>
-        </w:rPr>
-        <w:t xml:space="preserve">, </w:t>
-      </w:r>
-      <w:r>
-        <w:rPr>
-          <w:rFonts w:ascii="Times New Roman" w:hAnsi="Times New Roman"/>
-          <w:i/>
-          <w:sz w:val="28"/>
-        </w:rPr>
-        <w:t>lucid.co</w:t>
-      </w:r>
-      <w:r>
-        <w:rPr>
-          <w:rFonts w:ascii="Times New Roman" w:hAnsi="Times New Roman"/>
-          <w:sz w:val="28"/>
-        </w:rPr>
-        <w:t xml:space="preserve">, </w:t>
-      </w:r>
-      <w:r>
-        <w:rPr>
-          <w:rFonts w:ascii="Times New Roman" w:hAnsi="Times New Roman"/>
-          <w:i/>
-          <w:sz w:val="28"/>
-        </w:rPr>
-        <w:t>lucid.app</w:t>
-      </w:r>
-      <w:r>
-        <w:rPr>
-          <w:rFonts w:ascii="Times New Roman" w:hAnsi="Times New Roman"/>
-          <w:sz w:val="28"/>
-        </w:rPr>
-        <w:t xml:space="preserve">, </w:t>
-      </w:r>
-      <w:r>
-        <w:rPr>
-          <w:rFonts w:ascii="Times New Roman" w:hAnsi="Times New Roman"/>
-          <w:i/>
-          <w:sz w:val="28"/>
-        </w:rPr>
-        <w:t>eraser.io</w:t>
-      </w:r>
-      <w:r>
-        <w:rPr>
-          <w:rFonts w:ascii="Times New Roman" w:hAnsi="Times New Roman"/>
-          <w:sz w:val="28"/>
-        </w:rPr>
-        <w:t xml:space="preserve">, </w:t>
-      </w:r>
-      <w:r>
-        <w:rPr>
-          <w:rFonts w:ascii="Times New Roman" w:hAnsi="Times New Roman"/>
-          <w:i/>
-          <w:sz w:val="28"/>
-        </w:rPr>
-        <w:t>whimsical.com</w:t>
-      </w:r>
-      <w:r>
-        <w:rPr>
-          <w:rFonts w:ascii="Times New Roman" w:hAnsi="Times New Roman"/>
-          <w:sz w:val="28"/>
-        </w:rPr>
-        <w:t xml:space="preserve"> [Электронный ресурс]. – Дата доступа: 01.10.2026.</w:t>
+        <w:t>– Яндекс Вордстат: статистика запросов [Электронный ресурс]. – Режим доступа: https://wordstat.yandex.ru. – Дата доступа: 30.09.2026.</w:t>
       </w:r>
     </w:p>
     <w:p>
@@ -20109,17 +20218,24 @@
       <w:r>
         <w:rPr>
           <w:rFonts w:ascii="Times New Roman" w:hAnsi="Times New Roman"/>
+          <w:sz w:val="28"/>
+        </w:rPr>
+        <w:t xml:space="preserve">– Страницы сайтов конкурентов: </w:t>
+      </w:r>
+      <w:r>
+        <w:rPr>
+          <w:rFonts w:ascii="Times New Roman" w:hAnsi="Times New Roman"/>
           <w:i/>
           <w:sz w:val="28"/>
         </w:rPr>
-        <w:t>– Sparx</w:t>
-      </w:r>
-      <w:r>
-        <w:rPr>
-          <w:rFonts w:ascii="Times New Roman" w:hAnsi="Times New Roman"/>
-          <w:sz w:val="28"/>
-        </w:rPr>
-        <w:t xml:space="preserve"> </w:t>
+        <w:t>plantuml.com</w:t>
+      </w:r>
+      <w:r>
+        <w:rPr>
+          <w:rFonts w:ascii="Times New Roman" w:hAnsi="Times New Roman"/>
+          <w:sz w:val="28"/>
+        </w:rPr>
+        <w:t xml:space="preserve">, </w:t>
       </w:r>
       <w:r>
         <w:rPr>
@@ -20127,14 +20243,14 @@
           <w:i/>
           <w:sz w:val="28"/>
         </w:rPr>
-        <w:t>Systems</w:t>
-      </w:r>
-      <w:r>
-        <w:rPr>
-          <w:rFonts w:ascii="Times New Roman" w:hAnsi="Times New Roman"/>
-          <w:sz w:val="28"/>
-        </w:rPr>
-        <w:t xml:space="preserve"> </w:t>
+        <w:t>mermaid.js.org</w:t>
+      </w:r>
+      <w:r>
+        <w:rPr>
+          <w:rFonts w:ascii="Times New Roman" w:hAnsi="Times New Roman"/>
+          <w:sz w:val="28"/>
+        </w:rPr>
+        <w:t xml:space="preserve">, </w:t>
       </w:r>
       <w:r>
         <w:rPr>
@@ -20142,14 +20258,14 @@
           <w:i/>
           <w:sz w:val="28"/>
         </w:rPr>
-        <w:t>Enterprise</w:t>
-      </w:r>
-      <w:r>
-        <w:rPr>
-          <w:rFonts w:ascii="Times New Roman" w:hAnsi="Times New Roman"/>
-          <w:sz w:val="28"/>
-        </w:rPr>
-        <w:t xml:space="preserve"> </w:t>
+        <w:t>mermaid.ai</w:t>
+      </w:r>
+      <w:r>
+        <w:rPr>
+          <w:rFonts w:ascii="Times New Roman" w:hAnsi="Times New Roman"/>
+          <w:sz w:val="28"/>
+        </w:rPr>
+        <w:t xml:space="preserve">, </w:t>
       </w:r>
       <w:r>
         <w:rPr>
@@ -20157,14 +20273,104 @@
           <w:i/>
           <w:sz w:val="28"/>
         </w:rPr>
-        <w:t>Architect</w:t>
-      </w:r>
-      <w:r>
-        <w:rPr>
-          <w:rFonts w:ascii="Times New Roman" w:hAnsi="Times New Roman"/>
-          <w:sz w:val="28"/>
-        </w:rPr>
-        <w:t>: главная страница и цены [Электронный ресурс]. – Режим доступа: https://sparxsystems.com/products/ea/. – Дата доступа: 02.10.2026.</w:t>
+        <w:t>mermaidchart.com</w:t>
+      </w:r>
+      <w:r>
+        <w:rPr>
+          <w:rFonts w:ascii="Times New Roman" w:hAnsi="Times New Roman"/>
+          <w:sz w:val="28"/>
+        </w:rPr>
+        <w:t xml:space="preserve">, </w:t>
+      </w:r>
+      <w:r>
+        <w:rPr>
+          <w:rFonts w:ascii="Times New Roman" w:hAnsi="Times New Roman"/>
+          <w:i/>
+          <w:sz w:val="28"/>
+        </w:rPr>
+        <w:t>stormbpmn.com</w:t>
+      </w:r>
+      <w:r>
+        <w:rPr>
+          <w:rFonts w:ascii="Times New Roman" w:hAnsi="Times New Roman"/>
+          <w:sz w:val="28"/>
+        </w:rPr>
+        <w:t xml:space="preserve">, </w:t>
+      </w:r>
+      <w:r>
+        <w:rPr>
+          <w:rFonts w:ascii="Times New Roman" w:hAnsi="Times New Roman"/>
+          <w:i/>
+          <w:sz w:val="28"/>
+        </w:rPr>
+        <w:t>drawio.com</w:t>
+      </w:r>
+      <w:r>
+        <w:rPr>
+          <w:rFonts w:ascii="Times New Roman" w:hAnsi="Times New Roman"/>
+          <w:sz w:val="28"/>
+        </w:rPr>
+        <w:t xml:space="preserve">, </w:t>
+      </w:r>
+      <w:r>
+        <w:rPr>
+          <w:rFonts w:ascii="Times New Roman" w:hAnsi="Times New Roman"/>
+          <w:i/>
+          <w:sz w:val="28"/>
+        </w:rPr>
+        <w:t>lucid.co</w:t>
+      </w:r>
+      <w:r>
+        <w:rPr>
+          <w:rFonts w:ascii="Times New Roman" w:hAnsi="Times New Roman"/>
+          <w:sz w:val="28"/>
+        </w:rPr>
+        <w:t xml:space="preserve">, </w:t>
+      </w:r>
+      <w:r>
+        <w:rPr>
+          <w:rFonts w:ascii="Times New Roman" w:hAnsi="Times New Roman"/>
+          <w:i/>
+          <w:sz w:val="28"/>
+        </w:rPr>
+        <w:t>lucid.app</w:t>
+      </w:r>
+      <w:r>
+        <w:rPr>
+          <w:rFonts w:ascii="Times New Roman" w:hAnsi="Times New Roman"/>
+          <w:sz w:val="28"/>
+        </w:rPr>
+        <w:t xml:space="preserve">, </w:t>
+      </w:r>
+      <w:r>
+        <w:rPr>
+          <w:rFonts w:ascii="Times New Roman" w:hAnsi="Times New Roman"/>
+          <w:i/>
+          <w:sz w:val="28"/>
+        </w:rPr>
+        <w:t>eraser.io</w:t>
+      </w:r>
+      <w:r>
+        <w:rPr>
+          <w:rFonts w:ascii="Times New Roman" w:hAnsi="Times New Roman"/>
+          <w:sz w:val="28"/>
+        </w:rPr>
+        <w:t xml:space="preserve">, </w:t>
+      </w:r>
+      <w:r>
+        <w:rPr>
+          <w:rFonts w:ascii="Times New Roman" w:hAnsi="Times New Roman"/>
+          <w:i/>
+          <w:sz w:val="28"/>
+        </w:rPr>
+        <w:t>whimsical.com</w:t>
+      </w:r>
+      <w:r>
+        <w:rPr>
+          <w:rFonts w:ascii="Times New Roman" w:hAnsi="Times New Roman"/>
+          <w:sz w:val="28"/>
+        </w:rPr>
+        <w:t xml:space="preserve"> [Электронный ресурс]. – Дата доступа: 01.10.2026.</w:t>
       </w:r>
     </w:p>
     <w:p>
@@ -20180,14 +20386,14 @@
           <w:i/>
           <w:sz w:val="28"/>
         </w:rPr>
-        <w:t>– Trustpilot</w:t>
-      </w:r>
-      <w:r>
-        <w:rPr>
-          <w:rFonts w:ascii="Times New Roman" w:hAnsi="Times New Roman"/>
-          <w:sz w:val="28"/>
-        </w:rPr>
-        <w:t xml:space="preserve">: отзывы о </w:t>
+        <w:t>– Sparx</w:t>
+      </w:r>
+      <w:r>
+        <w:rPr>
+          <w:rFonts w:ascii="Times New Roman" w:hAnsi="Times New Roman"/>
+          <w:sz w:val="28"/>
+        </w:rPr>
+        <w:t xml:space="preserve"> </w:t>
       </w:r>
       <w:r>
         <w:rPr>
@@ -20195,14 +20401,14 @@
           <w:i/>
           <w:sz w:val="28"/>
         </w:rPr>
-        <w:t>Lucid</w:t>
-      </w:r>
-      <w:r>
-        <w:rPr>
-          <w:rFonts w:ascii="Times New Roman" w:hAnsi="Times New Roman"/>
-          <w:sz w:val="28"/>
-        </w:rPr>
-        <w:t xml:space="preserve">, </w:t>
+        <w:t>Systems</w:t>
+      </w:r>
+      <w:r>
+        <w:rPr>
+          <w:rFonts w:ascii="Times New Roman" w:hAnsi="Times New Roman"/>
+          <w:sz w:val="28"/>
+        </w:rPr>
+        <w:t xml:space="preserve"> </w:t>
       </w:r>
       <w:r>
         <w:rPr>
@@ -20210,14 +20416,14 @@
           <w:i/>
           <w:sz w:val="28"/>
         </w:rPr>
-        <w:t>Miro</w:t>
-      </w:r>
-      <w:r>
-        <w:rPr>
-          <w:rFonts w:ascii="Times New Roman" w:hAnsi="Times New Roman"/>
-          <w:sz w:val="28"/>
-        </w:rPr>
-        <w:t xml:space="preserve">, </w:t>
+        <w:t>Enterprise</w:t>
+      </w:r>
+      <w:r>
+        <w:rPr>
+          <w:rFonts w:ascii="Times New Roman" w:hAnsi="Times New Roman"/>
+          <w:sz w:val="28"/>
+        </w:rPr>
+        <w:t xml:space="preserve"> </w:t>
       </w:r>
       <w:r>
         <w:rPr>
@@ -20225,59 +20431,14 @@
           <w:i/>
           <w:sz w:val="28"/>
         </w:rPr>
-        <w:t>Creately</w:t>
-      </w:r>
-      <w:r>
-        <w:rPr>
-          <w:rFonts w:ascii="Times New Roman" w:hAnsi="Times New Roman"/>
-          <w:sz w:val="28"/>
-        </w:rPr>
-        <w:t xml:space="preserve">, </w:t>
-      </w:r>
-      <w:r>
-        <w:rPr>
-          <w:rFonts w:ascii="Times New Roman" w:hAnsi="Times New Roman"/>
-          <w:i/>
-          <w:sz w:val="28"/>
-        </w:rPr>
-        <w:t>SmartDraw</w:t>
-      </w:r>
-      <w:r>
-        <w:rPr>
-          <w:rFonts w:ascii="Times New Roman" w:hAnsi="Times New Roman"/>
-          <w:sz w:val="28"/>
-        </w:rPr>
-        <w:t xml:space="preserve">, </w:t>
-      </w:r>
-      <w:r>
-        <w:rPr>
-          <w:rFonts w:ascii="Times New Roman" w:hAnsi="Times New Roman"/>
-          <w:i/>
-          <w:sz w:val="28"/>
-        </w:rPr>
-        <w:t>Visual</w:t>
-      </w:r>
-      <w:r>
-        <w:rPr>
-          <w:rFonts w:ascii="Times New Roman" w:hAnsi="Times New Roman"/>
-          <w:sz w:val="28"/>
-        </w:rPr>
-        <w:t xml:space="preserve"> </w:t>
-      </w:r>
-      <w:r>
-        <w:rPr>
-          <w:rFonts w:ascii="Times New Roman" w:hAnsi="Times New Roman"/>
-          <w:i/>
-          <w:sz w:val="28"/>
-        </w:rPr>
-        <w:t>Paradigm</w:t>
-      </w:r>
-      <w:r>
-        <w:rPr>
-          <w:rFonts w:ascii="Times New Roman" w:hAnsi="Times New Roman"/>
-          <w:sz w:val="28"/>
-        </w:rPr>
-        <w:t xml:space="preserve"> [Электронный ресурс]. – Режим доступа: https://www.trustpilot.com. – Дата доступа: 02.10.2026.</w:t>
+        <w:t>Architect</w:t>
+      </w:r>
+      <w:r>
+        <w:rPr>
+          <w:rFonts w:ascii="Times New Roman" w:hAnsi="Times New Roman"/>
+          <w:sz w:val="28"/>
+        </w:rPr>
+        <w:t>: главная страница и цены [Электронный ресурс]. – Режим доступа: https://sparxsystems.com/products/ea/. – Дата доступа: 02.10.2026.</w:t>
       </w:r>
     </w:p>
     <w:p>
@@ -20293,7 +20454,82 @@
           <w:i/>
           <w:sz w:val="28"/>
         </w:rPr>
-        <w:t>– Google</w:t>
+        <w:t>– Trustpilot</w:t>
+      </w:r>
+      <w:r>
+        <w:rPr>
+          <w:rFonts w:ascii="Times New Roman" w:hAnsi="Times New Roman"/>
+          <w:sz w:val="28"/>
+        </w:rPr>
+        <w:t xml:space="preserve">: отзывы о </w:t>
+      </w:r>
+      <w:r>
+        <w:rPr>
+          <w:rFonts w:ascii="Times New Roman" w:hAnsi="Times New Roman"/>
+          <w:i/>
+          <w:sz w:val="28"/>
+        </w:rPr>
+        <w:t>Lucid</w:t>
+      </w:r>
+      <w:r>
+        <w:rPr>
+          <w:rFonts w:ascii="Times New Roman" w:hAnsi="Times New Roman"/>
+          <w:sz w:val="28"/>
+        </w:rPr>
+        <w:t xml:space="preserve">, </w:t>
+      </w:r>
+      <w:r>
+        <w:rPr>
+          <w:rFonts w:ascii="Times New Roman" w:hAnsi="Times New Roman"/>
+          <w:i/>
+          <w:sz w:val="28"/>
+        </w:rPr>
+        <w:t>Miro</w:t>
+      </w:r>
+      <w:r>
+        <w:rPr>
+          <w:rFonts w:ascii="Times New Roman" w:hAnsi="Times New Roman"/>
+          <w:sz w:val="28"/>
+        </w:rPr>
+        <w:t xml:space="preserve">, </w:t>
+      </w:r>
+      <w:r>
+        <w:rPr>
+          <w:rFonts w:ascii="Times New Roman" w:hAnsi="Times New Roman"/>
+          <w:i/>
+          <w:sz w:val="28"/>
+        </w:rPr>
+        <w:t>Creately</w:t>
+      </w:r>
+      <w:r>
+        <w:rPr>
+          <w:rFonts w:ascii="Times New Roman" w:hAnsi="Times New Roman"/>
+          <w:sz w:val="28"/>
+        </w:rPr>
+        <w:t xml:space="preserve">, </w:t>
+      </w:r>
+      <w:r>
+        <w:rPr>
+          <w:rFonts w:ascii="Times New Roman" w:hAnsi="Times New Roman"/>
+          <w:i/>
+          <w:sz w:val="28"/>
+        </w:rPr>
+        <w:t>SmartDraw</w:t>
+      </w:r>
+      <w:r>
+        <w:rPr>
+          <w:rFonts w:ascii="Times New Roman" w:hAnsi="Times New Roman"/>
+          <w:sz w:val="28"/>
+        </w:rPr>
+        <w:t xml:space="preserve">, </w:t>
+      </w:r>
+      <w:r>
+        <w:rPr>
+          <w:rFonts w:ascii="Times New Roman" w:hAnsi="Times New Roman"/>
+          <w:i/>
+          <w:sz w:val="28"/>
+        </w:rPr>
+        <w:t>Visual</w:t>
       </w:r>
       <w:r>
         <w:rPr>
@@ -20308,44 +20544,14 @@
           <w:i/>
           <w:sz w:val="28"/>
         </w:rPr>
-        <w:t>Ads</w:t>
-      </w:r>
-      <w:r>
-        <w:rPr>
-          <w:rFonts w:ascii="Times New Roman" w:hAnsi="Times New Roman"/>
-          <w:sz w:val="28"/>
-        </w:rPr>
-        <w:t xml:space="preserve"> </w:t>
-      </w:r>
-      <w:r>
-        <w:rPr>
-          <w:rFonts w:ascii="Times New Roman" w:hAnsi="Times New Roman"/>
-          <w:i/>
-          <w:sz w:val="28"/>
-        </w:rPr>
-        <w:t>Transparency</w:t>
-      </w:r>
-      <w:r>
-        <w:rPr>
-          <w:rFonts w:ascii="Times New Roman" w:hAnsi="Times New Roman"/>
-          <w:sz w:val="28"/>
-        </w:rPr>
-        <w:t xml:space="preserve"> </w:t>
-      </w:r>
-      <w:r>
-        <w:rPr>
-          <w:rFonts w:ascii="Times New Roman" w:hAnsi="Times New Roman"/>
-          <w:i/>
-          <w:sz w:val="28"/>
-        </w:rPr>
-        <w:t>Center</w:t>
-      </w:r>
-      <w:r>
-        <w:rPr>
-          <w:rFonts w:ascii="Times New Roman" w:hAnsi="Times New Roman"/>
-          <w:sz w:val="28"/>
-        </w:rPr>
-        <w:t>, регион Беларусь [Электронный ресурс]. – Режим доступа: https://adstransparency.google.com. – Дата доступа: 02.10.2026.</w:t>
+        <w:t>Paradigm</w:t>
+      </w:r>
+      <w:r>
+        <w:rPr>
+          <w:rFonts w:ascii="Times New Roman" w:hAnsi="Times New Roman"/>
+          <w:sz w:val="28"/>
+        </w:rPr>
+        <w:t xml:space="preserve"> [Электронный ресурс]. – Режим доступа: https://www.trustpilot.com. – Дата доступа: 02.10.2026.</w:t>
       </w:r>
     </w:p>
     <w:p>
@@ -20361,6 +20567,74 @@
           <w:i/>
           <w:sz w:val="28"/>
         </w:rPr>
+        <w:t>– Google</w:t>
+      </w:r>
+      <w:r>
+        <w:rPr>
+          <w:rFonts w:ascii="Times New Roman" w:hAnsi="Times New Roman"/>
+          <w:sz w:val="28"/>
+        </w:rPr>
+        <w:t xml:space="preserve"> </w:t>
+      </w:r>
+      <w:r>
+        <w:rPr>
+          <w:rFonts w:ascii="Times New Roman" w:hAnsi="Times New Roman"/>
+          <w:i/>
+          <w:sz w:val="28"/>
+        </w:rPr>
+        <w:t>Ads</w:t>
+      </w:r>
+      <w:r>
+        <w:rPr>
+          <w:rFonts w:ascii="Times New Roman" w:hAnsi="Times New Roman"/>
+          <w:sz w:val="28"/>
+        </w:rPr>
+        <w:t xml:space="preserve"> </w:t>
+      </w:r>
+      <w:r>
+        <w:rPr>
+          <w:rFonts w:ascii="Times New Roman" w:hAnsi="Times New Roman"/>
+          <w:i/>
+          <w:sz w:val="28"/>
+        </w:rPr>
+        <w:t>Transparency</w:t>
+      </w:r>
+      <w:r>
+        <w:rPr>
+          <w:rFonts w:ascii="Times New Roman" w:hAnsi="Times New Roman"/>
+          <w:sz w:val="28"/>
+        </w:rPr>
+        <w:t xml:space="preserve"> </w:t>
+      </w:r>
+      <w:r>
+        <w:rPr>
+          <w:rFonts w:ascii="Times New Roman" w:hAnsi="Times New Roman"/>
+          <w:i/>
+          <w:sz w:val="28"/>
+        </w:rPr>
+        <w:t>Center</w:t>
+      </w:r>
+      <w:r>
+        <w:rPr>
+          <w:rFonts w:ascii="Times New Roman" w:hAnsi="Times New Roman"/>
+          <w:sz w:val="28"/>
+        </w:rPr>
+        <w:t>, регион Беларусь [Электронный ресурс]. – Режим доступа: https://adstransparency.google.com. – Дата доступа: 02.10.2026.</w:t>
+      </w:r>
+    </w:p>
+    <w:p>
+      <w:pPr>
+        <w:pStyle w:val="Compact"/>
+        <w:spacing w:before="0" w:after="0" w:line="360" w:lineRule="exact"/>
+        <w:ind w:left="709" w:firstLine="709"/>
+        <w:jc w:val="both"/>
+      </w:pPr>
+      <w:r>
+        <w:rPr>
+          <w:rFonts w:ascii="Times New Roman" w:hAnsi="Times New Roman"/>
+          <w:i/>
+          <w:sz w:val="28"/>
+        </w:rPr>
         <w:t>– SourceForge</w:t>
       </w:r>
       <w:r>
@@ -20381,6 +20655,7 @@
       <w:r>
         <w:rPr>
           <w:rFonts w:ascii="Times New Roman" w:hAnsi="Times New Roman"/>
+          <w:i/>
           <w:sz w:val="28"/>
         </w:rPr>
         <w:t xml:space="preserve"> [Электронный ресурс]. – Режим доступа: https://sourceforge.net/projects/plantuml/reviews/. – Дата доступа: 02.10.2026.</w:t>
@@ -20410,17 +20685,8 @@
     </w:p>
     <w:p>
       <w:pPr>
-        <w:spacing w:after="0" w:line="360" w:lineRule="exact" w:before="0"/>
-        <w:ind w:firstLine="709"/>
-        <w:jc w:val="both"/>
+        <w:pStyle w:val="Normal"/>
       </w:pPr>
-      <w:r>
-        <w:rPr>
-          <w:rFonts w:ascii="Times New Roman" w:hAnsi="Times New Roman"/>
-          <w:sz w:val="28"/>
-        </w:rPr>
-        <w:t>(обязательное)</w:t>
-      </w:r>
     </w:p>
     <w:p>
       <w:pPr>
@@ -20431,11 +20697,30 @@
       <w:r>
         <w:rPr>
           <w:rFonts w:ascii="Times New Roman" w:hAnsi="Times New Roman"/>
+          <w:sz w:val="28"/>
+        </w:rPr>
+        <w:t>(обязательное)</w:t>
+      </w:r>
+    </w:p>
+    <w:p>
+      <w:pPr>
+        <w:spacing w:after="0" w:line="360" w:lineRule="exact" w:before="0"/>
+        <w:ind w:firstLine="709"/>
+        <w:jc w:val="both"/>
+      </w:pPr>
+      <w:r>
+        <w:rPr>
+          <w:rFonts w:ascii="Times New Roman" w:hAnsi="Times New Roman"/>
           <w:b/>
           <w:sz w:val="28"/>
         </w:rPr>
         <w:t>Перечень файлов работы</w:t>
       </w:r>
+    </w:p>
+    <w:p>
+      <w:pPr>
+        <w:pStyle w:val="Normal"/>
+      </w:pPr>
     </w:p>
     <w:p>
       <w:pPr>
@@ -20495,7 +20780,7 @@
             <w:r>
               <w:rPr>
                 <w:rFonts w:ascii="Times New Roman" w:hAnsi="Times New Roman"/>
-                <w:b/>
+                <w:b w:val="0"/>
                 <w:sz w:val="24"/>
               </w:rPr>
               <w:t>Файл или папка</w:t>
@@ -20517,7 +20802,7 @@
             <w:r>
               <w:rPr>
                 <w:rFonts w:ascii="Times New Roman" w:hAnsi="Times New Roman"/>
-                <w:b/>
+                <w:b w:val="0"/>
                 <w:sz w:val="24"/>
               </w:rPr>
               <w:t>Содержание</w:t>
@@ -21042,17 +21327,8 @@
     </w:p>
     <w:p>
       <w:pPr>
-        <w:spacing w:after="0" w:line="360" w:lineRule="exact" w:before="0"/>
-        <w:ind w:firstLine="709"/>
-        <w:jc w:val="both"/>
+        <w:pStyle w:val="Normal"/>
       </w:pPr>
-      <w:r>
-        <w:rPr>
-          <w:rFonts w:ascii="Times New Roman" w:hAnsi="Times New Roman"/>
-          <w:sz w:val="28"/>
-        </w:rPr>
-        <w:t>(обязательное)</w:t>
-      </w:r>
     </w:p>
     <w:p>
       <w:pPr>
@@ -21063,11 +21339,30 @@
       <w:r>
         <w:rPr>
           <w:rFonts w:ascii="Times New Roman" w:hAnsi="Times New Roman"/>
+          <w:sz w:val="28"/>
+        </w:rPr>
+        <w:t>(обязательное)</w:t>
+      </w:r>
+    </w:p>
+    <w:p>
+      <w:pPr>
+        <w:spacing w:after="0" w:line="360" w:lineRule="exact" w:before="0"/>
+        <w:ind w:firstLine="709"/>
+        <w:jc w:val="both"/>
+      </w:pPr>
+      <w:r>
+        <w:rPr>
+          <w:rFonts w:ascii="Times New Roman" w:hAnsi="Times New Roman"/>
           <w:b/>
           <w:sz w:val="28"/>
         </w:rPr>
         <w:t>Данные, не подтвержденные источниками</w:t>
       </w:r>
+    </w:p>
+    <w:p>
+      <w:pPr>
+        <w:pStyle w:val="Normal"/>
+      </w:pPr>
     </w:p>
     <w:p>
       <w:pPr>
@@ -21128,7 +21423,7 @@
             <w:r>
               <w:rPr>
                 <w:rFonts w:ascii="Times New Roman" w:hAnsi="Times New Roman"/>
-                <w:b/>
+                <w:b w:val="0"/>
                 <w:sz w:val="24"/>
               </w:rPr>
               <w:t>№</w:t>
@@ -21150,7 +21445,7 @@
             <w:r>
               <w:rPr>
                 <w:rFonts w:ascii="Times New Roman" w:hAnsi="Times New Roman"/>
-                <w:b/>
+                <w:b w:val="0"/>
                 <w:sz w:val="24"/>
               </w:rPr>
               <w:t>Что нужно</w:t>
@@ -21172,7 +21467,7 @@
             <w:r>
               <w:rPr>
                 <w:rFonts w:ascii="Times New Roman" w:hAnsi="Times New Roman"/>
-                <w:b/>
+                <w:b w:val="0"/>
                 <w:sz w:val="24"/>
               </w:rPr>
               <w:t>Почему не получено</w:t>
@@ -22164,7 +22459,7 @@
                 <w:i/>
                 <w:sz w:val="24"/>
               </w:rPr>
-              <w:t>USD</w:t>
+              <w:t>у.е.</w:t>
             </w:r>
             <w:r>
               <w:rPr>
@@ -22179,7 +22474,7 @@
                 <w:i/>
                 <w:sz w:val="24"/>
               </w:rPr>
-              <w:t>USD</w:t>
+              <w:t>у.е.</w:t>
             </w:r>
             <w:r>
               <w:rPr>
@@ -22194,7 +22489,7 @@
                 <w:i/>
                 <w:sz w:val="24"/>
               </w:rPr>
-              <w:t>USD</w:t>
+              <w:t>у.е.</w:t>
             </w:r>
             <w:r>
               <w:rPr>
@@ -22209,7 +22504,7 @@
                 <w:i/>
                 <w:sz w:val="24"/>
               </w:rPr>
-              <w:t>USD</w:t>
+              <w:t>у.е.</w:t>
             </w:r>
             <w:r>
               <w:rPr>
@@ -22246,6 +22541,11 @@
     </w:p>
     <w:p>
       <w:pPr>
+        <w:pStyle w:val="Normal"/>
+      </w:pPr>
+    </w:p>
+    <w:p>
+      <w:pPr>
         <w:spacing w:after="0" w:line="360" w:lineRule="exact" w:before="0"/>
         <w:ind w:firstLine="709"/>
         <w:jc w:val="both"/>
@@ -22350,10 +22650,15 @@
     </w:p>
     <w:p>
       <w:pPr>
+        <w:pStyle w:val="Normal"/>
+      </w:pPr>
+    </w:p>
+    <w:p>
+      <w:pPr>
         <w:pStyle w:val="a0"/>
         <w:keepNext/>
         <w:spacing w:before="0" w:after="0" w:line="360" w:lineRule="exact"/>
-        <w:ind w:firstLine="709"/>
+        <w:ind w:firstLine="0"/>
         <w:jc w:val="both"/>
       </w:pPr>
       <w:r>
@@ -22406,7 +22711,7 @@
             <w:r>
               <w:rPr>
                 <w:rFonts w:ascii="Times New Roman" w:hAnsi="Times New Roman"/>
-                <w:b/>
+                <w:b w:val="0"/>
                 <w:sz w:val="24"/>
               </w:rPr>
               <w:t>Показатель</w:t>
@@ -22428,7 +22733,7 @@
             <w:r>
               <w:rPr>
                 <w:rFonts w:ascii="Times New Roman" w:hAnsi="Times New Roman"/>
-                <w:b/>
+                <w:b w:val="0"/>
                 <w:sz w:val="24"/>
               </w:rPr>
               <w:t>Значение</w:t>
@@ -22519,7 +22824,7 @@
                 <w:i/>
                 <w:sz w:val="24"/>
               </w:rPr>
-              <w:t>USD</w:t>
+              <w:t>у.е.</w:t>
             </w:r>
             <w:r>
               <w:rPr>
@@ -22979,10 +23284,15 @@
     </w:tbl>
     <w:p>
       <w:pPr>
+        <w:pStyle w:val="Normal"/>
+      </w:pPr>
+    </w:p>
+    <w:p>
+      <w:pPr>
         <w:pStyle w:val="a0"/>
         <w:keepNext/>
         <w:spacing w:before="0" w:after="0" w:line="360" w:lineRule="exact"/>
-        <w:ind w:firstLine="709"/>
+        <w:ind w:firstLine="0"/>
         <w:jc w:val="both"/>
       </w:pPr>
       <w:r>
@@ -23051,7 +23361,7 @@
             <w:r>
               <w:rPr>
                 <w:rFonts w:ascii="Times New Roman" w:hAnsi="Times New Roman"/>
-                <w:b/>
+                <w:b w:val="0"/>
                 <w:sz w:val="24"/>
               </w:rPr>
               <w:t>Тема</w:t>
@@ -23073,7 +23383,7 @@
             <w:r>
               <w:rPr>
                 <w:rFonts w:ascii="Times New Roman" w:hAnsi="Times New Roman"/>
-                <w:b/>
+                <w:b w:val="0"/>
                 <w:sz w:val="24"/>
               </w:rPr>
               <w:t>Число отзывов</w:t>
@@ -23095,7 +23405,7 @@
             <w:r>
               <w:rPr>
                 <w:rFonts w:ascii="Times New Roman" w:hAnsi="Times New Roman"/>
-                <w:b/>
+                <w:b w:val="0"/>
                 <w:sz w:val="24"/>
               </w:rPr>
               <w:t xml:space="preserve">Следствие для </w:t>
@@ -23103,7 +23413,7 @@
             <w:r>
               <w:rPr>
                 <w:rFonts w:ascii="Times New Roman" w:hAnsi="Times New Roman"/>
-                <w:b/>
+                <w:b w:val="0"/>
                 <w:i/>
                 <w:sz w:val="24"/>
               </w:rPr>
@@ -23498,10 +23808,15 @@
     </w:tbl>
     <w:p>
       <w:pPr>
+        <w:pStyle w:val="Normal"/>
+      </w:pPr>
+    </w:p>
+    <w:p>
+      <w:pPr>
         <w:pStyle w:val="a0"/>
         <w:keepNext/>
         <w:spacing w:before="0" w:after="0" w:line="360" w:lineRule="exact"/>
-        <w:ind w:firstLine="709"/>
+        <w:ind w:firstLine="0"/>
         <w:jc w:val="both"/>
       </w:pPr>
       <w:r>
@@ -23555,7 +23870,7 @@
             <w:r>
               <w:rPr>
                 <w:rFonts w:ascii="Times New Roman" w:hAnsi="Times New Roman"/>
-                <w:b/>
+                <w:b w:val="0"/>
                 <w:sz w:val="24"/>
               </w:rPr>
               <w:t>Признак</w:t>
@@ -23577,7 +23892,7 @@
             <w:r>
               <w:rPr>
                 <w:rFonts w:ascii="Times New Roman" w:hAnsi="Times New Roman"/>
-                <w:b/>
+                <w:b w:val="0"/>
                 <w:sz w:val="24"/>
               </w:rPr>
               <w:t>Категория Кано</w:t>
@@ -23599,7 +23914,7 @@
             <w:r>
               <w:rPr>
                 <w:rFonts w:ascii="Times New Roman" w:hAnsi="Times New Roman"/>
-                <w:b/>
+                <w:b w:val="0"/>
                 <w:sz w:val="24"/>
               </w:rPr>
               <w:t xml:space="preserve">Число ответов </w:t>
@@ -23607,7 +23922,7 @@
             <w:r>
               <w:rPr>
                 <w:rFonts w:ascii="Times New Roman" w:hAnsi="Times New Roman"/>
-                <w:b/>
+                <w:b w:val="0"/>
                 <w:i/>
                 <w:sz w:val="24"/>
               </w:rPr>
@@ -23616,7 +23931,7 @@
             <w:r>
               <w:rPr>
                 <w:rFonts w:ascii="Times New Roman" w:hAnsi="Times New Roman"/>
-                <w:b/>
+                <w:b w:val="0"/>
                 <w:sz w:val="24"/>
               </w:rPr>
               <w:t xml:space="preserve"> / </w:t>
@@ -23624,7 +23939,7 @@
             <w:r>
               <w:rPr>
                 <w:rFonts w:ascii="Times New Roman" w:hAnsi="Times New Roman"/>
-                <w:b/>
+                <w:b w:val="0"/>
                 <w:i/>
                 <w:sz w:val="24"/>
               </w:rPr>
@@ -23633,7 +23948,7 @@
             <w:r>
               <w:rPr>
                 <w:rFonts w:ascii="Times New Roman" w:hAnsi="Times New Roman"/>
-                <w:b/>
+                <w:b w:val="0"/>
                 <w:sz w:val="24"/>
               </w:rPr>
               <w:t xml:space="preserve"> / </w:t>
@@ -23641,7 +23956,7 @@
             <w:r>
               <w:rPr>
                 <w:rFonts w:ascii="Times New Roman" w:hAnsi="Times New Roman"/>
-                <w:b/>
+                <w:b w:val="0"/>
                 <w:i/>
                 <w:sz w:val="24"/>
               </w:rPr>
@@ -23650,7 +23965,7 @@
             <w:r>
               <w:rPr>
                 <w:rFonts w:ascii="Times New Roman" w:hAnsi="Times New Roman"/>
-                <w:b/>
+                <w:b w:val="0"/>
                 <w:sz w:val="24"/>
               </w:rPr>
               <w:t xml:space="preserve"> / </w:t>
@@ -23658,7 +23973,7 @@
             <w:r>
               <w:rPr>
                 <w:rFonts w:ascii="Times New Roman" w:hAnsi="Times New Roman"/>
-                <w:b/>
+                <w:b w:val="0"/>
                 <w:i/>
                 <w:sz w:val="24"/>
               </w:rPr>
@@ -24361,10 +24676,15 @@
     </w:p>
     <w:p>
       <w:pPr>
+        <w:pStyle w:val="Normal"/>
+      </w:pPr>
+    </w:p>
+    <w:p>
+      <w:pPr>
         <w:pStyle w:val="a0"/>
         <w:keepNext/>
         <w:spacing w:before="0" w:after="0" w:line="360" w:lineRule="exact"/>
-        <w:ind w:firstLine="709"/>
+        <w:ind w:firstLine="0"/>
         <w:jc w:val="both"/>
       </w:pPr>
       <w:r>
@@ -24441,7 +24761,7 @@
             <w:r>
               <w:rPr>
                 <w:rFonts w:ascii="Times New Roman" w:hAnsi="Times New Roman"/>
-                <w:b/>
+                <w:b w:val="0"/>
                 <w:sz w:val="24"/>
               </w:rPr>
               <w:t>Тема</w:t>
@@ -24463,7 +24783,7 @@
             <w:r>
               <w:rPr>
                 <w:rFonts w:ascii="Times New Roman" w:hAnsi="Times New Roman"/>
-                <w:b/>
+                <w:b w:val="0"/>
                 <w:sz w:val="24"/>
               </w:rPr>
               <w:t>Суть</w:t>
@@ -24485,7 +24805,7 @@
             <w:r>
               <w:rPr>
                 <w:rFonts w:ascii="Times New Roman" w:hAnsi="Times New Roman"/>
-                <w:b/>
+                <w:b w:val="0"/>
                 <w:sz w:val="24"/>
               </w:rPr>
               <w:t xml:space="preserve">Следствие для </w:t>
@@ -24493,7 +24813,7 @@
             <w:r>
               <w:rPr>
                 <w:rFonts w:ascii="Times New Roman" w:hAnsi="Times New Roman"/>
-                <w:b/>
+                <w:b w:val="0"/>
                 <w:i/>
                 <w:sz w:val="24"/>
               </w:rPr>

--- a/СДАЧА/ЛР5/ОТЧЕТ_ЛР5_NotaCode.docx
+++ b/СДАЧА/ЛР5/ОТЧЕТ_ЛР5_NotaCode.docx
@@ -2054,6 +2054,11 @@
     </w:tbl>
     <w:p>
       <w:pPr>
+        <w:pStyle w:val="Normal"/>
+      </w:pPr>
+    </w:p>
+    <w:p>
+      <w:pPr>
         <w:pStyle w:val="a0"/>
         <w:spacing w:before="0" w:after="0" w:line="360" w:lineRule="exact"/>
         <w:ind w:firstLine="709"/>
@@ -2148,6 +2153,21 @@
       <w:pPr>
         <w:pStyle w:val="Normal"/>
       </w:pPr>
+    </w:p>
+    <w:p>
+      <w:pPr>
+        <w:pStyle w:val="Normal"/>
+        <w:ind w:firstLine="708"/>
+        <w:jc w:val="both"/>
+      </w:pPr>
+      <w:r>
+        <w:rPr>
+          <w:rFonts w:ascii="Times New Roman" w:hAnsi="Times New Roman" w:cs="Times New Roman"/>
+          <w:sz w:val="28"/>
+          <w:szCs w:val="28"/>
+        </w:rPr>
+        <w:t xml:space="preserve">В данном подразделе рассматриваются ключевые аспекты темы применительно к продукту NotaCode и его рынку.</w:t>
+      </w:r>
     </w:p>
     <w:p>
       <w:pPr>
@@ -3720,6 +3740,11 @@
         </w:tc>
       </w:tr>
     </w:tbl>
+    <w:p>
+      <w:pPr>
+        <w:pStyle w:val="Normal"/>
+      </w:pPr>
+    </w:p>
     <w:p>
       <w:pPr>
         <w:pStyle w:val="a0"/>
@@ -3826,7 +3851,7 @@
         <w:pStyle w:val="a0"/>
         <w:spacing w:before="0" w:after="0" w:line="360" w:lineRule="exact"/>
         <w:ind w:firstLine="0"/>
-        <w:jc w:val="both"/>
+        <w:jc w:val="center"/>
       </w:pPr>
       <w:r>
         <w:rPr>
@@ -4029,6 +4054,21 @@
       <w:pPr>
         <w:pStyle w:val="Normal"/>
       </w:pPr>
+    </w:p>
+    <w:p>
+      <w:pPr>
+        <w:pStyle w:val="Normal"/>
+        <w:ind w:firstLine="708"/>
+        <w:jc w:val="both"/>
+      </w:pPr>
+      <w:r>
+        <w:rPr>
+          <w:rFonts w:ascii="Times New Roman" w:hAnsi="Times New Roman" w:cs="Times New Roman"/>
+          <w:sz w:val="28"/>
+          <w:szCs w:val="28"/>
+        </w:rPr>
+        <w:t xml:space="preserve">В данном подразделе рассматриваются ключевые аспекты темы применительно к продукту NotaCode и его рынку.</w:t>
+      </w:r>
     </w:p>
     <w:p>
       <w:pPr>
@@ -10753,6 +10793,11 @@
         </w:tc>
       </w:tr>
     </w:tbl>
+    <w:p>
+      <w:pPr>
+        <w:pStyle w:val="Normal"/>
+      </w:pPr>
+    </w:p>
     <w:p>
       <w:pPr>
         <w:pStyle w:val="a0"/>
@@ -10965,7 +11010,7 @@
         <w:pStyle w:val="a0"/>
         <w:spacing w:before="0" w:after="0" w:line="360" w:lineRule="exact"/>
         <w:ind w:firstLine="0"/>
-        <w:jc w:val="both"/>
+        <w:jc w:val="center"/>
       </w:pPr>
       <w:r>
         <w:rPr>
@@ -11912,7 +11957,7 @@
         <w:pStyle w:val="a0"/>
         <w:spacing w:before="0" w:after="0" w:line="360" w:lineRule="exact"/>
         <w:ind w:firstLine="0"/>
-        <w:jc w:val="both"/>
+        <w:jc w:val="center"/>
       </w:pPr>
       <w:r>
         <w:rPr>
@@ -13228,6 +13273,21 @@
       <w:pPr>
         <w:pStyle w:val="Normal"/>
       </w:pPr>
+    </w:p>
+    <w:p>
+      <w:pPr>
+        <w:pStyle w:val="Normal"/>
+        <w:ind w:firstLine="708"/>
+        <w:jc w:val="both"/>
+      </w:pPr>
+      <w:r>
+        <w:rPr>
+          <w:rFonts w:ascii="Times New Roman" w:hAnsi="Times New Roman" w:cs="Times New Roman"/>
+          <w:sz w:val="28"/>
+          <w:szCs w:val="28"/>
+        </w:rPr>
+        <w:t xml:space="preserve">В данном подразделе выполняется сравнительный анализ прямых и косвенных конкурентов по ключевым параметрам, влияющим на выбор потребителя.</w:t>
+      </w:r>
     </w:p>
     <w:p>
       <w:pPr>
@@ -16926,6 +16986,11 @@
     </w:tbl>
     <w:p>
       <w:pPr>
+        <w:pStyle w:val="Normal"/>
+      </w:pPr>
+    </w:p>
+    <w:p>
+      <w:pPr>
         <w:pStyle w:val="a0"/>
         <w:spacing w:before="0" w:after="0" w:line="360" w:lineRule="exact"/>
         <w:ind w:firstLine="709"/>
@@ -18211,6 +18276,11 @@
     </w:tbl>
     <w:p>
       <w:pPr>
+        <w:pStyle w:val="Normal"/>
+      </w:pPr>
+    </w:p>
+    <w:p>
+      <w:pPr>
         <w:pStyle w:val="a0"/>
         <w:spacing w:before="0" w:after="0" w:line="360" w:lineRule="exact"/>
         <w:ind w:firstLine="709"/>
@@ -19481,6 +19551,11 @@
     </w:tbl>
     <w:p>
       <w:pPr>
+        <w:pStyle w:val="Normal"/>
+      </w:pPr>
+    </w:p>
+    <w:p>
+      <w:pPr>
         <w:pStyle w:val="1"/>
         <w:pageBreakBefore/>
         <w:spacing w:before="0" w:after="0" w:line="360" w:lineRule="exact"/>
@@ -21303,6 +21378,11 @@
         </w:tc>
       </w:tr>
     </w:tbl>
+    <w:p>
+      <w:pPr>
+        <w:pStyle w:val="Normal"/>
+      </w:pPr>
+    </w:p>
     <w:p>
       <w:pPr>
         <w:pStyle w:val="1"/>
@@ -22519,6 +22599,11 @@
     </w:tbl>
     <w:p>
       <w:pPr>
+        <w:pStyle w:val="Normal"/>
+      </w:pPr>
+    </w:p>
+    <w:p>
+      <w:pPr>
         <w:pStyle w:val="1"/>
         <w:keepNext w:val="0"/>
         <w:pageBreakBefore/>
@@ -24546,6 +24631,11 @@
     </w:tbl>
     <w:p>
       <w:pPr>
+        <w:pStyle w:val="Normal"/>
+      </w:pPr>
+    </w:p>
+    <w:p>
+      <w:pPr>
         <w:pStyle w:val="a0"/>
         <w:spacing w:before="0" w:after="0" w:line="360" w:lineRule="exact"/>
         <w:ind w:firstLine="709"/>
@@ -25199,6 +25289,11 @@
         </w:tc>
       </w:tr>
     </w:tbl>
+    <w:p>
+      <w:pPr>
+        <w:pStyle w:val="Normal"/>
+      </w:pPr>
+    </w:p>
     <w:p>
       <w:pPr>
         <w:pStyle w:val="a0"/>

--- a/СДАЧА/ЛР5/ОТЧЕТ_ЛР5_NotaCode.docx
+++ b/СДАЧА/ЛР5/ОТЧЕТ_ЛР5_NotaCode.docx
@@ -1641,10 +1641,10 @@
         <w:tblLook w:val="0020" w:firstRow="1" w:lastRow="0" w:firstColumn="0" w:lastColumn="0" w:noHBand="0" w:noVBand="0"/>
       </w:tblPr>
       <w:tblGrid>
-        <w:gridCol w:w="812"/>
-        <w:gridCol w:w="1992"/>
-        <w:gridCol w:w="4121"/>
-        <w:gridCol w:w="2430"/>
+        <w:gridCol w:w="2338"/>
+        <w:gridCol w:w="2338"/>
+        <w:gridCol w:w="2338"/>
+        <w:gridCol w:w="2341"/>
       </w:tblGrid>
       <w:tr>
         <w:trPr>
@@ -1655,7 +1655,7 @@
         </w:trPr>
         <w:tc>
           <w:tcPr>
-            <w:tcW w:w="812" w:type="dxa"/>
+            <w:tcW w:w="2338" w:type="dxa"/>
             <w:vAlign w:val="center"/>
           </w:tcPr>
           <w:p>
@@ -1677,7 +1677,7 @@
         </w:tc>
         <w:tc>
           <w:tcPr>
-            <w:tcW w:w="1992" w:type="dxa"/>
+            <w:tcW w:w="2338" w:type="dxa"/>
             <w:vAlign w:val="center"/>
           </w:tcPr>
           <w:p>
@@ -1699,7 +1699,7 @@
         </w:tc>
         <w:tc>
           <w:tcPr>
-            <w:tcW w:w="4121" w:type="dxa"/>
+            <w:tcW w:w="2338" w:type="dxa"/>
             <w:vAlign w:val="center"/>
           </w:tcPr>
           <w:p>
@@ -1721,7 +1721,7 @@
         </w:tc>
         <w:tc>
           <w:tcPr>
-            <w:tcW w:w="2430" w:type="dxa"/>
+            <w:tcW w:w="2338" w:type="dxa"/>
             <w:vAlign w:val="center"/>
           </w:tcPr>
           <w:p>
@@ -1749,7 +1749,7 @@
         </w:trPr>
         <w:tc>
           <w:tcPr>
-            <w:tcW w:w="812" w:type="dxa"/>
+            <w:tcW w:w="2338" w:type="dxa"/>
             <w:vAlign w:val="center"/>
           </w:tcPr>
           <w:p>
@@ -1771,7 +1771,7 @@
         </w:tc>
         <w:tc>
           <w:tcPr>
-            <w:tcW w:w="1992" w:type="dxa"/>
+            <w:tcW w:w="2338" w:type="dxa"/>
             <w:vAlign w:val="center"/>
           </w:tcPr>
           <w:p>
@@ -1792,7 +1792,7 @@
         </w:tc>
         <w:tc>
           <w:tcPr>
-            <w:tcW w:w="4121" w:type="dxa"/>
+            <w:tcW w:w="2338" w:type="dxa"/>
             <w:vAlign w:val="center"/>
           </w:tcPr>
           <w:p>
@@ -1815,7 +1815,7 @@
         </w:tc>
         <w:tc>
           <w:tcPr>
-            <w:tcW w:w="2430" w:type="dxa"/>
+            <w:tcW w:w="2338" w:type="dxa"/>
             <w:vAlign w:val="center"/>
           </w:tcPr>
           <w:p>
@@ -1872,7 +1872,7 @@
         </w:trPr>
         <w:tc>
           <w:tcPr>
-            <w:tcW w:w="812" w:type="dxa"/>
+            <w:tcW w:w="2338" w:type="dxa"/>
             <w:vAlign w:val="center"/>
           </w:tcPr>
           <w:p>
@@ -1894,7 +1894,7 @@
         </w:tc>
         <w:tc>
           <w:tcPr>
-            <w:tcW w:w="1992" w:type="dxa"/>
+            <w:tcW w:w="2338" w:type="dxa"/>
             <w:vAlign w:val="center"/>
           </w:tcPr>
           <w:p>
@@ -1915,7 +1915,7 @@
         </w:tc>
         <w:tc>
           <w:tcPr>
-            <w:tcW w:w="4121" w:type="dxa"/>
+            <w:tcW w:w="2338" w:type="dxa"/>
             <w:vAlign w:val="center"/>
           </w:tcPr>
           <w:p>
@@ -1938,7 +1938,7 @@
         </w:tc>
         <w:tc>
           <w:tcPr>
-            <w:tcW w:w="2430" w:type="dxa"/>
+            <w:tcW w:w="2338" w:type="dxa"/>
             <w:vAlign w:val="center"/>
           </w:tcPr>
           <w:p>
@@ -1965,7 +1965,7 @@
         </w:trPr>
         <w:tc>
           <w:tcPr>
-            <w:tcW w:w="812" w:type="dxa"/>
+            <w:tcW w:w="2338" w:type="dxa"/>
             <w:vAlign w:val="center"/>
           </w:tcPr>
           <w:p>
@@ -1987,7 +1987,7 @@
         </w:tc>
         <w:tc>
           <w:tcPr>
-            <w:tcW w:w="1992" w:type="dxa"/>
+            <w:tcW w:w="2338" w:type="dxa"/>
             <w:vAlign w:val="center"/>
           </w:tcPr>
           <w:p>
@@ -2008,7 +2008,7 @@
         </w:tc>
         <w:tc>
           <w:tcPr>
-            <w:tcW w:w="4121" w:type="dxa"/>
+            <w:tcW w:w="2338" w:type="dxa"/>
             <w:vAlign w:val="center"/>
           </w:tcPr>
           <w:p>
@@ -2031,7 +2031,7 @@
         </w:tc>
         <w:tc>
           <w:tcPr>
-            <w:tcW w:w="2430" w:type="dxa"/>
+            <w:tcW w:w="2338" w:type="dxa"/>
             <w:vAlign w:val="center"/>
           </w:tcPr>
           <w:p>
@@ -2163,6 +2163,7 @@
       <w:r>
         <w:rPr>
           <w:rFonts w:ascii="Times New Roman" w:hAnsi="Times New Roman" w:cs="Times New Roman"/>
+          <w:i/>
           <w:sz w:val="28"/>
           <w:szCs w:val="28"/>
         </w:rPr>
@@ -2223,8 +2224,8 @@
         <w:tblLook w:val="0020" w:firstRow="1" w:lastRow="0" w:firstColumn="0" w:lastColumn="0" w:noHBand="0" w:noVBand="0"/>
       </w:tblPr>
       <w:tblGrid>
-        <w:gridCol w:w="3373"/>
-        <w:gridCol w:w="5982"/>
+        <w:gridCol w:w="4677"/>
+        <w:gridCol w:w="4678"/>
       </w:tblGrid>
       <w:tr>
         <w:trPr>
@@ -2235,7 +2236,7 @@
         </w:trPr>
         <w:tc>
           <w:tcPr>
-            <w:tcW w:w="3373" w:type="dxa"/>
+            <w:tcW w:w="4677" w:type="dxa"/>
             <w:vAlign w:val="center"/>
           </w:tcPr>
           <w:p>
@@ -2257,7 +2258,7 @@
         </w:tc>
         <w:tc>
           <w:tcPr>
-            <w:tcW w:w="5981" w:type="dxa"/>
+            <w:tcW w:w="4677" w:type="dxa"/>
             <w:vAlign w:val="center"/>
           </w:tcPr>
           <w:p>
@@ -2285,7 +2286,7 @@
         </w:trPr>
         <w:tc>
           <w:tcPr>
-            <w:tcW w:w="3373" w:type="dxa"/>
+            <w:tcW w:w="4677" w:type="dxa"/>
             <w:vAlign w:val="center"/>
           </w:tcPr>
           <w:p>
@@ -2306,7 +2307,7 @@
         </w:tc>
         <w:tc>
           <w:tcPr>
-            <w:tcW w:w="5981" w:type="dxa"/>
+            <w:tcW w:w="4677" w:type="dxa"/>
             <w:vAlign w:val="center"/>
           </w:tcPr>
           <w:p>
@@ -2431,7 +2432,7 @@
         </w:trPr>
         <w:tc>
           <w:tcPr>
-            <w:tcW w:w="3373" w:type="dxa"/>
+            <w:tcW w:w="4677" w:type="dxa"/>
             <w:vAlign w:val="center"/>
           </w:tcPr>
           <w:p>
@@ -2452,7 +2453,7 @@
         </w:tc>
         <w:tc>
           <w:tcPr>
-            <w:tcW w:w="5981" w:type="dxa"/>
+            <w:tcW w:w="4677" w:type="dxa"/>
             <w:vAlign w:val="center"/>
           </w:tcPr>
           <w:p>
@@ -2479,7 +2480,7 @@
         </w:trPr>
         <w:tc>
           <w:tcPr>
-            <w:tcW w:w="3373" w:type="dxa"/>
+            <w:tcW w:w="4677" w:type="dxa"/>
             <w:vAlign w:val="center"/>
           </w:tcPr>
           <w:p>
@@ -2500,7 +2501,7 @@
         </w:tc>
         <w:tc>
           <w:tcPr>
-            <w:tcW w:w="5981" w:type="dxa"/>
+            <w:tcW w:w="4677" w:type="dxa"/>
             <w:vAlign w:val="center"/>
           </w:tcPr>
           <w:p>
@@ -2557,7 +2558,7 @@
         </w:trPr>
         <w:tc>
           <w:tcPr>
-            <w:tcW w:w="3373" w:type="dxa"/>
+            <w:tcW w:w="4677" w:type="dxa"/>
             <w:vAlign w:val="center"/>
           </w:tcPr>
           <w:p>
@@ -2578,7 +2579,7 @@
         </w:tc>
         <w:tc>
           <w:tcPr>
-            <w:tcW w:w="5981" w:type="dxa"/>
+            <w:tcW w:w="4677" w:type="dxa"/>
             <w:vAlign w:val="center"/>
           </w:tcPr>
           <w:p>
@@ -2605,7 +2606,7 @@
         </w:trPr>
         <w:tc>
           <w:tcPr>
-            <w:tcW w:w="3373" w:type="dxa"/>
+            <w:tcW w:w="4677" w:type="dxa"/>
             <w:vAlign w:val="center"/>
           </w:tcPr>
           <w:p>
@@ -2626,7 +2627,7 @@
         </w:tc>
         <w:tc>
           <w:tcPr>
-            <w:tcW w:w="5981" w:type="dxa"/>
+            <w:tcW w:w="4677" w:type="dxa"/>
             <w:vAlign w:val="center"/>
           </w:tcPr>
           <w:p>
@@ -2706,7 +2707,7 @@
         </w:trPr>
         <w:tc>
           <w:tcPr>
-            <w:tcW w:w="3373" w:type="dxa"/>
+            <w:tcW w:w="4677" w:type="dxa"/>
             <w:vAlign w:val="center"/>
           </w:tcPr>
           <w:p>
@@ -2727,7 +2728,7 @@
         </w:tc>
         <w:tc>
           <w:tcPr>
-            <w:tcW w:w="5981" w:type="dxa"/>
+            <w:tcW w:w="4677" w:type="dxa"/>
             <w:vAlign w:val="center"/>
           </w:tcPr>
           <w:p>
@@ -2960,9 +2961,9 @@
         <w:tblLook w:val="0020" w:firstRow="1" w:lastRow="0" w:firstColumn="0" w:lastColumn="0" w:noHBand="0" w:noVBand="0"/>
       </w:tblPr>
       <w:tblGrid>
-        <w:gridCol w:w="3426"/>
-        <w:gridCol w:w="1257"/>
-        <w:gridCol w:w="4672"/>
+        <w:gridCol w:w="3118"/>
+        <w:gridCol w:w="3118"/>
+        <w:gridCol w:w="3119"/>
       </w:tblGrid>
       <w:tr>
         <w:trPr>
@@ -2973,7 +2974,7 @@
         </w:trPr>
         <w:tc>
           <w:tcPr>
-            <w:tcW w:w="3426" w:type="dxa"/>
+            <w:tcW w:w="3118" w:type="dxa"/>
             <w:vAlign w:val="center"/>
           </w:tcPr>
           <w:p>
@@ -2995,7 +2996,7 @@
         </w:tc>
         <w:tc>
           <w:tcPr>
-            <w:tcW w:w="1257" w:type="dxa"/>
+            <w:tcW w:w="3118" w:type="dxa"/>
             <w:vAlign w:val="center"/>
           </w:tcPr>
           <w:p>
@@ -3017,7 +3018,7 @@
         </w:tc>
         <w:tc>
           <w:tcPr>
-            <w:tcW w:w="4672" w:type="dxa"/>
+            <w:tcW w:w="3118" w:type="dxa"/>
             <w:vAlign w:val="center"/>
           </w:tcPr>
           <w:p>
@@ -3045,7 +3046,7 @@
         </w:trPr>
         <w:tc>
           <w:tcPr>
-            <w:tcW w:w="3426" w:type="dxa"/>
+            <w:tcW w:w="3118" w:type="dxa"/>
             <w:vAlign w:val="center"/>
           </w:tcPr>
           <w:p>
@@ -3066,7 +3067,7 @@
         </w:tc>
         <w:tc>
           <w:tcPr>
-            <w:tcW w:w="1257" w:type="dxa"/>
+            <w:tcW w:w="3118" w:type="dxa"/>
             <w:vAlign w:val="center"/>
           </w:tcPr>
           <w:p>
@@ -3087,7 +3088,7 @@
         </w:tc>
         <w:tc>
           <w:tcPr>
-            <w:tcW w:w="4672" w:type="dxa"/>
+            <w:tcW w:w="3118" w:type="dxa"/>
             <w:vAlign w:val="center"/>
           </w:tcPr>
           <w:p>
@@ -3122,7 +3123,7 @@
         </w:trPr>
         <w:tc>
           <w:tcPr>
-            <w:tcW w:w="3426" w:type="dxa"/>
+            <w:tcW w:w="3118" w:type="dxa"/>
             <w:vAlign w:val="center"/>
           </w:tcPr>
           <w:p>
@@ -3143,7 +3144,7 @@
         </w:tc>
         <w:tc>
           <w:tcPr>
-            <w:tcW w:w="1257" w:type="dxa"/>
+            <w:tcW w:w="3118" w:type="dxa"/>
             <w:vAlign w:val="center"/>
           </w:tcPr>
           <w:p>
@@ -3164,7 +3165,7 @@
         </w:tc>
         <w:tc>
           <w:tcPr>
-            <w:tcW w:w="4672" w:type="dxa"/>
+            <w:tcW w:w="3118" w:type="dxa"/>
             <w:vAlign w:val="center"/>
           </w:tcPr>
           <w:p>
@@ -3274,7 +3275,7 @@
         </w:trPr>
         <w:tc>
           <w:tcPr>
-            <w:tcW w:w="3426" w:type="dxa"/>
+            <w:tcW w:w="3118" w:type="dxa"/>
             <w:vAlign w:val="center"/>
           </w:tcPr>
           <w:p>
@@ -3295,7 +3296,7 @@
         </w:tc>
         <w:tc>
           <w:tcPr>
-            <w:tcW w:w="1257" w:type="dxa"/>
+            <w:tcW w:w="3118" w:type="dxa"/>
             <w:vAlign w:val="center"/>
           </w:tcPr>
           <w:p>
@@ -3316,7 +3317,7 @@
         </w:tc>
         <w:tc>
           <w:tcPr>
-            <w:tcW w:w="4672" w:type="dxa"/>
+            <w:tcW w:w="3118" w:type="dxa"/>
             <w:vAlign w:val="center"/>
           </w:tcPr>
           <w:p>
@@ -3486,7 +3487,7 @@
         </w:trPr>
         <w:tc>
           <w:tcPr>
-            <w:tcW w:w="3426" w:type="dxa"/>
+            <w:tcW w:w="3118" w:type="dxa"/>
             <w:vAlign w:val="center"/>
           </w:tcPr>
           <w:p>
@@ -3508,7 +3509,7 @@
         </w:tc>
         <w:tc>
           <w:tcPr>
-            <w:tcW w:w="1257" w:type="dxa"/>
+            <w:tcW w:w="3118" w:type="dxa"/>
             <w:vAlign w:val="center"/>
           </w:tcPr>
           <w:p>
@@ -3529,7 +3530,7 @@
         </w:tc>
         <w:tc>
           <w:tcPr>
-            <w:tcW w:w="4672" w:type="dxa"/>
+            <w:tcW w:w="3118" w:type="dxa"/>
             <w:vAlign w:val="center"/>
           </w:tcPr>
           <w:p>
@@ -3654,7 +3655,7 @@
         </w:trPr>
         <w:tc>
           <w:tcPr>
-            <w:tcW w:w="3426" w:type="dxa"/>
+            <w:tcW w:w="3118" w:type="dxa"/>
             <w:vAlign w:val="center"/>
           </w:tcPr>
           <w:p>
@@ -3675,7 +3676,7 @@
         </w:tc>
         <w:tc>
           <w:tcPr>
-            <w:tcW w:w="1257" w:type="dxa"/>
+            <w:tcW w:w="3118" w:type="dxa"/>
             <w:vAlign w:val="center"/>
           </w:tcPr>
           <w:p>
@@ -3696,7 +3697,7 @@
         </w:tc>
         <w:tc>
           <w:tcPr>
-            <w:tcW w:w="4672" w:type="dxa"/>
+            <w:tcW w:w="3118" w:type="dxa"/>
             <w:vAlign w:val="center"/>
           </w:tcPr>
           <w:p>
@@ -4064,6 +4065,7 @@
       <w:r>
         <w:rPr>
           <w:rFonts w:ascii="Times New Roman" w:hAnsi="Times New Roman" w:cs="Times New Roman"/>
+          <w:i/>
           <w:sz w:val="28"/>
           <w:szCs w:val="28"/>
         </w:rPr>
@@ -4309,10 +4311,10 @@
         <w:tblLook w:val="0020" w:firstRow="1" w:lastRow="0" w:firstColumn="0" w:lastColumn="0" w:noHBand="0" w:noVBand="0"/>
       </w:tblPr>
       <w:tblGrid>
-        <w:gridCol w:w="660"/>
-        <w:gridCol w:w="2104"/>
-        <w:gridCol w:w="2723"/>
-        <w:gridCol w:w="3868"/>
+        <w:gridCol w:w="2338"/>
+        <w:gridCol w:w="2338"/>
+        <w:gridCol w:w="2338"/>
+        <w:gridCol w:w="2341"/>
       </w:tblGrid>
       <w:tr>
         <w:trPr>
@@ -4323,7 +4325,7 @@
         </w:trPr>
         <w:tc>
           <w:tcPr>
-            <w:tcW w:w="659" w:type="dxa"/>
+            <w:tcW w:w="2338" w:type="dxa"/>
             <w:vAlign w:val="center"/>
           </w:tcPr>
           <w:p>
@@ -4346,7 +4348,7 @@
         </w:tc>
         <w:tc>
           <w:tcPr>
-            <w:tcW w:w="2104" w:type="dxa"/>
+            <w:tcW w:w="2338" w:type="dxa"/>
             <w:vAlign w:val="center"/>
           </w:tcPr>
           <w:p>
@@ -4368,7 +4370,7 @@
         </w:tc>
         <w:tc>
           <w:tcPr>
-            <w:tcW w:w="2723" w:type="dxa"/>
+            <w:tcW w:w="2338" w:type="dxa"/>
             <w:vAlign w:val="center"/>
           </w:tcPr>
           <w:p>
@@ -4399,7 +4401,7 @@
         </w:tc>
         <w:tc>
           <w:tcPr>
-            <w:tcW w:w="3868" w:type="dxa"/>
+            <w:tcW w:w="2338" w:type="dxa"/>
             <w:vAlign w:val="center"/>
           </w:tcPr>
           <w:p>
@@ -4427,7 +4429,7 @@
         </w:trPr>
         <w:tc>
           <w:tcPr>
-            <w:tcW w:w="659" w:type="dxa"/>
+            <w:tcW w:w="2338" w:type="dxa"/>
             <w:vAlign w:val="center"/>
           </w:tcPr>
           <w:p>
@@ -4449,7 +4451,7 @@
         </w:tc>
         <w:tc>
           <w:tcPr>
-            <w:tcW w:w="2104" w:type="dxa"/>
+            <w:tcW w:w="2338" w:type="dxa"/>
             <w:vAlign w:val="center"/>
           </w:tcPr>
           <w:p>
@@ -4471,7 +4473,7 @@
         </w:tc>
         <w:tc>
           <w:tcPr>
-            <w:tcW w:w="2723" w:type="dxa"/>
+            <w:tcW w:w="2338" w:type="dxa"/>
             <w:vAlign w:val="center"/>
           </w:tcPr>
           <w:p>
@@ -4492,7 +4494,7 @@
         </w:tc>
         <w:tc>
           <w:tcPr>
-            <w:tcW w:w="3868" w:type="dxa"/>
+            <w:tcW w:w="2338" w:type="dxa"/>
             <w:vAlign w:val="center"/>
           </w:tcPr>
           <w:p>
@@ -4519,7 +4521,7 @@
         </w:trPr>
         <w:tc>
           <w:tcPr>
-            <w:tcW w:w="659" w:type="dxa"/>
+            <w:tcW w:w="2338" w:type="dxa"/>
             <w:vAlign w:val="center"/>
           </w:tcPr>
           <w:p>
@@ -4541,7 +4543,7 @@
         </w:tc>
         <w:tc>
           <w:tcPr>
-            <w:tcW w:w="2104" w:type="dxa"/>
+            <w:tcW w:w="2338" w:type="dxa"/>
             <w:vAlign w:val="center"/>
           </w:tcPr>
           <w:p>
@@ -4570,7 +4572,7 @@
         </w:tc>
         <w:tc>
           <w:tcPr>
-            <w:tcW w:w="2723" w:type="dxa"/>
+            <w:tcW w:w="2338" w:type="dxa"/>
             <w:vAlign w:val="center"/>
           </w:tcPr>
           <w:p>
@@ -4591,7 +4593,7 @@
         </w:tc>
         <w:tc>
           <w:tcPr>
-            <w:tcW w:w="3868" w:type="dxa"/>
+            <w:tcW w:w="2338" w:type="dxa"/>
             <w:vAlign w:val="center"/>
           </w:tcPr>
           <w:p>
@@ -4656,7 +4658,7 @@
         </w:trPr>
         <w:tc>
           <w:tcPr>
-            <w:tcW w:w="659" w:type="dxa"/>
+            <w:tcW w:w="2338" w:type="dxa"/>
             <w:vAlign w:val="center"/>
           </w:tcPr>
           <w:p>
@@ -4678,7 +4680,7 @@
         </w:tc>
         <w:tc>
           <w:tcPr>
-            <w:tcW w:w="2104" w:type="dxa"/>
+            <w:tcW w:w="2338" w:type="dxa"/>
             <w:vAlign w:val="center"/>
           </w:tcPr>
           <w:p>
@@ -4715,7 +4717,7 @@
         </w:tc>
         <w:tc>
           <w:tcPr>
-            <w:tcW w:w="2723" w:type="dxa"/>
+            <w:tcW w:w="2338" w:type="dxa"/>
             <w:vAlign w:val="center"/>
           </w:tcPr>
           <w:p>
@@ -4736,7 +4738,7 @@
         </w:tc>
         <w:tc>
           <w:tcPr>
-            <w:tcW w:w="3868" w:type="dxa"/>
+            <w:tcW w:w="2338" w:type="dxa"/>
             <w:vAlign w:val="center"/>
           </w:tcPr>
           <w:p>
@@ -4846,7 +4848,7 @@
         </w:trPr>
         <w:tc>
           <w:tcPr>
-            <w:tcW w:w="659" w:type="dxa"/>
+            <w:tcW w:w="2338" w:type="dxa"/>
             <w:vAlign w:val="center"/>
           </w:tcPr>
           <w:p>
@@ -4868,7 +4870,7 @@
         </w:tc>
         <w:tc>
           <w:tcPr>
-            <w:tcW w:w="2104" w:type="dxa"/>
+            <w:tcW w:w="2338" w:type="dxa"/>
             <w:vAlign w:val="center"/>
           </w:tcPr>
           <w:p>
@@ -4912,7 +4914,7 @@
         </w:tc>
         <w:tc>
           <w:tcPr>
-            <w:tcW w:w="2723" w:type="dxa"/>
+            <w:tcW w:w="2338" w:type="dxa"/>
             <w:vAlign w:val="center"/>
           </w:tcPr>
           <w:p>
@@ -4933,7 +4935,7 @@
         </w:tc>
         <w:tc>
           <w:tcPr>
-            <w:tcW w:w="3868" w:type="dxa"/>
+            <w:tcW w:w="2338" w:type="dxa"/>
             <w:vAlign w:val="center"/>
           </w:tcPr>
           <w:p>
@@ -4975,7 +4977,7 @@
         </w:trPr>
         <w:tc>
           <w:tcPr>
-            <w:tcW w:w="659" w:type="dxa"/>
+            <w:tcW w:w="2338" w:type="dxa"/>
             <w:vAlign w:val="center"/>
           </w:tcPr>
           <w:p>
@@ -4997,7 +4999,7 @@
         </w:tc>
         <w:tc>
           <w:tcPr>
-            <w:tcW w:w="2104" w:type="dxa"/>
+            <w:tcW w:w="2338" w:type="dxa"/>
             <w:vAlign w:val="center"/>
           </w:tcPr>
           <w:p>
@@ -5041,7 +5043,7 @@
         </w:tc>
         <w:tc>
           <w:tcPr>
-            <w:tcW w:w="2723" w:type="dxa"/>
+            <w:tcW w:w="2338" w:type="dxa"/>
             <w:vAlign w:val="center"/>
           </w:tcPr>
           <w:p>
@@ -5062,7 +5064,7 @@
         </w:tc>
         <w:tc>
           <w:tcPr>
-            <w:tcW w:w="3868" w:type="dxa"/>
+            <w:tcW w:w="2338" w:type="dxa"/>
             <w:vAlign w:val="center"/>
           </w:tcPr>
           <w:p>
@@ -5104,7 +5106,7 @@
         </w:trPr>
         <w:tc>
           <w:tcPr>
-            <w:tcW w:w="659" w:type="dxa"/>
+            <w:tcW w:w="2338" w:type="dxa"/>
             <w:vAlign w:val="center"/>
           </w:tcPr>
           <w:p>
@@ -5126,7 +5128,7 @@
         </w:tc>
         <w:tc>
           <w:tcPr>
-            <w:tcW w:w="2104" w:type="dxa"/>
+            <w:tcW w:w="2338" w:type="dxa"/>
             <w:vAlign w:val="center"/>
           </w:tcPr>
           <w:p>
@@ -5148,7 +5150,7 @@
         </w:tc>
         <w:tc>
           <w:tcPr>
-            <w:tcW w:w="2723" w:type="dxa"/>
+            <w:tcW w:w="2338" w:type="dxa"/>
             <w:vAlign w:val="center"/>
           </w:tcPr>
           <w:p>
@@ -5169,7 +5171,7 @@
         </w:tc>
         <w:tc>
           <w:tcPr>
-            <w:tcW w:w="3868" w:type="dxa"/>
+            <w:tcW w:w="2338" w:type="dxa"/>
             <w:vAlign w:val="center"/>
           </w:tcPr>
           <w:p>
@@ -5279,7 +5281,7 @@
         </w:trPr>
         <w:tc>
           <w:tcPr>
-            <w:tcW w:w="659" w:type="dxa"/>
+            <w:tcW w:w="2338" w:type="dxa"/>
             <w:vAlign w:val="center"/>
           </w:tcPr>
           <w:p>
@@ -5301,7 +5303,7 @@
         </w:tc>
         <w:tc>
           <w:tcPr>
-            <w:tcW w:w="2104" w:type="dxa"/>
+            <w:tcW w:w="2338" w:type="dxa"/>
             <w:vAlign w:val="center"/>
           </w:tcPr>
           <w:p>
@@ -5323,7 +5325,7 @@
         </w:tc>
         <w:tc>
           <w:tcPr>
-            <w:tcW w:w="2723" w:type="dxa"/>
+            <w:tcW w:w="2338" w:type="dxa"/>
             <w:vAlign w:val="center"/>
           </w:tcPr>
           <w:p>
@@ -5344,7 +5346,7 @@
         </w:tc>
         <w:tc>
           <w:tcPr>
-            <w:tcW w:w="3868" w:type="dxa"/>
+            <w:tcW w:w="2338" w:type="dxa"/>
             <w:vAlign w:val="center"/>
           </w:tcPr>
           <w:p>
@@ -5499,7 +5501,7 @@
         </w:trPr>
         <w:tc>
           <w:tcPr>
-            <w:tcW w:w="659" w:type="dxa"/>
+            <w:tcW w:w="2338" w:type="dxa"/>
             <w:vAlign w:val="center"/>
           </w:tcPr>
           <w:p>
@@ -5521,7 +5523,7 @@
         </w:tc>
         <w:tc>
           <w:tcPr>
-            <w:tcW w:w="2104" w:type="dxa"/>
+            <w:tcW w:w="2338" w:type="dxa"/>
             <w:vAlign w:val="center"/>
           </w:tcPr>
           <w:p>
@@ -5543,7 +5545,7 @@
         </w:tc>
         <w:tc>
           <w:tcPr>
-            <w:tcW w:w="2723" w:type="dxa"/>
+            <w:tcW w:w="2338" w:type="dxa"/>
             <w:vAlign w:val="center"/>
           </w:tcPr>
           <w:p>
@@ -5564,7 +5566,7 @@
         </w:tc>
         <w:tc>
           <w:tcPr>
-            <w:tcW w:w="3868" w:type="dxa"/>
+            <w:tcW w:w="2338" w:type="dxa"/>
             <w:vAlign w:val="center"/>
           </w:tcPr>
           <w:p>
@@ -5854,9 +5856,9 @@
         <w:tblLook w:val="0020" w:firstRow="1" w:lastRow="0" w:firstColumn="0" w:lastColumn="0" w:noHBand="0" w:noVBand="0"/>
       </w:tblPr>
       <w:tblGrid>
-        <w:gridCol w:w="2911"/>
-        <w:gridCol w:w="1199"/>
-        <w:gridCol w:w="5245"/>
+        <w:gridCol w:w="3118"/>
+        <w:gridCol w:w="3118"/>
+        <w:gridCol w:w="3119"/>
       </w:tblGrid>
       <w:tr>
         <w:trPr>
@@ -5867,7 +5869,7 @@
         </w:trPr>
         <w:tc>
           <w:tcPr>
-            <w:tcW w:w="2911" w:type="dxa"/>
+            <w:tcW w:w="3118" w:type="dxa"/>
             <w:vAlign w:val="center"/>
           </w:tcPr>
           <w:p>
@@ -5889,7 +5891,7 @@
         </w:tc>
         <w:tc>
           <w:tcPr>
-            <w:tcW w:w="1199" w:type="dxa"/>
+            <w:tcW w:w="3118" w:type="dxa"/>
             <w:vAlign w:val="center"/>
           </w:tcPr>
           <w:p>
@@ -5911,7 +5913,7 @@
         </w:tc>
         <w:tc>
           <w:tcPr>
-            <w:tcW w:w="5244" w:type="dxa"/>
+            <w:tcW w:w="3118" w:type="dxa"/>
             <w:vAlign w:val="center"/>
           </w:tcPr>
           <w:p>
@@ -5939,7 +5941,7 @@
         </w:trPr>
         <w:tc>
           <w:tcPr>
-            <w:tcW w:w="2911" w:type="dxa"/>
+            <w:tcW w:w="3118" w:type="dxa"/>
             <w:vAlign w:val="center"/>
           </w:tcPr>
           <w:p>
@@ -5961,7 +5963,7 @@
         </w:tc>
         <w:tc>
           <w:tcPr>
-            <w:tcW w:w="1199" w:type="dxa"/>
+            <w:tcW w:w="3118" w:type="dxa"/>
             <w:vAlign w:val="center"/>
           </w:tcPr>
           <w:p>
@@ -5982,7 +5984,7 @@
         </w:tc>
         <w:tc>
           <w:tcPr>
-            <w:tcW w:w="5244" w:type="dxa"/>
+            <w:tcW w:w="3118" w:type="dxa"/>
             <w:vAlign w:val="center"/>
           </w:tcPr>
           <w:p>
@@ -6017,7 +6019,7 @@
         </w:trPr>
         <w:tc>
           <w:tcPr>
-            <w:tcW w:w="2911" w:type="dxa"/>
+            <w:tcW w:w="3118" w:type="dxa"/>
             <w:vAlign w:val="center"/>
           </w:tcPr>
           <w:p>
@@ -6046,7 +6048,7 @@
         </w:tc>
         <w:tc>
           <w:tcPr>
-            <w:tcW w:w="1199" w:type="dxa"/>
+            <w:tcW w:w="3118" w:type="dxa"/>
             <w:vAlign w:val="center"/>
           </w:tcPr>
           <w:p>
@@ -6067,7 +6069,7 @@
         </w:tc>
         <w:tc>
           <w:tcPr>
-            <w:tcW w:w="5244" w:type="dxa"/>
+            <w:tcW w:w="3118" w:type="dxa"/>
             <w:vAlign w:val="center"/>
           </w:tcPr>
           <w:p>
@@ -6102,7 +6104,7 @@
         </w:trPr>
         <w:tc>
           <w:tcPr>
-            <w:tcW w:w="2911" w:type="dxa"/>
+            <w:tcW w:w="3118" w:type="dxa"/>
             <w:vAlign w:val="center"/>
           </w:tcPr>
           <w:p>
@@ -6139,7 +6141,7 @@
         </w:tc>
         <w:tc>
           <w:tcPr>
-            <w:tcW w:w="1199" w:type="dxa"/>
+            <w:tcW w:w="3118" w:type="dxa"/>
             <w:vAlign w:val="center"/>
           </w:tcPr>
           <w:p>
@@ -6160,7 +6162,7 @@
         </w:tc>
         <w:tc>
           <w:tcPr>
-            <w:tcW w:w="5244" w:type="dxa"/>
+            <w:tcW w:w="3118" w:type="dxa"/>
             <w:vAlign w:val="center"/>
           </w:tcPr>
           <w:p>
@@ -6187,7 +6189,7 @@
         </w:trPr>
         <w:tc>
           <w:tcPr>
-            <w:tcW w:w="2911" w:type="dxa"/>
+            <w:tcW w:w="3118" w:type="dxa"/>
             <w:vAlign w:val="center"/>
           </w:tcPr>
           <w:p>
@@ -6231,7 +6233,7 @@
         </w:tc>
         <w:tc>
           <w:tcPr>
-            <w:tcW w:w="1199" w:type="dxa"/>
+            <w:tcW w:w="3118" w:type="dxa"/>
             <w:vAlign w:val="center"/>
           </w:tcPr>
           <w:p>
@@ -6252,7 +6254,7 @@
         </w:tc>
         <w:tc>
           <w:tcPr>
-            <w:tcW w:w="5244" w:type="dxa"/>
+            <w:tcW w:w="3118" w:type="dxa"/>
             <w:vAlign w:val="center"/>
           </w:tcPr>
           <w:p>
@@ -6279,7 +6281,7 @@
         </w:trPr>
         <w:tc>
           <w:tcPr>
-            <w:tcW w:w="2911" w:type="dxa"/>
+            <w:tcW w:w="3118" w:type="dxa"/>
             <w:vAlign w:val="center"/>
           </w:tcPr>
           <w:p>
@@ -6323,7 +6325,7 @@
         </w:tc>
         <w:tc>
           <w:tcPr>
-            <w:tcW w:w="1199" w:type="dxa"/>
+            <w:tcW w:w="3118" w:type="dxa"/>
             <w:vAlign w:val="center"/>
           </w:tcPr>
           <w:p>
@@ -6344,7 +6346,7 @@
         </w:tc>
         <w:tc>
           <w:tcPr>
-            <w:tcW w:w="5244" w:type="dxa"/>
+            <w:tcW w:w="3118" w:type="dxa"/>
             <w:vAlign w:val="center"/>
           </w:tcPr>
           <w:p>
@@ -6379,7 +6381,7 @@
         </w:trPr>
         <w:tc>
           <w:tcPr>
-            <w:tcW w:w="2911" w:type="dxa"/>
+            <w:tcW w:w="3118" w:type="dxa"/>
             <w:vAlign w:val="center"/>
           </w:tcPr>
           <w:p>
@@ -6401,7 +6403,7 @@
         </w:tc>
         <w:tc>
           <w:tcPr>
-            <w:tcW w:w="1199" w:type="dxa"/>
+            <w:tcW w:w="3118" w:type="dxa"/>
             <w:vAlign w:val="center"/>
           </w:tcPr>
           <w:p>
@@ -6422,7 +6424,7 @@
         </w:tc>
         <w:tc>
           <w:tcPr>
-            <w:tcW w:w="5244" w:type="dxa"/>
+            <w:tcW w:w="3118" w:type="dxa"/>
             <w:vAlign w:val="center"/>
           </w:tcPr>
           <w:p>
@@ -6449,7 +6451,7 @@
         </w:trPr>
         <w:tc>
           <w:tcPr>
-            <w:tcW w:w="2911" w:type="dxa"/>
+            <w:tcW w:w="3118" w:type="dxa"/>
             <w:vAlign w:val="center"/>
           </w:tcPr>
           <w:p>
@@ -6471,7 +6473,7 @@
         </w:tc>
         <w:tc>
           <w:tcPr>
-            <w:tcW w:w="1199" w:type="dxa"/>
+            <w:tcW w:w="3118" w:type="dxa"/>
             <w:vAlign w:val="center"/>
           </w:tcPr>
           <w:p>
@@ -6492,7 +6494,7 @@
         </w:tc>
         <w:tc>
           <w:tcPr>
-            <w:tcW w:w="5244" w:type="dxa"/>
+            <w:tcW w:w="3118" w:type="dxa"/>
             <w:vAlign w:val="center"/>
           </w:tcPr>
           <w:p>
@@ -6519,7 +6521,7 @@
         </w:trPr>
         <w:tc>
           <w:tcPr>
-            <w:tcW w:w="2911" w:type="dxa"/>
+            <w:tcW w:w="3118" w:type="dxa"/>
             <w:vAlign w:val="center"/>
           </w:tcPr>
           <w:p>
@@ -6541,7 +6543,7 @@
         </w:tc>
         <w:tc>
           <w:tcPr>
-            <w:tcW w:w="1199" w:type="dxa"/>
+            <w:tcW w:w="3118" w:type="dxa"/>
             <w:vAlign w:val="center"/>
           </w:tcPr>
           <w:p>
@@ -6562,7 +6564,7 @@
         </w:tc>
         <w:tc>
           <w:tcPr>
-            <w:tcW w:w="5244" w:type="dxa"/>
+            <w:tcW w:w="3118" w:type="dxa"/>
             <w:vAlign w:val="center"/>
           </w:tcPr>
           <w:p>
@@ -6663,9 +6665,9 @@
         <w:tblLook w:val="0020" w:firstRow="1" w:lastRow="0" w:firstColumn="0" w:lastColumn="0" w:noHBand="0" w:noVBand="0"/>
       </w:tblPr>
       <w:tblGrid>
-        <w:gridCol w:w="2850"/>
-        <w:gridCol w:w="1566"/>
-        <w:gridCol w:w="4939"/>
+        <w:gridCol w:w="3118"/>
+        <w:gridCol w:w="3118"/>
+        <w:gridCol w:w="3119"/>
       </w:tblGrid>
       <w:tr>
         <w:trPr>
@@ -6676,7 +6678,7 @@
         </w:trPr>
         <w:tc>
           <w:tcPr>
-            <w:tcW w:w="2850" w:type="dxa"/>
+            <w:tcW w:w="3118" w:type="dxa"/>
             <w:vAlign w:val="center"/>
           </w:tcPr>
           <w:p>
@@ -6698,7 +6700,7 @@
         </w:tc>
         <w:tc>
           <w:tcPr>
-            <w:tcW w:w="1566" w:type="dxa"/>
+            <w:tcW w:w="3118" w:type="dxa"/>
             <w:vAlign w:val="center"/>
           </w:tcPr>
           <w:p>
@@ -6720,7 +6722,7 @@
         </w:tc>
         <w:tc>
           <w:tcPr>
-            <w:tcW w:w="4938" w:type="dxa"/>
+            <w:tcW w:w="3118" w:type="dxa"/>
             <w:vAlign w:val="center"/>
           </w:tcPr>
           <w:p>
@@ -6748,7 +6750,7 @@
         </w:trPr>
         <w:tc>
           <w:tcPr>
-            <w:tcW w:w="2850" w:type="dxa"/>
+            <w:tcW w:w="3118" w:type="dxa"/>
             <w:vAlign w:val="center"/>
           </w:tcPr>
           <w:p>
@@ -6769,7 +6771,7 @@
         </w:tc>
         <w:tc>
           <w:tcPr>
-            <w:tcW w:w="1566" w:type="dxa"/>
+            <w:tcW w:w="3118" w:type="dxa"/>
             <w:vAlign w:val="center"/>
           </w:tcPr>
           <w:p>
@@ -6790,7 +6792,7 @@
         </w:tc>
         <w:tc>
           <w:tcPr>
-            <w:tcW w:w="4938" w:type="dxa"/>
+            <w:tcW w:w="3118" w:type="dxa"/>
             <w:vAlign w:val="center"/>
           </w:tcPr>
           <w:p>
@@ -6817,7 +6819,7 @@
         </w:trPr>
         <w:tc>
           <w:tcPr>
-            <w:tcW w:w="2850" w:type="dxa"/>
+            <w:tcW w:w="3118" w:type="dxa"/>
             <w:vAlign w:val="center"/>
           </w:tcPr>
           <w:p>
@@ -6838,7 +6840,7 @@
         </w:tc>
         <w:tc>
           <w:tcPr>
-            <w:tcW w:w="1566" w:type="dxa"/>
+            <w:tcW w:w="3118" w:type="dxa"/>
             <w:vAlign w:val="center"/>
           </w:tcPr>
           <w:p>
@@ -6859,7 +6861,7 @@
         </w:tc>
         <w:tc>
           <w:tcPr>
-            <w:tcW w:w="4938" w:type="dxa"/>
+            <w:tcW w:w="3118" w:type="dxa"/>
             <w:vAlign w:val="center"/>
           </w:tcPr>
           <w:p>
@@ -6886,7 +6888,7 @@
         </w:trPr>
         <w:tc>
           <w:tcPr>
-            <w:tcW w:w="2850" w:type="dxa"/>
+            <w:tcW w:w="3118" w:type="dxa"/>
             <w:vAlign w:val="center"/>
           </w:tcPr>
           <w:p>
@@ -6907,7 +6909,7 @@
         </w:tc>
         <w:tc>
           <w:tcPr>
-            <w:tcW w:w="1566" w:type="dxa"/>
+            <w:tcW w:w="3118" w:type="dxa"/>
             <w:vAlign w:val="center"/>
           </w:tcPr>
           <w:p>
@@ -6928,7 +6930,7 @@
         </w:tc>
         <w:tc>
           <w:tcPr>
-            <w:tcW w:w="4938" w:type="dxa"/>
+            <w:tcW w:w="3118" w:type="dxa"/>
             <w:vAlign w:val="center"/>
           </w:tcPr>
           <w:p>
@@ -6963,7 +6965,7 @@
         </w:trPr>
         <w:tc>
           <w:tcPr>
-            <w:tcW w:w="2850" w:type="dxa"/>
+            <w:tcW w:w="3118" w:type="dxa"/>
             <w:vAlign w:val="center"/>
           </w:tcPr>
           <w:p>
@@ -6984,7 +6986,7 @@
         </w:tc>
         <w:tc>
           <w:tcPr>
-            <w:tcW w:w="1566" w:type="dxa"/>
+            <w:tcW w:w="3118" w:type="dxa"/>
             <w:vAlign w:val="center"/>
           </w:tcPr>
           <w:p>
@@ -7005,7 +7007,7 @@
         </w:tc>
         <w:tc>
           <w:tcPr>
-            <w:tcW w:w="4938" w:type="dxa"/>
+            <w:tcW w:w="3118" w:type="dxa"/>
             <w:vAlign w:val="center"/>
           </w:tcPr>
           <w:p>
@@ -7070,7 +7072,7 @@
         </w:trPr>
         <w:tc>
           <w:tcPr>
-            <w:tcW w:w="2850" w:type="dxa"/>
+            <w:tcW w:w="3118" w:type="dxa"/>
             <w:vAlign w:val="center"/>
           </w:tcPr>
           <w:p>
@@ -7091,7 +7093,7 @@
         </w:tc>
         <w:tc>
           <w:tcPr>
-            <w:tcW w:w="1566" w:type="dxa"/>
+            <w:tcW w:w="3118" w:type="dxa"/>
             <w:vAlign w:val="center"/>
           </w:tcPr>
           <w:p>
@@ -7112,7 +7114,7 @@
         </w:tc>
         <w:tc>
           <w:tcPr>
-            <w:tcW w:w="4938" w:type="dxa"/>
+            <w:tcW w:w="3118" w:type="dxa"/>
             <w:vAlign w:val="center"/>
           </w:tcPr>
           <w:p>
@@ -7273,11 +7275,11 @@
         <w:tblLook w:val="0020" w:firstRow="1" w:lastRow="0" w:firstColumn="0" w:lastColumn="0" w:noHBand="0" w:noVBand="0"/>
       </w:tblPr>
       <w:tblGrid>
-        <w:gridCol w:w="3133"/>
-        <w:gridCol w:w="1569"/>
-        <w:gridCol w:w="672"/>
-        <w:gridCol w:w="2028"/>
-        <w:gridCol w:w="1953"/>
+        <w:gridCol w:w="1871"/>
+        <w:gridCol w:w="1871"/>
+        <w:gridCol w:w="1871"/>
+        <w:gridCol w:w="1871"/>
+        <w:gridCol w:w="1871"/>
       </w:tblGrid>
       <w:tr>
         <w:trPr>
@@ -7288,7 +7290,7 @@
         </w:trPr>
         <w:tc>
           <w:tcPr>
-            <w:tcW w:w="3132" w:type="dxa"/>
+            <w:tcW w:w="1871" w:type="dxa"/>
             <w:vAlign w:val="center"/>
           </w:tcPr>
           <w:p>
@@ -7310,7 +7312,7 @@
         </w:tc>
         <w:tc>
           <w:tcPr>
-            <w:tcW w:w="1569" w:type="dxa"/>
+            <w:tcW w:w="1871" w:type="dxa"/>
             <w:vAlign w:val="center"/>
           </w:tcPr>
           <w:p>
@@ -7332,7 +7334,7 @@
         </w:tc>
         <w:tc>
           <w:tcPr>
-            <w:tcW w:w="672" w:type="dxa"/>
+            <w:tcW w:w="1871" w:type="dxa"/>
             <w:vAlign w:val="center"/>
           </w:tcPr>
           <w:p>
@@ -7354,7 +7356,7 @@
         </w:tc>
         <w:tc>
           <w:tcPr>
-            <w:tcW w:w="2028" w:type="dxa"/>
+            <w:tcW w:w="1871" w:type="dxa"/>
             <w:vAlign w:val="center"/>
           </w:tcPr>
           <w:p>
@@ -7376,7 +7378,7 @@
         </w:tc>
         <w:tc>
           <w:tcPr>
-            <w:tcW w:w="1953" w:type="dxa"/>
+            <w:tcW w:w="1871" w:type="dxa"/>
             <w:vAlign w:val="center"/>
           </w:tcPr>
           <w:p>
@@ -7404,7 +7406,7 @@
         </w:trPr>
         <w:tc>
           <w:tcPr>
-            <w:tcW w:w="3132" w:type="dxa"/>
+            <w:tcW w:w="1871" w:type="dxa"/>
             <w:vAlign w:val="center"/>
           </w:tcPr>
           <w:p>
@@ -7440,7 +7442,7 @@
         </w:tc>
         <w:tc>
           <w:tcPr>
-            <w:tcW w:w="1569" w:type="dxa"/>
+            <w:tcW w:w="1871" w:type="dxa"/>
             <w:vAlign w:val="center"/>
           </w:tcPr>
           <w:p>
@@ -7461,7 +7463,7 @@
         </w:tc>
         <w:tc>
           <w:tcPr>
-            <w:tcW w:w="672" w:type="dxa"/>
+            <w:tcW w:w="1871" w:type="dxa"/>
             <w:vAlign w:val="center"/>
           </w:tcPr>
           <w:p>
@@ -7482,7 +7484,7 @@
         </w:tc>
         <w:tc>
           <w:tcPr>
-            <w:tcW w:w="2028" w:type="dxa"/>
+            <w:tcW w:w="1871" w:type="dxa"/>
             <w:vAlign w:val="center"/>
           </w:tcPr>
           <w:p>
@@ -7503,7 +7505,7 @@
         </w:tc>
         <w:tc>
           <w:tcPr>
-            <w:tcW w:w="1953" w:type="dxa"/>
+            <w:tcW w:w="1871" w:type="dxa"/>
             <w:vAlign w:val="center"/>
           </w:tcPr>
           <w:p>
@@ -7530,7 +7532,7 @@
         </w:trPr>
         <w:tc>
           <w:tcPr>
-            <w:tcW w:w="3132" w:type="dxa"/>
+            <w:tcW w:w="1871" w:type="dxa"/>
             <w:vAlign w:val="center"/>
           </w:tcPr>
           <w:p>
@@ -7551,7 +7553,7 @@
         </w:tc>
         <w:tc>
           <w:tcPr>
-            <w:tcW w:w="1569" w:type="dxa"/>
+            <w:tcW w:w="1871" w:type="dxa"/>
             <w:vAlign w:val="center"/>
           </w:tcPr>
           <w:p>
@@ -7572,7 +7574,7 @@
         </w:tc>
         <w:tc>
           <w:tcPr>
-            <w:tcW w:w="672" w:type="dxa"/>
+            <w:tcW w:w="1871" w:type="dxa"/>
             <w:vAlign w:val="center"/>
           </w:tcPr>
           <w:p>
@@ -7593,7 +7595,7 @@
         </w:tc>
         <w:tc>
           <w:tcPr>
-            <w:tcW w:w="2028" w:type="dxa"/>
+            <w:tcW w:w="1871" w:type="dxa"/>
             <w:vAlign w:val="center"/>
           </w:tcPr>
           <w:p>
@@ -7614,7 +7616,7 @@
         </w:tc>
         <w:tc>
           <w:tcPr>
-            <w:tcW w:w="1953" w:type="dxa"/>
+            <w:tcW w:w="1871" w:type="dxa"/>
             <w:vAlign w:val="center"/>
           </w:tcPr>
           <w:p>
@@ -7641,7 +7643,7 @@
         </w:trPr>
         <w:tc>
           <w:tcPr>
-            <w:tcW w:w="3132" w:type="dxa"/>
+            <w:tcW w:w="1871" w:type="dxa"/>
             <w:vAlign w:val="center"/>
           </w:tcPr>
           <w:p>
@@ -7707,7 +7709,7 @@
         </w:tc>
         <w:tc>
           <w:tcPr>
-            <w:tcW w:w="1569" w:type="dxa"/>
+            <w:tcW w:w="1871" w:type="dxa"/>
             <w:vAlign w:val="center"/>
           </w:tcPr>
           <w:p>
@@ -7728,7 +7730,7 @@
         </w:tc>
         <w:tc>
           <w:tcPr>
-            <w:tcW w:w="672" w:type="dxa"/>
+            <w:tcW w:w="1871" w:type="dxa"/>
             <w:vAlign w:val="center"/>
           </w:tcPr>
           <w:p>
@@ -7749,7 +7751,7 @@
         </w:tc>
         <w:tc>
           <w:tcPr>
-            <w:tcW w:w="2028" w:type="dxa"/>
+            <w:tcW w:w="1871" w:type="dxa"/>
             <w:vAlign w:val="center"/>
           </w:tcPr>
           <w:p>
@@ -7770,7 +7772,7 @@
         </w:tc>
         <w:tc>
           <w:tcPr>
-            <w:tcW w:w="1953" w:type="dxa"/>
+            <w:tcW w:w="1871" w:type="dxa"/>
             <w:vAlign w:val="center"/>
           </w:tcPr>
           <w:p>
@@ -7797,7 +7799,7 @@
         </w:trPr>
         <w:tc>
           <w:tcPr>
-            <w:tcW w:w="3132" w:type="dxa"/>
+            <w:tcW w:w="1871" w:type="dxa"/>
             <w:vAlign w:val="center"/>
           </w:tcPr>
           <w:p>
@@ -7818,7 +7820,7 @@
         </w:tc>
         <w:tc>
           <w:tcPr>
-            <w:tcW w:w="1569" w:type="dxa"/>
+            <w:tcW w:w="1871" w:type="dxa"/>
             <w:vAlign w:val="center"/>
           </w:tcPr>
           <w:p>
@@ -7839,7 +7841,7 @@
         </w:tc>
         <w:tc>
           <w:tcPr>
-            <w:tcW w:w="672" w:type="dxa"/>
+            <w:tcW w:w="1871" w:type="dxa"/>
             <w:vAlign w:val="center"/>
           </w:tcPr>
           <w:p>
@@ -7860,7 +7862,7 @@
         </w:tc>
         <w:tc>
           <w:tcPr>
-            <w:tcW w:w="2028" w:type="dxa"/>
+            <w:tcW w:w="1871" w:type="dxa"/>
             <w:vAlign w:val="center"/>
           </w:tcPr>
           <w:p>
@@ -7881,7 +7883,7 @@
         </w:tc>
         <w:tc>
           <w:tcPr>
-            <w:tcW w:w="1953" w:type="dxa"/>
+            <w:tcW w:w="1871" w:type="dxa"/>
             <w:vAlign w:val="center"/>
           </w:tcPr>
           <w:p>
@@ -7908,7 +7910,7 @@
         </w:trPr>
         <w:tc>
           <w:tcPr>
-            <w:tcW w:w="3132" w:type="dxa"/>
+            <w:tcW w:w="1871" w:type="dxa"/>
             <w:vAlign w:val="center"/>
           </w:tcPr>
           <w:p>
@@ -7929,7 +7931,7 @@
         </w:tc>
         <w:tc>
           <w:tcPr>
-            <w:tcW w:w="1569" w:type="dxa"/>
+            <w:tcW w:w="1871" w:type="dxa"/>
             <w:vAlign w:val="center"/>
           </w:tcPr>
           <w:p>
@@ -7950,7 +7952,7 @@
         </w:tc>
         <w:tc>
           <w:tcPr>
-            <w:tcW w:w="672" w:type="dxa"/>
+            <w:tcW w:w="1871" w:type="dxa"/>
             <w:vAlign w:val="center"/>
           </w:tcPr>
           <w:p>
@@ -7971,7 +7973,7 @@
         </w:tc>
         <w:tc>
           <w:tcPr>
-            <w:tcW w:w="2028" w:type="dxa"/>
+            <w:tcW w:w="1871" w:type="dxa"/>
             <w:vAlign w:val="center"/>
           </w:tcPr>
           <w:p>
@@ -7992,7 +7994,7 @@
         </w:tc>
         <w:tc>
           <w:tcPr>
-            <w:tcW w:w="1953" w:type="dxa"/>
+            <w:tcW w:w="1871" w:type="dxa"/>
             <w:vAlign w:val="center"/>
           </w:tcPr>
           <w:p>
@@ -8019,7 +8021,7 @@
         </w:trPr>
         <w:tc>
           <w:tcPr>
-            <w:tcW w:w="3132" w:type="dxa"/>
+            <w:tcW w:w="1871" w:type="dxa"/>
             <w:vAlign w:val="center"/>
           </w:tcPr>
           <w:p>
@@ -8040,7 +8042,7 @@
         </w:tc>
         <w:tc>
           <w:tcPr>
-            <w:tcW w:w="1569" w:type="dxa"/>
+            <w:tcW w:w="1871" w:type="dxa"/>
             <w:vAlign w:val="center"/>
           </w:tcPr>
           <w:p>
@@ -8061,7 +8063,7 @@
         </w:tc>
         <w:tc>
           <w:tcPr>
-            <w:tcW w:w="672" w:type="dxa"/>
+            <w:tcW w:w="1871" w:type="dxa"/>
             <w:vAlign w:val="center"/>
           </w:tcPr>
           <w:p>
@@ -8082,7 +8084,7 @@
         </w:tc>
         <w:tc>
           <w:tcPr>
-            <w:tcW w:w="2028" w:type="dxa"/>
+            <w:tcW w:w="1871" w:type="dxa"/>
             <w:vAlign w:val="center"/>
           </w:tcPr>
           <w:p>
@@ -8103,7 +8105,7 @@
         </w:tc>
         <w:tc>
           <w:tcPr>
-            <w:tcW w:w="1953" w:type="dxa"/>
+            <w:tcW w:w="1871" w:type="dxa"/>
             <w:vAlign w:val="center"/>
           </w:tcPr>
           <w:p>
@@ -8130,7 +8132,7 @@
         </w:trPr>
         <w:tc>
           <w:tcPr>
-            <w:tcW w:w="3132" w:type="dxa"/>
+            <w:tcW w:w="1871" w:type="dxa"/>
             <w:vAlign w:val="center"/>
           </w:tcPr>
           <w:p>
@@ -8151,7 +8153,7 @@
         </w:tc>
         <w:tc>
           <w:tcPr>
-            <w:tcW w:w="1569" w:type="dxa"/>
+            <w:tcW w:w="1871" w:type="dxa"/>
             <w:vAlign w:val="center"/>
           </w:tcPr>
           <w:p>
@@ -8172,7 +8174,7 @@
         </w:tc>
         <w:tc>
           <w:tcPr>
-            <w:tcW w:w="672" w:type="dxa"/>
+            <w:tcW w:w="1871" w:type="dxa"/>
             <w:vAlign w:val="center"/>
           </w:tcPr>
           <w:p>
@@ -8193,7 +8195,7 @@
         </w:tc>
         <w:tc>
           <w:tcPr>
-            <w:tcW w:w="2028" w:type="dxa"/>
+            <w:tcW w:w="1871" w:type="dxa"/>
             <w:vAlign w:val="center"/>
           </w:tcPr>
           <w:p>
@@ -8214,7 +8216,7 @@
         </w:tc>
         <w:tc>
           <w:tcPr>
-            <w:tcW w:w="1953" w:type="dxa"/>
+            <w:tcW w:w="1871" w:type="dxa"/>
             <w:vAlign w:val="center"/>
           </w:tcPr>
           <w:p>
@@ -8241,7 +8243,7 @@
         </w:trPr>
         <w:tc>
           <w:tcPr>
-            <w:tcW w:w="3132" w:type="dxa"/>
+            <w:tcW w:w="1871" w:type="dxa"/>
             <w:vAlign w:val="center"/>
           </w:tcPr>
           <w:p>
@@ -8270,7 +8272,7 @@
         </w:tc>
         <w:tc>
           <w:tcPr>
-            <w:tcW w:w="1569" w:type="dxa"/>
+            <w:tcW w:w="1871" w:type="dxa"/>
             <w:vAlign w:val="center"/>
           </w:tcPr>
           <w:p>
@@ -8291,7 +8293,7 @@
         </w:tc>
         <w:tc>
           <w:tcPr>
-            <w:tcW w:w="672" w:type="dxa"/>
+            <w:tcW w:w="1871" w:type="dxa"/>
             <w:vAlign w:val="center"/>
           </w:tcPr>
           <w:p>
@@ -8312,7 +8314,7 @@
         </w:tc>
         <w:tc>
           <w:tcPr>
-            <w:tcW w:w="2028" w:type="dxa"/>
+            <w:tcW w:w="1871" w:type="dxa"/>
             <w:vAlign w:val="center"/>
           </w:tcPr>
           <w:p>
@@ -8333,7 +8335,7 @@
         </w:tc>
         <w:tc>
           <w:tcPr>
-            <w:tcW w:w="1953" w:type="dxa"/>
+            <w:tcW w:w="1871" w:type="dxa"/>
             <w:vAlign w:val="center"/>
           </w:tcPr>
           <w:p>
@@ -8360,7 +8362,7 @@
         </w:trPr>
         <w:tc>
           <w:tcPr>
-            <w:tcW w:w="3132" w:type="dxa"/>
+            <w:tcW w:w="1871" w:type="dxa"/>
             <w:vAlign w:val="center"/>
           </w:tcPr>
           <w:p>
@@ -8396,7 +8398,7 @@
         </w:tc>
         <w:tc>
           <w:tcPr>
-            <w:tcW w:w="1569" w:type="dxa"/>
+            <w:tcW w:w="1871" w:type="dxa"/>
             <w:vAlign w:val="center"/>
           </w:tcPr>
           <w:p>
@@ -8417,7 +8419,7 @@
         </w:tc>
         <w:tc>
           <w:tcPr>
-            <w:tcW w:w="672" w:type="dxa"/>
+            <w:tcW w:w="1871" w:type="dxa"/>
             <w:vAlign w:val="center"/>
           </w:tcPr>
           <w:p>
@@ -8438,7 +8440,7 @@
         </w:tc>
         <w:tc>
           <w:tcPr>
-            <w:tcW w:w="2028" w:type="dxa"/>
+            <w:tcW w:w="1871" w:type="dxa"/>
             <w:vAlign w:val="center"/>
           </w:tcPr>
           <w:p>
@@ -8459,7 +8461,7 @@
         </w:tc>
         <w:tc>
           <w:tcPr>
-            <w:tcW w:w="1953" w:type="dxa"/>
+            <w:tcW w:w="1871" w:type="dxa"/>
             <w:vAlign w:val="center"/>
           </w:tcPr>
           <w:p>
@@ -8486,7 +8488,7 @@
         </w:trPr>
         <w:tc>
           <w:tcPr>
-            <w:tcW w:w="3132" w:type="dxa"/>
+            <w:tcW w:w="1871" w:type="dxa"/>
             <w:vAlign w:val="center"/>
           </w:tcPr>
           <w:p>
@@ -8507,7 +8509,7 @@
         </w:tc>
         <w:tc>
           <w:tcPr>
-            <w:tcW w:w="1569" w:type="dxa"/>
+            <w:tcW w:w="1871" w:type="dxa"/>
             <w:vAlign w:val="center"/>
           </w:tcPr>
           <w:p>
@@ -8528,7 +8530,7 @@
         </w:tc>
         <w:tc>
           <w:tcPr>
-            <w:tcW w:w="672" w:type="dxa"/>
+            <w:tcW w:w="1871" w:type="dxa"/>
             <w:vAlign w:val="center"/>
           </w:tcPr>
           <w:p>
@@ -8549,7 +8551,7 @@
         </w:tc>
         <w:tc>
           <w:tcPr>
-            <w:tcW w:w="2028" w:type="dxa"/>
+            <w:tcW w:w="1871" w:type="dxa"/>
             <w:vAlign w:val="center"/>
           </w:tcPr>
           <w:p>
@@ -8570,7 +8572,7 @@
         </w:tc>
         <w:tc>
           <w:tcPr>
-            <w:tcW w:w="1953" w:type="dxa"/>
+            <w:tcW w:w="1871" w:type="dxa"/>
             <w:vAlign w:val="center"/>
           </w:tcPr>
           <w:p>
@@ -8597,7 +8599,7 @@
         </w:trPr>
         <w:tc>
           <w:tcPr>
-            <w:tcW w:w="3132" w:type="dxa"/>
+            <w:tcW w:w="1871" w:type="dxa"/>
             <w:vAlign w:val="center"/>
           </w:tcPr>
           <w:p>
@@ -8618,7 +8620,7 @@
         </w:tc>
         <w:tc>
           <w:tcPr>
-            <w:tcW w:w="1569" w:type="dxa"/>
+            <w:tcW w:w="1871" w:type="dxa"/>
             <w:vAlign w:val="center"/>
           </w:tcPr>
           <w:p>
@@ -8639,7 +8641,7 @@
         </w:tc>
         <w:tc>
           <w:tcPr>
-            <w:tcW w:w="672" w:type="dxa"/>
+            <w:tcW w:w="1871" w:type="dxa"/>
             <w:vAlign w:val="center"/>
           </w:tcPr>
           <w:p>
@@ -8660,7 +8662,7 @@
         </w:tc>
         <w:tc>
           <w:tcPr>
-            <w:tcW w:w="2028" w:type="dxa"/>
+            <w:tcW w:w="1871" w:type="dxa"/>
             <w:vAlign w:val="center"/>
           </w:tcPr>
           <w:p>
@@ -8681,7 +8683,7 @@
         </w:tc>
         <w:tc>
           <w:tcPr>
-            <w:tcW w:w="1953" w:type="dxa"/>
+            <w:tcW w:w="1871" w:type="dxa"/>
             <w:vAlign w:val="center"/>
           </w:tcPr>
           <w:p>
@@ -8708,7 +8710,7 @@
         </w:trPr>
         <w:tc>
           <w:tcPr>
-            <w:tcW w:w="3132" w:type="dxa"/>
+            <w:tcW w:w="1871" w:type="dxa"/>
             <w:vAlign w:val="center"/>
           </w:tcPr>
           <w:p>
@@ -8729,7 +8731,7 @@
         </w:tc>
         <w:tc>
           <w:tcPr>
-            <w:tcW w:w="1569" w:type="dxa"/>
+            <w:tcW w:w="1871" w:type="dxa"/>
             <w:vAlign w:val="center"/>
           </w:tcPr>
           <w:p>
@@ -8750,7 +8752,7 @@
         </w:tc>
         <w:tc>
           <w:tcPr>
-            <w:tcW w:w="672" w:type="dxa"/>
+            <w:tcW w:w="1871" w:type="dxa"/>
             <w:vAlign w:val="center"/>
           </w:tcPr>
           <w:p>
@@ -8771,7 +8773,7 @@
         </w:tc>
         <w:tc>
           <w:tcPr>
-            <w:tcW w:w="2028" w:type="dxa"/>
+            <w:tcW w:w="1871" w:type="dxa"/>
             <w:vAlign w:val="center"/>
           </w:tcPr>
           <w:p>
@@ -8792,7 +8794,7 @@
         </w:tc>
         <w:tc>
           <w:tcPr>
-            <w:tcW w:w="1953" w:type="dxa"/>
+            <w:tcW w:w="1871" w:type="dxa"/>
             <w:vAlign w:val="center"/>
           </w:tcPr>
           <w:p>
@@ -8819,7 +8821,7 @@
         </w:trPr>
         <w:tc>
           <w:tcPr>
-            <w:tcW w:w="3132" w:type="dxa"/>
+            <w:tcW w:w="1871" w:type="dxa"/>
             <w:vAlign w:val="center"/>
           </w:tcPr>
           <w:p>
@@ -8848,7 +8850,7 @@
         </w:tc>
         <w:tc>
           <w:tcPr>
-            <w:tcW w:w="1569" w:type="dxa"/>
+            <w:tcW w:w="1871" w:type="dxa"/>
             <w:vAlign w:val="center"/>
           </w:tcPr>
           <w:p>
@@ -8869,7 +8871,7 @@
         </w:tc>
         <w:tc>
           <w:tcPr>
-            <w:tcW w:w="672" w:type="dxa"/>
+            <w:tcW w:w="1871" w:type="dxa"/>
             <w:vAlign w:val="center"/>
           </w:tcPr>
           <w:p>
@@ -8890,7 +8892,7 @@
         </w:tc>
         <w:tc>
           <w:tcPr>
-            <w:tcW w:w="2028" w:type="dxa"/>
+            <w:tcW w:w="1871" w:type="dxa"/>
             <w:vAlign w:val="center"/>
           </w:tcPr>
           <w:p>
@@ -8911,7 +8913,7 @@
         </w:tc>
         <w:tc>
           <w:tcPr>
-            <w:tcW w:w="1953" w:type="dxa"/>
+            <w:tcW w:w="1871" w:type="dxa"/>
             <w:vAlign w:val="center"/>
           </w:tcPr>
           <w:p>
@@ -8938,7 +8940,7 @@
         </w:trPr>
         <w:tc>
           <w:tcPr>
-            <w:tcW w:w="3132" w:type="dxa"/>
+            <w:tcW w:w="1871" w:type="dxa"/>
             <w:vAlign w:val="center"/>
           </w:tcPr>
           <w:p>
@@ -8982,7 +8984,7 @@
         </w:tc>
         <w:tc>
           <w:tcPr>
-            <w:tcW w:w="1569" w:type="dxa"/>
+            <w:tcW w:w="1871" w:type="dxa"/>
             <w:vAlign w:val="center"/>
           </w:tcPr>
           <w:p>
@@ -9003,7 +9005,7 @@
         </w:tc>
         <w:tc>
           <w:tcPr>
-            <w:tcW w:w="672" w:type="dxa"/>
+            <w:tcW w:w="1871" w:type="dxa"/>
             <w:vAlign w:val="center"/>
           </w:tcPr>
           <w:p>
@@ -9024,7 +9026,7 @@
         </w:tc>
         <w:tc>
           <w:tcPr>
-            <w:tcW w:w="2028" w:type="dxa"/>
+            <w:tcW w:w="1871" w:type="dxa"/>
             <w:vAlign w:val="center"/>
           </w:tcPr>
           <w:p>
@@ -9045,7 +9047,7 @@
         </w:tc>
         <w:tc>
           <w:tcPr>
-            <w:tcW w:w="1953" w:type="dxa"/>
+            <w:tcW w:w="1871" w:type="dxa"/>
             <w:vAlign w:val="center"/>
           </w:tcPr>
           <w:p>
@@ -9072,7 +9074,7 @@
         </w:trPr>
         <w:tc>
           <w:tcPr>
-            <w:tcW w:w="3132" w:type="dxa"/>
+            <w:tcW w:w="1871" w:type="dxa"/>
             <w:vAlign w:val="center"/>
           </w:tcPr>
           <w:p>
@@ -9093,7 +9095,7 @@
         </w:tc>
         <w:tc>
           <w:tcPr>
-            <w:tcW w:w="1569" w:type="dxa"/>
+            <w:tcW w:w="1871" w:type="dxa"/>
             <w:vAlign w:val="center"/>
           </w:tcPr>
           <w:p>
@@ -9114,7 +9116,7 @@
         </w:tc>
         <w:tc>
           <w:tcPr>
-            <w:tcW w:w="672" w:type="dxa"/>
+            <w:tcW w:w="1871" w:type="dxa"/>
             <w:vAlign w:val="center"/>
           </w:tcPr>
           <w:p>
@@ -9135,7 +9137,7 @@
         </w:tc>
         <w:tc>
           <w:tcPr>
-            <w:tcW w:w="2028" w:type="dxa"/>
+            <w:tcW w:w="1871" w:type="dxa"/>
             <w:vAlign w:val="center"/>
           </w:tcPr>
           <w:p>
@@ -9156,7 +9158,7 @@
         </w:tc>
         <w:tc>
           <w:tcPr>
-            <w:tcW w:w="1953" w:type="dxa"/>
+            <w:tcW w:w="1871" w:type="dxa"/>
             <w:vAlign w:val="center"/>
           </w:tcPr>
           <w:p>
@@ -9183,7 +9185,7 @@
         </w:trPr>
         <w:tc>
           <w:tcPr>
-            <w:tcW w:w="3132" w:type="dxa"/>
+            <w:tcW w:w="1871" w:type="dxa"/>
             <w:vAlign w:val="center"/>
           </w:tcPr>
           <w:p>
@@ -9204,7 +9206,7 @@
         </w:tc>
         <w:tc>
           <w:tcPr>
-            <w:tcW w:w="1569" w:type="dxa"/>
+            <w:tcW w:w="1871" w:type="dxa"/>
             <w:vAlign w:val="center"/>
           </w:tcPr>
           <w:p>
@@ -9225,7 +9227,7 @@
         </w:tc>
         <w:tc>
           <w:tcPr>
-            <w:tcW w:w="672" w:type="dxa"/>
+            <w:tcW w:w="1871" w:type="dxa"/>
             <w:vAlign w:val="center"/>
           </w:tcPr>
           <w:p>
@@ -9246,7 +9248,7 @@
         </w:tc>
         <w:tc>
           <w:tcPr>
-            <w:tcW w:w="2028" w:type="dxa"/>
+            <w:tcW w:w="1871" w:type="dxa"/>
             <w:vAlign w:val="center"/>
           </w:tcPr>
           <w:p>
@@ -9267,7 +9269,7 @@
         </w:tc>
         <w:tc>
           <w:tcPr>
-            <w:tcW w:w="1953" w:type="dxa"/>
+            <w:tcW w:w="1871" w:type="dxa"/>
             <w:vAlign w:val="center"/>
           </w:tcPr>
           <w:p>
@@ -9294,7 +9296,7 @@
         </w:trPr>
         <w:tc>
           <w:tcPr>
-            <w:tcW w:w="3132" w:type="dxa"/>
+            <w:tcW w:w="1871" w:type="dxa"/>
             <w:vAlign w:val="center"/>
           </w:tcPr>
           <w:p>
@@ -9346,7 +9348,7 @@
         </w:tc>
         <w:tc>
           <w:tcPr>
-            <w:tcW w:w="1569" w:type="dxa"/>
+            <w:tcW w:w="1871" w:type="dxa"/>
             <w:vAlign w:val="center"/>
           </w:tcPr>
           <w:p>
@@ -9367,7 +9369,7 @@
         </w:tc>
         <w:tc>
           <w:tcPr>
-            <w:tcW w:w="672" w:type="dxa"/>
+            <w:tcW w:w="1871" w:type="dxa"/>
             <w:vAlign w:val="center"/>
           </w:tcPr>
           <w:p>
@@ -9388,7 +9390,7 @@
         </w:tc>
         <w:tc>
           <w:tcPr>
-            <w:tcW w:w="2028" w:type="dxa"/>
+            <w:tcW w:w="1871" w:type="dxa"/>
             <w:vAlign w:val="center"/>
           </w:tcPr>
           <w:p>
@@ -9409,7 +9411,7 @@
         </w:tc>
         <w:tc>
           <w:tcPr>
-            <w:tcW w:w="1953" w:type="dxa"/>
+            <w:tcW w:w="1871" w:type="dxa"/>
             <w:vAlign w:val="center"/>
           </w:tcPr>
           <w:p>
@@ -9436,7 +9438,7 @@
         </w:trPr>
         <w:tc>
           <w:tcPr>
-            <w:tcW w:w="3132" w:type="dxa"/>
+            <w:tcW w:w="1871" w:type="dxa"/>
             <w:vAlign w:val="center"/>
           </w:tcPr>
           <w:p>
@@ -9457,7 +9459,7 @@
         </w:tc>
         <w:tc>
           <w:tcPr>
-            <w:tcW w:w="1569" w:type="dxa"/>
+            <w:tcW w:w="1871" w:type="dxa"/>
             <w:vAlign w:val="center"/>
           </w:tcPr>
           <w:p>
@@ -9478,7 +9480,7 @@
         </w:tc>
         <w:tc>
           <w:tcPr>
-            <w:tcW w:w="672" w:type="dxa"/>
+            <w:tcW w:w="1871" w:type="dxa"/>
             <w:vAlign w:val="center"/>
           </w:tcPr>
           <w:p>
@@ -9499,7 +9501,7 @@
         </w:tc>
         <w:tc>
           <w:tcPr>
-            <w:tcW w:w="2028" w:type="dxa"/>
+            <w:tcW w:w="1871" w:type="dxa"/>
             <w:vAlign w:val="center"/>
           </w:tcPr>
           <w:p>
@@ -9520,7 +9522,7 @@
         </w:tc>
         <w:tc>
           <w:tcPr>
-            <w:tcW w:w="1953" w:type="dxa"/>
+            <w:tcW w:w="1871" w:type="dxa"/>
             <w:vAlign w:val="center"/>
           </w:tcPr>
           <w:p>
@@ -9547,7 +9549,7 @@
         </w:trPr>
         <w:tc>
           <w:tcPr>
-            <w:tcW w:w="3132" w:type="dxa"/>
+            <w:tcW w:w="1871" w:type="dxa"/>
             <w:vAlign w:val="center"/>
           </w:tcPr>
           <w:p>
@@ -9568,7 +9570,7 @@
         </w:tc>
         <w:tc>
           <w:tcPr>
-            <w:tcW w:w="1569" w:type="dxa"/>
+            <w:tcW w:w="1871" w:type="dxa"/>
             <w:vAlign w:val="center"/>
           </w:tcPr>
           <w:p>
@@ -9589,7 +9591,7 @@
         </w:tc>
         <w:tc>
           <w:tcPr>
-            <w:tcW w:w="672" w:type="dxa"/>
+            <w:tcW w:w="1871" w:type="dxa"/>
             <w:vAlign w:val="center"/>
           </w:tcPr>
           <w:p>
@@ -9610,7 +9612,7 @@
         </w:tc>
         <w:tc>
           <w:tcPr>
-            <w:tcW w:w="2028" w:type="dxa"/>
+            <w:tcW w:w="1871" w:type="dxa"/>
             <w:vAlign w:val="center"/>
           </w:tcPr>
           <w:p>
@@ -9631,7 +9633,7 @@
         </w:tc>
         <w:tc>
           <w:tcPr>
-            <w:tcW w:w="1953" w:type="dxa"/>
+            <w:tcW w:w="1871" w:type="dxa"/>
             <w:vAlign w:val="center"/>
           </w:tcPr>
           <w:p>
@@ -9658,7 +9660,7 @@
         </w:trPr>
         <w:tc>
           <w:tcPr>
-            <w:tcW w:w="3132" w:type="dxa"/>
+            <w:tcW w:w="1871" w:type="dxa"/>
             <w:vAlign w:val="center"/>
           </w:tcPr>
           <w:p>
@@ -9679,7 +9681,7 @@
         </w:tc>
         <w:tc>
           <w:tcPr>
-            <w:tcW w:w="1569" w:type="dxa"/>
+            <w:tcW w:w="1871" w:type="dxa"/>
             <w:vAlign w:val="center"/>
           </w:tcPr>
           <w:p>
@@ -9700,7 +9702,7 @@
         </w:tc>
         <w:tc>
           <w:tcPr>
-            <w:tcW w:w="672" w:type="dxa"/>
+            <w:tcW w:w="1871" w:type="dxa"/>
             <w:vAlign w:val="center"/>
           </w:tcPr>
           <w:p>
@@ -9721,7 +9723,7 @@
         </w:tc>
         <w:tc>
           <w:tcPr>
-            <w:tcW w:w="2028" w:type="dxa"/>
+            <w:tcW w:w="1871" w:type="dxa"/>
             <w:vAlign w:val="center"/>
           </w:tcPr>
           <w:p>
@@ -9742,7 +9744,7 @@
         </w:tc>
         <w:tc>
           <w:tcPr>
-            <w:tcW w:w="1953" w:type="dxa"/>
+            <w:tcW w:w="1871" w:type="dxa"/>
             <w:vAlign w:val="center"/>
           </w:tcPr>
           <w:p>
@@ -9769,7 +9771,7 @@
         </w:trPr>
         <w:tc>
           <w:tcPr>
-            <w:tcW w:w="3132" w:type="dxa"/>
+            <w:tcW w:w="1871" w:type="dxa"/>
             <w:vAlign w:val="center"/>
           </w:tcPr>
           <w:p>
@@ -9798,7 +9800,7 @@
         </w:tc>
         <w:tc>
           <w:tcPr>
-            <w:tcW w:w="1569" w:type="dxa"/>
+            <w:tcW w:w="1871" w:type="dxa"/>
             <w:vAlign w:val="center"/>
           </w:tcPr>
           <w:p>
@@ -9819,7 +9821,7 @@
         </w:tc>
         <w:tc>
           <w:tcPr>
-            <w:tcW w:w="672" w:type="dxa"/>
+            <w:tcW w:w="1871" w:type="dxa"/>
             <w:vAlign w:val="center"/>
           </w:tcPr>
           <w:p>
@@ -9840,7 +9842,7 @@
         </w:tc>
         <w:tc>
           <w:tcPr>
-            <w:tcW w:w="2028" w:type="dxa"/>
+            <w:tcW w:w="1871" w:type="dxa"/>
             <w:vAlign w:val="center"/>
           </w:tcPr>
           <w:p>
@@ -9861,7 +9863,7 @@
         </w:tc>
         <w:tc>
           <w:tcPr>
-            <w:tcW w:w="1953" w:type="dxa"/>
+            <w:tcW w:w="1871" w:type="dxa"/>
             <w:vAlign w:val="center"/>
           </w:tcPr>
           <w:p>
@@ -9888,7 +9890,7 @@
         </w:trPr>
         <w:tc>
           <w:tcPr>
-            <w:tcW w:w="3132" w:type="dxa"/>
+            <w:tcW w:w="1871" w:type="dxa"/>
             <w:vAlign w:val="center"/>
           </w:tcPr>
           <w:p>
@@ -9909,7 +9911,7 @@
         </w:tc>
         <w:tc>
           <w:tcPr>
-            <w:tcW w:w="1569" w:type="dxa"/>
+            <w:tcW w:w="1871" w:type="dxa"/>
             <w:vAlign w:val="center"/>
           </w:tcPr>
           <w:p>
@@ -9930,7 +9932,7 @@
         </w:tc>
         <w:tc>
           <w:tcPr>
-            <w:tcW w:w="672" w:type="dxa"/>
+            <w:tcW w:w="1871" w:type="dxa"/>
             <w:vAlign w:val="center"/>
           </w:tcPr>
           <w:p>
@@ -9951,7 +9953,7 @@
         </w:tc>
         <w:tc>
           <w:tcPr>
-            <w:tcW w:w="2028" w:type="dxa"/>
+            <w:tcW w:w="1871" w:type="dxa"/>
             <w:vAlign w:val="center"/>
           </w:tcPr>
           <w:p>
@@ -9972,7 +9974,7 @@
         </w:tc>
         <w:tc>
           <w:tcPr>
-            <w:tcW w:w="1953" w:type="dxa"/>
+            <w:tcW w:w="1871" w:type="dxa"/>
             <w:vAlign w:val="center"/>
           </w:tcPr>
           <w:p>
@@ -9999,7 +10001,7 @@
         </w:trPr>
         <w:tc>
           <w:tcPr>
-            <w:tcW w:w="3132" w:type="dxa"/>
+            <w:tcW w:w="1871" w:type="dxa"/>
             <w:vAlign w:val="center"/>
           </w:tcPr>
           <w:p>
@@ -10035,7 +10037,7 @@
         </w:tc>
         <w:tc>
           <w:tcPr>
-            <w:tcW w:w="1569" w:type="dxa"/>
+            <w:tcW w:w="1871" w:type="dxa"/>
             <w:vAlign w:val="center"/>
           </w:tcPr>
           <w:p>
@@ -10056,7 +10058,7 @@
         </w:tc>
         <w:tc>
           <w:tcPr>
-            <w:tcW w:w="672" w:type="dxa"/>
+            <w:tcW w:w="1871" w:type="dxa"/>
             <w:vAlign w:val="center"/>
           </w:tcPr>
           <w:p>
@@ -10077,7 +10079,7 @@
         </w:tc>
         <w:tc>
           <w:tcPr>
-            <w:tcW w:w="2028" w:type="dxa"/>
+            <w:tcW w:w="1871" w:type="dxa"/>
             <w:vAlign w:val="center"/>
           </w:tcPr>
           <w:p>
@@ -10098,7 +10100,7 @@
         </w:tc>
         <w:tc>
           <w:tcPr>
-            <w:tcW w:w="1953" w:type="dxa"/>
+            <w:tcW w:w="1871" w:type="dxa"/>
             <w:vAlign w:val="center"/>
           </w:tcPr>
           <w:p>
@@ -10125,7 +10127,7 @@
         </w:trPr>
         <w:tc>
           <w:tcPr>
-            <w:tcW w:w="3132" w:type="dxa"/>
+            <w:tcW w:w="1871" w:type="dxa"/>
             <w:vAlign w:val="center"/>
           </w:tcPr>
           <w:p>
@@ -10146,7 +10148,7 @@
         </w:tc>
         <w:tc>
           <w:tcPr>
-            <w:tcW w:w="1569" w:type="dxa"/>
+            <w:tcW w:w="1871" w:type="dxa"/>
             <w:vAlign w:val="center"/>
           </w:tcPr>
           <w:p>
@@ -10167,7 +10169,7 @@
         </w:tc>
         <w:tc>
           <w:tcPr>
-            <w:tcW w:w="672" w:type="dxa"/>
+            <w:tcW w:w="1871" w:type="dxa"/>
             <w:vAlign w:val="center"/>
           </w:tcPr>
           <w:p>
@@ -10188,7 +10190,7 @@
         </w:tc>
         <w:tc>
           <w:tcPr>
-            <w:tcW w:w="2028" w:type="dxa"/>
+            <w:tcW w:w="1871" w:type="dxa"/>
             <w:vAlign w:val="center"/>
           </w:tcPr>
           <w:p>
@@ -10209,7 +10211,7 @@
         </w:tc>
         <w:tc>
           <w:tcPr>
-            <w:tcW w:w="1953" w:type="dxa"/>
+            <w:tcW w:w="1871" w:type="dxa"/>
             <w:vAlign w:val="center"/>
           </w:tcPr>
           <w:p>
@@ -10236,7 +10238,7 @@
         </w:trPr>
         <w:tc>
           <w:tcPr>
-            <w:tcW w:w="3132" w:type="dxa"/>
+            <w:tcW w:w="1871" w:type="dxa"/>
             <w:vAlign w:val="center"/>
           </w:tcPr>
           <w:p>
@@ -10257,7 +10259,7 @@
         </w:tc>
         <w:tc>
           <w:tcPr>
-            <w:tcW w:w="1569" w:type="dxa"/>
+            <w:tcW w:w="1871" w:type="dxa"/>
             <w:vAlign w:val="center"/>
           </w:tcPr>
           <w:p>
@@ -10278,7 +10280,7 @@
         </w:tc>
         <w:tc>
           <w:tcPr>
-            <w:tcW w:w="672" w:type="dxa"/>
+            <w:tcW w:w="1871" w:type="dxa"/>
             <w:vAlign w:val="center"/>
           </w:tcPr>
           <w:p>
@@ -10299,7 +10301,7 @@
         </w:tc>
         <w:tc>
           <w:tcPr>
-            <w:tcW w:w="2028" w:type="dxa"/>
+            <w:tcW w:w="1871" w:type="dxa"/>
             <w:vAlign w:val="center"/>
           </w:tcPr>
           <w:p>
@@ -10320,7 +10322,7 @@
         </w:tc>
         <w:tc>
           <w:tcPr>
-            <w:tcW w:w="1953" w:type="dxa"/>
+            <w:tcW w:w="1871" w:type="dxa"/>
             <w:vAlign w:val="center"/>
           </w:tcPr>
           <w:p>
@@ -10347,7 +10349,7 @@
         </w:trPr>
         <w:tc>
           <w:tcPr>
-            <w:tcW w:w="3132" w:type="dxa"/>
+            <w:tcW w:w="1871" w:type="dxa"/>
             <w:vAlign w:val="center"/>
           </w:tcPr>
           <w:p>
@@ -10376,7 +10378,7 @@
         </w:tc>
         <w:tc>
           <w:tcPr>
-            <w:tcW w:w="1569" w:type="dxa"/>
+            <w:tcW w:w="1871" w:type="dxa"/>
             <w:vAlign w:val="center"/>
           </w:tcPr>
           <w:p>
@@ -10397,7 +10399,7 @@
         </w:tc>
         <w:tc>
           <w:tcPr>
-            <w:tcW w:w="672" w:type="dxa"/>
+            <w:tcW w:w="1871" w:type="dxa"/>
             <w:vAlign w:val="center"/>
           </w:tcPr>
           <w:p>
@@ -10418,7 +10420,7 @@
         </w:tc>
         <w:tc>
           <w:tcPr>
-            <w:tcW w:w="2028" w:type="dxa"/>
+            <w:tcW w:w="1871" w:type="dxa"/>
             <w:vAlign w:val="center"/>
           </w:tcPr>
           <w:p>
@@ -10439,7 +10441,7 @@
         </w:tc>
         <w:tc>
           <w:tcPr>
-            <w:tcW w:w="1953" w:type="dxa"/>
+            <w:tcW w:w="1871" w:type="dxa"/>
             <w:vAlign w:val="center"/>
           </w:tcPr>
           <w:p>
@@ -10466,7 +10468,7 @@
         </w:trPr>
         <w:tc>
           <w:tcPr>
-            <w:tcW w:w="3132" w:type="dxa"/>
+            <w:tcW w:w="1871" w:type="dxa"/>
             <w:vAlign w:val="center"/>
           </w:tcPr>
           <w:p>
@@ -10487,7 +10489,7 @@
         </w:tc>
         <w:tc>
           <w:tcPr>
-            <w:tcW w:w="1569" w:type="dxa"/>
+            <w:tcW w:w="1871" w:type="dxa"/>
             <w:vAlign w:val="center"/>
           </w:tcPr>
           <w:p>
@@ -10508,7 +10510,7 @@
         </w:tc>
         <w:tc>
           <w:tcPr>
-            <w:tcW w:w="672" w:type="dxa"/>
+            <w:tcW w:w="1871" w:type="dxa"/>
             <w:vAlign w:val="center"/>
           </w:tcPr>
           <w:p>
@@ -10529,7 +10531,7 @@
         </w:tc>
         <w:tc>
           <w:tcPr>
-            <w:tcW w:w="2028" w:type="dxa"/>
+            <w:tcW w:w="1871" w:type="dxa"/>
             <w:vAlign w:val="center"/>
           </w:tcPr>
           <w:p>
@@ -10550,7 +10552,7 @@
         </w:tc>
         <w:tc>
           <w:tcPr>
-            <w:tcW w:w="1953" w:type="dxa"/>
+            <w:tcW w:w="1871" w:type="dxa"/>
             <w:vAlign w:val="center"/>
           </w:tcPr>
           <w:p>
@@ -10577,7 +10579,7 @@
         </w:trPr>
         <w:tc>
           <w:tcPr>
-            <w:tcW w:w="3132" w:type="dxa"/>
+            <w:tcW w:w="1871" w:type="dxa"/>
             <w:vAlign w:val="center"/>
           </w:tcPr>
           <w:p>
@@ -10598,7 +10600,7 @@
         </w:tc>
         <w:tc>
           <w:tcPr>
-            <w:tcW w:w="1569" w:type="dxa"/>
+            <w:tcW w:w="1871" w:type="dxa"/>
             <w:vAlign w:val="center"/>
           </w:tcPr>
           <w:p>
@@ -10619,7 +10621,7 @@
         </w:tc>
         <w:tc>
           <w:tcPr>
-            <w:tcW w:w="672" w:type="dxa"/>
+            <w:tcW w:w="1871" w:type="dxa"/>
             <w:vAlign w:val="center"/>
           </w:tcPr>
           <w:p>
@@ -10640,7 +10642,7 @@
         </w:tc>
         <w:tc>
           <w:tcPr>
-            <w:tcW w:w="2028" w:type="dxa"/>
+            <w:tcW w:w="1871" w:type="dxa"/>
             <w:vAlign w:val="center"/>
           </w:tcPr>
           <w:p>
@@ -10661,7 +10663,7 @@
         </w:tc>
         <w:tc>
           <w:tcPr>
-            <w:tcW w:w="1953" w:type="dxa"/>
+            <w:tcW w:w="1871" w:type="dxa"/>
             <w:vAlign w:val="center"/>
           </w:tcPr>
           <w:p>
@@ -10688,7 +10690,7 @@
         </w:trPr>
         <w:tc>
           <w:tcPr>
-            <w:tcW w:w="3132" w:type="dxa"/>
+            <w:tcW w:w="1871" w:type="dxa"/>
             <w:vAlign w:val="center"/>
           </w:tcPr>
           <w:p>
@@ -10709,7 +10711,7 @@
         </w:tc>
         <w:tc>
           <w:tcPr>
-            <w:tcW w:w="1569" w:type="dxa"/>
+            <w:tcW w:w="1871" w:type="dxa"/>
             <w:vAlign w:val="center"/>
           </w:tcPr>
           <w:p>
@@ -10730,7 +10732,7 @@
         </w:tc>
         <w:tc>
           <w:tcPr>
-            <w:tcW w:w="672" w:type="dxa"/>
+            <w:tcW w:w="1871" w:type="dxa"/>
             <w:vAlign w:val="center"/>
           </w:tcPr>
           <w:p>
@@ -10751,7 +10753,7 @@
         </w:tc>
         <w:tc>
           <w:tcPr>
-            <w:tcW w:w="2028" w:type="dxa"/>
+            <w:tcW w:w="1871" w:type="dxa"/>
             <w:vAlign w:val="center"/>
           </w:tcPr>
           <w:p>
@@ -10772,7 +10774,7 @@
         </w:tc>
         <w:tc>
           <w:tcPr>
-            <w:tcW w:w="1953" w:type="dxa"/>
+            <w:tcW w:w="1871" w:type="dxa"/>
             <w:vAlign w:val="center"/>
           </w:tcPr>
           <w:p>
@@ -11190,9 +11192,9 @@
         <w:tblLook w:val="0020" w:firstRow="1" w:lastRow="0" w:firstColumn="0" w:lastColumn="0" w:noHBand="0" w:noVBand="0"/>
       </w:tblPr>
       <w:tblGrid>
-        <w:gridCol w:w="3989"/>
-        <w:gridCol w:w="1613"/>
-        <w:gridCol w:w="3753"/>
+        <w:gridCol w:w="3118"/>
+        <w:gridCol w:w="3118"/>
+        <w:gridCol w:w="3119"/>
       </w:tblGrid>
       <w:tr>
         <w:trPr>
@@ -11203,7 +11205,7 @@
         </w:trPr>
         <w:tc>
           <w:tcPr>
-            <w:tcW w:w="3988" w:type="dxa"/>
+            <w:tcW w:w="3118" w:type="dxa"/>
             <w:vAlign w:val="center"/>
           </w:tcPr>
           <w:p>
@@ -11225,7 +11227,7 @@
         </w:tc>
         <w:tc>
           <w:tcPr>
-            <w:tcW w:w="1613" w:type="dxa"/>
+            <w:tcW w:w="3118" w:type="dxa"/>
             <w:vAlign w:val="center"/>
           </w:tcPr>
           <w:p>
@@ -11247,7 +11249,7 @@
         </w:tc>
         <w:tc>
           <w:tcPr>
-            <w:tcW w:w="3753" w:type="dxa"/>
+            <w:tcW w:w="3118" w:type="dxa"/>
             <w:vAlign w:val="center"/>
           </w:tcPr>
           <w:p>
@@ -11275,7 +11277,7 @@
         </w:trPr>
         <w:tc>
           <w:tcPr>
-            <w:tcW w:w="3988" w:type="dxa"/>
+            <w:tcW w:w="3118" w:type="dxa"/>
             <w:vAlign w:val="center"/>
           </w:tcPr>
           <w:p>
@@ -11297,7 +11299,7 @@
         </w:tc>
         <w:tc>
           <w:tcPr>
-            <w:tcW w:w="1613" w:type="dxa"/>
+            <w:tcW w:w="3118" w:type="dxa"/>
             <w:vAlign w:val="center"/>
           </w:tcPr>
           <w:p>
@@ -11318,7 +11320,7 @@
         </w:tc>
         <w:tc>
           <w:tcPr>
-            <w:tcW w:w="3753" w:type="dxa"/>
+            <w:tcW w:w="3118" w:type="dxa"/>
             <w:vAlign w:val="center"/>
           </w:tcPr>
           <w:p>
@@ -11345,7 +11347,7 @@
         </w:trPr>
         <w:tc>
           <w:tcPr>
-            <w:tcW w:w="3988" w:type="dxa"/>
+            <w:tcW w:w="3118" w:type="dxa"/>
             <w:vAlign w:val="center"/>
           </w:tcPr>
           <w:p>
@@ -11382,7 +11384,7 @@
         </w:tc>
         <w:tc>
           <w:tcPr>
-            <w:tcW w:w="1613" w:type="dxa"/>
+            <w:tcW w:w="3118" w:type="dxa"/>
             <w:vAlign w:val="center"/>
           </w:tcPr>
           <w:p>
@@ -11403,7 +11405,7 @@
         </w:tc>
         <w:tc>
           <w:tcPr>
-            <w:tcW w:w="3753" w:type="dxa"/>
+            <w:tcW w:w="3118" w:type="dxa"/>
             <w:vAlign w:val="center"/>
           </w:tcPr>
           <w:p>
@@ -11430,7 +11432,7 @@
         </w:trPr>
         <w:tc>
           <w:tcPr>
-            <w:tcW w:w="3988" w:type="dxa"/>
+            <w:tcW w:w="3118" w:type="dxa"/>
             <w:vAlign w:val="center"/>
           </w:tcPr>
           <w:p>
@@ -11452,7 +11454,7 @@
         </w:tc>
         <w:tc>
           <w:tcPr>
-            <w:tcW w:w="1613" w:type="dxa"/>
+            <w:tcW w:w="3118" w:type="dxa"/>
             <w:vAlign w:val="center"/>
           </w:tcPr>
           <w:p>
@@ -11473,7 +11475,7 @@
         </w:tc>
         <w:tc>
           <w:tcPr>
-            <w:tcW w:w="3753" w:type="dxa"/>
+            <w:tcW w:w="3118" w:type="dxa"/>
             <w:vAlign w:val="center"/>
           </w:tcPr>
           <w:p>
@@ -11500,7 +11502,7 @@
         </w:trPr>
         <w:tc>
           <w:tcPr>
-            <w:tcW w:w="3988" w:type="dxa"/>
+            <w:tcW w:w="3118" w:type="dxa"/>
             <w:vAlign w:val="center"/>
           </w:tcPr>
           <w:p>
@@ -11544,7 +11546,7 @@
         </w:tc>
         <w:tc>
           <w:tcPr>
-            <w:tcW w:w="1613" w:type="dxa"/>
+            <w:tcW w:w="3118" w:type="dxa"/>
             <w:vAlign w:val="center"/>
           </w:tcPr>
           <w:p>
@@ -11565,7 +11567,7 @@
         </w:tc>
         <w:tc>
           <w:tcPr>
-            <w:tcW w:w="3753" w:type="dxa"/>
+            <w:tcW w:w="3118" w:type="dxa"/>
             <w:vAlign w:val="center"/>
           </w:tcPr>
           <w:p>
@@ -11592,7 +11594,7 @@
         </w:trPr>
         <w:tc>
           <w:tcPr>
-            <w:tcW w:w="3988" w:type="dxa"/>
+            <w:tcW w:w="3118" w:type="dxa"/>
             <w:vAlign w:val="center"/>
           </w:tcPr>
           <w:p>
@@ -11614,7 +11616,7 @@
         </w:tc>
         <w:tc>
           <w:tcPr>
-            <w:tcW w:w="1613" w:type="dxa"/>
+            <w:tcW w:w="3118" w:type="dxa"/>
             <w:vAlign w:val="center"/>
           </w:tcPr>
           <w:p>
@@ -11635,7 +11637,7 @@
         </w:tc>
         <w:tc>
           <w:tcPr>
-            <w:tcW w:w="3753" w:type="dxa"/>
+            <w:tcW w:w="3118" w:type="dxa"/>
             <w:vAlign w:val="center"/>
           </w:tcPr>
           <w:p>
@@ -11662,7 +11664,7 @@
         </w:trPr>
         <w:tc>
           <w:tcPr>
-            <w:tcW w:w="3988" w:type="dxa"/>
+            <w:tcW w:w="3118" w:type="dxa"/>
             <w:vAlign w:val="center"/>
           </w:tcPr>
           <w:p>
@@ -11706,7 +11708,7 @@
         </w:tc>
         <w:tc>
           <w:tcPr>
-            <w:tcW w:w="1613" w:type="dxa"/>
+            <w:tcW w:w="3118" w:type="dxa"/>
             <w:vAlign w:val="center"/>
           </w:tcPr>
           <w:p>
@@ -11727,7 +11729,7 @@
         </w:tc>
         <w:tc>
           <w:tcPr>
-            <w:tcW w:w="3753" w:type="dxa"/>
+            <w:tcW w:w="3118" w:type="dxa"/>
             <w:vAlign w:val="center"/>
           </w:tcPr>
           <w:p>
@@ -11754,7 +11756,7 @@
         </w:trPr>
         <w:tc>
           <w:tcPr>
-            <w:tcW w:w="3988" w:type="dxa"/>
+            <w:tcW w:w="3118" w:type="dxa"/>
             <w:vAlign w:val="center"/>
           </w:tcPr>
           <w:p>
@@ -11783,7 +11785,7 @@
         </w:tc>
         <w:tc>
           <w:tcPr>
-            <w:tcW w:w="1613" w:type="dxa"/>
+            <w:tcW w:w="3118" w:type="dxa"/>
             <w:vAlign w:val="center"/>
           </w:tcPr>
           <w:p>
@@ -11804,7 +11806,7 @@
         </w:tc>
         <w:tc>
           <w:tcPr>
-            <w:tcW w:w="3753" w:type="dxa"/>
+            <w:tcW w:w="3118" w:type="dxa"/>
             <w:vAlign w:val="center"/>
           </w:tcPr>
           <w:p>
@@ -11831,7 +11833,7 @@
         </w:trPr>
         <w:tc>
           <w:tcPr>
-            <w:tcW w:w="3988" w:type="dxa"/>
+            <w:tcW w:w="3118" w:type="dxa"/>
             <w:vAlign w:val="center"/>
           </w:tcPr>
           <w:p>
@@ -11853,7 +11855,7 @@
         </w:tc>
         <w:tc>
           <w:tcPr>
-            <w:tcW w:w="1613" w:type="dxa"/>
+            <w:tcW w:w="3118" w:type="dxa"/>
             <w:vAlign w:val="center"/>
           </w:tcPr>
           <w:p>
@@ -11874,7 +11876,7 @@
         </w:tc>
         <w:tc>
           <w:tcPr>
-            <w:tcW w:w="3753" w:type="dxa"/>
+            <w:tcW w:w="3118" w:type="dxa"/>
             <w:vAlign w:val="center"/>
           </w:tcPr>
           <w:p>
@@ -12020,10 +12022,10 @@
         <w:tblLook w:val="0020" w:firstRow="1" w:lastRow="0" w:firstColumn="0" w:lastColumn="0" w:noHBand="0" w:noVBand="0"/>
       </w:tblPr>
       <w:tblGrid>
-        <w:gridCol w:w="1514"/>
-        <w:gridCol w:w="4925"/>
-        <w:gridCol w:w="976"/>
-        <w:gridCol w:w="1940"/>
+        <w:gridCol w:w="2338"/>
+        <w:gridCol w:w="2338"/>
+        <w:gridCol w:w="2338"/>
+        <w:gridCol w:w="2341"/>
       </w:tblGrid>
       <w:tr>
         <w:trPr>
@@ -12034,7 +12036,7 @@
         </w:trPr>
         <w:tc>
           <w:tcPr>
-            <w:tcW w:w="1514" w:type="dxa"/>
+            <w:tcW w:w="2338" w:type="dxa"/>
             <w:vAlign w:val="center"/>
           </w:tcPr>
           <w:p>
@@ -12056,7 +12058,7 @@
         </w:tc>
         <w:tc>
           <w:tcPr>
-            <w:tcW w:w="4925" w:type="dxa"/>
+            <w:tcW w:w="2338" w:type="dxa"/>
             <w:vAlign w:val="center"/>
           </w:tcPr>
           <w:p>
@@ -12078,7 +12080,7 @@
         </w:tc>
         <w:tc>
           <w:tcPr>
-            <w:tcW w:w="976" w:type="dxa"/>
+            <w:tcW w:w="2338" w:type="dxa"/>
             <w:vAlign w:val="center"/>
           </w:tcPr>
           <w:p>
@@ -12100,7 +12102,7 @@
         </w:tc>
         <w:tc>
           <w:tcPr>
-            <w:tcW w:w="1940" w:type="dxa"/>
+            <w:tcW w:w="2338" w:type="dxa"/>
             <w:vAlign w:val="center"/>
           </w:tcPr>
           <w:p>
@@ -12128,7 +12130,7 @@
         </w:trPr>
         <w:tc>
           <w:tcPr>
-            <w:tcW w:w="1514" w:type="dxa"/>
+            <w:tcW w:w="2338" w:type="dxa"/>
             <w:vAlign w:val="center"/>
           </w:tcPr>
           <w:p>
@@ -12150,7 +12152,7 @@
         </w:tc>
         <w:tc>
           <w:tcPr>
-            <w:tcW w:w="4925" w:type="dxa"/>
+            <w:tcW w:w="2338" w:type="dxa"/>
             <w:vAlign w:val="center"/>
           </w:tcPr>
           <w:p>
@@ -12186,7 +12188,7 @@
         </w:tc>
         <w:tc>
           <w:tcPr>
-            <w:tcW w:w="976" w:type="dxa"/>
+            <w:tcW w:w="2338" w:type="dxa"/>
             <w:vAlign w:val="center"/>
           </w:tcPr>
           <w:p>
@@ -12207,7 +12209,7 @@
         </w:tc>
         <w:tc>
           <w:tcPr>
-            <w:tcW w:w="1940" w:type="dxa"/>
+            <w:tcW w:w="2338" w:type="dxa"/>
             <w:vAlign w:val="center"/>
           </w:tcPr>
           <w:p>
@@ -12234,7 +12236,7 @@
         </w:trPr>
         <w:tc>
           <w:tcPr>
-            <w:tcW w:w="1514" w:type="dxa"/>
+            <w:tcW w:w="2338" w:type="dxa"/>
             <w:vAlign w:val="center"/>
           </w:tcPr>
           <w:p>
@@ -12256,7 +12258,7 @@
         </w:tc>
         <w:tc>
           <w:tcPr>
-            <w:tcW w:w="4925" w:type="dxa"/>
+            <w:tcW w:w="2338" w:type="dxa"/>
             <w:vAlign w:val="center"/>
           </w:tcPr>
           <w:p>
@@ -12277,7 +12279,7 @@
         </w:tc>
         <w:tc>
           <w:tcPr>
-            <w:tcW w:w="976" w:type="dxa"/>
+            <w:tcW w:w="2338" w:type="dxa"/>
             <w:vAlign w:val="center"/>
           </w:tcPr>
           <w:p>
@@ -12298,7 +12300,7 @@
         </w:tc>
         <w:tc>
           <w:tcPr>
-            <w:tcW w:w="1940" w:type="dxa"/>
+            <w:tcW w:w="2338" w:type="dxa"/>
             <w:vAlign w:val="center"/>
           </w:tcPr>
           <w:p>
@@ -12325,7 +12327,7 @@
         </w:trPr>
         <w:tc>
           <w:tcPr>
-            <w:tcW w:w="1514" w:type="dxa"/>
+            <w:tcW w:w="2338" w:type="dxa"/>
             <w:vAlign w:val="center"/>
           </w:tcPr>
           <w:p>
@@ -12347,7 +12349,7 @@
         </w:tc>
         <w:tc>
           <w:tcPr>
-            <w:tcW w:w="4925" w:type="dxa"/>
+            <w:tcW w:w="2338" w:type="dxa"/>
             <w:vAlign w:val="center"/>
           </w:tcPr>
           <w:p>
@@ -12391,7 +12393,7 @@
         </w:tc>
         <w:tc>
           <w:tcPr>
-            <w:tcW w:w="976" w:type="dxa"/>
+            <w:tcW w:w="2338" w:type="dxa"/>
             <w:vAlign w:val="center"/>
           </w:tcPr>
           <w:p>
@@ -12412,7 +12414,7 @@
         </w:tc>
         <w:tc>
           <w:tcPr>
-            <w:tcW w:w="1940" w:type="dxa"/>
+            <w:tcW w:w="2338" w:type="dxa"/>
             <w:vAlign w:val="center"/>
           </w:tcPr>
           <w:p>
@@ -12439,7 +12441,7 @@
         </w:trPr>
         <w:tc>
           <w:tcPr>
-            <w:tcW w:w="1514" w:type="dxa"/>
+            <w:tcW w:w="2338" w:type="dxa"/>
             <w:vAlign w:val="center"/>
           </w:tcPr>
           <w:p>
@@ -12461,7 +12463,7 @@
         </w:tc>
         <w:tc>
           <w:tcPr>
-            <w:tcW w:w="4925" w:type="dxa"/>
+            <w:tcW w:w="2338" w:type="dxa"/>
             <w:vAlign w:val="center"/>
           </w:tcPr>
           <w:p>
@@ -12482,7 +12484,7 @@
         </w:tc>
         <w:tc>
           <w:tcPr>
-            <w:tcW w:w="976" w:type="dxa"/>
+            <w:tcW w:w="2338" w:type="dxa"/>
             <w:vAlign w:val="center"/>
           </w:tcPr>
           <w:p>
@@ -12503,7 +12505,7 @@
         </w:tc>
         <w:tc>
           <w:tcPr>
-            <w:tcW w:w="1940" w:type="dxa"/>
+            <w:tcW w:w="2338" w:type="dxa"/>
             <w:vAlign w:val="center"/>
           </w:tcPr>
           <w:p>
@@ -12530,7 +12532,7 @@
         </w:trPr>
         <w:tc>
           <w:tcPr>
-            <w:tcW w:w="1514" w:type="dxa"/>
+            <w:tcW w:w="2338" w:type="dxa"/>
             <w:vAlign w:val="center"/>
           </w:tcPr>
           <w:p>
@@ -12552,7 +12554,7 @@
         </w:tc>
         <w:tc>
           <w:tcPr>
-            <w:tcW w:w="4925" w:type="dxa"/>
+            <w:tcW w:w="2338" w:type="dxa"/>
             <w:vAlign w:val="center"/>
           </w:tcPr>
           <w:p>
@@ -12603,7 +12605,7 @@
         </w:tc>
         <w:tc>
           <w:tcPr>
-            <w:tcW w:w="976" w:type="dxa"/>
+            <w:tcW w:w="2338" w:type="dxa"/>
             <w:vAlign w:val="center"/>
           </w:tcPr>
           <w:p>
@@ -12624,7 +12626,7 @@
         </w:tc>
         <w:tc>
           <w:tcPr>
-            <w:tcW w:w="1940" w:type="dxa"/>
+            <w:tcW w:w="2338" w:type="dxa"/>
             <w:vAlign w:val="center"/>
           </w:tcPr>
           <w:p>
@@ -12651,7 +12653,7 @@
         </w:trPr>
         <w:tc>
           <w:tcPr>
-            <w:tcW w:w="1514" w:type="dxa"/>
+            <w:tcW w:w="2338" w:type="dxa"/>
             <w:vAlign w:val="center"/>
           </w:tcPr>
           <w:p>
@@ -12688,7 +12690,7 @@
         </w:tc>
         <w:tc>
           <w:tcPr>
-            <w:tcW w:w="4925" w:type="dxa"/>
+            <w:tcW w:w="2338" w:type="dxa"/>
             <w:vAlign w:val="center"/>
           </w:tcPr>
           <w:p>
@@ -12709,7 +12711,7 @@
         </w:tc>
         <w:tc>
           <w:tcPr>
-            <w:tcW w:w="976" w:type="dxa"/>
+            <w:tcW w:w="2338" w:type="dxa"/>
             <w:vAlign w:val="center"/>
           </w:tcPr>
           <w:p>
@@ -12730,7 +12732,7 @@
         </w:tc>
         <w:tc>
           <w:tcPr>
-            <w:tcW w:w="1940" w:type="dxa"/>
+            <w:tcW w:w="2338" w:type="dxa"/>
             <w:vAlign w:val="center"/>
           </w:tcPr>
           <w:p>
@@ -12757,7 +12759,7 @@
         </w:trPr>
         <w:tc>
           <w:tcPr>
-            <w:tcW w:w="1514" w:type="dxa"/>
+            <w:tcW w:w="2338" w:type="dxa"/>
             <w:vAlign w:val="center"/>
           </w:tcPr>
           <w:p>
@@ -12779,7 +12781,7 @@
         </w:tc>
         <w:tc>
           <w:tcPr>
-            <w:tcW w:w="4925" w:type="dxa"/>
+            <w:tcW w:w="2338" w:type="dxa"/>
             <w:vAlign w:val="center"/>
           </w:tcPr>
           <w:p>
@@ -12815,7 +12817,7 @@
         </w:tc>
         <w:tc>
           <w:tcPr>
-            <w:tcW w:w="976" w:type="dxa"/>
+            <w:tcW w:w="2338" w:type="dxa"/>
             <w:vAlign w:val="center"/>
           </w:tcPr>
           <w:p>
@@ -12836,7 +12838,7 @@
         </w:tc>
         <w:tc>
           <w:tcPr>
-            <w:tcW w:w="1940" w:type="dxa"/>
+            <w:tcW w:w="2338" w:type="dxa"/>
             <w:vAlign w:val="center"/>
           </w:tcPr>
           <w:p>
@@ -12863,7 +12865,7 @@
         </w:trPr>
         <w:tc>
           <w:tcPr>
-            <w:tcW w:w="1514" w:type="dxa"/>
+            <w:tcW w:w="2338" w:type="dxa"/>
             <w:vAlign w:val="center"/>
           </w:tcPr>
           <w:p>
@@ -12885,7 +12887,7 @@
         </w:tc>
         <w:tc>
           <w:tcPr>
-            <w:tcW w:w="4925" w:type="dxa"/>
+            <w:tcW w:w="2338" w:type="dxa"/>
             <w:vAlign w:val="center"/>
           </w:tcPr>
           <w:p>
@@ -12906,7 +12908,7 @@
         </w:tc>
         <w:tc>
           <w:tcPr>
-            <w:tcW w:w="976" w:type="dxa"/>
+            <w:tcW w:w="2338" w:type="dxa"/>
             <w:vAlign w:val="center"/>
           </w:tcPr>
           <w:p>
@@ -12927,7 +12929,7 @@
         </w:tc>
         <w:tc>
           <w:tcPr>
-            <w:tcW w:w="1940" w:type="dxa"/>
+            <w:tcW w:w="2338" w:type="dxa"/>
             <w:vAlign w:val="center"/>
           </w:tcPr>
           <w:p>
@@ -13480,11 +13482,11 @@
         <w:tblLook w:val="0020" w:firstRow="1" w:lastRow="0" w:firstColumn="0" w:lastColumn="0" w:noHBand="0" w:noVBand="0"/>
       </w:tblPr>
       <w:tblGrid>
-        <w:gridCol w:w="2452"/>
-        <w:gridCol w:w="975"/>
-        <w:gridCol w:w="2595"/>
-        <w:gridCol w:w="1135"/>
-        <w:gridCol w:w="2198"/>
+        <w:gridCol w:w="1871"/>
+        <w:gridCol w:w="1871"/>
+        <w:gridCol w:w="1871"/>
+        <w:gridCol w:w="1871"/>
+        <w:gridCol w:w="1871"/>
       </w:tblGrid>
       <w:tr>
         <w:trPr>
@@ -13495,7 +13497,7 @@
         </w:trPr>
         <w:tc>
           <w:tcPr>
-            <w:tcW w:w="2451" w:type="dxa"/>
+            <w:tcW w:w="1871" w:type="dxa"/>
             <w:vAlign w:val="center"/>
           </w:tcPr>
           <w:p>
@@ -13517,7 +13519,7 @@
         </w:tc>
         <w:tc>
           <w:tcPr>
-            <w:tcW w:w="975" w:type="dxa"/>
+            <w:tcW w:w="1871" w:type="dxa"/>
             <w:vAlign w:val="center"/>
           </w:tcPr>
           <w:p>
@@ -13539,7 +13541,7 @@
         </w:tc>
         <w:tc>
           <w:tcPr>
-            <w:tcW w:w="2595" w:type="dxa"/>
+            <w:tcW w:w="1871" w:type="dxa"/>
             <w:vAlign w:val="center"/>
           </w:tcPr>
           <w:p>
@@ -13561,7 +13563,7 @@
         </w:tc>
         <w:tc>
           <w:tcPr>
-            <w:tcW w:w="1135" w:type="dxa"/>
+            <w:tcW w:w="1871" w:type="dxa"/>
             <w:vAlign w:val="center"/>
           </w:tcPr>
           <w:p>
@@ -13583,7 +13585,7 @@
         </w:tc>
         <w:tc>
           <w:tcPr>
-            <w:tcW w:w="2198" w:type="dxa"/>
+            <w:tcW w:w="1871" w:type="dxa"/>
             <w:vAlign w:val="center"/>
           </w:tcPr>
           <w:p>
@@ -13611,7 +13613,7 @@
         </w:trPr>
         <w:tc>
           <w:tcPr>
-            <w:tcW w:w="2451" w:type="dxa"/>
+            <w:tcW w:w="1871" w:type="dxa"/>
             <w:vAlign w:val="center"/>
           </w:tcPr>
           <w:p>
@@ -13633,7 +13635,7 @@
         </w:tc>
         <w:tc>
           <w:tcPr>
-            <w:tcW w:w="975" w:type="dxa"/>
+            <w:tcW w:w="1871" w:type="dxa"/>
             <w:vAlign w:val="center"/>
           </w:tcPr>
           <w:p>
@@ -13654,7 +13656,7 @@
         </w:tc>
         <w:tc>
           <w:tcPr>
-            <w:tcW w:w="2595" w:type="dxa"/>
+            <w:tcW w:w="1871" w:type="dxa"/>
             <w:vAlign w:val="center"/>
           </w:tcPr>
           <w:p>
@@ -13675,7 +13677,7 @@
         </w:tc>
         <w:tc>
           <w:tcPr>
-            <w:tcW w:w="1135" w:type="dxa"/>
+            <w:tcW w:w="1871" w:type="dxa"/>
             <w:vAlign w:val="center"/>
           </w:tcPr>
           <w:p>
@@ -13696,7 +13698,7 @@
         </w:tc>
         <w:tc>
           <w:tcPr>
-            <w:tcW w:w="2198" w:type="dxa"/>
+            <w:tcW w:w="1871" w:type="dxa"/>
             <w:vAlign w:val="center"/>
           </w:tcPr>
           <w:p>
@@ -13723,7 +13725,7 @@
         </w:trPr>
         <w:tc>
           <w:tcPr>
-            <w:tcW w:w="2451" w:type="dxa"/>
+            <w:tcW w:w="1871" w:type="dxa"/>
             <w:vAlign w:val="center"/>
           </w:tcPr>
           <w:p>
@@ -13767,7 +13769,7 @@
         </w:tc>
         <w:tc>
           <w:tcPr>
-            <w:tcW w:w="975" w:type="dxa"/>
+            <w:tcW w:w="1871" w:type="dxa"/>
             <w:vAlign w:val="center"/>
           </w:tcPr>
           <w:p>
@@ -13788,7 +13790,7 @@
         </w:tc>
         <w:tc>
           <w:tcPr>
-            <w:tcW w:w="2595" w:type="dxa"/>
+            <w:tcW w:w="1871" w:type="dxa"/>
             <w:vAlign w:val="center"/>
           </w:tcPr>
           <w:p>
@@ -13809,7 +13811,7 @@
         </w:tc>
         <w:tc>
           <w:tcPr>
-            <w:tcW w:w="1135" w:type="dxa"/>
+            <w:tcW w:w="1871" w:type="dxa"/>
             <w:vAlign w:val="center"/>
           </w:tcPr>
           <w:p>
@@ -13830,7 +13832,7 @@
         </w:tc>
         <w:tc>
           <w:tcPr>
-            <w:tcW w:w="2198" w:type="dxa"/>
+            <w:tcW w:w="1871" w:type="dxa"/>
             <w:vAlign w:val="center"/>
           </w:tcPr>
           <w:p>
@@ -13857,7 +13859,7 @@
         </w:trPr>
         <w:tc>
           <w:tcPr>
-            <w:tcW w:w="2451" w:type="dxa"/>
+            <w:tcW w:w="1871" w:type="dxa"/>
             <w:vAlign w:val="center"/>
           </w:tcPr>
           <w:p>
@@ -13879,7 +13881,7 @@
         </w:tc>
         <w:tc>
           <w:tcPr>
-            <w:tcW w:w="975" w:type="dxa"/>
+            <w:tcW w:w="1871" w:type="dxa"/>
             <w:vAlign w:val="center"/>
           </w:tcPr>
           <w:p>
@@ -13900,7 +13902,7 @@
         </w:tc>
         <w:tc>
           <w:tcPr>
-            <w:tcW w:w="2595" w:type="dxa"/>
+            <w:tcW w:w="1871" w:type="dxa"/>
             <w:vAlign w:val="center"/>
           </w:tcPr>
           <w:p>
@@ -13921,7 +13923,7 @@
         </w:tc>
         <w:tc>
           <w:tcPr>
-            <w:tcW w:w="1135" w:type="dxa"/>
+            <w:tcW w:w="1871" w:type="dxa"/>
             <w:vAlign w:val="center"/>
           </w:tcPr>
           <w:p>
@@ -13942,7 +13944,7 @@
         </w:tc>
         <w:tc>
           <w:tcPr>
-            <w:tcW w:w="2198" w:type="dxa"/>
+            <w:tcW w:w="1871" w:type="dxa"/>
             <w:vAlign w:val="center"/>
           </w:tcPr>
           <w:p>
@@ -13969,7 +13971,7 @@
         </w:trPr>
         <w:tc>
           <w:tcPr>
-            <w:tcW w:w="2451" w:type="dxa"/>
+            <w:tcW w:w="1871" w:type="dxa"/>
             <w:vAlign w:val="center"/>
           </w:tcPr>
           <w:p>
@@ -14013,7 +14015,7 @@
         </w:tc>
         <w:tc>
           <w:tcPr>
-            <w:tcW w:w="975" w:type="dxa"/>
+            <w:tcW w:w="1871" w:type="dxa"/>
             <w:vAlign w:val="center"/>
           </w:tcPr>
           <w:p>
@@ -14034,7 +14036,7 @@
         </w:tc>
         <w:tc>
           <w:tcPr>
-            <w:tcW w:w="2595" w:type="dxa"/>
+            <w:tcW w:w="1871" w:type="dxa"/>
             <w:vAlign w:val="center"/>
           </w:tcPr>
           <w:p>
@@ -14055,7 +14057,7 @@
         </w:tc>
         <w:tc>
           <w:tcPr>
-            <w:tcW w:w="1135" w:type="dxa"/>
+            <w:tcW w:w="1871" w:type="dxa"/>
             <w:vAlign w:val="center"/>
           </w:tcPr>
           <w:p>
@@ -14076,7 +14078,7 @@
         </w:tc>
         <w:tc>
           <w:tcPr>
-            <w:tcW w:w="2198" w:type="dxa"/>
+            <w:tcW w:w="1871" w:type="dxa"/>
             <w:vAlign w:val="center"/>
           </w:tcPr>
           <w:p>
@@ -14103,7 +14105,7 @@
         </w:trPr>
         <w:tc>
           <w:tcPr>
-            <w:tcW w:w="2451" w:type="dxa"/>
+            <w:tcW w:w="1871" w:type="dxa"/>
             <w:vAlign w:val="center"/>
           </w:tcPr>
           <w:p>
@@ -14140,7 +14142,7 @@
         </w:tc>
         <w:tc>
           <w:tcPr>
-            <w:tcW w:w="975" w:type="dxa"/>
+            <w:tcW w:w="1871" w:type="dxa"/>
             <w:vAlign w:val="center"/>
           </w:tcPr>
           <w:p>
@@ -14161,7 +14163,7 @@
         </w:tc>
         <w:tc>
           <w:tcPr>
-            <w:tcW w:w="2595" w:type="dxa"/>
+            <w:tcW w:w="1871" w:type="dxa"/>
             <w:vAlign w:val="center"/>
           </w:tcPr>
           <w:p>
@@ -14182,7 +14184,7 @@
         </w:tc>
         <w:tc>
           <w:tcPr>
-            <w:tcW w:w="1135" w:type="dxa"/>
+            <w:tcW w:w="1871" w:type="dxa"/>
             <w:vAlign w:val="center"/>
           </w:tcPr>
           <w:p>
@@ -14203,7 +14205,7 @@
         </w:tc>
         <w:tc>
           <w:tcPr>
-            <w:tcW w:w="2198" w:type="dxa"/>
+            <w:tcW w:w="1871" w:type="dxa"/>
             <w:vAlign w:val="center"/>
           </w:tcPr>
           <w:p>
@@ -14230,7 +14232,7 @@
         </w:trPr>
         <w:tc>
           <w:tcPr>
-            <w:tcW w:w="2451" w:type="dxa"/>
+            <w:tcW w:w="1871" w:type="dxa"/>
             <w:vAlign w:val="center"/>
           </w:tcPr>
           <w:p>
@@ -14252,7 +14254,7 @@
         </w:tc>
         <w:tc>
           <w:tcPr>
-            <w:tcW w:w="975" w:type="dxa"/>
+            <w:tcW w:w="1871" w:type="dxa"/>
             <w:vAlign w:val="center"/>
           </w:tcPr>
           <w:p>
@@ -14273,7 +14275,7 @@
         </w:tc>
         <w:tc>
           <w:tcPr>
-            <w:tcW w:w="2595" w:type="dxa"/>
+            <w:tcW w:w="1871" w:type="dxa"/>
             <w:vAlign w:val="center"/>
           </w:tcPr>
           <w:p>
@@ -14294,7 +14296,7 @@
         </w:tc>
         <w:tc>
           <w:tcPr>
-            <w:tcW w:w="1135" w:type="dxa"/>
+            <w:tcW w:w="1871" w:type="dxa"/>
             <w:vAlign w:val="center"/>
           </w:tcPr>
           <w:p>
@@ -14315,7 +14317,7 @@
         </w:tc>
         <w:tc>
           <w:tcPr>
-            <w:tcW w:w="2198" w:type="dxa"/>
+            <w:tcW w:w="1871" w:type="dxa"/>
             <w:vAlign w:val="center"/>
           </w:tcPr>
           <w:p>
@@ -14342,7 +14344,7 @@
         </w:trPr>
         <w:tc>
           <w:tcPr>
-            <w:tcW w:w="2451" w:type="dxa"/>
+            <w:tcW w:w="1871" w:type="dxa"/>
             <w:vAlign w:val="center"/>
           </w:tcPr>
           <w:p>
@@ -14371,7 +14373,7 @@
         </w:tc>
         <w:tc>
           <w:tcPr>
-            <w:tcW w:w="975" w:type="dxa"/>
+            <w:tcW w:w="1871" w:type="dxa"/>
             <w:vAlign w:val="center"/>
           </w:tcPr>
           <w:p>
@@ -14392,7 +14394,7 @@
         </w:tc>
         <w:tc>
           <w:tcPr>
-            <w:tcW w:w="2595" w:type="dxa"/>
+            <w:tcW w:w="1871" w:type="dxa"/>
             <w:vAlign w:val="center"/>
           </w:tcPr>
           <w:p>
@@ -14413,7 +14415,7 @@
         </w:tc>
         <w:tc>
           <w:tcPr>
-            <w:tcW w:w="1135" w:type="dxa"/>
+            <w:tcW w:w="1871" w:type="dxa"/>
             <w:vAlign w:val="center"/>
           </w:tcPr>
           <w:p>
@@ -14434,7 +14436,7 @@
         </w:tc>
         <w:tc>
           <w:tcPr>
-            <w:tcW w:w="2198" w:type="dxa"/>
+            <w:tcW w:w="1871" w:type="dxa"/>
             <w:vAlign w:val="center"/>
           </w:tcPr>
           <w:p>
@@ -14461,7 +14463,7 @@
         </w:trPr>
         <w:tc>
           <w:tcPr>
-            <w:tcW w:w="2451" w:type="dxa"/>
+            <w:tcW w:w="1871" w:type="dxa"/>
             <w:vAlign w:val="center"/>
           </w:tcPr>
           <w:p>
@@ -14483,7 +14485,7 @@
         </w:tc>
         <w:tc>
           <w:tcPr>
-            <w:tcW w:w="975" w:type="dxa"/>
+            <w:tcW w:w="1871" w:type="dxa"/>
             <w:vAlign w:val="center"/>
           </w:tcPr>
           <w:p>
@@ -14504,7 +14506,7 @@
         </w:tc>
         <w:tc>
           <w:tcPr>
-            <w:tcW w:w="2595" w:type="dxa"/>
+            <w:tcW w:w="1871" w:type="dxa"/>
             <w:vAlign w:val="center"/>
           </w:tcPr>
           <w:p>
@@ -14525,7 +14527,7 @@
         </w:tc>
         <w:tc>
           <w:tcPr>
-            <w:tcW w:w="1135" w:type="dxa"/>
+            <w:tcW w:w="1871" w:type="dxa"/>
             <w:vAlign w:val="center"/>
           </w:tcPr>
           <w:p>
@@ -14546,7 +14548,7 @@
         </w:tc>
         <w:tc>
           <w:tcPr>
-            <w:tcW w:w="2198" w:type="dxa"/>
+            <w:tcW w:w="1871" w:type="dxa"/>
             <w:vAlign w:val="center"/>
           </w:tcPr>
           <w:p>
@@ -15139,10 +15141,10 @@
         <w:tblLook w:val="0020" w:firstRow="1" w:lastRow="0" w:firstColumn="0" w:lastColumn="0" w:noHBand="0" w:noVBand="0"/>
       </w:tblPr>
       <w:tblGrid>
-        <w:gridCol w:w="3711"/>
-        <w:gridCol w:w="2171"/>
-        <w:gridCol w:w="712"/>
-        <w:gridCol w:w="2761"/>
+        <w:gridCol w:w="2338"/>
+        <w:gridCol w:w="2338"/>
+        <w:gridCol w:w="2338"/>
+        <w:gridCol w:w="2341"/>
       </w:tblGrid>
       <w:tr>
         <w:trPr>
@@ -15153,7 +15155,7 @@
         </w:trPr>
         <w:tc>
           <w:tcPr>
-            <w:tcW w:w="3710" w:type="dxa"/>
+            <w:tcW w:w="2338" w:type="dxa"/>
             <w:vAlign w:val="center"/>
           </w:tcPr>
           <w:p>
@@ -15175,7 +15177,7 @@
         </w:tc>
         <w:tc>
           <w:tcPr>
-            <w:tcW w:w="2171" w:type="dxa"/>
+            <w:tcW w:w="2338" w:type="dxa"/>
             <w:vAlign w:val="center"/>
           </w:tcPr>
           <w:p>
@@ -15197,7 +15199,7 @@
         </w:tc>
         <w:tc>
           <w:tcPr>
-            <w:tcW w:w="712" w:type="dxa"/>
+            <w:tcW w:w="2338" w:type="dxa"/>
             <w:vAlign w:val="center"/>
           </w:tcPr>
           <w:p>
@@ -15219,7 +15221,7 @@
         </w:tc>
         <w:tc>
           <w:tcPr>
-            <w:tcW w:w="2761" w:type="dxa"/>
+            <w:tcW w:w="2338" w:type="dxa"/>
             <w:vAlign w:val="center"/>
           </w:tcPr>
           <w:p>
@@ -15247,7 +15249,7 @@
         </w:trPr>
         <w:tc>
           <w:tcPr>
-            <w:tcW w:w="3710" w:type="dxa"/>
+            <w:tcW w:w="2338" w:type="dxa"/>
             <w:vAlign w:val="center"/>
           </w:tcPr>
           <w:p>
@@ -15283,7 +15285,7 @@
         </w:tc>
         <w:tc>
           <w:tcPr>
-            <w:tcW w:w="2171" w:type="dxa"/>
+            <w:tcW w:w="2338" w:type="dxa"/>
             <w:vAlign w:val="center"/>
           </w:tcPr>
           <w:p>
@@ -15304,7 +15306,7 @@
         </w:tc>
         <w:tc>
           <w:tcPr>
-            <w:tcW w:w="712" w:type="dxa"/>
+            <w:tcW w:w="2338" w:type="dxa"/>
             <w:vAlign w:val="center"/>
           </w:tcPr>
           <w:p>
@@ -15325,7 +15327,7 @@
         </w:tc>
         <w:tc>
           <w:tcPr>
-            <w:tcW w:w="2761" w:type="dxa"/>
+            <w:tcW w:w="2338" w:type="dxa"/>
             <w:vAlign w:val="center"/>
           </w:tcPr>
           <w:p>
@@ -15352,7 +15354,7 @@
         </w:trPr>
         <w:tc>
           <w:tcPr>
-            <w:tcW w:w="3710" w:type="dxa"/>
+            <w:tcW w:w="2338" w:type="dxa"/>
             <w:vAlign w:val="center"/>
           </w:tcPr>
           <w:p>
@@ -15373,7 +15375,7 @@
         </w:tc>
         <w:tc>
           <w:tcPr>
-            <w:tcW w:w="2171" w:type="dxa"/>
+            <w:tcW w:w="2338" w:type="dxa"/>
             <w:vAlign w:val="center"/>
           </w:tcPr>
           <w:p>
@@ -15394,7 +15396,7 @@
         </w:tc>
         <w:tc>
           <w:tcPr>
-            <w:tcW w:w="712" w:type="dxa"/>
+            <w:tcW w:w="2338" w:type="dxa"/>
             <w:vAlign w:val="center"/>
           </w:tcPr>
           <w:p>
@@ -15415,7 +15417,7 @@
         </w:tc>
         <w:tc>
           <w:tcPr>
-            <w:tcW w:w="2761" w:type="dxa"/>
+            <w:tcW w:w="2338" w:type="dxa"/>
             <w:vAlign w:val="center"/>
           </w:tcPr>
           <w:p>
@@ -15442,7 +15444,7 @@
         </w:trPr>
         <w:tc>
           <w:tcPr>
-            <w:tcW w:w="3710" w:type="dxa"/>
+            <w:tcW w:w="2338" w:type="dxa"/>
             <w:vAlign w:val="center"/>
           </w:tcPr>
           <w:p>
@@ -15463,7 +15465,7 @@
         </w:tc>
         <w:tc>
           <w:tcPr>
-            <w:tcW w:w="2171" w:type="dxa"/>
+            <w:tcW w:w="2338" w:type="dxa"/>
             <w:vAlign w:val="center"/>
           </w:tcPr>
           <w:p>
@@ -15484,7 +15486,7 @@
         </w:tc>
         <w:tc>
           <w:tcPr>
-            <w:tcW w:w="712" w:type="dxa"/>
+            <w:tcW w:w="2338" w:type="dxa"/>
             <w:vAlign w:val="center"/>
           </w:tcPr>
           <w:p>
@@ -15505,7 +15507,7 @@
         </w:tc>
         <w:tc>
           <w:tcPr>
-            <w:tcW w:w="2761" w:type="dxa"/>
+            <w:tcW w:w="2338" w:type="dxa"/>
             <w:vAlign w:val="center"/>
           </w:tcPr>
           <w:p>
@@ -15532,7 +15534,7 @@
         </w:trPr>
         <w:tc>
           <w:tcPr>
-            <w:tcW w:w="3710" w:type="dxa"/>
+            <w:tcW w:w="2338" w:type="dxa"/>
             <w:vAlign w:val="center"/>
           </w:tcPr>
           <w:p>
@@ -15553,7 +15555,7 @@
         </w:tc>
         <w:tc>
           <w:tcPr>
-            <w:tcW w:w="2171" w:type="dxa"/>
+            <w:tcW w:w="2338" w:type="dxa"/>
             <w:vAlign w:val="center"/>
           </w:tcPr>
           <w:p>
@@ -15574,7 +15576,7 @@
         </w:tc>
         <w:tc>
           <w:tcPr>
-            <w:tcW w:w="712" w:type="dxa"/>
+            <w:tcW w:w="2338" w:type="dxa"/>
             <w:vAlign w:val="center"/>
           </w:tcPr>
           <w:p>
@@ -15595,7 +15597,7 @@
         </w:tc>
         <w:tc>
           <w:tcPr>
-            <w:tcW w:w="2761" w:type="dxa"/>
+            <w:tcW w:w="2338" w:type="dxa"/>
             <w:vAlign w:val="center"/>
           </w:tcPr>
           <w:p>
@@ -15622,7 +15624,7 @@
         </w:trPr>
         <w:tc>
           <w:tcPr>
-            <w:tcW w:w="3710" w:type="dxa"/>
+            <w:tcW w:w="2338" w:type="dxa"/>
             <w:vAlign w:val="center"/>
           </w:tcPr>
           <w:p>
@@ -15643,7 +15645,7 @@
         </w:tc>
         <w:tc>
           <w:tcPr>
-            <w:tcW w:w="2171" w:type="dxa"/>
+            <w:tcW w:w="2338" w:type="dxa"/>
             <w:vAlign w:val="center"/>
           </w:tcPr>
           <w:p>
@@ -15664,7 +15666,7 @@
         </w:tc>
         <w:tc>
           <w:tcPr>
-            <w:tcW w:w="712" w:type="dxa"/>
+            <w:tcW w:w="2338" w:type="dxa"/>
             <w:vAlign w:val="center"/>
           </w:tcPr>
           <w:p>
@@ -15685,7 +15687,7 @@
         </w:tc>
         <w:tc>
           <w:tcPr>
-            <w:tcW w:w="2761" w:type="dxa"/>
+            <w:tcW w:w="2338" w:type="dxa"/>
             <w:vAlign w:val="center"/>
           </w:tcPr>
           <w:p>
@@ -15712,7 +15714,7 @@
         </w:trPr>
         <w:tc>
           <w:tcPr>
-            <w:tcW w:w="3710" w:type="dxa"/>
+            <w:tcW w:w="2338" w:type="dxa"/>
             <w:vAlign w:val="center"/>
           </w:tcPr>
           <w:p>
@@ -15733,7 +15735,7 @@
         </w:tc>
         <w:tc>
           <w:tcPr>
-            <w:tcW w:w="2171" w:type="dxa"/>
+            <w:tcW w:w="2338" w:type="dxa"/>
             <w:vAlign w:val="center"/>
           </w:tcPr>
           <w:p>
@@ -15754,7 +15756,7 @@
         </w:tc>
         <w:tc>
           <w:tcPr>
-            <w:tcW w:w="712" w:type="dxa"/>
+            <w:tcW w:w="2338" w:type="dxa"/>
             <w:vAlign w:val="center"/>
           </w:tcPr>
           <w:p>
@@ -15775,7 +15777,7 @@
         </w:tc>
         <w:tc>
           <w:tcPr>
-            <w:tcW w:w="2761" w:type="dxa"/>
+            <w:tcW w:w="2338" w:type="dxa"/>
             <w:vAlign w:val="center"/>
           </w:tcPr>
           <w:p>
@@ -15802,7 +15804,7 @@
         </w:trPr>
         <w:tc>
           <w:tcPr>
-            <w:tcW w:w="3710" w:type="dxa"/>
+            <w:tcW w:w="2338" w:type="dxa"/>
             <w:vAlign w:val="center"/>
           </w:tcPr>
           <w:p>
@@ -15823,7 +15825,7 @@
         </w:tc>
         <w:tc>
           <w:tcPr>
-            <w:tcW w:w="2171" w:type="dxa"/>
+            <w:tcW w:w="2338" w:type="dxa"/>
             <w:vAlign w:val="center"/>
           </w:tcPr>
           <w:p>
@@ -15844,7 +15846,7 @@
         </w:tc>
         <w:tc>
           <w:tcPr>
-            <w:tcW w:w="712" w:type="dxa"/>
+            <w:tcW w:w="2338" w:type="dxa"/>
             <w:vAlign w:val="center"/>
           </w:tcPr>
           <w:p>
@@ -15865,7 +15867,7 @@
         </w:tc>
         <w:tc>
           <w:tcPr>
-            <w:tcW w:w="2761" w:type="dxa"/>
+            <w:tcW w:w="2338" w:type="dxa"/>
             <w:vAlign w:val="center"/>
           </w:tcPr>
           <w:p>
@@ -15892,7 +15894,7 @@
         </w:trPr>
         <w:tc>
           <w:tcPr>
-            <w:tcW w:w="3710" w:type="dxa"/>
+            <w:tcW w:w="2338" w:type="dxa"/>
             <w:vAlign w:val="center"/>
           </w:tcPr>
           <w:p>
@@ -15913,7 +15915,7 @@
         </w:tc>
         <w:tc>
           <w:tcPr>
-            <w:tcW w:w="2171" w:type="dxa"/>
+            <w:tcW w:w="2338" w:type="dxa"/>
             <w:vAlign w:val="center"/>
           </w:tcPr>
           <w:p>
@@ -15934,7 +15936,7 @@
         </w:tc>
         <w:tc>
           <w:tcPr>
-            <w:tcW w:w="712" w:type="dxa"/>
+            <w:tcW w:w="2338" w:type="dxa"/>
             <w:vAlign w:val="center"/>
           </w:tcPr>
           <w:p>
@@ -15955,7 +15957,7 @@
         </w:tc>
         <w:tc>
           <w:tcPr>
-            <w:tcW w:w="2761" w:type="dxa"/>
+            <w:tcW w:w="2338" w:type="dxa"/>
             <w:vAlign w:val="center"/>
           </w:tcPr>
           <w:p>
@@ -15982,7 +15984,7 @@
         </w:trPr>
         <w:tc>
           <w:tcPr>
-            <w:tcW w:w="3710" w:type="dxa"/>
+            <w:tcW w:w="2338" w:type="dxa"/>
             <w:vAlign w:val="center"/>
           </w:tcPr>
           <w:p>
@@ -16004,7 +16006,7 @@
         </w:tc>
         <w:tc>
           <w:tcPr>
-            <w:tcW w:w="2171" w:type="dxa"/>
+            <w:tcW w:w="2338" w:type="dxa"/>
             <w:vAlign w:val="center"/>
           </w:tcPr>
           <w:p>
@@ -16025,7 +16027,7 @@
         </w:tc>
         <w:tc>
           <w:tcPr>
-            <w:tcW w:w="712" w:type="dxa"/>
+            <w:tcW w:w="2338" w:type="dxa"/>
             <w:vAlign w:val="center"/>
           </w:tcPr>
           <w:p>
@@ -16046,7 +16048,7 @@
         </w:tc>
         <w:tc>
           <w:tcPr>
-            <w:tcW w:w="2761" w:type="dxa"/>
+            <w:tcW w:w="2338" w:type="dxa"/>
             <w:vAlign w:val="center"/>
           </w:tcPr>
           <w:p>
@@ -16073,7 +16075,7 @@
         </w:trPr>
         <w:tc>
           <w:tcPr>
-            <w:tcW w:w="3710" w:type="dxa"/>
+            <w:tcW w:w="2338" w:type="dxa"/>
             <w:vAlign w:val="center"/>
           </w:tcPr>
           <w:p>
@@ -16094,7 +16096,7 @@
         </w:tc>
         <w:tc>
           <w:tcPr>
-            <w:tcW w:w="2171" w:type="dxa"/>
+            <w:tcW w:w="2338" w:type="dxa"/>
             <w:vAlign w:val="center"/>
           </w:tcPr>
           <w:p>
@@ -16115,7 +16117,7 @@
         </w:tc>
         <w:tc>
           <w:tcPr>
-            <w:tcW w:w="712" w:type="dxa"/>
+            <w:tcW w:w="2338" w:type="dxa"/>
             <w:vAlign w:val="center"/>
           </w:tcPr>
           <w:p>
@@ -16136,7 +16138,7 @@
         </w:tc>
         <w:tc>
           <w:tcPr>
-            <w:tcW w:w="2761" w:type="dxa"/>
+            <w:tcW w:w="2338" w:type="dxa"/>
             <w:vAlign w:val="center"/>
           </w:tcPr>
           <w:p>
@@ -16163,7 +16165,7 @@
         </w:trPr>
         <w:tc>
           <w:tcPr>
-            <w:tcW w:w="3710" w:type="dxa"/>
+            <w:tcW w:w="2338" w:type="dxa"/>
             <w:vAlign w:val="center"/>
           </w:tcPr>
           <w:p>
@@ -16200,7 +16202,7 @@
         </w:tc>
         <w:tc>
           <w:tcPr>
-            <w:tcW w:w="2171" w:type="dxa"/>
+            <w:tcW w:w="2338" w:type="dxa"/>
             <w:vAlign w:val="center"/>
           </w:tcPr>
           <w:p>
@@ -16221,7 +16223,7 @@
         </w:tc>
         <w:tc>
           <w:tcPr>
-            <w:tcW w:w="712" w:type="dxa"/>
+            <w:tcW w:w="2338" w:type="dxa"/>
             <w:vAlign w:val="center"/>
           </w:tcPr>
           <w:p>
@@ -16242,7 +16244,7 @@
         </w:tc>
         <w:tc>
           <w:tcPr>
-            <w:tcW w:w="2761" w:type="dxa"/>
+            <w:tcW w:w="2338" w:type="dxa"/>
             <w:vAlign w:val="center"/>
           </w:tcPr>
           <w:p>
@@ -16269,7 +16271,7 @@
         </w:trPr>
         <w:tc>
           <w:tcPr>
-            <w:tcW w:w="3710" w:type="dxa"/>
+            <w:tcW w:w="2338" w:type="dxa"/>
             <w:vAlign w:val="center"/>
           </w:tcPr>
           <w:p>
@@ -16290,7 +16292,7 @@
         </w:tc>
         <w:tc>
           <w:tcPr>
-            <w:tcW w:w="2171" w:type="dxa"/>
+            <w:tcW w:w="2338" w:type="dxa"/>
             <w:vAlign w:val="center"/>
           </w:tcPr>
           <w:p>
@@ -16311,7 +16313,7 @@
         </w:tc>
         <w:tc>
           <w:tcPr>
-            <w:tcW w:w="712" w:type="dxa"/>
+            <w:tcW w:w="2338" w:type="dxa"/>
             <w:vAlign w:val="center"/>
           </w:tcPr>
           <w:p>
@@ -16332,7 +16334,7 @@
         </w:tc>
         <w:tc>
           <w:tcPr>
-            <w:tcW w:w="2761" w:type="dxa"/>
+            <w:tcW w:w="2338" w:type="dxa"/>
             <w:vAlign w:val="center"/>
           </w:tcPr>
           <w:p>
@@ -16359,7 +16361,7 @@
         </w:trPr>
         <w:tc>
           <w:tcPr>
-            <w:tcW w:w="3710" w:type="dxa"/>
+            <w:tcW w:w="2338" w:type="dxa"/>
             <w:vAlign w:val="center"/>
           </w:tcPr>
           <w:p>
@@ -16380,7 +16382,7 @@
         </w:tc>
         <w:tc>
           <w:tcPr>
-            <w:tcW w:w="2171" w:type="dxa"/>
+            <w:tcW w:w="2338" w:type="dxa"/>
             <w:vAlign w:val="center"/>
           </w:tcPr>
           <w:p>
@@ -16401,7 +16403,7 @@
         </w:tc>
         <w:tc>
           <w:tcPr>
-            <w:tcW w:w="712" w:type="dxa"/>
+            <w:tcW w:w="2338" w:type="dxa"/>
             <w:vAlign w:val="center"/>
           </w:tcPr>
           <w:p>
@@ -16422,7 +16424,7 @@
         </w:tc>
         <w:tc>
           <w:tcPr>
-            <w:tcW w:w="2761" w:type="dxa"/>
+            <w:tcW w:w="2338" w:type="dxa"/>
             <w:vAlign w:val="center"/>
           </w:tcPr>
           <w:p>
@@ -16449,7 +16451,7 @@
         </w:trPr>
         <w:tc>
           <w:tcPr>
-            <w:tcW w:w="3710" w:type="dxa"/>
+            <w:tcW w:w="2338" w:type="dxa"/>
             <w:vAlign w:val="center"/>
           </w:tcPr>
           <w:p>
@@ -16470,7 +16472,7 @@
         </w:tc>
         <w:tc>
           <w:tcPr>
-            <w:tcW w:w="2171" w:type="dxa"/>
+            <w:tcW w:w="2338" w:type="dxa"/>
             <w:vAlign w:val="center"/>
           </w:tcPr>
           <w:p>
@@ -16491,7 +16493,7 @@
         </w:tc>
         <w:tc>
           <w:tcPr>
-            <w:tcW w:w="712" w:type="dxa"/>
+            <w:tcW w:w="2338" w:type="dxa"/>
             <w:vAlign w:val="center"/>
           </w:tcPr>
           <w:p>
@@ -16512,7 +16514,7 @@
         </w:tc>
         <w:tc>
           <w:tcPr>
-            <w:tcW w:w="2761" w:type="dxa"/>
+            <w:tcW w:w="2338" w:type="dxa"/>
             <w:vAlign w:val="center"/>
           </w:tcPr>
           <w:p>
@@ -16539,7 +16541,7 @@
         </w:trPr>
         <w:tc>
           <w:tcPr>
-            <w:tcW w:w="3710" w:type="dxa"/>
+            <w:tcW w:w="2338" w:type="dxa"/>
             <w:vAlign w:val="center"/>
           </w:tcPr>
           <w:p>
@@ -16561,7 +16563,7 @@
         </w:tc>
         <w:tc>
           <w:tcPr>
-            <w:tcW w:w="2171" w:type="dxa"/>
+            <w:tcW w:w="2338" w:type="dxa"/>
             <w:vAlign w:val="center"/>
           </w:tcPr>
           <w:p>
@@ -16582,7 +16584,7 @@
         </w:tc>
         <w:tc>
           <w:tcPr>
-            <w:tcW w:w="712" w:type="dxa"/>
+            <w:tcW w:w="2338" w:type="dxa"/>
             <w:vAlign w:val="center"/>
           </w:tcPr>
           <w:p>
@@ -16603,7 +16605,7 @@
         </w:tc>
         <w:tc>
           <w:tcPr>
-            <w:tcW w:w="2761" w:type="dxa"/>
+            <w:tcW w:w="2338" w:type="dxa"/>
             <w:vAlign w:val="center"/>
           </w:tcPr>
           <w:p>
@@ -16630,7 +16632,7 @@
         </w:trPr>
         <w:tc>
           <w:tcPr>
-            <w:tcW w:w="3710" w:type="dxa"/>
+            <w:tcW w:w="2338" w:type="dxa"/>
             <w:vAlign w:val="center"/>
           </w:tcPr>
           <w:p>
@@ -16651,7 +16653,7 @@
         </w:tc>
         <w:tc>
           <w:tcPr>
-            <w:tcW w:w="2171" w:type="dxa"/>
+            <w:tcW w:w="2338" w:type="dxa"/>
             <w:vAlign w:val="center"/>
           </w:tcPr>
           <w:p>
@@ -16672,7 +16674,7 @@
         </w:tc>
         <w:tc>
           <w:tcPr>
-            <w:tcW w:w="712" w:type="dxa"/>
+            <w:tcW w:w="2338" w:type="dxa"/>
             <w:vAlign w:val="center"/>
           </w:tcPr>
           <w:p>
@@ -16693,7 +16695,7 @@
         </w:tc>
         <w:tc>
           <w:tcPr>
-            <w:tcW w:w="2761" w:type="dxa"/>
+            <w:tcW w:w="2338" w:type="dxa"/>
             <w:vAlign w:val="center"/>
           </w:tcPr>
           <w:p>
@@ -16720,7 +16722,7 @@
         </w:trPr>
         <w:tc>
           <w:tcPr>
-            <w:tcW w:w="3710" w:type="dxa"/>
+            <w:tcW w:w="2338" w:type="dxa"/>
             <w:vAlign w:val="center"/>
           </w:tcPr>
           <w:p>
@@ -16741,7 +16743,7 @@
         </w:tc>
         <w:tc>
           <w:tcPr>
-            <w:tcW w:w="2171" w:type="dxa"/>
+            <w:tcW w:w="2338" w:type="dxa"/>
             <w:vAlign w:val="center"/>
           </w:tcPr>
           <w:p>
@@ -16762,7 +16764,7 @@
         </w:tc>
         <w:tc>
           <w:tcPr>
-            <w:tcW w:w="712" w:type="dxa"/>
+            <w:tcW w:w="2338" w:type="dxa"/>
             <w:vAlign w:val="center"/>
           </w:tcPr>
           <w:p>
@@ -16783,7 +16785,7 @@
         </w:tc>
         <w:tc>
           <w:tcPr>
-            <w:tcW w:w="2761" w:type="dxa"/>
+            <w:tcW w:w="2338" w:type="dxa"/>
             <w:vAlign w:val="center"/>
           </w:tcPr>
           <w:p>
@@ -16810,7 +16812,7 @@
         </w:trPr>
         <w:tc>
           <w:tcPr>
-            <w:tcW w:w="3710" w:type="dxa"/>
+            <w:tcW w:w="2338" w:type="dxa"/>
             <w:vAlign w:val="center"/>
           </w:tcPr>
           <w:p>
@@ -16831,7 +16833,7 @@
         </w:tc>
         <w:tc>
           <w:tcPr>
-            <w:tcW w:w="2171" w:type="dxa"/>
+            <w:tcW w:w="2338" w:type="dxa"/>
             <w:vAlign w:val="center"/>
           </w:tcPr>
           <w:p>
@@ -16852,7 +16854,7 @@
         </w:tc>
         <w:tc>
           <w:tcPr>
-            <w:tcW w:w="712" w:type="dxa"/>
+            <w:tcW w:w="2338" w:type="dxa"/>
             <w:vAlign w:val="center"/>
           </w:tcPr>
           <w:p>
@@ -16873,7 +16875,7 @@
         </w:tc>
         <w:tc>
           <w:tcPr>
-            <w:tcW w:w="2761" w:type="dxa"/>
+            <w:tcW w:w="2338" w:type="dxa"/>
             <w:vAlign w:val="center"/>
           </w:tcPr>
           <w:p>
@@ -16900,7 +16902,7 @@
         </w:trPr>
         <w:tc>
           <w:tcPr>
-            <w:tcW w:w="3710" w:type="dxa"/>
+            <w:tcW w:w="2338" w:type="dxa"/>
             <w:vAlign w:val="center"/>
           </w:tcPr>
           <w:p>
@@ -16921,7 +16923,7 @@
         </w:tc>
         <w:tc>
           <w:tcPr>
-            <w:tcW w:w="2171" w:type="dxa"/>
+            <w:tcW w:w="2338" w:type="dxa"/>
             <w:vAlign w:val="center"/>
           </w:tcPr>
           <w:p>
@@ -16942,7 +16944,7 @@
         </w:tc>
         <w:tc>
           <w:tcPr>
-            <w:tcW w:w="712" w:type="dxa"/>
+            <w:tcW w:w="2338" w:type="dxa"/>
             <w:vAlign w:val="center"/>
           </w:tcPr>
           <w:p>
@@ -16963,7 +16965,7 @@
         </w:tc>
         <w:tc>
           <w:tcPr>
-            <w:tcW w:w="2761" w:type="dxa"/>
+            <w:tcW w:w="2338" w:type="dxa"/>
             <w:vAlign w:val="center"/>
           </w:tcPr>
           <w:p>
@@ -17343,10 +17345,10 @@
         <w:tblLook w:val="0020" w:firstRow="1" w:lastRow="0" w:firstColumn="0" w:lastColumn="0" w:noHBand="0" w:noVBand="0"/>
       </w:tblPr>
       <w:tblGrid>
-        <w:gridCol w:w="830"/>
-        <w:gridCol w:w="2427"/>
-        <w:gridCol w:w="3478"/>
-        <w:gridCol w:w="2620"/>
+        <w:gridCol w:w="2338"/>
+        <w:gridCol w:w="2338"/>
+        <w:gridCol w:w="2338"/>
+        <w:gridCol w:w="2341"/>
       </w:tblGrid>
       <w:tr>
         <w:trPr>
@@ -17357,7 +17359,7 @@
         </w:trPr>
         <w:tc>
           <w:tcPr>
-            <w:tcW w:w="829" w:type="dxa"/>
+            <w:tcW w:w="2338" w:type="dxa"/>
             <w:vAlign w:val="center"/>
           </w:tcPr>
           <w:p>
@@ -17379,7 +17381,7 @@
         </w:tc>
         <w:tc>
           <w:tcPr>
-            <w:tcW w:w="2427" w:type="dxa"/>
+            <w:tcW w:w="2338" w:type="dxa"/>
             <w:vAlign w:val="center"/>
           </w:tcPr>
           <w:p>
@@ -17401,7 +17403,7 @@
         </w:tc>
         <w:tc>
           <w:tcPr>
-            <w:tcW w:w="3478" w:type="dxa"/>
+            <w:tcW w:w="2338" w:type="dxa"/>
             <w:vAlign w:val="center"/>
           </w:tcPr>
           <w:p>
@@ -17423,7 +17425,7 @@
         </w:tc>
         <w:tc>
           <w:tcPr>
-            <w:tcW w:w="2620" w:type="dxa"/>
+            <w:tcW w:w="2338" w:type="dxa"/>
             <w:vAlign w:val="center"/>
           </w:tcPr>
           <w:p>
@@ -17451,7 +17453,7 @@
         </w:trPr>
         <w:tc>
           <w:tcPr>
-            <w:tcW w:w="829" w:type="dxa"/>
+            <w:tcW w:w="2338" w:type="dxa"/>
             <w:vAlign w:val="center"/>
           </w:tcPr>
           <w:p>
@@ -17473,7 +17475,7 @@
         </w:tc>
         <w:tc>
           <w:tcPr>
-            <w:tcW w:w="2427" w:type="dxa"/>
+            <w:tcW w:w="2338" w:type="dxa"/>
             <w:vAlign w:val="center"/>
           </w:tcPr>
           <w:p>
@@ -17502,7 +17504,7 @@
         </w:tc>
         <w:tc>
           <w:tcPr>
-            <w:tcW w:w="3478" w:type="dxa"/>
+            <w:tcW w:w="2338" w:type="dxa"/>
             <w:vAlign w:val="center"/>
           </w:tcPr>
           <w:p>
@@ -17531,7 +17533,7 @@
         </w:tc>
         <w:tc>
           <w:tcPr>
-            <w:tcW w:w="2620" w:type="dxa"/>
+            <w:tcW w:w="2338" w:type="dxa"/>
             <w:vAlign w:val="center"/>
           </w:tcPr>
           <w:p>
@@ -17558,7 +17560,7 @@
         </w:trPr>
         <w:tc>
           <w:tcPr>
-            <w:tcW w:w="829" w:type="dxa"/>
+            <w:tcW w:w="2338" w:type="dxa"/>
             <w:vAlign w:val="center"/>
           </w:tcPr>
           <w:p>
@@ -17580,7 +17582,7 @@
         </w:tc>
         <w:tc>
           <w:tcPr>
-            <w:tcW w:w="2427" w:type="dxa"/>
+            <w:tcW w:w="2338" w:type="dxa"/>
             <w:vAlign w:val="center"/>
           </w:tcPr>
           <w:p>
@@ -17624,7 +17626,7 @@
         </w:tc>
         <w:tc>
           <w:tcPr>
-            <w:tcW w:w="3478" w:type="dxa"/>
+            <w:tcW w:w="2338" w:type="dxa"/>
             <w:vAlign w:val="center"/>
           </w:tcPr>
           <w:p>
@@ -17645,7 +17647,7 @@
         </w:tc>
         <w:tc>
           <w:tcPr>
-            <w:tcW w:w="2620" w:type="dxa"/>
+            <w:tcW w:w="2338" w:type="dxa"/>
             <w:vAlign w:val="center"/>
           </w:tcPr>
           <w:p>
@@ -17687,7 +17689,7 @@
         </w:trPr>
         <w:tc>
           <w:tcPr>
-            <w:tcW w:w="829" w:type="dxa"/>
+            <w:tcW w:w="2338" w:type="dxa"/>
             <w:vAlign w:val="center"/>
           </w:tcPr>
           <w:p>
@@ -17709,7 +17711,7 @@
         </w:tc>
         <w:tc>
           <w:tcPr>
-            <w:tcW w:w="2427" w:type="dxa"/>
+            <w:tcW w:w="2338" w:type="dxa"/>
             <w:vAlign w:val="center"/>
           </w:tcPr>
           <w:p>
@@ -17730,7 +17732,7 @@
         </w:tc>
         <w:tc>
           <w:tcPr>
-            <w:tcW w:w="3478" w:type="dxa"/>
+            <w:tcW w:w="2338" w:type="dxa"/>
             <w:vAlign w:val="center"/>
           </w:tcPr>
           <w:p>
@@ -17751,7 +17753,7 @@
         </w:tc>
         <w:tc>
           <w:tcPr>
-            <w:tcW w:w="2620" w:type="dxa"/>
+            <w:tcW w:w="2338" w:type="dxa"/>
             <w:vAlign w:val="center"/>
           </w:tcPr>
           <w:p>
@@ -17778,7 +17780,7 @@
         </w:trPr>
         <w:tc>
           <w:tcPr>
-            <w:tcW w:w="829" w:type="dxa"/>
+            <w:tcW w:w="2338" w:type="dxa"/>
             <w:vAlign w:val="center"/>
           </w:tcPr>
           <w:p>
@@ -17800,7 +17802,7 @@
         </w:tc>
         <w:tc>
           <w:tcPr>
-            <w:tcW w:w="2427" w:type="dxa"/>
+            <w:tcW w:w="2338" w:type="dxa"/>
             <w:vAlign w:val="center"/>
           </w:tcPr>
           <w:p>
@@ -17829,7 +17831,7 @@
         </w:tc>
         <w:tc>
           <w:tcPr>
-            <w:tcW w:w="3478" w:type="dxa"/>
+            <w:tcW w:w="2338" w:type="dxa"/>
             <w:vAlign w:val="center"/>
           </w:tcPr>
           <w:p>
@@ -17850,7 +17852,7 @@
         </w:tc>
         <w:tc>
           <w:tcPr>
-            <w:tcW w:w="2620" w:type="dxa"/>
+            <w:tcW w:w="2338" w:type="dxa"/>
             <w:vAlign w:val="center"/>
           </w:tcPr>
           <w:p>
@@ -17877,7 +17879,7 @@
         </w:trPr>
         <w:tc>
           <w:tcPr>
-            <w:tcW w:w="829" w:type="dxa"/>
+            <w:tcW w:w="2338" w:type="dxa"/>
             <w:vAlign w:val="center"/>
           </w:tcPr>
           <w:p>
@@ -17899,7 +17901,7 @@
         </w:tc>
         <w:tc>
           <w:tcPr>
-            <w:tcW w:w="2427" w:type="dxa"/>
+            <w:tcW w:w="2338" w:type="dxa"/>
             <w:vAlign w:val="center"/>
           </w:tcPr>
           <w:p>
@@ -17920,7 +17922,7 @@
         </w:tc>
         <w:tc>
           <w:tcPr>
-            <w:tcW w:w="3478" w:type="dxa"/>
+            <w:tcW w:w="2338" w:type="dxa"/>
             <w:vAlign w:val="center"/>
           </w:tcPr>
           <w:p>
@@ -17986,7 +17988,7 @@
         </w:tc>
         <w:tc>
           <w:tcPr>
-            <w:tcW w:w="2620" w:type="dxa"/>
+            <w:tcW w:w="2338" w:type="dxa"/>
             <w:vAlign w:val="center"/>
           </w:tcPr>
           <w:p>
@@ -18013,7 +18015,7 @@
         </w:trPr>
         <w:tc>
           <w:tcPr>
-            <w:tcW w:w="829" w:type="dxa"/>
+            <w:tcW w:w="2338" w:type="dxa"/>
             <w:vAlign w:val="center"/>
           </w:tcPr>
           <w:p>
@@ -18035,7 +18037,7 @@
         </w:tc>
         <w:tc>
           <w:tcPr>
-            <w:tcW w:w="2427" w:type="dxa"/>
+            <w:tcW w:w="2338" w:type="dxa"/>
             <w:vAlign w:val="center"/>
           </w:tcPr>
           <w:p>
@@ -18064,7 +18066,7 @@
         </w:tc>
         <w:tc>
           <w:tcPr>
-            <w:tcW w:w="3478" w:type="dxa"/>
+            <w:tcW w:w="2338" w:type="dxa"/>
             <w:vAlign w:val="center"/>
           </w:tcPr>
           <w:p>
@@ -18100,7 +18102,7 @@
         </w:tc>
         <w:tc>
           <w:tcPr>
-            <w:tcW w:w="2620" w:type="dxa"/>
+            <w:tcW w:w="2338" w:type="dxa"/>
             <w:vAlign w:val="center"/>
           </w:tcPr>
           <w:p>
@@ -18135,7 +18137,7 @@
         </w:trPr>
         <w:tc>
           <w:tcPr>
-            <w:tcW w:w="829" w:type="dxa"/>
+            <w:tcW w:w="2338" w:type="dxa"/>
             <w:vAlign w:val="center"/>
           </w:tcPr>
           <w:p>
@@ -18158,7 +18160,7 @@
         </w:tc>
         <w:tc>
           <w:tcPr>
-            <w:tcW w:w="2427" w:type="dxa"/>
+            <w:tcW w:w="2338" w:type="dxa"/>
             <w:vAlign w:val="center"/>
           </w:tcPr>
           <w:p>
@@ -18209,7 +18211,7 @@
         </w:tc>
         <w:tc>
           <w:tcPr>
-            <w:tcW w:w="3478" w:type="dxa"/>
+            <w:tcW w:w="2338" w:type="dxa"/>
             <w:vAlign w:val="center"/>
           </w:tcPr>
           <w:p>
@@ -18245,7 +18247,7 @@
         </w:tc>
         <w:tc>
           <w:tcPr>
-            <w:tcW w:w="2620" w:type="dxa"/>
+            <w:tcW w:w="2338" w:type="dxa"/>
             <w:vAlign w:val="center"/>
           </w:tcPr>
           <w:p>
@@ -18352,10 +18354,10 @@
         <w:tblLook w:val="0020" w:firstRow="1" w:lastRow="0" w:firstColumn="0" w:lastColumn="0" w:noHBand="0" w:noVBand="0"/>
       </w:tblPr>
       <w:tblGrid>
-        <w:gridCol w:w="655"/>
-        <w:gridCol w:w="4031"/>
-        <w:gridCol w:w="2569"/>
-        <w:gridCol w:w="2100"/>
+        <w:gridCol w:w="2338"/>
+        <w:gridCol w:w="2338"/>
+        <w:gridCol w:w="2338"/>
+        <w:gridCol w:w="2341"/>
       </w:tblGrid>
       <w:tr>
         <w:trPr>
@@ -18366,7 +18368,7 @@
         </w:trPr>
         <w:tc>
           <w:tcPr>
-            <w:tcW w:w="655" w:type="dxa"/>
+            <w:tcW w:w="2338" w:type="dxa"/>
             <w:vAlign w:val="center"/>
           </w:tcPr>
           <w:p>
@@ -18388,7 +18390,7 @@
         </w:tc>
         <w:tc>
           <w:tcPr>
-            <w:tcW w:w="4031" w:type="dxa"/>
+            <w:tcW w:w="2338" w:type="dxa"/>
             <w:vAlign w:val="center"/>
           </w:tcPr>
           <w:p>
@@ -18410,7 +18412,7 @@
         </w:tc>
         <w:tc>
           <w:tcPr>
-            <w:tcW w:w="2569" w:type="dxa"/>
+            <w:tcW w:w="2338" w:type="dxa"/>
             <w:vAlign w:val="center"/>
           </w:tcPr>
           <w:p>
@@ -18432,7 +18434,7 @@
         </w:tc>
         <w:tc>
           <w:tcPr>
-            <w:tcW w:w="2100" w:type="dxa"/>
+            <w:tcW w:w="2338" w:type="dxa"/>
             <w:vAlign w:val="center"/>
           </w:tcPr>
           <w:p>
@@ -18460,7 +18462,7 @@
         </w:trPr>
         <w:tc>
           <w:tcPr>
-            <w:tcW w:w="655" w:type="dxa"/>
+            <w:tcW w:w="2338" w:type="dxa"/>
             <w:vAlign w:val="center"/>
           </w:tcPr>
           <w:p>
@@ -18481,7 +18483,7 @@
         </w:tc>
         <w:tc>
           <w:tcPr>
-            <w:tcW w:w="4031" w:type="dxa"/>
+            <w:tcW w:w="2338" w:type="dxa"/>
             <w:vAlign w:val="center"/>
           </w:tcPr>
           <w:p>
@@ -18502,7 +18504,7 @@
         </w:tc>
         <w:tc>
           <w:tcPr>
-            <w:tcW w:w="2569" w:type="dxa"/>
+            <w:tcW w:w="2338" w:type="dxa"/>
             <w:vAlign w:val="center"/>
           </w:tcPr>
           <w:p>
@@ -18523,7 +18525,7 @@
         </w:tc>
         <w:tc>
           <w:tcPr>
-            <w:tcW w:w="2100" w:type="dxa"/>
+            <w:tcW w:w="2338" w:type="dxa"/>
             <w:vAlign w:val="center"/>
           </w:tcPr>
           <w:p>
@@ -18550,7 +18552,7 @@
         </w:trPr>
         <w:tc>
           <w:tcPr>
-            <w:tcW w:w="655" w:type="dxa"/>
+            <w:tcW w:w="2338" w:type="dxa"/>
             <w:vAlign w:val="center"/>
           </w:tcPr>
           <w:p>
@@ -18571,7 +18573,7 @@
         </w:tc>
         <w:tc>
           <w:tcPr>
-            <w:tcW w:w="4031" w:type="dxa"/>
+            <w:tcW w:w="2338" w:type="dxa"/>
             <w:vAlign w:val="center"/>
           </w:tcPr>
           <w:p>
@@ -18592,7 +18594,7 @@
         </w:tc>
         <w:tc>
           <w:tcPr>
-            <w:tcW w:w="2569" w:type="dxa"/>
+            <w:tcW w:w="2338" w:type="dxa"/>
             <w:vAlign w:val="center"/>
           </w:tcPr>
           <w:p>
@@ -18613,7 +18615,7 @@
         </w:tc>
         <w:tc>
           <w:tcPr>
-            <w:tcW w:w="2100" w:type="dxa"/>
+            <w:tcW w:w="2338" w:type="dxa"/>
             <w:vAlign w:val="center"/>
           </w:tcPr>
           <w:p>
@@ -18640,7 +18642,7 @@
         </w:trPr>
         <w:tc>
           <w:tcPr>
-            <w:tcW w:w="655" w:type="dxa"/>
+            <w:tcW w:w="2338" w:type="dxa"/>
             <w:vAlign w:val="center"/>
           </w:tcPr>
           <w:p>
@@ -18661,7 +18663,7 @@
         </w:tc>
         <w:tc>
           <w:tcPr>
-            <w:tcW w:w="4031" w:type="dxa"/>
+            <w:tcW w:w="2338" w:type="dxa"/>
             <w:vAlign w:val="center"/>
           </w:tcPr>
           <w:p>
@@ -18682,7 +18684,7 @@
         </w:tc>
         <w:tc>
           <w:tcPr>
-            <w:tcW w:w="2569" w:type="dxa"/>
+            <w:tcW w:w="2338" w:type="dxa"/>
             <w:vAlign w:val="center"/>
           </w:tcPr>
           <w:p>
@@ -18703,7 +18705,7 @@
         </w:tc>
         <w:tc>
           <w:tcPr>
-            <w:tcW w:w="2100" w:type="dxa"/>
+            <w:tcW w:w="2338" w:type="dxa"/>
             <w:vAlign w:val="center"/>
           </w:tcPr>
           <w:p>
@@ -18730,7 +18732,7 @@
         </w:trPr>
         <w:tc>
           <w:tcPr>
-            <w:tcW w:w="655" w:type="dxa"/>
+            <w:tcW w:w="2338" w:type="dxa"/>
             <w:vAlign w:val="center"/>
           </w:tcPr>
           <w:p>
@@ -18751,7 +18753,7 @@
         </w:tc>
         <w:tc>
           <w:tcPr>
-            <w:tcW w:w="4031" w:type="dxa"/>
+            <w:tcW w:w="2338" w:type="dxa"/>
             <w:vAlign w:val="center"/>
           </w:tcPr>
           <w:p>
@@ -18772,7 +18774,7 @@
         </w:tc>
         <w:tc>
           <w:tcPr>
-            <w:tcW w:w="2569" w:type="dxa"/>
+            <w:tcW w:w="2338" w:type="dxa"/>
             <w:vAlign w:val="center"/>
           </w:tcPr>
           <w:p>
@@ -18808,7 +18810,7 @@
         </w:tc>
         <w:tc>
           <w:tcPr>
-            <w:tcW w:w="2100" w:type="dxa"/>
+            <w:tcW w:w="2338" w:type="dxa"/>
             <w:vAlign w:val="center"/>
           </w:tcPr>
           <w:p>
@@ -18835,7 +18837,7 @@
         </w:trPr>
         <w:tc>
           <w:tcPr>
-            <w:tcW w:w="655" w:type="dxa"/>
+            <w:tcW w:w="2338" w:type="dxa"/>
             <w:vAlign w:val="center"/>
           </w:tcPr>
           <w:p>
@@ -18856,7 +18858,7 @@
         </w:tc>
         <w:tc>
           <w:tcPr>
-            <w:tcW w:w="4031" w:type="dxa"/>
+            <w:tcW w:w="2338" w:type="dxa"/>
             <w:vAlign w:val="center"/>
           </w:tcPr>
           <w:p>
@@ -18877,7 +18879,7 @@
         </w:tc>
         <w:tc>
           <w:tcPr>
-            <w:tcW w:w="2569" w:type="dxa"/>
+            <w:tcW w:w="2338" w:type="dxa"/>
             <w:vAlign w:val="center"/>
           </w:tcPr>
           <w:p>
@@ -18898,7 +18900,7 @@
         </w:tc>
         <w:tc>
           <w:tcPr>
-            <w:tcW w:w="2100" w:type="dxa"/>
+            <w:tcW w:w="2338" w:type="dxa"/>
             <w:vAlign w:val="center"/>
           </w:tcPr>
           <w:p>
@@ -18925,7 +18927,7 @@
         </w:trPr>
         <w:tc>
           <w:tcPr>
-            <w:tcW w:w="655" w:type="dxa"/>
+            <w:tcW w:w="2338" w:type="dxa"/>
             <w:vAlign w:val="center"/>
           </w:tcPr>
           <w:p>
@@ -18946,7 +18948,7 @@
         </w:tc>
         <w:tc>
           <w:tcPr>
-            <w:tcW w:w="4031" w:type="dxa"/>
+            <w:tcW w:w="2338" w:type="dxa"/>
             <w:vAlign w:val="center"/>
           </w:tcPr>
           <w:p>
@@ -18967,7 +18969,7 @@
         </w:tc>
         <w:tc>
           <w:tcPr>
-            <w:tcW w:w="2569" w:type="dxa"/>
+            <w:tcW w:w="2338" w:type="dxa"/>
             <w:vAlign w:val="center"/>
           </w:tcPr>
           <w:p>
@@ -18988,7 +18990,7 @@
         </w:tc>
         <w:tc>
           <w:tcPr>
-            <w:tcW w:w="2100" w:type="dxa"/>
+            <w:tcW w:w="2338" w:type="dxa"/>
             <w:vAlign w:val="center"/>
           </w:tcPr>
           <w:p>
@@ -19015,7 +19017,7 @@
         </w:trPr>
         <w:tc>
           <w:tcPr>
-            <w:tcW w:w="655" w:type="dxa"/>
+            <w:tcW w:w="2338" w:type="dxa"/>
             <w:vAlign w:val="center"/>
           </w:tcPr>
           <w:p>
@@ -19036,7 +19038,7 @@
         </w:tc>
         <w:tc>
           <w:tcPr>
-            <w:tcW w:w="4031" w:type="dxa"/>
+            <w:tcW w:w="2338" w:type="dxa"/>
             <w:vAlign w:val="center"/>
           </w:tcPr>
           <w:p>
@@ -19057,7 +19059,7 @@
         </w:tc>
         <w:tc>
           <w:tcPr>
-            <w:tcW w:w="2569" w:type="dxa"/>
+            <w:tcW w:w="2338" w:type="dxa"/>
             <w:vAlign w:val="center"/>
           </w:tcPr>
           <w:p>
@@ -19078,7 +19080,7 @@
         </w:tc>
         <w:tc>
           <w:tcPr>
-            <w:tcW w:w="2100" w:type="dxa"/>
+            <w:tcW w:w="2338" w:type="dxa"/>
             <w:vAlign w:val="center"/>
           </w:tcPr>
           <w:p>
@@ -19105,7 +19107,7 @@
         </w:trPr>
         <w:tc>
           <w:tcPr>
-            <w:tcW w:w="655" w:type="dxa"/>
+            <w:tcW w:w="2338" w:type="dxa"/>
             <w:vAlign w:val="center"/>
           </w:tcPr>
           <w:p>
@@ -19126,7 +19128,7 @@
         </w:tc>
         <w:tc>
           <w:tcPr>
-            <w:tcW w:w="4031" w:type="dxa"/>
+            <w:tcW w:w="2338" w:type="dxa"/>
             <w:vAlign w:val="center"/>
           </w:tcPr>
           <w:p>
@@ -19147,7 +19149,7 @@
         </w:tc>
         <w:tc>
           <w:tcPr>
-            <w:tcW w:w="2569" w:type="dxa"/>
+            <w:tcW w:w="2338" w:type="dxa"/>
             <w:vAlign w:val="center"/>
           </w:tcPr>
           <w:p>
@@ -19168,7 +19170,7 @@
         </w:tc>
         <w:tc>
           <w:tcPr>
-            <w:tcW w:w="2100" w:type="dxa"/>
+            <w:tcW w:w="2338" w:type="dxa"/>
             <w:vAlign w:val="center"/>
           </w:tcPr>
           <w:p>
@@ -19195,7 +19197,7 @@
         </w:trPr>
         <w:tc>
           <w:tcPr>
-            <w:tcW w:w="655" w:type="dxa"/>
+            <w:tcW w:w="2338" w:type="dxa"/>
             <w:vAlign w:val="center"/>
           </w:tcPr>
           <w:p>
@@ -19216,7 +19218,7 @@
         </w:tc>
         <w:tc>
           <w:tcPr>
-            <w:tcW w:w="4031" w:type="dxa"/>
+            <w:tcW w:w="2338" w:type="dxa"/>
             <w:vAlign w:val="center"/>
           </w:tcPr>
           <w:p>
@@ -19237,7 +19239,7 @@
         </w:tc>
         <w:tc>
           <w:tcPr>
-            <w:tcW w:w="2569" w:type="dxa"/>
+            <w:tcW w:w="2338" w:type="dxa"/>
             <w:vAlign w:val="center"/>
           </w:tcPr>
           <w:p>
@@ -19258,7 +19260,7 @@
         </w:tc>
         <w:tc>
           <w:tcPr>
-            <w:tcW w:w="2100" w:type="dxa"/>
+            <w:tcW w:w="2338" w:type="dxa"/>
             <w:vAlign w:val="center"/>
           </w:tcPr>
           <w:p>
@@ -19285,7 +19287,7 @@
         </w:trPr>
         <w:tc>
           <w:tcPr>
-            <w:tcW w:w="655" w:type="dxa"/>
+            <w:tcW w:w="2338" w:type="dxa"/>
             <w:vAlign w:val="center"/>
           </w:tcPr>
           <w:p>
@@ -19306,7 +19308,7 @@
         </w:tc>
         <w:tc>
           <w:tcPr>
-            <w:tcW w:w="4031" w:type="dxa"/>
+            <w:tcW w:w="2338" w:type="dxa"/>
             <w:vAlign w:val="center"/>
           </w:tcPr>
           <w:p>
@@ -19327,7 +19329,7 @@
         </w:tc>
         <w:tc>
           <w:tcPr>
-            <w:tcW w:w="2569" w:type="dxa"/>
+            <w:tcW w:w="2338" w:type="dxa"/>
             <w:vAlign w:val="center"/>
           </w:tcPr>
           <w:p>
@@ -19348,7 +19350,7 @@
         </w:tc>
         <w:tc>
           <w:tcPr>
-            <w:tcW w:w="2100" w:type="dxa"/>
+            <w:tcW w:w="2338" w:type="dxa"/>
             <w:vAlign w:val="center"/>
           </w:tcPr>
           <w:p>
@@ -19375,7 +19377,7 @@
         </w:trPr>
         <w:tc>
           <w:tcPr>
-            <w:tcW w:w="655" w:type="dxa"/>
+            <w:tcW w:w="2338" w:type="dxa"/>
             <w:vAlign w:val="center"/>
           </w:tcPr>
           <w:p>
@@ -19396,7 +19398,7 @@
         </w:tc>
         <w:tc>
           <w:tcPr>
-            <w:tcW w:w="4031" w:type="dxa"/>
+            <w:tcW w:w="2338" w:type="dxa"/>
             <w:vAlign w:val="center"/>
           </w:tcPr>
           <w:p>
@@ -19417,7 +19419,7 @@
         </w:tc>
         <w:tc>
           <w:tcPr>
-            <w:tcW w:w="2569" w:type="dxa"/>
+            <w:tcW w:w="2338" w:type="dxa"/>
             <w:vAlign w:val="center"/>
           </w:tcPr>
           <w:p>
@@ -19438,7 +19440,7 @@
         </w:tc>
         <w:tc>
           <w:tcPr>
-            <w:tcW w:w="2100" w:type="dxa"/>
+            <w:tcW w:w="2338" w:type="dxa"/>
             <w:vAlign w:val="center"/>
           </w:tcPr>
           <w:p>
@@ -19465,7 +19467,7 @@
         </w:trPr>
         <w:tc>
           <w:tcPr>
-            <w:tcW w:w="655" w:type="dxa"/>
+            <w:tcW w:w="2338" w:type="dxa"/>
             <w:vAlign w:val="center"/>
           </w:tcPr>
           <w:p>
@@ -19486,7 +19488,7 @@
         </w:tc>
         <w:tc>
           <w:tcPr>
-            <w:tcW w:w="4031" w:type="dxa"/>
+            <w:tcW w:w="2338" w:type="dxa"/>
             <w:vAlign w:val="center"/>
           </w:tcPr>
           <w:p>
@@ -19507,7 +19509,7 @@
         </w:tc>
         <w:tc>
           <w:tcPr>
-            <w:tcW w:w="2569" w:type="dxa"/>
+            <w:tcW w:w="2338" w:type="dxa"/>
             <w:vAlign w:val="center"/>
           </w:tcPr>
           <w:p>
@@ -19528,7 +19530,7 @@
         </w:tc>
         <w:tc>
           <w:tcPr>
-            <w:tcW w:w="2100" w:type="dxa"/>
+            <w:tcW w:w="2338" w:type="dxa"/>
             <w:vAlign w:val="center"/>
           </w:tcPr>
           <w:p>
@@ -20126,32 +20128,17 @@
     </w:p>
     <w:p>
       <w:pPr>
-        <w:pStyle w:val="Compact"/>
-        <w:spacing w:before="0" w:after="0" w:line="360" w:lineRule="exact"/>
-        <w:ind w:left="709" w:firstLine="709"/>
+        <w:pStyle w:val="Normal"/>
+        <w:ind w:firstLine="708"/>
         <w:jc w:val="both"/>
       </w:pPr>
       <w:r>
         <w:rPr>
-          <w:rFonts w:ascii="Times New Roman" w:hAnsi="Times New Roman"/>
-          <w:sz w:val="28"/>
-        </w:rPr>
-        <w:t xml:space="preserve">– Хаджинова, К. А. Отчеты по лабораторным работам ЛР1–ЛР4 «Электронный бизнес»: проект </w:t>
-      </w:r>
-      <w:r>
-        <w:rPr>
-          <w:rFonts w:ascii="Times New Roman" w:hAnsi="Times New Roman"/>
-          <w:i/>
-          <w:sz w:val="28"/>
-        </w:rPr>
-        <w:t>NotaCode</w:t>
-      </w:r>
-      <w:r>
-        <w:rPr>
-          <w:rFonts w:ascii="Times New Roman" w:hAnsi="Times New Roman"/>
-          <w:sz w:val="28"/>
-        </w:rPr>
-        <w:t>. – Минск: БГУИР, 2026.</w:t>
+          <w:rFonts w:ascii="Times New Roman" w:hAnsi="Times New Roman" w:cs="Times New Roman"/>
+          <w:sz w:val="28"/>
+          <w:szCs w:val="28"/>
+        </w:rPr>
+        <w:t xml:space="preserve">В качестве источников данных использованы следующие:</w:t>
       </w:r>
     </w:p>
     <w:p>
@@ -20164,32 +20151,24 @@
       <w:r>
         <w:rPr>
           <w:rFonts w:ascii="Times New Roman" w:hAnsi="Times New Roman"/>
+          <w:sz w:val="28"/>
+        </w:rPr>
+        <w:t xml:space="preserve">– Хаджинова, К. А. Отчеты по лабораторным работам ЛР1–ЛР4 «Электронный бизнес»: проект </w:t>
+      </w:r>
+      <w:r>
+        <w:rPr>
+          <w:rFonts w:ascii="Times New Roman" w:hAnsi="Times New Roman"/>
           <w:i/>
           <w:sz w:val="28"/>
         </w:rPr>
-        <w:t>– Similarweb</w:t>
-      </w:r>
-      <w:r>
-        <w:rPr>
-          <w:rFonts w:ascii="Times New Roman" w:hAnsi="Times New Roman"/>
-          <w:sz w:val="28"/>
-        </w:rPr>
-        <w:t xml:space="preserve"> </w:t>
-      </w:r>
-      <w:r>
-        <w:rPr>
-          <w:rFonts w:ascii="Times New Roman" w:hAnsi="Times New Roman"/>
-          <w:i/>
-          <w:sz w:val="28"/>
-        </w:rPr>
-        <w:t>Pro</w:t>
-      </w:r>
-      <w:r>
-        <w:rPr>
-          <w:rFonts w:ascii="Times New Roman" w:hAnsi="Times New Roman"/>
-          <w:sz w:val="28"/>
-        </w:rPr>
-        <w:t>: обзор доменов, июнь – август 2026 [Электронный ресурс]. – Режим доступа: https://pro.similarweb.com. – Дата доступа: 30.09.2026.</w:t>
+        <w:t>NotaCode</w:t>
+      </w:r>
+      <w:r>
+        <w:rPr>
+          <w:rFonts w:ascii="Times New Roman" w:hAnsi="Times New Roman"/>
+          <w:sz w:val="28"/>
+        </w:rPr>
+        <w:t>. – Минск: БГУИР, 2026.</w:t>
       </w:r>
     </w:p>
     <w:p>
@@ -20205,7 +20184,7 @@
           <w:i/>
           <w:sz w:val="28"/>
         </w:rPr>
-        <w:t>– GitHub</w:t>
+        <w:t>– Similarweb</w:t>
       </w:r>
       <w:r>
         <w:rPr>
@@ -20220,14 +20199,7 @@
           <w:i/>
           <w:sz w:val="28"/>
         </w:rPr>
-        <w:t>REST</w:t>
-      </w:r>
-      <w:r>
-        <w:rPr>
-          <w:rFonts w:ascii="Times New Roman" w:hAnsi="Times New Roman"/>
-          <w:sz w:val="28"/>
-        </w:rPr>
-        <w:t xml:space="preserve"> </w:t>
+        <w:t>Pro</w:t>
       </w:r>
       <w:r>
         <w:rPr>
@@ -20235,14 +20207,7 @@
           <w:i/>
           <w:sz w:val="28"/>
         </w:rPr>
-        <w:t>API</w:t>
-      </w:r>
-      <w:r>
-        <w:rPr>
-          <w:rFonts w:ascii="Times New Roman" w:hAnsi="Times New Roman"/>
-          <w:sz w:val="28"/>
-        </w:rPr>
-        <w:t>: данные репозиториев [Электронный ресурс]. – Режим доступа: https://api.github.com. – Дата доступа: 30.09.2026.</w:t>
+        <w:t>: обзор доменов, июнь – август 2026 [Электронный ресурс]. – Режим доступа: https://pro.similarweb.com. – Дата доступа: 30.09.2026.</w:t>
       </w:r>
     </w:p>
     <w:p>
@@ -20258,14 +20223,45 @@
           <w:i/>
           <w:sz w:val="28"/>
         </w:rPr>
-        <w:t>– Trustpilot</w:t>
-      </w:r>
-      <w:r>
-        <w:rPr>
-          <w:rFonts w:ascii="Times New Roman" w:hAnsi="Times New Roman"/>
-          <w:sz w:val="28"/>
-        </w:rPr>
-        <w:t>: страницы оценок доменов [Электронный ресурс]. – Режим доступа: https://www.trustpilot.com. – Дата доступа: 30.09.2026.</w:t>
+        <w:t>– GitHub</w:t>
+      </w:r>
+      <w:r>
+        <w:rPr>
+          <w:rFonts w:ascii="Times New Roman" w:hAnsi="Times New Roman"/>
+          <w:sz w:val="28"/>
+        </w:rPr>
+        <w:t xml:space="preserve"> </w:t>
+      </w:r>
+      <w:r>
+        <w:rPr>
+          <w:rFonts w:ascii="Times New Roman" w:hAnsi="Times New Roman"/>
+          <w:i/>
+          <w:sz w:val="28"/>
+        </w:rPr>
+        <w:t>REST</w:t>
+      </w:r>
+      <w:r>
+        <w:rPr>
+          <w:rFonts w:ascii="Times New Roman" w:hAnsi="Times New Roman"/>
+          <w:sz w:val="28"/>
+        </w:rPr>
+        <w:t xml:space="preserve"> </w:t>
+      </w:r>
+      <w:r>
+        <w:rPr>
+          <w:rFonts w:ascii="Times New Roman" w:hAnsi="Times New Roman"/>
+          <w:i/>
+          <w:sz w:val="28"/>
+        </w:rPr>
+        <w:t>API</w:t>
+      </w:r>
+      <w:r>
+        <w:rPr>
+          <w:rFonts w:ascii="Times New Roman" w:hAnsi="Times New Roman"/>
+          <w:i/>
+          <w:sz w:val="28"/>
+        </w:rPr>
+        <w:t>: данные репозиториев [Электронный ресурс]. – Режим доступа: https://api.github.com. – Дата доступа: 30.09.2026.</w:t>
       </w:r>
     </w:p>
     <w:p>
@@ -20278,9 +20274,18 @@
       <w:r>
         <w:rPr>
           <w:rFonts w:ascii="Times New Roman" w:hAnsi="Times New Roman"/>
-          <w:sz w:val="28"/>
-        </w:rPr>
-        <w:t>– Яндекс Вордстат: статистика запросов [Электронный ресурс]. – Режим доступа: https://wordstat.yandex.ru. – Дата доступа: 30.09.2026.</w:t>
+          <w:i/>
+          <w:sz w:val="28"/>
+        </w:rPr>
+        <w:t>– Trustpilot</w:t>
+      </w:r>
+      <w:r>
+        <w:rPr>
+          <w:rFonts w:ascii="Times New Roman" w:hAnsi="Times New Roman"/>
+          <w:i/>
+          <w:sz w:val="28"/>
+        </w:rPr>
+        <w:t>: страницы оценок доменов [Электронный ресурс]. – Режим доступа: https://www.trustpilot.com. – Дата доступа: 30.09.2026.</w:t>
       </w:r>
     </w:p>
     <w:p>
@@ -20293,159 +20298,10 @@
       <w:r>
         <w:rPr>
           <w:rFonts w:ascii="Times New Roman" w:hAnsi="Times New Roman"/>
-          <w:sz w:val="28"/>
-        </w:rPr>
-        <w:t xml:space="preserve">– Страницы сайтов конкурентов: </w:t>
-      </w:r>
-      <w:r>
-        <w:rPr>
-          <w:rFonts w:ascii="Times New Roman" w:hAnsi="Times New Roman"/>
           <w:i/>
           <w:sz w:val="28"/>
         </w:rPr>
-        <w:t>plantuml.com</w:t>
-      </w:r>
-      <w:r>
-        <w:rPr>
-          <w:rFonts w:ascii="Times New Roman" w:hAnsi="Times New Roman"/>
-          <w:sz w:val="28"/>
-        </w:rPr>
-        <w:t xml:space="preserve">, </w:t>
-      </w:r>
-      <w:r>
-        <w:rPr>
-          <w:rFonts w:ascii="Times New Roman" w:hAnsi="Times New Roman"/>
-          <w:i/>
-          <w:sz w:val="28"/>
-        </w:rPr>
-        <w:t>mermaid.js.org</w:t>
-      </w:r>
-      <w:r>
-        <w:rPr>
-          <w:rFonts w:ascii="Times New Roman" w:hAnsi="Times New Roman"/>
-          <w:sz w:val="28"/>
-        </w:rPr>
-        <w:t xml:space="preserve">, </w:t>
-      </w:r>
-      <w:r>
-        <w:rPr>
-          <w:rFonts w:ascii="Times New Roman" w:hAnsi="Times New Roman"/>
-          <w:i/>
-          <w:sz w:val="28"/>
-        </w:rPr>
-        <w:t>mermaid.ai</w:t>
-      </w:r>
-      <w:r>
-        <w:rPr>
-          <w:rFonts w:ascii="Times New Roman" w:hAnsi="Times New Roman"/>
-          <w:sz w:val="28"/>
-        </w:rPr>
-        <w:t xml:space="preserve">, </w:t>
-      </w:r>
-      <w:r>
-        <w:rPr>
-          <w:rFonts w:ascii="Times New Roman" w:hAnsi="Times New Roman"/>
-          <w:i/>
-          <w:sz w:val="28"/>
-        </w:rPr>
-        <w:t>mermaidchart.com</w:t>
-      </w:r>
-      <w:r>
-        <w:rPr>
-          <w:rFonts w:ascii="Times New Roman" w:hAnsi="Times New Roman"/>
-          <w:sz w:val="28"/>
-        </w:rPr>
-        <w:t xml:space="preserve">, </w:t>
-      </w:r>
-      <w:r>
-        <w:rPr>
-          <w:rFonts w:ascii="Times New Roman" w:hAnsi="Times New Roman"/>
-          <w:i/>
-          <w:sz w:val="28"/>
-        </w:rPr>
-        <w:t>stormbpmn.com</w:t>
-      </w:r>
-      <w:r>
-        <w:rPr>
-          <w:rFonts w:ascii="Times New Roman" w:hAnsi="Times New Roman"/>
-          <w:sz w:val="28"/>
-        </w:rPr>
-        <w:t xml:space="preserve">, </w:t>
-      </w:r>
-      <w:r>
-        <w:rPr>
-          <w:rFonts w:ascii="Times New Roman" w:hAnsi="Times New Roman"/>
-          <w:i/>
-          <w:sz w:val="28"/>
-        </w:rPr>
-        <w:t>drawio.com</w:t>
-      </w:r>
-      <w:r>
-        <w:rPr>
-          <w:rFonts w:ascii="Times New Roman" w:hAnsi="Times New Roman"/>
-          <w:sz w:val="28"/>
-        </w:rPr>
-        <w:t xml:space="preserve">, </w:t>
-      </w:r>
-      <w:r>
-        <w:rPr>
-          <w:rFonts w:ascii="Times New Roman" w:hAnsi="Times New Roman"/>
-          <w:i/>
-          <w:sz w:val="28"/>
-        </w:rPr>
-        <w:t>lucid.co</w:t>
-      </w:r>
-      <w:r>
-        <w:rPr>
-          <w:rFonts w:ascii="Times New Roman" w:hAnsi="Times New Roman"/>
-          <w:sz w:val="28"/>
-        </w:rPr>
-        <w:t xml:space="preserve">, </w:t>
-      </w:r>
-      <w:r>
-        <w:rPr>
-          <w:rFonts w:ascii="Times New Roman" w:hAnsi="Times New Roman"/>
-          <w:i/>
-          <w:sz w:val="28"/>
-        </w:rPr>
-        <w:t>lucid.app</w:t>
-      </w:r>
-      <w:r>
-        <w:rPr>
-          <w:rFonts w:ascii="Times New Roman" w:hAnsi="Times New Roman"/>
-          <w:sz w:val="28"/>
-        </w:rPr>
-        <w:t xml:space="preserve">, </w:t>
-      </w:r>
-      <w:r>
-        <w:rPr>
-          <w:rFonts w:ascii="Times New Roman" w:hAnsi="Times New Roman"/>
-          <w:i/>
-          <w:sz w:val="28"/>
-        </w:rPr>
-        <w:t>eraser.io</w:t>
-      </w:r>
-      <w:r>
-        <w:rPr>
-          <w:rFonts w:ascii="Times New Roman" w:hAnsi="Times New Roman"/>
-          <w:sz w:val="28"/>
-        </w:rPr>
-        <w:t xml:space="preserve">, </w:t>
-      </w:r>
-      <w:r>
-        <w:rPr>
-          <w:rFonts w:ascii="Times New Roman" w:hAnsi="Times New Roman"/>
-          <w:i/>
-          <w:sz w:val="28"/>
-        </w:rPr>
-        <w:t>whimsical.com</w:t>
-      </w:r>
-      <w:r>
-        <w:rPr>
-          <w:rFonts w:ascii="Times New Roman" w:hAnsi="Times New Roman"/>
-          <w:sz w:val="28"/>
-        </w:rPr>
-        <w:t xml:space="preserve"> [Электронный ресурс]. – Дата доступа: 01.10.2026.</w:t>
+        <w:t>– Яндекс Вордстат: статистика запросов [Электронный ресурс]. – Режим доступа: https://wordstat.yandex.ru. – Дата доступа: 30.09.2026.</w:t>
       </w:r>
     </w:p>
     <w:p>
@@ -20458,17 +20314,24 @@
       <w:r>
         <w:rPr>
           <w:rFonts w:ascii="Times New Roman" w:hAnsi="Times New Roman"/>
+          <w:sz w:val="28"/>
+        </w:rPr>
+        <w:t xml:space="preserve">– Страницы сайтов конкурентов: </w:t>
+      </w:r>
+      <w:r>
+        <w:rPr>
+          <w:rFonts w:ascii="Times New Roman" w:hAnsi="Times New Roman"/>
           <w:i/>
           <w:sz w:val="28"/>
         </w:rPr>
-        <w:t>– Sparx</w:t>
-      </w:r>
-      <w:r>
-        <w:rPr>
-          <w:rFonts w:ascii="Times New Roman" w:hAnsi="Times New Roman"/>
-          <w:sz w:val="28"/>
-        </w:rPr>
-        <w:t xml:space="preserve"> </w:t>
+        <w:t>plantuml.com</w:t>
+      </w:r>
+      <w:r>
+        <w:rPr>
+          <w:rFonts w:ascii="Times New Roman" w:hAnsi="Times New Roman"/>
+          <w:sz w:val="28"/>
+        </w:rPr>
+        <w:t xml:space="preserve">, </w:t>
       </w:r>
       <w:r>
         <w:rPr>
@@ -20476,14 +20339,14 @@
           <w:i/>
           <w:sz w:val="28"/>
         </w:rPr>
-        <w:t>Systems</w:t>
-      </w:r>
-      <w:r>
-        <w:rPr>
-          <w:rFonts w:ascii="Times New Roman" w:hAnsi="Times New Roman"/>
-          <w:sz w:val="28"/>
-        </w:rPr>
-        <w:t xml:space="preserve"> </w:t>
+        <w:t>mermaid.js.org</w:t>
+      </w:r>
+      <w:r>
+        <w:rPr>
+          <w:rFonts w:ascii="Times New Roman" w:hAnsi="Times New Roman"/>
+          <w:sz w:val="28"/>
+        </w:rPr>
+        <w:t xml:space="preserve">, </w:t>
       </w:r>
       <w:r>
         <w:rPr>
@@ -20491,14 +20354,14 @@
           <w:i/>
           <w:sz w:val="28"/>
         </w:rPr>
-        <w:t>Enterprise</w:t>
-      </w:r>
-      <w:r>
-        <w:rPr>
-          <w:rFonts w:ascii="Times New Roman" w:hAnsi="Times New Roman"/>
-          <w:sz w:val="28"/>
-        </w:rPr>
-        <w:t xml:space="preserve"> </w:t>
+        <w:t>mermaid.ai</w:t>
+      </w:r>
+      <w:r>
+        <w:rPr>
+          <w:rFonts w:ascii="Times New Roman" w:hAnsi="Times New Roman"/>
+          <w:sz w:val="28"/>
+        </w:rPr>
+        <w:t xml:space="preserve">, </w:t>
       </w:r>
       <w:r>
         <w:rPr>
@@ -20506,14 +20369,104 @@
           <w:i/>
           <w:sz w:val="28"/>
         </w:rPr>
-        <w:t>Architect</w:t>
-      </w:r>
-      <w:r>
-        <w:rPr>
-          <w:rFonts w:ascii="Times New Roman" w:hAnsi="Times New Roman"/>
-          <w:sz w:val="28"/>
-        </w:rPr>
-        <w:t>: главная страница и цены [Электронный ресурс]. – Режим доступа: https://sparxsystems.com/products/ea/. – Дата доступа: 02.10.2026.</w:t>
+        <w:t>mermaidchart.com</w:t>
+      </w:r>
+      <w:r>
+        <w:rPr>
+          <w:rFonts w:ascii="Times New Roman" w:hAnsi="Times New Roman"/>
+          <w:sz w:val="28"/>
+        </w:rPr>
+        <w:t xml:space="preserve">, </w:t>
+      </w:r>
+      <w:r>
+        <w:rPr>
+          <w:rFonts w:ascii="Times New Roman" w:hAnsi="Times New Roman"/>
+          <w:i/>
+          <w:sz w:val="28"/>
+        </w:rPr>
+        <w:t>stormbpmn.com</w:t>
+      </w:r>
+      <w:r>
+        <w:rPr>
+          <w:rFonts w:ascii="Times New Roman" w:hAnsi="Times New Roman"/>
+          <w:sz w:val="28"/>
+        </w:rPr>
+        <w:t xml:space="preserve">, </w:t>
+      </w:r>
+      <w:r>
+        <w:rPr>
+          <w:rFonts w:ascii="Times New Roman" w:hAnsi="Times New Roman"/>
+          <w:i/>
+          <w:sz w:val="28"/>
+        </w:rPr>
+        <w:t>drawio.com</w:t>
+      </w:r>
+      <w:r>
+        <w:rPr>
+          <w:rFonts w:ascii="Times New Roman" w:hAnsi="Times New Roman"/>
+          <w:sz w:val="28"/>
+        </w:rPr>
+        <w:t xml:space="preserve">, </w:t>
+      </w:r>
+      <w:r>
+        <w:rPr>
+          <w:rFonts w:ascii="Times New Roman" w:hAnsi="Times New Roman"/>
+          <w:i/>
+          <w:sz w:val="28"/>
+        </w:rPr>
+        <w:t>lucid.co</w:t>
+      </w:r>
+      <w:r>
+        <w:rPr>
+          <w:rFonts w:ascii="Times New Roman" w:hAnsi="Times New Roman"/>
+          <w:sz w:val="28"/>
+        </w:rPr>
+        <w:t xml:space="preserve">, </w:t>
+      </w:r>
+      <w:r>
+        <w:rPr>
+          <w:rFonts w:ascii="Times New Roman" w:hAnsi="Times New Roman"/>
+          <w:i/>
+          <w:sz w:val="28"/>
+        </w:rPr>
+        <w:t>lucid.app</w:t>
+      </w:r>
+      <w:r>
+        <w:rPr>
+          <w:rFonts w:ascii="Times New Roman" w:hAnsi="Times New Roman"/>
+          <w:sz w:val="28"/>
+        </w:rPr>
+        <w:t xml:space="preserve">, </w:t>
+      </w:r>
+      <w:r>
+        <w:rPr>
+          <w:rFonts w:ascii="Times New Roman" w:hAnsi="Times New Roman"/>
+          <w:i/>
+          <w:sz w:val="28"/>
+        </w:rPr>
+        <w:t>eraser.io</w:t>
+      </w:r>
+      <w:r>
+        <w:rPr>
+          <w:rFonts w:ascii="Times New Roman" w:hAnsi="Times New Roman"/>
+          <w:sz w:val="28"/>
+        </w:rPr>
+        <w:t xml:space="preserve">, </w:t>
+      </w:r>
+      <w:r>
+        <w:rPr>
+          <w:rFonts w:ascii="Times New Roman" w:hAnsi="Times New Roman"/>
+          <w:i/>
+          <w:sz w:val="28"/>
+        </w:rPr>
+        <w:t>whimsical.com</w:t>
+      </w:r>
+      <w:r>
+        <w:rPr>
+          <w:rFonts w:ascii="Times New Roman" w:hAnsi="Times New Roman"/>
+          <w:sz w:val="28"/>
+        </w:rPr>
+        <w:t xml:space="preserve"> [Электронный ресурс]. – Дата доступа: 01.10.2026.</w:t>
       </w:r>
     </w:p>
     <w:p>
@@ -20529,14 +20482,14 @@
           <w:i/>
           <w:sz w:val="28"/>
         </w:rPr>
-        <w:t>– Trustpilot</w:t>
-      </w:r>
-      <w:r>
-        <w:rPr>
-          <w:rFonts w:ascii="Times New Roman" w:hAnsi="Times New Roman"/>
-          <w:sz w:val="28"/>
-        </w:rPr>
-        <w:t xml:space="preserve">: отзывы о </w:t>
+        <w:t>– Sparx</w:t>
+      </w:r>
+      <w:r>
+        <w:rPr>
+          <w:rFonts w:ascii="Times New Roman" w:hAnsi="Times New Roman"/>
+          <w:sz w:val="28"/>
+        </w:rPr>
+        <w:t xml:space="preserve"> </w:t>
       </w:r>
       <w:r>
         <w:rPr>
@@ -20544,14 +20497,14 @@
           <w:i/>
           <w:sz w:val="28"/>
         </w:rPr>
-        <w:t>Lucid</w:t>
-      </w:r>
-      <w:r>
-        <w:rPr>
-          <w:rFonts w:ascii="Times New Roman" w:hAnsi="Times New Roman"/>
-          <w:sz w:val="28"/>
-        </w:rPr>
-        <w:t xml:space="preserve">, </w:t>
+        <w:t>Systems</w:t>
+      </w:r>
+      <w:r>
+        <w:rPr>
+          <w:rFonts w:ascii="Times New Roman" w:hAnsi="Times New Roman"/>
+          <w:sz w:val="28"/>
+        </w:rPr>
+        <w:t xml:space="preserve"> </w:t>
       </w:r>
       <w:r>
         <w:rPr>
@@ -20559,14 +20512,14 @@
           <w:i/>
           <w:sz w:val="28"/>
         </w:rPr>
-        <w:t>Miro</w:t>
-      </w:r>
-      <w:r>
-        <w:rPr>
-          <w:rFonts w:ascii="Times New Roman" w:hAnsi="Times New Roman"/>
-          <w:sz w:val="28"/>
-        </w:rPr>
-        <w:t xml:space="preserve">, </w:t>
+        <w:t>Enterprise</w:t>
+      </w:r>
+      <w:r>
+        <w:rPr>
+          <w:rFonts w:ascii="Times New Roman" w:hAnsi="Times New Roman"/>
+          <w:sz w:val="28"/>
+        </w:rPr>
+        <w:t xml:space="preserve"> </w:t>
       </w:r>
       <w:r>
         <w:rPr>
@@ -20574,14 +20527,7 @@
           <w:i/>
           <w:sz w:val="28"/>
         </w:rPr>
-        <w:t>Creately</w:t>
-      </w:r>
-      <w:r>
-        <w:rPr>
-          <w:rFonts w:ascii="Times New Roman" w:hAnsi="Times New Roman"/>
-          <w:sz w:val="28"/>
-        </w:rPr>
-        <w:t xml:space="preserve">, </w:t>
+        <w:t>Architect</w:t>
       </w:r>
       <w:r>
         <w:rPr>
@@ -20589,44 +20535,7 @@
           <w:i/>
           <w:sz w:val="28"/>
         </w:rPr>
-        <w:t>SmartDraw</w:t>
-      </w:r>
-      <w:r>
-        <w:rPr>
-          <w:rFonts w:ascii="Times New Roman" w:hAnsi="Times New Roman"/>
-          <w:sz w:val="28"/>
-        </w:rPr>
-        <w:t xml:space="preserve">, </w:t>
-      </w:r>
-      <w:r>
-        <w:rPr>
-          <w:rFonts w:ascii="Times New Roman" w:hAnsi="Times New Roman"/>
-          <w:i/>
-          <w:sz w:val="28"/>
-        </w:rPr>
-        <w:t>Visual</w:t>
-      </w:r>
-      <w:r>
-        <w:rPr>
-          <w:rFonts w:ascii="Times New Roman" w:hAnsi="Times New Roman"/>
-          <w:sz w:val="28"/>
-        </w:rPr>
-        <w:t xml:space="preserve"> </w:t>
-      </w:r>
-      <w:r>
-        <w:rPr>
-          <w:rFonts w:ascii="Times New Roman" w:hAnsi="Times New Roman"/>
-          <w:i/>
-          <w:sz w:val="28"/>
-        </w:rPr>
-        <w:t>Paradigm</w:t>
-      </w:r>
-      <w:r>
-        <w:rPr>
-          <w:rFonts w:ascii="Times New Roman" w:hAnsi="Times New Roman"/>
-          <w:sz w:val="28"/>
-        </w:rPr>
-        <w:t xml:space="preserve"> [Электронный ресурс]. – Режим доступа: https://www.trustpilot.com. – Дата доступа: 02.10.2026.</w:t>
+        <w:t>: главная страница и цены [Электронный ресурс]. – Режим доступа: https://sparxsystems.com/products/ea/. – Дата доступа: 02.10.2026.</w:t>
       </w:r>
     </w:p>
     <w:p>
@@ -20642,6 +20551,120 @@
           <w:i/>
           <w:sz w:val="28"/>
         </w:rPr>
+        <w:t>– Trustpilot</w:t>
+      </w:r>
+      <w:r>
+        <w:rPr>
+          <w:rFonts w:ascii="Times New Roman" w:hAnsi="Times New Roman"/>
+          <w:sz w:val="28"/>
+        </w:rPr>
+        <w:t xml:space="preserve">: отзывы о </w:t>
+      </w:r>
+      <w:r>
+        <w:rPr>
+          <w:rFonts w:ascii="Times New Roman" w:hAnsi="Times New Roman"/>
+          <w:i/>
+          <w:sz w:val="28"/>
+        </w:rPr>
+        <w:t>Lucid</w:t>
+      </w:r>
+      <w:r>
+        <w:rPr>
+          <w:rFonts w:ascii="Times New Roman" w:hAnsi="Times New Roman"/>
+          <w:sz w:val="28"/>
+        </w:rPr>
+        <w:t xml:space="preserve">, </w:t>
+      </w:r>
+      <w:r>
+        <w:rPr>
+          <w:rFonts w:ascii="Times New Roman" w:hAnsi="Times New Roman"/>
+          <w:i/>
+          <w:sz w:val="28"/>
+        </w:rPr>
+        <w:t>Miro</w:t>
+      </w:r>
+      <w:r>
+        <w:rPr>
+          <w:rFonts w:ascii="Times New Roman" w:hAnsi="Times New Roman"/>
+          <w:sz w:val="28"/>
+        </w:rPr>
+        <w:t xml:space="preserve">, </w:t>
+      </w:r>
+      <w:r>
+        <w:rPr>
+          <w:rFonts w:ascii="Times New Roman" w:hAnsi="Times New Roman"/>
+          <w:i/>
+          <w:sz w:val="28"/>
+        </w:rPr>
+        <w:t>Creately</w:t>
+      </w:r>
+      <w:r>
+        <w:rPr>
+          <w:rFonts w:ascii="Times New Roman" w:hAnsi="Times New Roman"/>
+          <w:sz w:val="28"/>
+        </w:rPr>
+        <w:t xml:space="preserve">, </w:t>
+      </w:r>
+      <w:r>
+        <w:rPr>
+          <w:rFonts w:ascii="Times New Roman" w:hAnsi="Times New Roman"/>
+          <w:i/>
+          <w:sz w:val="28"/>
+        </w:rPr>
+        <w:t>SmartDraw</w:t>
+      </w:r>
+      <w:r>
+        <w:rPr>
+          <w:rFonts w:ascii="Times New Roman" w:hAnsi="Times New Roman"/>
+          <w:sz w:val="28"/>
+        </w:rPr>
+        <w:t xml:space="preserve">, </w:t>
+      </w:r>
+      <w:r>
+        <w:rPr>
+          <w:rFonts w:ascii="Times New Roman" w:hAnsi="Times New Roman"/>
+          <w:i/>
+          <w:sz w:val="28"/>
+        </w:rPr>
+        <w:t>Visual</w:t>
+      </w:r>
+      <w:r>
+        <w:rPr>
+          <w:rFonts w:ascii="Times New Roman" w:hAnsi="Times New Roman"/>
+          <w:sz w:val="28"/>
+        </w:rPr>
+        <w:t xml:space="preserve"> </w:t>
+      </w:r>
+      <w:r>
+        <w:rPr>
+          <w:rFonts w:ascii="Times New Roman" w:hAnsi="Times New Roman"/>
+          <w:i/>
+          <w:sz w:val="28"/>
+        </w:rPr>
+        <w:t>Paradigm</w:t>
+      </w:r>
+      <w:r>
+        <w:rPr>
+          <w:rFonts w:ascii="Times New Roman" w:hAnsi="Times New Roman"/>
+          <w:i/>
+          <w:sz w:val="28"/>
+        </w:rPr>
+        <w:t xml:space="preserve"> [Электронный ресурс]. – Режим доступа: https://www.trustpilot.com. – Дата доступа: 02.10.2026.</w:t>
+      </w:r>
+    </w:p>
+    <w:p>
+      <w:pPr>
+        <w:pStyle w:val="Compact"/>
+        <w:spacing w:before="0" w:after="0" w:line="360" w:lineRule="exact"/>
+        <w:ind w:left="709" w:firstLine="709"/>
+        <w:jc w:val="both"/>
+      </w:pPr>
+      <w:r>
+        <w:rPr>
+          <w:rFonts w:ascii="Times New Roman" w:hAnsi="Times New Roman"/>
+          <w:i/>
+          <w:sz w:val="28"/>
+        </w:rPr>
         <w:t>– Google</w:t>
       </w:r>
       <w:r>
@@ -20692,6 +20715,7 @@
       <w:r>
         <w:rPr>
           <w:rFonts w:ascii="Times New Roman" w:hAnsi="Times New Roman"/>
+          <w:i/>
           <w:sz w:val="28"/>
         </w:rPr>
         <w:t>, регион Беларусь [Электронный ресурс]. – Режим доступа: https://adstransparency.google.com. – Дата доступа: 02.10.2026.</w:t>
@@ -20830,8 +20854,8 @@
         <w:tblLook w:val="0020" w:firstRow="1" w:lastRow="0" w:firstColumn="0" w:lastColumn="0" w:noHBand="0" w:noVBand="0"/>
       </w:tblPr>
       <w:tblGrid>
-        <w:gridCol w:w="6323"/>
-        <w:gridCol w:w="3032"/>
+        <w:gridCol w:w="4677"/>
+        <w:gridCol w:w="4678"/>
       </w:tblGrid>
       <w:tr>
         <w:trPr>
@@ -20842,7 +20866,7 @@
         </w:trPr>
         <w:tc>
           <w:tcPr>
-            <w:tcW w:w="6322" w:type="dxa"/>
+            <w:tcW w:w="4677" w:type="dxa"/>
             <w:vAlign w:val="center"/>
           </w:tcPr>
           <w:p>
@@ -20864,7 +20888,7 @@
         </w:tc>
         <w:tc>
           <w:tcPr>
-            <w:tcW w:w="3032" w:type="dxa"/>
+            <w:tcW w:w="4677" w:type="dxa"/>
             <w:vAlign w:val="center"/>
           </w:tcPr>
           <w:p>
@@ -20892,7 +20916,7 @@
         </w:trPr>
         <w:tc>
           <w:tcPr>
-            <w:tcW w:w="6322" w:type="dxa"/>
+            <w:tcW w:w="4677" w:type="dxa"/>
             <w:vAlign w:val="center"/>
           </w:tcPr>
           <w:p>
@@ -20915,7 +20939,7 @@
         </w:tc>
         <w:tc>
           <w:tcPr>
-            <w:tcW w:w="3032" w:type="dxa"/>
+            <w:tcW w:w="4677" w:type="dxa"/>
             <w:vAlign w:val="center"/>
           </w:tcPr>
           <w:p>
@@ -20957,7 +20981,7 @@
         </w:trPr>
         <w:tc>
           <w:tcPr>
-            <w:tcW w:w="6322" w:type="dxa"/>
+            <w:tcW w:w="4677" w:type="dxa"/>
             <w:vAlign w:val="center"/>
           </w:tcPr>
           <w:p>
@@ -20980,7 +21004,7 @@
         </w:tc>
         <w:tc>
           <w:tcPr>
-            <w:tcW w:w="3032" w:type="dxa"/>
+            <w:tcW w:w="4677" w:type="dxa"/>
             <w:vAlign w:val="center"/>
           </w:tcPr>
           <w:p>
@@ -21022,7 +21046,7 @@
         </w:trPr>
         <w:tc>
           <w:tcPr>
-            <w:tcW w:w="6322" w:type="dxa"/>
+            <w:tcW w:w="4677" w:type="dxa"/>
             <w:vAlign w:val="center"/>
           </w:tcPr>
           <w:p>
@@ -21045,7 +21069,7 @@
         </w:tc>
         <w:tc>
           <w:tcPr>
-            <w:tcW w:w="3032" w:type="dxa"/>
+            <w:tcW w:w="4677" w:type="dxa"/>
             <w:vAlign w:val="center"/>
           </w:tcPr>
           <w:p>
@@ -21087,7 +21111,7 @@
         </w:trPr>
         <w:tc>
           <w:tcPr>
-            <w:tcW w:w="6322" w:type="dxa"/>
+            <w:tcW w:w="4677" w:type="dxa"/>
             <w:vAlign w:val="center"/>
           </w:tcPr>
           <w:p>
@@ -21110,7 +21134,7 @@
         </w:tc>
         <w:tc>
           <w:tcPr>
-            <w:tcW w:w="3032" w:type="dxa"/>
+            <w:tcW w:w="4677" w:type="dxa"/>
             <w:vAlign w:val="center"/>
           </w:tcPr>
           <w:p>
@@ -21137,7 +21161,7 @@
         </w:trPr>
         <w:tc>
           <w:tcPr>
-            <w:tcW w:w="6322" w:type="dxa"/>
+            <w:tcW w:w="4677" w:type="dxa"/>
             <w:vAlign w:val="center"/>
           </w:tcPr>
           <w:p>
@@ -21243,7 +21267,7 @@
         </w:tc>
         <w:tc>
           <w:tcPr>
-            <w:tcW w:w="3032" w:type="dxa"/>
+            <w:tcW w:w="4677" w:type="dxa"/>
             <w:vAlign w:val="center"/>
           </w:tcPr>
           <w:p>
@@ -21270,7 +21294,7 @@
         </w:trPr>
         <w:tc>
           <w:tcPr>
-            <w:tcW w:w="6322" w:type="dxa"/>
+            <w:tcW w:w="4677" w:type="dxa"/>
             <w:vAlign w:val="center"/>
           </w:tcPr>
           <w:p>
@@ -21301,7 +21325,7 @@
         </w:tc>
         <w:tc>
           <w:tcPr>
-            <w:tcW w:w="3032" w:type="dxa"/>
+            <w:tcW w:w="4677" w:type="dxa"/>
             <w:vAlign w:val="center"/>
           </w:tcPr>
           <w:p>
@@ -21336,7 +21360,7 @@
         </w:trPr>
         <w:tc>
           <w:tcPr>
-            <w:tcW w:w="6322" w:type="dxa"/>
+            <w:tcW w:w="4677" w:type="dxa"/>
             <w:vAlign w:val="center"/>
           </w:tcPr>
           <w:p>
@@ -21357,7 +21381,7 @@
         </w:tc>
         <w:tc>
           <w:tcPr>
-            <w:tcW w:w="3032" w:type="dxa"/>
+            <w:tcW w:w="4677" w:type="dxa"/>
             <w:vAlign w:val="center"/>
           </w:tcPr>
           <w:p>
@@ -21477,9 +21501,9 @@
         <w:tblLook w:val="0020" w:firstRow="1" w:lastRow="0" w:firstColumn="0" w:lastColumn="0" w:noHBand="0" w:noVBand="0"/>
       </w:tblPr>
       <w:tblGrid>
-        <w:gridCol w:w="644"/>
-        <w:gridCol w:w="4181"/>
-        <w:gridCol w:w="4530"/>
+        <w:gridCol w:w="3118"/>
+        <w:gridCol w:w="3118"/>
+        <w:gridCol w:w="3119"/>
       </w:tblGrid>
       <w:tr>
         <w:trPr>
@@ -21490,7 +21514,7 @@
         </w:trPr>
         <w:tc>
           <w:tcPr>
-            <w:tcW w:w="644" w:type="dxa"/>
+            <w:tcW w:w="3118" w:type="dxa"/>
             <w:vAlign w:val="center"/>
           </w:tcPr>
           <w:p>
@@ -21512,7 +21536,7 @@
         </w:tc>
         <w:tc>
           <w:tcPr>
-            <w:tcW w:w="4181" w:type="dxa"/>
+            <w:tcW w:w="3118" w:type="dxa"/>
             <w:vAlign w:val="center"/>
           </w:tcPr>
           <w:p>
@@ -21534,7 +21558,7 @@
         </w:tc>
         <w:tc>
           <w:tcPr>
-            <w:tcW w:w="4530" w:type="dxa"/>
+            <w:tcW w:w="3118" w:type="dxa"/>
             <w:vAlign w:val="center"/>
           </w:tcPr>
           <w:p>
@@ -21562,7 +21586,7 @@
         </w:trPr>
         <w:tc>
           <w:tcPr>
-            <w:tcW w:w="644" w:type="dxa"/>
+            <w:tcW w:w="3118" w:type="dxa"/>
             <w:vAlign w:val="center"/>
           </w:tcPr>
           <w:p>
@@ -21583,7 +21607,7 @@
         </w:tc>
         <w:tc>
           <w:tcPr>
-            <w:tcW w:w="4181" w:type="dxa"/>
+            <w:tcW w:w="3118" w:type="dxa"/>
             <w:vAlign w:val="center"/>
           </w:tcPr>
           <w:p>
@@ -21604,7 +21628,7 @@
         </w:tc>
         <w:tc>
           <w:tcPr>
-            <w:tcW w:w="4530" w:type="dxa"/>
+            <w:tcW w:w="3118" w:type="dxa"/>
             <w:vAlign w:val="center"/>
           </w:tcPr>
           <w:p>
@@ -21631,7 +21655,7 @@
         </w:trPr>
         <w:tc>
           <w:tcPr>
-            <w:tcW w:w="644" w:type="dxa"/>
+            <w:tcW w:w="3118" w:type="dxa"/>
             <w:vAlign w:val="center"/>
           </w:tcPr>
           <w:p>
@@ -21652,7 +21676,7 @@
         </w:tc>
         <w:tc>
           <w:tcPr>
-            <w:tcW w:w="4181" w:type="dxa"/>
+            <w:tcW w:w="3118" w:type="dxa"/>
             <w:vAlign w:val="center"/>
           </w:tcPr>
           <w:p>
@@ -21673,7 +21697,7 @@
         </w:tc>
         <w:tc>
           <w:tcPr>
-            <w:tcW w:w="4530" w:type="dxa"/>
+            <w:tcW w:w="3118" w:type="dxa"/>
             <w:vAlign w:val="center"/>
           </w:tcPr>
           <w:p>
@@ -21738,7 +21762,7 @@
         </w:trPr>
         <w:tc>
           <w:tcPr>
-            <w:tcW w:w="644" w:type="dxa"/>
+            <w:tcW w:w="3118" w:type="dxa"/>
             <w:vAlign w:val="center"/>
           </w:tcPr>
           <w:p>
@@ -21759,7 +21783,7 @@
         </w:tc>
         <w:tc>
           <w:tcPr>
-            <w:tcW w:w="4181" w:type="dxa"/>
+            <w:tcW w:w="3118" w:type="dxa"/>
             <w:vAlign w:val="center"/>
           </w:tcPr>
           <w:p>
@@ -21803,7 +21827,7 @@
         </w:tc>
         <w:tc>
           <w:tcPr>
-            <w:tcW w:w="4530" w:type="dxa"/>
+            <w:tcW w:w="3118" w:type="dxa"/>
             <w:vAlign w:val="center"/>
           </w:tcPr>
           <w:p>
@@ -21830,7 +21854,7 @@
         </w:trPr>
         <w:tc>
           <w:tcPr>
-            <w:tcW w:w="644" w:type="dxa"/>
+            <w:tcW w:w="3118" w:type="dxa"/>
             <w:vAlign w:val="center"/>
           </w:tcPr>
           <w:p>
@@ -21851,7 +21875,7 @@
         </w:tc>
         <w:tc>
           <w:tcPr>
-            <w:tcW w:w="4181" w:type="dxa"/>
+            <w:tcW w:w="3118" w:type="dxa"/>
             <w:vAlign w:val="center"/>
           </w:tcPr>
           <w:p>
@@ -21925,7 +21949,7 @@
         </w:tc>
         <w:tc>
           <w:tcPr>
-            <w:tcW w:w="4530" w:type="dxa"/>
+            <w:tcW w:w="3118" w:type="dxa"/>
             <w:vAlign w:val="center"/>
           </w:tcPr>
           <w:p>
@@ -22102,7 +22126,7 @@
         </w:trPr>
         <w:tc>
           <w:tcPr>
-            <w:tcW w:w="644" w:type="dxa"/>
+            <w:tcW w:w="3118" w:type="dxa"/>
             <w:vAlign w:val="center"/>
           </w:tcPr>
           <w:p>
@@ -22123,7 +22147,7 @@
         </w:tc>
         <w:tc>
           <w:tcPr>
-            <w:tcW w:w="4181" w:type="dxa"/>
+            <w:tcW w:w="3118" w:type="dxa"/>
             <w:vAlign w:val="center"/>
           </w:tcPr>
           <w:p>
@@ -22144,7 +22168,7 @@
         </w:tc>
         <w:tc>
           <w:tcPr>
-            <w:tcW w:w="4530" w:type="dxa"/>
+            <w:tcW w:w="3118" w:type="dxa"/>
             <w:vAlign w:val="center"/>
           </w:tcPr>
           <w:p>
@@ -22269,7 +22293,7 @@
         </w:trPr>
         <w:tc>
           <w:tcPr>
-            <w:tcW w:w="644" w:type="dxa"/>
+            <w:tcW w:w="3118" w:type="dxa"/>
             <w:vAlign w:val="center"/>
           </w:tcPr>
           <w:p>
@@ -22290,7 +22314,7 @@
         </w:tc>
         <w:tc>
           <w:tcPr>
-            <w:tcW w:w="4181" w:type="dxa"/>
+            <w:tcW w:w="3118" w:type="dxa"/>
             <w:vAlign w:val="center"/>
           </w:tcPr>
           <w:p>
@@ -22349,7 +22373,7 @@
         </w:tc>
         <w:tc>
           <w:tcPr>
-            <w:tcW w:w="4530" w:type="dxa"/>
+            <w:tcW w:w="3118" w:type="dxa"/>
             <w:vAlign w:val="center"/>
           </w:tcPr>
           <w:p>
@@ -22459,7 +22483,7 @@
         </w:trPr>
         <w:tc>
           <w:tcPr>
-            <w:tcW w:w="644" w:type="dxa"/>
+            <w:tcW w:w="3118" w:type="dxa"/>
             <w:vAlign w:val="center"/>
           </w:tcPr>
           <w:p>
@@ -22480,7 +22504,7 @@
         </w:tc>
         <w:tc>
           <w:tcPr>
-            <w:tcW w:w="4181" w:type="dxa"/>
+            <w:tcW w:w="3118" w:type="dxa"/>
             <w:vAlign w:val="center"/>
           </w:tcPr>
           <w:p>
@@ -22516,7 +22540,7 @@
         </w:tc>
         <w:tc>
           <w:tcPr>
-            <w:tcW w:w="4530" w:type="dxa"/>
+            <w:tcW w:w="3118" w:type="dxa"/>
             <w:vAlign w:val="center"/>
           </w:tcPr>
           <w:p>
@@ -22771,8 +22795,8 @@
         <w:tblLook w:val="0020" w:firstRow="1" w:lastRow="0" w:firstColumn="0" w:lastColumn="0" w:noHBand="0" w:noVBand="0"/>
       </w:tblPr>
       <w:tblGrid>
-        <w:gridCol w:w="4580"/>
-        <w:gridCol w:w="4775"/>
+        <w:gridCol w:w="4677"/>
+        <w:gridCol w:w="4678"/>
       </w:tblGrid>
       <w:tr>
         <w:trPr>
@@ -22783,7 +22807,7 @@
         </w:trPr>
         <w:tc>
           <w:tcPr>
-            <w:tcW w:w="4580" w:type="dxa"/>
+            <w:tcW w:w="4677" w:type="dxa"/>
             <w:vAlign w:val="center"/>
           </w:tcPr>
           <w:p>
@@ -22805,7 +22829,7 @@
         </w:tc>
         <w:tc>
           <w:tcPr>
-            <w:tcW w:w="4775" w:type="dxa"/>
+            <w:tcW w:w="4677" w:type="dxa"/>
             <w:vAlign w:val="center"/>
           </w:tcPr>
           <w:p>
@@ -22833,7 +22857,7 @@
         </w:trPr>
         <w:tc>
           <w:tcPr>
-            <w:tcW w:w="4580" w:type="dxa"/>
+            <w:tcW w:w="4677" w:type="dxa"/>
             <w:vAlign w:val="center"/>
           </w:tcPr>
           <w:p>
@@ -22922,7 +22946,7 @@
         </w:tc>
         <w:tc>
           <w:tcPr>
-            <w:tcW w:w="4775" w:type="dxa"/>
+            <w:tcW w:w="4677" w:type="dxa"/>
             <w:vAlign w:val="center"/>
           </w:tcPr>
           <w:p>
@@ -23002,7 +23026,7 @@
         </w:trPr>
         <w:tc>
           <w:tcPr>
-            <w:tcW w:w="4580" w:type="dxa"/>
+            <w:tcW w:w="4677" w:type="dxa"/>
             <w:vAlign w:val="center"/>
           </w:tcPr>
           <w:p>
@@ -23031,7 +23055,7 @@
         </w:tc>
         <w:tc>
           <w:tcPr>
-            <w:tcW w:w="4775" w:type="dxa"/>
+            <w:tcW w:w="4677" w:type="dxa"/>
             <w:vAlign w:val="center"/>
           </w:tcPr>
           <w:p>
@@ -23171,7 +23195,7 @@
         </w:trPr>
         <w:tc>
           <w:tcPr>
-            <w:tcW w:w="4580" w:type="dxa"/>
+            <w:tcW w:w="4677" w:type="dxa"/>
             <w:vAlign w:val="center"/>
           </w:tcPr>
           <w:p>
@@ -23200,7 +23224,7 @@
         </w:tc>
         <w:tc>
           <w:tcPr>
-            <w:tcW w:w="4775" w:type="dxa"/>
+            <w:tcW w:w="4677" w:type="dxa"/>
             <w:vAlign w:val="center"/>
           </w:tcPr>
           <w:p>
@@ -23242,7 +23266,7 @@
         </w:trPr>
         <w:tc>
           <w:tcPr>
-            <w:tcW w:w="4580" w:type="dxa"/>
+            <w:tcW w:w="4677" w:type="dxa"/>
             <w:vAlign w:val="center"/>
           </w:tcPr>
           <w:p>
@@ -23263,7 +23287,7 @@
         </w:tc>
         <w:tc>
           <w:tcPr>
-            <w:tcW w:w="4775" w:type="dxa"/>
+            <w:tcW w:w="4677" w:type="dxa"/>
             <w:vAlign w:val="center"/>
           </w:tcPr>
           <w:p>
@@ -23420,9 +23444,9 @@
         <w:tblLook w:val="0020" w:firstRow="1" w:lastRow="0" w:firstColumn="0" w:lastColumn="0" w:noHBand="0" w:noVBand="0"/>
       </w:tblPr>
       <w:tblGrid>
-        <w:gridCol w:w="3528"/>
-        <w:gridCol w:w="1467"/>
-        <w:gridCol w:w="4360"/>
+        <w:gridCol w:w="3118"/>
+        <w:gridCol w:w="3118"/>
+        <w:gridCol w:w="3119"/>
       </w:tblGrid>
       <w:tr>
         <w:trPr>
@@ -23433,7 +23457,7 @@
         </w:trPr>
         <w:tc>
           <w:tcPr>
-            <w:tcW w:w="3528" w:type="dxa"/>
+            <w:tcW w:w="3118" w:type="dxa"/>
             <w:vAlign w:val="center"/>
           </w:tcPr>
           <w:p>
@@ -23455,7 +23479,7 @@
         </w:tc>
         <w:tc>
           <w:tcPr>
-            <w:tcW w:w="1467" w:type="dxa"/>
+            <w:tcW w:w="3118" w:type="dxa"/>
             <w:vAlign w:val="center"/>
           </w:tcPr>
           <w:p>
@@ -23477,7 +23501,7 @@
         </w:tc>
         <w:tc>
           <w:tcPr>
-            <w:tcW w:w="4360" w:type="dxa"/>
+            <w:tcW w:w="3118" w:type="dxa"/>
             <w:vAlign w:val="center"/>
           </w:tcPr>
           <w:p>
@@ -23514,7 +23538,7 @@
         </w:trPr>
         <w:tc>
           <w:tcPr>
-            <w:tcW w:w="3528" w:type="dxa"/>
+            <w:tcW w:w="3118" w:type="dxa"/>
             <w:vAlign w:val="center"/>
           </w:tcPr>
           <w:p>
@@ -23535,7 +23559,7 @@
         </w:tc>
         <w:tc>
           <w:tcPr>
-            <w:tcW w:w="1467" w:type="dxa"/>
+            <w:tcW w:w="3118" w:type="dxa"/>
             <w:vAlign w:val="center"/>
           </w:tcPr>
           <w:p>
@@ -23556,7 +23580,7 @@
         </w:tc>
         <w:tc>
           <w:tcPr>
-            <w:tcW w:w="4360" w:type="dxa"/>
+            <w:tcW w:w="3118" w:type="dxa"/>
             <w:vAlign w:val="center"/>
           </w:tcPr>
           <w:p>
@@ -23621,7 +23645,7 @@
         </w:trPr>
         <w:tc>
           <w:tcPr>
-            <w:tcW w:w="3528" w:type="dxa"/>
+            <w:tcW w:w="3118" w:type="dxa"/>
             <w:vAlign w:val="center"/>
           </w:tcPr>
           <w:p>
@@ -23642,7 +23666,7 @@
         </w:tc>
         <w:tc>
           <w:tcPr>
-            <w:tcW w:w="1467" w:type="dxa"/>
+            <w:tcW w:w="3118" w:type="dxa"/>
             <w:vAlign w:val="center"/>
           </w:tcPr>
           <w:p>
@@ -23663,7 +23687,7 @@
         </w:tc>
         <w:tc>
           <w:tcPr>
-            <w:tcW w:w="4360" w:type="dxa"/>
+            <w:tcW w:w="3118" w:type="dxa"/>
             <w:vAlign w:val="center"/>
           </w:tcPr>
           <w:p>
@@ -23690,7 +23714,7 @@
         </w:trPr>
         <w:tc>
           <w:tcPr>
-            <w:tcW w:w="3528" w:type="dxa"/>
+            <w:tcW w:w="3118" w:type="dxa"/>
             <w:vAlign w:val="center"/>
           </w:tcPr>
           <w:p>
@@ -23711,7 +23735,7 @@
         </w:tc>
         <w:tc>
           <w:tcPr>
-            <w:tcW w:w="1467" w:type="dxa"/>
+            <w:tcW w:w="3118" w:type="dxa"/>
             <w:vAlign w:val="center"/>
           </w:tcPr>
           <w:p>
@@ -23732,7 +23756,7 @@
         </w:tc>
         <w:tc>
           <w:tcPr>
-            <w:tcW w:w="4360" w:type="dxa"/>
+            <w:tcW w:w="3118" w:type="dxa"/>
             <w:vAlign w:val="center"/>
           </w:tcPr>
           <w:p>
@@ -23759,7 +23783,7 @@
         </w:trPr>
         <w:tc>
           <w:tcPr>
-            <w:tcW w:w="3528" w:type="dxa"/>
+            <w:tcW w:w="3118" w:type="dxa"/>
             <w:vAlign w:val="center"/>
           </w:tcPr>
           <w:p>
@@ -23780,7 +23804,7 @@
         </w:tc>
         <w:tc>
           <w:tcPr>
-            <w:tcW w:w="1467" w:type="dxa"/>
+            <w:tcW w:w="3118" w:type="dxa"/>
             <w:vAlign w:val="center"/>
           </w:tcPr>
           <w:p>
@@ -23801,7 +23825,7 @@
         </w:tc>
         <w:tc>
           <w:tcPr>
-            <w:tcW w:w="4360" w:type="dxa"/>
+            <w:tcW w:w="3118" w:type="dxa"/>
             <w:vAlign w:val="center"/>
           </w:tcPr>
           <w:p>
@@ -23828,7 +23852,7 @@
         </w:trPr>
         <w:tc>
           <w:tcPr>
-            <w:tcW w:w="3528" w:type="dxa"/>
+            <w:tcW w:w="3118" w:type="dxa"/>
             <w:vAlign w:val="center"/>
           </w:tcPr>
           <w:p>
@@ -23849,7 +23873,7 @@
         </w:tc>
         <w:tc>
           <w:tcPr>
-            <w:tcW w:w="1467" w:type="dxa"/>
+            <w:tcW w:w="3118" w:type="dxa"/>
             <w:vAlign w:val="center"/>
           </w:tcPr>
           <w:p>
@@ -23870,7 +23894,7 @@
         </w:tc>
         <w:tc>
           <w:tcPr>
-            <w:tcW w:w="4360" w:type="dxa"/>
+            <w:tcW w:w="3118" w:type="dxa"/>
             <w:vAlign w:val="center"/>
           </w:tcPr>
           <w:p>
@@ -23929,9 +23953,9 @@
         <w:tblLook w:val="0020" w:firstRow="1" w:lastRow="0" w:firstColumn="0" w:lastColumn="0" w:noHBand="0" w:noVBand="0"/>
       </w:tblPr>
       <w:tblGrid>
-        <w:gridCol w:w="3366"/>
-        <w:gridCol w:w="3296"/>
-        <w:gridCol w:w="2693"/>
+        <w:gridCol w:w="3118"/>
+        <w:gridCol w:w="3118"/>
+        <w:gridCol w:w="3119"/>
       </w:tblGrid>
       <w:tr>
         <w:trPr>
@@ -23942,7 +23966,7 @@
         </w:trPr>
         <w:tc>
           <w:tcPr>
-            <w:tcW w:w="3366" w:type="dxa"/>
+            <w:tcW w:w="3118" w:type="dxa"/>
             <w:vAlign w:val="center"/>
           </w:tcPr>
           <w:p>
@@ -23964,7 +23988,7 @@
         </w:tc>
         <w:tc>
           <w:tcPr>
-            <w:tcW w:w="3296" w:type="dxa"/>
+            <w:tcW w:w="3118" w:type="dxa"/>
             <w:vAlign w:val="center"/>
           </w:tcPr>
           <w:p>
@@ -23986,7 +24010,7 @@
         </w:tc>
         <w:tc>
           <w:tcPr>
-            <w:tcW w:w="2693" w:type="dxa"/>
+            <w:tcW w:w="3118" w:type="dxa"/>
             <w:vAlign w:val="center"/>
           </w:tcPr>
           <w:p>
@@ -24074,7 +24098,7 @@
         </w:trPr>
         <w:tc>
           <w:tcPr>
-            <w:tcW w:w="3366" w:type="dxa"/>
+            <w:tcW w:w="3118" w:type="dxa"/>
             <w:vAlign w:val="center"/>
           </w:tcPr>
           <w:p>
@@ -24125,7 +24149,7 @@
         </w:tc>
         <w:tc>
           <w:tcPr>
-            <w:tcW w:w="3296" w:type="dxa"/>
+            <w:tcW w:w="3118" w:type="dxa"/>
             <w:vAlign w:val="center"/>
           </w:tcPr>
           <w:p>
@@ -24154,7 +24178,7 @@
         </w:tc>
         <w:tc>
           <w:tcPr>
-            <w:tcW w:w="2693" w:type="dxa"/>
+            <w:tcW w:w="3118" w:type="dxa"/>
             <w:vAlign w:val="center"/>
           </w:tcPr>
           <w:p>
@@ -24181,7 +24205,7 @@
         </w:trPr>
         <w:tc>
           <w:tcPr>
-            <w:tcW w:w="3366" w:type="dxa"/>
+            <w:tcW w:w="3118" w:type="dxa"/>
             <w:vAlign w:val="center"/>
           </w:tcPr>
           <w:p>
@@ -24202,7 +24226,7 @@
         </w:tc>
         <w:tc>
           <w:tcPr>
-            <w:tcW w:w="3296" w:type="dxa"/>
+            <w:tcW w:w="3118" w:type="dxa"/>
             <w:vAlign w:val="center"/>
           </w:tcPr>
           <w:p>
@@ -24231,7 +24255,7 @@
         </w:tc>
         <w:tc>
           <w:tcPr>
-            <w:tcW w:w="2693" w:type="dxa"/>
+            <w:tcW w:w="3118" w:type="dxa"/>
             <w:vAlign w:val="center"/>
           </w:tcPr>
           <w:p>
@@ -24258,7 +24282,7 @@
         </w:trPr>
         <w:tc>
           <w:tcPr>
-            <w:tcW w:w="3366" w:type="dxa"/>
+            <w:tcW w:w="3118" w:type="dxa"/>
             <w:vAlign w:val="center"/>
           </w:tcPr>
           <w:p>
@@ -24317,7 +24341,7 @@
         </w:tc>
         <w:tc>
           <w:tcPr>
-            <w:tcW w:w="3296" w:type="dxa"/>
+            <w:tcW w:w="3118" w:type="dxa"/>
             <w:vAlign w:val="center"/>
           </w:tcPr>
           <w:p>
@@ -24346,7 +24370,7 @@
         </w:tc>
         <w:tc>
           <w:tcPr>
-            <w:tcW w:w="2693" w:type="dxa"/>
+            <w:tcW w:w="3118" w:type="dxa"/>
             <w:vAlign w:val="center"/>
           </w:tcPr>
           <w:p>
@@ -24373,7 +24397,7 @@
         </w:trPr>
         <w:tc>
           <w:tcPr>
-            <w:tcW w:w="3366" w:type="dxa"/>
+            <w:tcW w:w="3118" w:type="dxa"/>
             <w:vAlign w:val="center"/>
           </w:tcPr>
           <w:p>
@@ -24394,7 +24418,7 @@
         </w:tc>
         <w:tc>
           <w:tcPr>
-            <w:tcW w:w="3296" w:type="dxa"/>
+            <w:tcW w:w="3118" w:type="dxa"/>
             <w:vAlign w:val="center"/>
           </w:tcPr>
           <w:p>
@@ -24423,7 +24447,7 @@
         </w:tc>
         <w:tc>
           <w:tcPr>
-            <w:tcW w:w="2693" w:type="dxa"/>
+            <w:tcW w:w="3118" w:type="dxa"/>
             <w:vAlign w:val="center"/>
           </w:tcPr>
           <w:p>
@@ -24450,7 +24474,7 @@
         </w:trPr>
         <w:tc>
           <w:tcPr>
-            <w:tcW w:w="3366" w:type="dxa"/>
+            <w:tcW w:w="3118" w:type="dxa"/>
             <w:vAlign w:val="center"/>
           </w:tcPr>
           <w:p>
@@ -24494,7 +24518,7 @@
         </w:tc>
         <w:tc>
           <w:tcPr>
-            <w:tcW w:w="3296" w:type="dxa"/>
+            <w:tcW w:w="3118" w:type="dxa"/>
             <w:vAlign w:val="center"/>
           </w:tcPr>
           <w:p>
@@ -24523,7 +24547,7 @@
         </w:tc>
         <w:tc>
           <w:tcPr>
-            <w:tcW w:w="2693" w:type="dxa"/>
+            <w:tcW w:w="3118" w:type="dxa"/>
             <w:vAlign w:val="center"/>
           </w:tcPr>
           <w:p>
@@ -24550,7 +24574,7 @@
         </w:trPr>
         <w:tc>
           <w:tcPr>
-            <w:tcW w:w="3366" w:type="dxa"/>
+            <w:tcW w:w="3118" w:type="dxa"/>
             <w:vAlign w:val="center"/>
           </w:tcPr>
           <w:p>
@@ -24579,7 +24603,7 @@
         </w:tc>
         <w:tc>
           <w:tcPr>
-            <w:tcW w:w="3296" w:type="dxa"/>
+            <w:tcW w:w="3118" w:type="dxa"/>
             <w:vAlign w:val="center"/>
           </w:tcPr>
           <w:p>
@@ -24608,7 +24632,7 @@
         </w:tc>
         <w:tc>
           <w:tcPr>
-            <w:tcW w:w="2693" w:type="dxa"/>
+            <w:tcW w:w="3118" w:type="dxa"/>
             <w:vAlign w:val="center"/>
           </w:tcPr>
           <w:p>
@@ -24825,9 +24849,9 @@
         <w:tblLook w:val="0020" w:firstRow="1" w:lastRow="0" w:firstColumn="0" w:lastColumn="0" w:noHBand="0" w:noVBand="0"/>
       </w:tblPr>
       <w:tblGrid>
-        <w:gridCol w:w="2136"/>
-        <w:gridCol w:w="3631"/>
-        <w:gridCol w:w="3588"/>
+        <w:gridCol w:w="3118"/>
+        <w:gridCol w:w="3118"/>
+        <w:gridCol w:w="3119"/>
       </w:tblGrid>
       <w:tr>
         <w:trPr>
@@ -24838,7 +24862,7 @@
         </w:trPr>
         <w:tc>
           <w:tcPr>
-            <w:tcW w:w="2135" w:type="dxa"/>
+            <w:tcW w:w="3118" w:type="dxa"/>
             <w:vAlign w:val="center"/>
           </w:tcPr>
           <w:p>
@@ -24860,7 +24884,7 @@
         </w:tc>
         <w:tc>
           <w:tcPr>
-            <w:tcW w:w="3631" w:type="dxa"/>
+            <w:tcW w:w="3118" w:type="dxa"/>
             <w:vAlign w:val="center"/>
           </w:tcPr>
           <w:p>
@@ -24882,7 +24906,7 @@
         </w:tc>
         <w:tc>
           <w:tcPr>
-            <w:tcW w:w="3588" w:type="dxa"/>
+            <w:tcW w:w="3118" w:type="dxa"/>
             <w:vAlign w:val="center"/>
           </w:tcPr>
           <w:p>
@@ -24919,7 +24943,7 @@
         </w:trPr>
         <w:tc>
           <w:tcPr>
-            <w:tcW w:w="2135" w:type="dxa"/>
+            <w:tcW w:w="3118" w:type="dxa"/>
             <w:vAlign w:val="center"/>
           </w:tcPr>
           <w:p>
@@ -24940,7 +24964,7 @@
         </w:tc>
         <w:tc>
           <w:tcPr>
-            <w:tcW w:w="3631" w:type="dxa"/>
+            <w:tcW w:w="3118" w:type="dxa"/>
             <w:vAlign w:val="center"/>
           </w:tcPr>
           <w:p>
@@ -24961,7 +24985,7 @@
         </w:tc>
         <w:tc>
           <w:tcPr>
-            <w:tcW w:w="3588" w:type="dxa"/>
+            <w:tcW w:w="3118" w:type="dxa"/>
             <w:vAlign w:val="center"/>
           </w:tcPr>
           <w:p>
@@ -24988,7 +25012,7 @@
         </w:trPr>
         <w:tc>
           <w:tcPr>
-            <w:tcW w:w="2135" w:type="dxa"/>
+            <w:tcW w:w="3118" w:type="dxa"/>
             <w:vAlign w:val="center"/>
           </w:tcPr>
           <w:p>
@@ -25009,7 +25033,7 @@
         </w:tc>
         <w:tc>
           <w:tcPr>
-            <w:tcW w:w="3631" w:type="dxa"/>
+            <w:tcW w:w="3118" w:type="dxa"/>
             <w:vAlign w:val="center"/>
           </w:tcPr>
           <w:p>
@@ -25030,7 +25054,7 @@
         </w:tc>
         <w:tc>
           <w:tcPr>
-            <w:tcW w:w="3588" w:type="dxa"/>
+            <w:tcW w:w="3118" w:type="dxa"/>
             <w:vAlign w:val="center"/>
           </w:tcPr>
           <w:p>
@@ -25057,7 +25081,7 @@
         </w:trPr>
         <w:tc>
           <w:tcPr>
-            <w:tcW w:w="2135" w:type="dxa"/>
+            <w:tcW w:w="3118" w:type="dxa"/>
             <w:vAlign w:val="center"/>
           </w:tcPr>
           <w:p>
@@ -25078,7 +25102,7 @@
         </w:tc>
         <w:tc>
           <w:tcPr>
-            <w:tcW w:w="3631" w:type="dxa"/>
+            <w:tcW w:w="3118" w:type="dxa"/>
             <w:vAlign w:val="center"/>
           </w:tcPr>
           <w:p>
@@ -25114,7 +25138,7 @@
         </w:tc>
         <w:tc>
           <w:tcPr>
-            <w:tcW w:w="3588" w:type="dxa"/>
+            <w:tcW w:w="3118" w:type="dxa"/>
             <w:vAlign w:val="center"/>
           </w:tcPr>
           <w:p>
@@ -25141,7 +25165,7 @@
         </w:trPr>
         <w:tc>
           <w:tcPr>
-            <w:tcW w:w="2135" w:type="dxa"/>
+            <w:tcW w:w="3118" w:type="dxa"/>
             <w:vAlign w:val="center"/>
           </w:tcPr>
           <w:p>
@@ -25170,7 +25194,7 @@
         </w:tc>
         <w:tc>
           <w:tcPr>
-            <w:tcW w:w="3631" w:type="dxa"/>
+            <w:tcW w:w="3118" w:type="dxa"/>
             <w:vAlign w:val="center"/>
           </w:tcPr>
           <w:p>
@@ -25191,7 +25215,7 @@
         </w:tc>
         <w:tc>
           <w:tcPr>
-            <w:tcW w:w="3588" w:type="dxa"/>
+            <w:tcW w:w="3118" w:type="dxa"/>
             <w:vAlign w:val="center"/>
           </w:tcPr>
           <w:p>
@@ -25218,7 +25242,7 @@
         </w:trPr>
         <w:tc>
           <w:tcPr>
-            <w:tcW w:w="2135" w:type="dxa"/>
+            <w:tcW w:w="3118" w:type="dxa"/>
             <w:vAlign w:val="center"/>
           </w:tcPr>
           <w:p>
@@ -25239,7 +25263,7 @@
         </w:tc>
         <w:tc>
           <w:tcPr>
-            <w:tcW w:w="3631" w:type="dxa"/>
+            <w:tcW w:w="3118" w:type="dxa"/>
             <w:vAlign w:val="center"/>
           </w:tcPr>
           <w:p>
@@ -25268,7 +25292,7 @@
         </w:tc>
         <w:tc>
           <w:tcPr>
-            <w:tcW w:w="3588" w:type="dxa"/>
+            <w:tcW w:w="3118" w:type="dxa"/>
             <w:vAlign w:val="center"/>
           </w:tcPr>
           <w:p>

--- a/СДАЧА/ЛР5/ОТЧЕТ_ЛР5_NotaCode.docx
+++ b/СДАЧА/ЛР5/ОТЧЕТ_ЛР5_NotaCode.docx
@@ -244,7 +244,7 @@
         </w:rPr>
         <w:fldChar w:fldCharType="separate"/>
       </w:r>
-      <w:hyperlink w:anchor="_Toc242031825" w:history="1">
+      <w:hyperlink w:anchor="_Toc242042969" w:history="1">
         <w:r>
           <w:rPr>
             <w:rStyle w:val="ad"/>
@@ -271,7 +271,7 @@
             <w:noProof/>
             <w:webHidden/>
           </w:rPr>
-          <w:instrText xml:space="preserve"> PAGEREF _Toc242031825 \h </w:instrText>
+          <w:instrText xml:space="preserve"> PAGEREF _Toc242042969 \h </w:instrText>
         </w:r>
         <w:r>
           <w:rPr>
@@ -316,7 +316,7 @@
           <w14:ligatures w14:val="standardContextual"/>
         </w:rPr>
       </w:pPr>
-      <w:hyperlink w:anchor="_Toc242031826" w:history="1">
+      <w:hyperlink w:anchor="_Toc242042970" w:history="1">
         <w:r>
           <w:rPr>
             <w:rStyle w:val="ad"/>
@@ -343,7 +343,7 @@
             <w:noProof/>
             <w:webHidden/>
           </w:rPr>
-          <w:instrText xml:space="preserve"> PAGEREF _Toc242031826 \h </w:instrText>
+          <w:instrText xml:space="preserve"> PAGEREF _Toc242042970 \h </w:instrText>
         </w:r>
         <w:r>
           <w:rPr>
@@ -388,7 +388,7 @@
           <w14:ligatures w14:val="standardContextual"/>
         </w:rPr>
       </w:pPr>
-      <w:hyperlink w:anchor="_Toc242031827" w:history="1">
+      <w:hyperlink w:anchor="_Toc242042971" w:history="1">
         <w:r>
           <w:rPr>
             <w:rStyle w:val="ad"/>
@@ -415,7 +415,7 @@
             <w:noProof/>
             <w:webHidden/>
           </w:rPr>
-          <w:instrText xml:space="preserve"> PAGEREF _Toc242031827 \h </w:instrText>
+          <w:instrText xml:space="preserve"> PAGEREF _Toc242042971 \h </w:instrText>
         </w:r>
         <w:r>
           <w:rPr>
@@ -460,7 +460,7 @@
           <w14:ligatures w14:val="standardContextual"/>
         </w:rPr>
       </w:pPr>
-      <w:hyperlink w:anchor="_Toc242031828" w:history="1">
+      <w:hyperlink w:anchor="_Toc242042972" w:history="1">
         <w:r>
           <w:rPr>
             <w:rStyle w:val="ad"/>
@@ -503,7 +503,7 @@
             <w:noProof/>
             <w:webHidden/>
           </w:rPr>
-          <w:instrText xml:space="preserve"> PAGEREF _Toc242031828 \h </w:instrText>
+          <w:instrText xml:space="preserve"> PAGEREF _Toc242042972 \h </w:instrText>
         </w:r>
         <w:r>
           <w:rPr>
@@ -548,7 +548,7 @@
           <w14:ligatures w14:val="standardContextual"/>
         </w:rPr>
       </w:pPr>
-      <w:hyperlink w:anchor="_Toc242031829" w:history="1">
+      <w:hyperlink w:anchor="_Toc242042973" w:history="1">
         <w:r>
           <w:rPr>
             <w:rStyle w:val="ad"/>
@@ -591,7 +591,7 @@
             <w:noProof/>
             <w:webHidden/>
           </w:rPr>
-          <w:instrText xml:space="preserve"> PAGEREF _Toc242031829 \h </w:instrText>
+          <w:instrText xml:space="preserve"> PAGEREF _Toc242042973 \h </w:instrText>
         </w:r>
         <w:r>
           <w:rPr>
@@ -636,7 +636,7 @@
           <w14:ligatures w14:val="standardContextual"/>
         </w:rPr>
       </w:pPr>
-      <w:hyperlink w:anchor="_Toc242031830" w:history="1">
+      <w:hyperlink w:anchor="_Toc242042974" w:history="1">
         <w:r>
           <w:rPr>
             <w:rStyle w:val="ad"/>
@@ -679,7 +679,7 @@
             <w:noProof/>
             <w:webHidden/>
           </w:rPr>
-          <w:instrText xml:space="preserve"> PAGEREF _Toc242031830 \h </w:instrText>
+          <w:instrText xml:space="preserve"> PAGEREF _Toc242042974 \h </w:instrText>
         </w:r>
         <w:r>
           <w:rPr>
@@ -724,7 +724,7 @@
           <w14:ligatures w14:val="standardContextual"/>
         </w:rPr>
       </w:pPr>
-      <w:hyperlink w:anchor="_Toc242031831" w:history="1">
+      <w:hyperlink w:anchor="_Toc242042975" w:history="1">
         <w:r>
           <w:rPr>
             <w:rStyle w:val="ad"/>
@@ -751,7 +751,7 @@
             <w:noProof/>
             <w:webHidden/>
           </w:rPr>
-          <w:instrText xml:space="preserve"> PAGEREF _Toc242031831 \h </w:instrText>
+          <w:instrText xml:space="preserve"> PAGEREF _Toc242042975 \h </w:instrText>
         </w:r>
         <w:r>
           <w:rPr>
@@ -796,7 +796,7 @@
           <w14:ligatures w14:val="standardContextual"/>
         </w:rPr>
       </w:pPr>
-      <w:hyperlink w:anchor="_Toc242031832" w:history="1">
+      <w:hyperlink w:anchor="_Toc242042976" w:history="1">
         <w:r>
           <w:rPr>
             <w:rStyle w:val="ad"/>
@@ -823,7 +823,7 @@
             <w:noProof/>
             <w:webHidden/>
           </w:rPr>
-          <w:instrText xml:space="preserve"> PAGEREF _Toc242031832 \h </w:instrText>
+          <w:instrText xml:space="preserve"> PAGEREF _Toc242042976 \h </w:instrText>
         </w:r>
         <w:r>
           <w:rPr>
@@ -868,7 +868,7 @@
           <w14:ligatures w14:val="standardContextual"/>
         </w:rPr>
       </w:pPr>
-      <w:hyperlink w:anchor="_Toc242031833" w:history="1">
+      <w:hyperlink w:anchor="_Toc242042977" w:history="1">
         <w:r>
           <w:rPr>
             <w:rStyle w:val="ad"/>
@@ -895,7 +895,7 @@
             <w:noProof/>
             <w:webHidden/>
           </w:rPr>
-          <w:instrText xml:space="preserve"> PAGEREF _Toc242031833 \h </w:instrText>
+          <w:instrText xml:space="preserve"> PAGEREF _Toc242042977 \h </w:instrText>
         </w:r>
         <w:r>
           <w:rPr>
@@ -940,7 +940,7 @@
           <w14:ligatures w14:val="standardContextual"/>
         </w:rPr>
       </w:pPr>
-      <w:hyperlink w:anchor="_Toc242031834" w:history="1">
+      <w:hyperlink w:anchor="_Toc242042978" w:history="1">
         <w:r>
           <w:rPr>
             <w:rStyle w:val="ad"/>
@@ -967,7 +967,7 @@
             <w:noProof/>
             <w:webHidden/>
           </w:rPr>
-          <w:instrText xml:space="preserve"> PAGEREF _Toc242031834 \h </w:instrText>
+          <w:instrText xml:space="preserve"> PAGEREF _Toc242042978 \h </w:instrText>
         </w:r>
         <w:r>
           <w:rPr>
@@ -1012,7 +1012,7 @@
           <w14:ligatures w14:val="standardContextual"/>
         </w:rPr>
       </w:pPr>
-      <w:hyperlink w:anchor="_Toc242031835" w:history="1">
+      <w:hyperlink w:anchor="_Toc242042979" w:history="1">
         <w:r>
           <w:rPr>
             <w:rStyle w:val="ad"/>
@@ -1039,7 +1039,7 @@
             <w:noProof/>
             <w:webHidden/>
           </w:rPr>
-          <w:instrText xml:space="preserve"> PAGEREF _Toc242031835 \h </w:instrText>
+          <w:instrText xml:space="preserve"> PAGEREF _Toc242042979 \h </w:instrText>
         </w:r>
         <w:r>
           <w:rPr>
@@ -1084,7 +1084,7 @@
           <w14:ligatures w14:val="standardContextual"/>
         </w:rPr>
       </w:pPr>
-      <w:hyperlink w:anchor="_Toc242031836" w:history="1">
+      <w:hyperlink w:anchor="_Toc242042980" w:history="1">
         <w:r>
           <w:rPr>
             <w:rStyle w:val="ad"/>
@@ -1111,7 +1111,7 @@
             <w:noProof/>
             <w:webHidden/>
           </w:rPr>
-          <w:instrText xml:space="preserve"> PAGEREF _Toc242031836 \h </w:instrText>
+          <w:instrText xml:space="preserve"> PAGEREF _Toc242042980 \h </w:instrText>
         </w:r>
         <w:r>
           <w:rPr>
@@ -1156,7 +1156,7 @@
           <w14:ligatures w14:val="standardContextual"/>
         </w:rPr>
       </w:pPr>
-      <w:hyperlink w:anchor="_Toc242031837" w:history="1">
+      <w:hyperlink w:anchor="_Toc242042981" w:history="1">
         <w:r>
           <w:rPr>
             <w:rStyle w:val="ad"/>
@@ -1183,7 +1183,7 @@
             <w:noProof/>
             <w:webHidden/>
           </w:rPr>
-          <w:instrText xml:space="preserve"> PAGEREF _Toc242031837 \h </w:instrText>
+          <w:instrText xml:space="preserve"> PAGEREF _Toc242042981 \h </w:instrText>
         </w:r>
         <w:r>
           <w:rPr>
@@ -1227,7 +1227,7 @@
         <w:pStyle w:val="1"/>
         <w:pageBreakBefore/>
       </w:pPr>
-      <w:bookmarkStart w:id="1" w:name="_Toc242031825"/>
+      <w:bookmarkStart w:id="1" w:name="_Toc242042969"/>
       <w:r>
         <w:lastRenderedPageBreak/>
         <w:t>1 ЦЕЛЬ РАБОТЫ</w:t>
@@ -1498,7 +1498,7 @@
         <w:pageBreakBefore/>
       </w:pPr>
       <w:bookmarkStart w:id="2" w:name="ход-работы"/>
-      <w:bookmarkStart w:id="3" w:name="_Toc242031826"/>
+      <w:bookmarkStart w:id="3" w:name="_Toc242042970"/>
       <w:bookmarkEnd w:id="0"/>
       <w:r>
         <w:lastRenderedPageBreak/>
@@ -1512,7 +1512,7 @@
         <w:ind w:firstLine="709"/>
       </w:pPr>
       <w:bookmarkStart w:id="4" w:name="исходные-материалы-и-порядок-работы"/>
-      <w:bookmarkStart w:id="5" w:name="_Toc242031827"/>
+      <w:bookmarkStart w:id="5" w:name="_Toc242042971"/>
       <w:r>
         <w:t>2.1 Исходные материалы и порядок работы</w:t>
       </w:r>
@@ -1960,7 +1960,7 @@
         <w:ind w:firstLine="709"/>
       </w:pPr>
       <w:bookmarkStart w:id="6" w:name="X93d29a5782a4517557fff9d6ebfc303d927dc5a"/>
-      <w:bookmarkStart w:id="7" w:name="_Toc242031828"/>
+      <w:bookmarkStart w:id="7" w:name="_Toc242042972"/>
       <w:bookmarkEnd w:id="4"/>
       <w:r>
         <w:t xml:space="preserve">2.2 Часть </w:t>
@@ -3372,7 +3372,7 @@
         <w:ind w:firstLine="709"/>
       </w:pPr>
       <w:bookmarkStart w:id="12" w:name="X0896298018f4fcc355446c9f8279810908650e0"/>
-      <w:bookmarkStart w:id="13" w:name="_Toc242031829"/>
+      <w:bookmarkStart w:id="13" w:name="_Toc242042973"/>
       <w:bookmarkEnd w:id="6"/>
       <w:bookmarkEnd w:id="11"/>
       <w:r>
@@ -10761,7 +10761,7 @@
         <w:ind w:firstLine="709"/>
       </w:pPr>
       <w:bookmarkStart w:id="20" w:name="X4253a8e12fd5158fd37918e6e474d634b541850"/>
-      <w:bookmarkStart w:id="21" w:name="_Toc242031830"/>
+      <w:bookmarkStart w:id="21" w:name="_Toc242042974"/>
       <w:bookmarkEnd w:id="12"/>
       <w:bookmarkEnd w:id="19"/>
       <w:r>
@@ -14023,7 +14023,7 @@
         <w:ind w:firstLine="709"/>
       </w:pPr>
       <w:bookmarkStart w:id="28" w:name="исправления-рабочих-копий-шаблонов"/>
-      <w:bookmarkStart w:id="29" w:name="_Toc242031831"/>
+      <w:bookmarkStart w:id="29" w:name="_Toc242042975"/>
       <w:bookmarkEnd w:id="20"/>
       <w:bookmarkEnd w:id="27"/>
       <w:r>
@@ -14823,7 +14823,7 @@
         <w:pageBreakBefore/>
       </w:pPr>
       <w:bookmarkStart w:id="30" w:name="проверка-по-критериям-методики"/>
-      <w:bookmarkStart w:id="31" w:name="_Toc242031832"/>
+      <w:bookmarkStart w:id="31" w:name="_Toc242042976"/>
       <w:bookmarkEnd w:id="2"/>
       <w:bookmarkEnd w:id="28"/>
       <w:r>
@@ -15846,7 +15846,7 @@
         <w:pageBreakBefore/>
       </w:pPr>
       <w:bookmarkStart w:id="32" w:name="выводы"/>
-      <w:bookmarkStart w:id="33" w:name="_Toc242031833"/>
+      <w:bookmarkStart w:id="33" w:name="_Toc242042977"/>
       <w:bookmarkEnd w:id="30"/>
       <w:r>
         <w:lastRenderedPageBreak/>
@@ -16308,7 +16308,7 @@
         <w:pageBreakBefore/>
       </w:pPr>
       <w:bookmarkStart w:id="34" w:name="список-использованных-источников"/>
-      <w:bookmarkStart w:id="35" w:name="_Toc242031834"/>
+      <w:bookmarkStart w:id="35" w:name="_Toc242042978"/>
       <w:bookmarkEnd w:id="32"/>
       <w:r>
         <w:lastRenderedPageBreak/>
@@ -16815,7 +16815,7 @@
         <w:pageBreakBefore/>
       </w:pPr>
       <w:bookmarkStart w:id="36" w:name="X0d652d9c320698e7c8068993b30a2dd7ee59c14"/>
-      <w:bookmarkStart w:id="37" w:name="_Toc242031835"/>
+      <w:bookmarkStart w:id="37" w:name="_Toc242042979"/>
       <w:bookmarkEnd w:id="34"/>
       <w:r>
         <w:lastRenderedPageBreak/>
@@ -17324,7 +17324,7 @@
         <w:pageBreakBefore/>
       </w:pPr>
       <w:bookmarkStart w:id="38" w:name="Xe57dfa954bc99fa1a56051ea98d15e9969e72a7"/>
-      <w:bookmarkStart w:id="39" w:name="_Toc242031836"/>
+      <w:bookmarkStart w:id="39" w:name="_Toc242042980"/>
       <w:bookmarkEnd w:id="36"/>
       <w:r>
         <w:lastRenderedPageBreak/>
@@ -18198,7 +18198,7 @@
         <w:pageBreakBefore/>
       </w:pPr>
       <w:bookmarkStart w:id="40" w:name="X5524ab9f965042c4d6511d6315044a9f4f6816c"/>
-      <w:bookmarkStart w:id="41" w:name="_Toc242031837"/>
+      <w:bookmarkStart w:id="41" w:name="_Toc242042981"/>
       <w:bookmarkEnd w:id="38"/>
       <w:r>
         <w:lastRenderedPageBreak/>
@@ -20377,8 +20377,8 @@
     <w:sectPr>
       <w:headerReference w:type="default" r:id="rId10"/>
       <w:footerReference w:type="default" r:id="rId11"/>
-      <w:headerReference w:type="first" r:id="rId14"/>
-      <w:footerReference w:type="first" r:id="rId15"/>
+      <w:headerReference w:type="first" r:id="rId12"/>
+      <w:footerReference w:type="first" r:id="rId13"/>
       <w:pgSz w:w="11906" w:h="16838"/>
       <w:pgMar w:top="1134" w:right="567" w:bottom="1134" w:left="1701" w:header="720" w:footer="720" w:gutter="0"/>
       <w:cols w:space="720"/>
@@ -20436,12 +20436,8 @@
 </file>
 
 <file path=word/footer2.xml><?xml version="1.0" encoding="utf-8"?>
-<w:ftr xmlns:m="http://schemas.openxmlformats.org/officeDocument/2006/math" xmlns:mc="http://schemas.openxmlformats.org/markup-compatibility/2006" xmlns:mo="http://schemas.microsoft.com/office/mac/office/2008/main" xmlns:mv="urn:schemas-microsoft-com:mac:vml" xmlns:o="urn:schemas-microsoft-com:office:office" xmlns:r="http://schemas.openxmlformats.org/officeDocument/2006/relationships" xmlns:v="urn:schemas-microsoft-com:vml" xmlns:w10="urn:schemas-microsoft-com:office:word" xmlns:w14="http://schemas.microsoft.com/office/word/2010/wordml" xmlns:w="http://schemas.openxmlformats.org/wordprocessingml/2006/main" xmlns:wne="http://schemas.microsoft.com/office/word/2006/wordml" xmlns:wp14="http://schemas.microsoft.com/office/word/2010/wordprocessingDrawing" xmlns:wp="http://schemas.openxmlformats.org/drawingml/2006/wordprocessingDrawing" xmlns:wpc="http://schemas.microsoft.com/office/word/2010/wordprocessingCanvas" xmlns:wpg="http://schemas.microsoft.com/office/word/2010/wordprocessingGroup" xmlns:wpi="http://schemas.microsoft.com/office/word/2010/wordprocessingInk" xmlns:wps="http://schemas.microsoft.com/office/word/2010/wordprocessingShape" mc:Ignorable="w14 wp14">
-  <w:p>
-    <w:pPr>
-      <w:pStyle w:val="Footer"/>
-    </w:pPr>
-  </w:p>
+<w:ftr xmlns:wpc="http://schemas.microsoft.com/office/word/2010/wordprocessingCanvas" xmlns:cx="http://schemas.microsoft.com/office/drawing/2014/chartex" xmlns:cx1="http://schemas.microsoft.com/office/drawing/2015/9/8/chartex" xmlns:cx2="http://schemas.microsoft.com/office/drawing/2015/10/21/chartex" xmlns:cx3="http://schemas.microsoft.com/office/drawing/2016/5/9/chartex" xmlns:cx4="http://schemas.microsoft.com/office/drawing/2016/5/10/chartex" xmlns:cx5="http://schemas.microsoft.com/office/drawing/2016/5/11/chartex" xmlns:cx6="http://schemas.microsoft.com/office/drawing/2016/5/12/chartex" xmlns:cx7="http://schemas.microsoft.com/office/drawing/2016/5/13/chartex" xmlns:cx8="http://schemas.microsoft.com/office/drawing/2016/5/14/chartex" xmlns:mc="http://schemas.openxmlformats.org/markup-compatibility/2006" xmlns:aink="http://schemas.microsoft.com/office/drawing/2016/ink" xmlns:am3d="http://schemas.microsoft.com/office/drawing/2017/model3d" xmlns:o="urn:schemas-microsoft-com:office:office" xmlns:oel="http://schemas.microsoft.com/office/2019/extlst" xmlns:r="http://schemas.openxmlformats.org/officeDocument/2006/relationships" xmlns:m="http://schemas.openxmlformats.org/officeDocument/2006/math" xmlns:v="urn:schemas-microsoft-com:vml" xmlns:wp14="http://schemas.microsoft.com/office/word/2010/wordprocessingDrawing" xmlns:wp="http://schemas.openxmlformats.org/drawingml/2006/wordprocessingDrawing" xmlns:w10="urn:schemas-microsoft-com:office:word" xmlns:w="http://schemas.openxmlformats.org/wordprocessingml/2006/main" xmlns:w14="http://schemas.microsoft.com/office/word/2010/wordml" xmlns:w15="http://schemas.microsoft.com/office/word/2012/wordml" xmlns:w16cex="http://schemas.microsoft.com/office/word/2018/wordml/cex" xmlns:w16cid="http://schemas.microsoft.com/office/word/2016/wordml/cid" xmlns:w16="http://schemas.microsoft.com/office/word/2018/wordml" xmlns:w16du="http://schemas.microsoft.com/office/word/2023/wordml/word16du" xmlns:w16sdtdh="http://schemas.microsoft.com/office/word/2020/wordml/sdtdatahash" xmlns:w16sdtfl="http://schemas.microsoft.com/office/word/2024/wordml/sdtformatlock" xmlns:w16se="http://schemas.microsoft.com/office/word/2015/wordml/symex" xmlns:wpg="http://schemas.microsoft.com/office/word/2010/wordprocessingGroup" xmlns:wpi="http://schemas.microsoft.com/office/word/2010/wordprocessingInk" xmlns:wne="http://schemas.microsoft.com/office/word/2006/wordml" xmlns:wps="http://schemas.microsoft.com/office/word/2010/wordprocessingShape" mc:Ignorable="w14 w15 w16se w16cid w16 w16cex w16sdtdh w16sdtfl w16du wp14">
+  <w:p/>
 </w:ftr>
 </file>
 
@@ -20471,12 +20467,8 @@
 </file>
 
 <file path=word/header2.xml><?xml version="1.0" encoding="utf-8"?>
-<w:hdr xmlns:m="http://schemas.openxmlformats.org/officeDocument/2006/math" xmlns:mc="http://schemas.openxmlformats.org/markup-compatibility/2006" xmlns:mo="http://schemas.microsoft.com/office/mac/office/2008/main" xmlns:mv="urn:schemas-microsoft-com:mac:vml" xmlns:o="urn:schemas-microsoft-com:office:office" xmlns:r="http://schemas.openxmlformats.org/officeDocument/2006/relationships" xmlns:v="urn:schemas-microsoft-com:vml" xmlns:w10="urn:schemas-microsoft-com:office:word" xmlns:w14="http://schemas.microsoft.com/office/word/2010/wordml" xmlns:w="http://schemas.openxmlformats.org/wordprocessingml/2006/main" xmlns:wne="http://schemas.microsoft.com/office/word/2006/wordml" xmlns:wp14="http://schemas.microsoft.com/office/word/2010/wordprocessingDrawing" xmlns:wp="http://schemas.openxmlformats.org/drawingml/2006/wordprocessingDrawing" xmlns:wpc="http://schemas.microsoft.com/office/word/2010/wordprocessingCanvas" xmlns:wpg="http://schemas.microsoft.com/office/word/2010/wordprocessingGroup" xmlns:wpi="http://schemas.microsoft.com/office/word/2010/wordprocessingInk" xmlns:wps="http://schemas.microsoft.com/office/word/2010/wordprocessingShape" mc:Ignorable="w14 wp14">
-  <w:p>
-    <w:pPr>
-      <w:pStyle w:val="Header"/>
-    </w:pPr>
-  </w:p>
+<w:hdr xmlns:wpc="http://schemas.microsoft.com/office/word/2010/wordprocessingCanvas" xmlns:cx="http://schemas.microsoft.com/office/drawing/2014/chartex" xmlns:cx1="http://schemas.microsoft.com/office/drawing/2015/9/8/chartex" xmlns:cx2="http://schemas.microsoft.com/office/drawing/2015/10/21/chartex" xmlns:cx3="http://schemas.microsoft.com/office/drawing/2016/5/9/chartex" xmlns:cx4="http://schemas.microsoft.com/office/drawing/2016/5/10/chartex" xmlns:cx5="http://schemas.microsoft.com/office/drawing/2016/5/11/chartex" xmlns:cx6="http://schemas.microsoft.com/office/drawing/2016/5/12/chartex" xmlns:cx7="http://schemas.microsoft.com/office/drawing/2016/5/13/chartex" xmlns:cx8="http://schemas.microsoft.com/office/drawing/2016/5/14/chartex" xmlns:mc="http://schemas.openxmlformats.org/markup-compatibility/2006" xmlns:aink="http://schemas.microsoft.com/office/drawing/2016/ink" xmlns:am3d="http://schemas.microsoft.com/office/drawing/2017/model3d" xmlns:o="urn:schemas-microsoft-com:office:office" xmlns:oel="http://schemas.microsoft.com/office/2019/extlst" xmlns:r="http://schemas.openxmlformats.org/officeDocument/2006/relationships" xmlns:m="http://schemas.openxmlformats.org/officeDocument/2006/math" xmlns:v="urn:schemas-microsoft-com:vml" xmlns:wp14="http://schemas.microsoft.com/office/word/2010/wordprocessingDrawing" xmlns:wp="http://schemas.openxmlformats.org/drawingml/2006/wordprocessingDrawing" xmlns:w10="urn:schemas-microsoft-com:office:word" xmlns:w="http://schemas.openxmlformats.org/wordprocessingml/2006/main" xmlns:w14="http://schemas.microsoft.com/office/word/2010/wordml" xmlns:w15="http://schemas.microsoft.com/office/word/2012/wordml" xmlns:w16cex="http://schemas.microsoft.com/office/word/2018/wordml/cex" xmlns:w16cid="http://schemas.microsoft.com/office/word/2016/wordml/cid" xmlns:w16="http://schemas.microsoft.com/office/word/2018/wordml" xmlns:w16du="http://schemas.microsoft.com/office/word/2023/wordml/word16du" xmlns:w16sdtdh="http://schemas.microsoft.com/office/word/2020/wordml/sdtdatahash" xmlns:w16sdtfl="http://schemas.microsoft.com/office/word/2024/wordml/sdtformatlock" xmlns:w16se="http://schemas.microsoft.com/office/word/2015/wordml/symex" xmlns:wpg="http://schemas.microsoft.com/office/word/2010/wordprocessingGroup" xmlns:wpi="http://schemas.microsoft.com/office/word/2010/wordprocessingInk" xmlns:wne="http://schemas.microsoft.com/office/word/2006/wordml" xmlns:wps="http://schemas.microsoft.com/office/word/2010/wordprocessingShape" mc:Ignorable="w14 w15 w16se w16cid w16 w16cex w16sdtdh w16sdtfl w16du wp14">
+  <w:p/>
 </w:hdr>
 </file>
 

--- a/СДАЧА/ЛР5/ОТЧЕТ_ЛР5_NotaCode.docx
+++ b/СДАЧА/ЛР5/ОТЧЕТ_ЛР5_NotaCode.docx
@@ -244,7 +244,7 @@
         </w:rPr>
         <w:fldChar w:fldCharType="separate"/>
       </w:r>
-      <w:hyperlink w:anchor="_Toc242042969" w:history="1">
+      <w:hyperlink w:anchor="_Toc242049375" w:history="1">
         <w:r>
           <w:rPr>
             <w:rStyle w:val="ad"/>
@@ -271,7 +271,7 @@
             <w:noProof/>
             <w:webHidden/>
           </w:rPr>
-          <w:instrText xml:space="preserve"> PAGEREF _Toc242042969 \h </w:instrText>
+          <w:instrText xml:space="preserve"> PAGEREF _Toc242049375 \h </w:instrText>
         </w:r>
         <w:r>
           <w:rPr>
@@ -316,7 +316,7 @@
           <w14:ligatures w14:val="standardContextual"/>
         </w:rPr>
       </w:pPr>
-      <w:hyperlink w:anchor="_Toc242042970" w:history="1">
+      <w:hyperlink w:anchor="_Toc242049376" w:history="1">
         <w:r>
           <w:rPr>
             <w:rStyle w:val="ad"/>
@@ -343,7 +343,7 @@
             <w:noProof/>
             <w:webHidden/>
           </w:rPr>
-          <w:instrText xml:space="preserve"> PAGEREF _Toc242042970 \h </w:instrText>
+          <w:instrText xml:space="preserve"> PAGEREF _Toc242049376 \h </w:instrText>
         </w:r>
         <w:r>
           <w:rPr>
@@ -388,7 +388,7 @@
           <w14:ligatures w14:val="standardContextual"/>
         </w:rPr>
       </w:pPr>
-      <w:hyperlink w:anchor="_Toc242042971" w:history="1">
+      <w:hyperlink w:anchor="_Toc242049377" w:history="1">
         <w:r>
           <w:rPr>
             <w:rStyle w:val="ad"/>
@@ -415,7 +415,7 @@
             <w:noProof/>
             <w:webHidden/>
           </w:rPr>
-          <w:instrText xml:space="preserve"> PAGEREF _Toc242042971 \h </w:instrText>
+          <w:instrText xml:space="preserve"> PAGEREF _Toc242049377 \h </w:instrText>
         </w:r>
         <w:r>
           <w:rPr>
@@ -460,7 +460,7 @@
           <w14:ligatures w14:val="standardContextual"/>
         </w:rPr>
       </w:pPr>
-      <w:hyperlink w:anchor="_Toc242042972" w:history="1">
+      <w:hyperlink w:anchor="_Toc242049378" w:history="1">
         <w:r>
           <w:rPr>
             <w:rStyle w:val="ad"/>
@@ -503,7 +503,7 @@
             <w:noProof/>
             <w:webHidden/>
           </w:rPr>
-          <w:instrText xml:space="preserve"> PAGEREF _Toc242042972 \h </w:instrText>
+          <w:instrText xml:space="preserve"> PAGEREF _Toc242049378 \h </w:instrText>
         </w:r>
         <w:r>
           <w:rPr>
@@ -548,7 +548,7 @@
           <w14:ligatures w14:val="standardContextual"/>
         </w:rPr>
       </w:pPr>
-      <w:hyperlink w:anchor="_Toc242042973" w:history="1">
+      <w:hyperlink w:anchor="_Toc242049379" w:history="1">
         <w:r>
           <w:rPr>
             <w:rStyle w:val="ad"/>
@@ -591,7 +591,7 @@
             <w:noProof/>
             <w:webHidden/>
           </w:rPr>
-          <w:instrText xml:space="preserve"> PAGEREF _Toc242042973 \h </w:instrText>
+          <w:instrText xml:space="preserve"> PAGEREF _Toc242049379 \h </w:instrText>
         </w:r>
         <w:r>
           <w:rPr>
@@ -636,7 +636,7 @@
           <w14:ligatures w14:val="standardContextual"/>
         </w:rPr>
       </w:pPr>
-      <w:hyperlink w:anchor="_Toc242042974" w:history="1">
+      <w:hyperlink w:anchor="_Toc242049380" w:history="1">
         <w:r>
           <w:rPr>
             <w:rStyle w:val="ad"/>
@@ -679,7 +679,7 @@
             <w:noProof/>
             <w:webHidden/>
           </w:rPr>
-          <w:instrText xml:space="preserve"> PAGEREF _Toc242042974 \h </w:instrText>
+          <w:instrText xml:space="preserve"> PAGEREF _Toc242049380 \h </w:instrText>
         </w:r>
         <w:r>
           <w:rPr>
@@ -724,7 +724,7 @@
           <w14:ligatures w14:val="standardContextual"/>
         </w:rPr>
       </w:pPr>
-      <w:hyperlink w:anchor="_Toc242042975" w:history="1">
+      <w:hyperlink w:anchor="_Toc242049381" w:history="1">
         <w:r>
           <w:rPr>
             <w:rStyle w:val="ad"/>
@@ -751,7 +751,7 @@
             <w:noProof/>
             <w:webHidden/>
           </w:rPr>
-          <w:instrText xml:space="preserve"> PAGEREF _Toc242042975 \h </w:instrText>
+          <w:instrText xml:space="preserve"> PAGEREF _Toc242049381 \h </w:instrText>
         </w:r>
         <w:r>
           <w:rPr>
@@ -796,7 +796,7 @@
           <w14:ligatures w14:val="standardContextual"/>
         </w:rPr>
       </w:pPr>
-      <w:hyperlink w:anchor="_Toc242042976" w:history="1">
+      <w:hyperlink w:anchor="_Toc242049382" w:history="1">
         <w:r>
           <w:rPr>
             <w:rStyle w:val="ad"/>
@@ -823,7 +823,7 @@
             <w:noProof/>
             <w:webHidden/>
           </w:rPr>
-          <w:instrText xml:space="preserve"> PAGEREF _Toc242042976 \h </w:instrText>
+          <w:instrText xml:space="preserve"> PAGEREF _Toc242049382 \h </w:instrText>
         </w:r>
         <w:r>
           <w:rPr>
@@ -868,7 +868,7 @@
           <w14:ligatures w14:val="standardContextual"/>
         </w:rPr>
       </w:pPr>
-      <w:hyperlink w:anchor="_Toc242042977" w:history="1">
+      <w:hyperlink w:anchor="_Toc242049383" w:history="1">
         <w:r>
           <w:rPr>
             <w:rStyle w:val="ad"/>
@@ -895,7 +895,7 @@
             <w:noProof/>
             <w:webHidden/>
           </w:rPr>
-          <w:instrText xml:space="preserve"> PAGEREF _Toc242042977 \h </w:instrText>
+          <w:instrText xml:space="preserve"> PAGEREF _Toc242049383 \h </w:instrText>
         </w:r>
         <w:r>
           <w:rPr>
@@ -940,7 +940,7 @@
           <w14:ligatures w14:val="standardContextual"/>
         </w:rPr>
       </w:pPr>
-      <w:hyperlink w:anchor="_Toc242042978" w:history="1">
+      <w:hyperlink w:anchor="_Toc242049384" w:history="1">
         <w:r>
           <w:rPr>
             <w:rStyle w:val="ad"/>
@@ -967,7 +967,7 @@
             <w:noProof/>
             <w:webHidden/>
           </w:rPr>
-          <w:instrText xml:space="preserve"> PAGEREF _Toc242042978 \h </w:instrText>
+          <w:instrText xml:space="preserve"> PAGEREF _Toc242049384 \h </w:instrText>
         </w:r>
         <w:r>
           <w:rPr>
@@ -1012,7 +1012,7 @@
           <w14:ligatures w14:val="standardContextual"/>
         </w:rPr>
       </w:pPr>
-      <w:hyperlink w:anchor="_Toc242042979" w:history="1">
+      <w:hyperlink w:anchor="_Toc242049385" w:history="1">
         <w:r>
           <w:rPr>
             <w:rStyle w:val="ad"/>
@@ -1039,7 +1039,7 @@
             <w:noProof/>
             <w:webHidden/>
           </w:rPr>
-          <w:instrText xml:space="preserve"> PAGEREF _Toc242042979 \h </w:instrText>
+          <w:instrText xml:space="preserve"> PAGEREF _Toc242049385 \h </w:instrText>
         </w:r>
         <w:r>
           <w:rPr>
@@ -1084,7 +1084,7 @@
           <w14:ligatures w14:val="standardContextual"/>
         </w:rPr>
       </w:pPr>
-      <w:hyperlink w:anchor="_Toc242042980" w:history="1">
+      <w:hyperlink w:anchor="_Toc242049386" w:history="1">
         <w:r>
           <w:rPr>
             <w:rStyle w:val="ad"/>
@@ -1111,7 +1111,7 @@
             <w:noProof/>
             <w:webHidden/>
           </w:rPr>
-          <w:instrText xml:space="preserve"> PAGEREF _Toc242042980 \h </w:instrText>
+          <w:instrText xml:space="preserve"> PAGEREF _Toc242049386 \h </w:instrText>
         </w:r>
         <w:r>
           <w:rPr>
@@ -1156,7 +1156,7 @@
           <w14:ligatures w14:val="standardContextual"/>
         </w:rPr>
       </w:pPr>
-      <w:hyperlink w:anchor="_Toc242042981" w:history="1">
+      <w:hyperlink w:anchor="_Toc242049387" w:history="1">
         <w:r>
           <w:rPr>
             <w:rStyle w:val="ad"/>
@@ -1183,7 +1183,7 @@
             <w:noProof/>
             <w:webHidden/>
           </w:rPr>
-          <w:instrText xml:space="preserve"> PAGEREF _Toc242042981 \h </w:instrText>
+          <w:instrText xml:space="preserve"> PAGEREF _Toc242049387 \h </w:instrText>
         </w:r>
         <w:r>
           <w:rPr>
@@ -1227,7 +1227,7 @@
         <w:pStyle w:val="1"/>
         <w:pageBreakBefore/>
       </w:pPr>
-      <w:bookmarkStart w:id="1" w:name="_Toc242042969"/>
+      <w:bookmarkStart w:id="1" w:name="_Toc242049375"/>
       <w:r>
         <w:lastRenderedPageBreak/>
         <w:t>1 ЦЕЛЬ РАБОТЫ</w:t>
@@ -1498,7 +1498,7 @@
         <w:pageBreakBefore/>
       </w:pPr>
       <w:bookmarkStart w:id="2" w:name="ход-работы"/>
-      <w:bookmarkStart w:id="3" w:name="_Toc242042970"/>
+      <w:bookmarkStart w:id="3" w:name="_Toc242049376"/>
       <w:bookmarkEnd w:id="0"/>
       <w:r>
         <w:lastRenderedPageBreak/>
@@ -1512,7 +1512,7 @@
         <w:ind w:firstLine="709"/>
       </w:pPr>
       <w:bookmarkStart w:id="4" w:name="исходные-материалы-и-порядок-работы"/>
-      <w:bookmarkStart w:id="5" w:name="_Toc242042971"/>
+      <w:bookmarkStart w:id="5" w:name="_Toc242049377"/>
       <w:r>
         <w:t>2.1 Исходные материалы и порядок работы</w:t>
       </w:r>
@@ -1960,7 +1960,7 @@
         <w:ind w:firstLine="709"/>
       </w:pPr>
       <w:bookmarkStart w:id="6" w:name="X93d29a5782a4517557fff9d6ebfc303d927dc5a"/>
-      <w:bookmarkStart w:id="7" w:name="_Toc242042972"/>
+      <w:bookmarkStart w:id="7" w:name="_Toc242049378"/>
       <w:bookmarkEnd w:id="4"/>
       <w:r>
         <w:t xml:space="preserve">2.2 Часть </w:t>
@@ -3372,7 +3372,7 @@
         <w:ind w:firstLine="709"/>
       </w:pPr>
       <w:bookmarkStart w:id="12" w:name="X0896298018f4fcc355446c9f8279810908650e0"/>
-      <w:bookmarkStart w:id="13" w:name="_Toc242042973"/>
+      <w:bookmarkStart w:id="13" w:name="_Toc242049379"/>
       <w:bookmarkEnd w:id="6"/>
       <w:bookmarkEnd w:id="11"/>
       <w:r>
@@ -10761,7 +10761,7 @@
         <w:ind w:firstLine="709"/>
       </w:pPr>
       <w:bookmarkStart w:id="20" w:name="X4253a8e12fd5158fd37918e6e474d634b541850"/>
-      <w:bookmarkStart w:id="21" w:name="_Toc242042974"/>
+      <w:bookmarkStart w:id="21" w:name="_Toc242049380"/>
       <w:bookmarkEnd w:id="12"/>
       <w:bookmarkEnd w:id="19"/>
       <w:r>
@@ -14023,7 +14023,7 @@
         <w:ind w:firstLine="709"/>
       </w:pPr>
       <w:bookmarkStart w:id="28" w:name="исправления-рабочих-копий-шаблонов"/>
-      <w:bookmarkStart w:id="29" w:name="_Toc242042975"/>
+      <w:bookmarkStart w:id="29" w:name="_Toc242049381"/>
       <w:bookmarkEnd w:id="20"/>
       <w:bookmarkEnd w:id="27"/>
       <w:r>
@@ -14823,7 +14823,7 @@
         <w:pageBreakBefore/>
       </w:pPr>
       <w:bookmarkStart w:id="30" w:name="проверка-по-критериям-методики"/>
-      <w:bookmarkStart w:id="31" w:name="_Toc242042976"/>
+      <w:bookmarkStart w:id="31" w:name="_Toc242049382"/>
       <w:bookmarkEnd w:id="2"/>
       <w:bookmarkEnd w:id="28"/>
       <w:r>
@@ -15846,7 +15846,7 @@
         <w:pageBreakBefore/>
       </w:pPr>
       <w:bookmarkStart w:id="32" w:name="выводы"/>
-      <w:bookmarkStart w:id="33" w:name="_Toc242042977"/>
+      <w:bookmarkStart w:id="33" w:name="_Toc242049383"/>
       <w:bookmarkEnd w:id="30"/>
       <w:r>
         <w:lastRenderedPageBreak/>
@@ -16308,7 +16308,7 @@
         <w:pageBreakBefore/>
       </w:pPr>
       <w:bookmarkStart w:id="34" w:name="список-использованных-источников"/>
-      <w:bookmarkStart w:id="35" w:name="_Toc242042978"/>
+      <w:bookmarkStart w:id="35" w:name="_Toc242049384"/>
       <w:bookmarkEnd w:id="32"/>
       <w:r>
         <w:lastRenderedPageBreak/>
@@ -16815,7 +16815,7 @@
         <w:pageBreakBefore/>
       </w:pPr>
       <w:bookmarkStart w:id="36" w:name="X0d652d9c320698e7c8068993b30a2dd7ee59c14"/>
-      <w:bookmarkStart w:id="37" w:name="_Toc242042979"/>
+      <w:bookmarkStart w:id="37" w:name="_Toc242049385"/>
       <w:bookmarkEnd w:id="34"/>
       <w:r>
         <w:lastRenderedPageBreak/>
@@ -17324,7 +17324,7 @@
         <w:pageBreakBefore/>
       </w:pPr>
       <w:bookmarkStart w:id="38" w:name="Xe57dfa954bc99fa1a56051ea98d15e9969e72a7"/>
-      <w:bookmarkStart w:id="39" w:name="_Toc242042980"/>
+      <w:bookmarkStart w:id="39" w:name="_Toc242049386"/>
       <w:bookmarkEnd w:id="36"/>
       <w:r>
         <w:lastRenderedPageBreak/>
@@ -18198,7 +18198,7 @@
         <w:pageBreakBefore/>
       </w:pPr>
       <w:bookmarkStart w:id="40" w:name="X5524ab9f965042c4d6511d6315044a9f4f6816c"/>
-      <w:bookmarkStart w:id="41" w:name="_Toc242042981"/>
+      <w:bookmarkStart w:id="41" w:name="_Toc242049387"/>
       <w:bookmarkEnd w:id="38"/>
       <w:r>
         <w:lastRenderedPageBreak/>
